--- a/documentación/Proyecto1Bases.docx
+++ b/documentación/Proyecto1Bases.docx
@@ -4,22 +4,34 @@
   <w:body>
     <w:p>
       <w:pPr>
-        <w:rPr>
-          <w:lang w:val="es-CR"/>
-        </w:rPr>
-      </w:pPr>
-    </w:p>
-    <w:p>
-      <w:pPr>
-        <w:jc w:val="center"/>
-        <w:rPr>
+        <w:spacing w:line="360" w:lineRule="auto"/>
+        <w:jc w:val="both"/>
+        <w:rPr>
+          <w:rFonts w:ascii="Arial" w:hAnsi="Arial" w:cs="Arial"/>
+          <w:sz w:val="22"/>
+          <w:szCs w:val="22"/>
+          <w:lang w:val="es-CR"/>
+        </w:rPr>
+      </w:pPr>
+    </w:p>
+    <w:p>
+      <w:pPr>
+        <w:spacing w:line="360" w:lineRule="auto"/>
+        <w:jc w:val="both"/>
+        <w:rPr>
+          <w:rFonts w:ascii="Arial" w:hAnsi="Arial" w:cs="Arial"/>
           <w:b/>
           <w:bCs/>
-          <w:lang w:val="es-CR"/>
-        </w:rPr>
-      </w:pPr>
-      <w:r>
-        <w:rPr>
+          <w:sz w:val="22"/>
+          <w:szCs w:val="22"/>
+          <w:lang w:val="es-CR"/>
+        </w:rPr>
+      </w:pPr>
+      <w:r>
+        <w:rPr>
+          <w:rFonts w:ascii="Arial" w:hAnsi="Arial" w:cs="Arial"/>
+          <w:sz w:val="22"/>
+          <w:szCs w:val="22"/>
           <w:lang w:val="es-CR"/>
         </w:rPr>
         <w:drawing>
@@ -75,47 +87,66 @@
     </w:p>
     <w:p>
       <w:pPr>
-        <w:jc w:val="center"/>
-        <w:rPr>
+        <w:spacing w:line="360" w:lineRule="auto"/>
+        <w:jc w:val="both"/>
+        <w:rPr>
+          <w:rFonts w:ascii="Arial" w:hAnsi="Arial" w:cs="Arial"/>
           <w:b/>
           <w:bCs/>
-          <w:lang w:val="es-CR"/>
-        </w:rPr>
-      </w:pPr>
-    </w:p>
-    <w:p>
-      <w:pPr>
-        <w:jc w:val="center"/>
-        <w:rPr>
+          <w:sz w:val="22"/>
+          <w:szCs w:val="22"/>
+          <w:lang w:val="es-CR"/>
+        </w:rPr>
+      </w:pPr>
+    </w:p>
+    <w:p>
+      <w:pPr>
+        <w:spacing w:line="360" w:lineRule="auto"/>
+        <w:jc w:val="both"/>
+        <w:rPr>
+          <w:rFonts w:ascii="Arial" w:hAnsi="Arial" w:cs="Arial"/>
           <w:b/>
           <w:bCs/>
-          <w:lang w:val="es-CR"/>
-        </w:rPr>
-      </w:pPr>
-    </w:p>
-    <w:p>
-      <w:pPr>
-        <w:jc w:val="center"/>
-        <w:rPr>
+          <w:sz w:val="22"/>
+          <w:szCs w:val="22"/>
+          <w:lang w:val="es-CR"/>
+        </w:rPr>
+      </w:pPr>
+    </w:p>
+    <w:p>
+      <w:pPr>
+        <w:spacing w:line="360" w:lineRule="auto"/>
+        <w:jc w:val="both"/>
+        <w:rPr>
+          <w:rFonts w:ascii="Arial" w:hAnsi="Arial" w:cs="Arial"/>
           <w:b/>
           <w:bCs/>
-          <w:lang w:val="es-CR"/>
-        </w:rPr>
-      </w:pPr>
-    </w:p>
-    <w:p>
-      <w:pPr>
+          <w:sz w:val="22"/>
+          <w:szCs w:val="22"/>
+          <w:lang w:val="es-CR"/>
+        </w:rPr>
+      </w:pPr>
+    </w:p>
+    <w:p>
+      <w:pPr>
+        <w:spacing w:line="360" w:lineRule="auto"/>
         <w:jc w:val="center"/>
         <w:rPr>
+          <w:rFonts w:ascii="Arial" w:hAnsi="Arial" w:cs="Arial"/>
           <w:b/>
           <w:bCs/>
-          <w:lang w:val="es-CR"/>
-        </w:rPr>
-      </w:pPr>
-      <w:r>
-        <w:rPr>
+          <w:sz w:val="22"/>
+          <w:szCs w:val="22"/>
+          <w:lang w:val="es-CR"/>
+        </w:rPr>
+      </w:pPr>
+      <w:r>
+        <w:rPr>
+          <w:rFonts w:ascii="Arial" w:hAnsi="Arial" w:cs="Arial"/>
           <w:b/>
           <w:bCs/>
+          <w:sz w:val="22"/>
+          <w:szCs w:val="22"/>
           <w:lang w:val="es-CR"/>
         </w:rPr>
         <w:t>Curso: bases de datos</w:t>
@@ -123,23 +154,34 @@
     </w:p>
     <w:p>
       <w:pPr>
+        <w:spacing w:line="360" w:lineRule="auto"/>
         <w:jc w:val="center"/>
         <w:rPr>
+          <w:rFonts w:ascii="Arial" w:hAnsi="Arial" w:cs="Arial"/>
           <w:b/>
           <w:bCs/>
-          <w:lang w:val="es-CR"/>
-        </w:rPr>
-      </w:pPr>
-    </w:p>
-    <w:p>
-      <w:pPr>
+          <w:sz w:val="22"/>
+          <w:szCs w:val="22"/>
+          <w:lang w:val="es-CR"/>
+        </w:rPr>
+      </w:pPr>
+    </w:p>
+    <w:p>
+      <w:pPr>
+        <w:spacing w:line="360" w:lineRule="auto"/>
         <w:jc w:val="center"/>
         <w:rPr>
-          <w:lang w:val="es-CR"/>
-        </w:rPr>
-      </w:pPr>
-      <w:r>
-        <w:rPr>
+          <w:rFonts w:ascii="Arial" w:hAnsi="Arial" w:cs="Arial"/>
+          <w:sz w:val="22"/>
+          <w:szCs w:val="22"/>
+          <w:lang w:val="es-CR"/>
+        </w:rPr>
+      </w:pPr>
+      <w:r>
+        <w:rPr>
+          <w:rFonts w:ascii="Arial" w:hAnsi="Arial" w:cs="Arial"/>
+          <w:sz w:val="22"/>
+          <w:szCs w:val="22"/>
           <w:lang w:val="es-CR"/>
         </w:rPr>
         <w:t>Profesora: Jacqueline Solis Cespedes</w:t>
@@ -147,43 +189,64 @@
     </w:p>
     <w:p>
       <w:pPr>
+        <w:spacing w:line="360" w:lineRule="auto"/>
         <w:jc w:val="center"/>
         <w:rPr>
-          <w:lang w:val="es-CR"/>
-        </w:rPr>
-      </w:pPr>
-    </w:p>
-    <w:p>
-      <w:pPr>
+          <w:rFonts w:ascii="Arial" w:hAnsi="Arial" w:cs="Arial"/>
+          <w:sz w:val="22"/>
+          <w:szCs w:val="22"/>
+          <w:lang w:val="es-CR"/>
+        </w:rPr>
+      </w:pPr>
+    </w:p>
+    <w:p>
+      <w:pPr>
+        <w:spacing w:line="360" w:lineRule="auto"/>
         <w:jc w:val="center"/>
         <w:rPr>
-          <w:lang w:val="es-CR"/>
-        </w:rPr>
-      </w:pPr>
-    </w:p>
-    <w:p>
-      <w:pPr>
+          <w:rFonts w:ascii="Arial" w:hAnsi="Arial" w:cs="Arial"/>
+          <w:sz w:val="22"/>
+          <w:szCs w:val="22"/>
+          <w:lang w:val="es-CR"/>
+        </w:rPr>
+      </w:pPr>
+    </w:p>
+    <w:p>
+      <w:pPr>
+        <w:spacing w:line="360" w:lineRule="auto"/>
         <w:jc w:val="center"/>
         <w:rPr>
-          <w:lang w:val="es-CR"/>
-        </w:rPr>
-      </w:pPr>
-      <w:r>
-        <w:rPr>
+          <w:rFonts w:ascii="Arial" w:hAnsi="Arial" w:cs="Arial"/>
+          <w:sz w:val="22"/>
+          <w:szCs w:val="22"/>
+          <w:lang w:val="es-CR"/>
+        </w:rPr>
+      </w:pPr>
+      <w:r>
+        <w:rPr>
+          <w:rFonts w:ascii="Arial" w:hAnsi="Arial" w:cs="Arial"/>
           <w:b/>
           <w:bCs/>
+          <w:sz w:val="22"/>
+          <w:szCs w:val="22"/>
           <w:lang w:val="es-CR"/>
         </w:rPr>
         <w:t>Proyecto I.</w:t>
       </w:r>
       <w:r>
         <w:rPr>
+          <w:rFonts w:ascii="Arial" w:hAnsi="Arial" w:cs="Arial"/>
+          <w:sz w:val="22"/>
+          <w:szCs w:val="22"/>
           <w:lang w:val="es-CR"/>
         </w:rPr>
         <w:t xml:space="preserve"> </w:t>
       </w:r>
       <w:r>
         <w:rPr>
+          <w:rFonts w:ascii="Arial" w:hAnsi="Arial" w:cs="Arial"/>
+          <w:sz w:val="22"/>
+          <w:szCs w:val="22"/>
           <w:lang w:val="es-CR"/>
         </w:rPr>
         <w:t>Intervención sobre una Base de Datos Existente</w:t>
@@ -191,31 +254,46 @@
     </w:p>
     <w:p>
       <w:pPr>
+        <w:spacing w:line="360" w:lineRule="auto"/>
         <w:jc w:val="center"/>
         <w:rPr>
-          <w:lang w:val="es-CR"/>
-        </w:rPr>
-      </w:pPr>
-    </w:p>
-    <w:p>
-      <w:pPr>
+          <w:rFonts w:ascii="Arial" w:hAnsi="Arial" w:cs="Arial"/>
+          <w:sz w:val="22"/>
+          <w:szCs w:val="22"/>
+          <w:lang w:val="es-CR"/>
+        </w:rPr>
+      </w:pPr>
+    </w:p>
+    <w:p>
+      <w:pPr>
+        <w:spacing w:line="360" w:lineRule="auto"/>
         <w:jc w:val="center"/>
         <w:rPr>
+          <w:rFonts w:ascii="Arial" w:hAnsi="Arial" w:cs="Arial"/>
           <w:b/>
           <w:bCs/>
-          <w:lang w:val="es-CR"/>
-        </w:rPr>
-      </w:pPr>
-    </w:p>
-    <w:p>
-      <w:pPr>
+          <w:sz w:val="22"/>
+          <w:szCs w:val="22"/>
+          <w:lang w:val="es-CR"/>
+        </w:rPr>
+      </w:pPr>
+    </w:p>
+    <w:p>
+      <w:pPr>
+        <w:spacing w:line="360" w:lineRule="auto"/>
         <w:jc w:val="center"/>
         <w:rPr>
-          <w:lang w:val="es-CR"/>
-        </w:rPr>
-      </w:pPr>
-      <w:r>
-        <w:rPr>
+          <w:rFonts w:ascii="Arial" w:hAnsi="Arial" w:cs="Arial"/>
+          <w:sz w:val="22"/>
+          <w:szCs w:val="22"/>
+          <w:lang w:val="es-CR"/>
+        </w:rPr>
+      </w:pPr>
+      <w:r>
+        <w:rPr>
+          <w:rFonts w:ascii="Arial" w:hAnsi="Arial" w:cs="Arial"/>
+          <w:sz w:val="22"/>
+          <w:szCs w:val="22"/>
           <w:lang w:val="es-CR"/>
         </w:rPr>
         <w:t>Ashly Valverde Abarca – 2025130864</w:t>
@@ -223,33 +301,48 @@
     </w:p>
     <w:p>
       <w:pPr>
+        <w:spacing w:line="360" w:lineRule="auto"/>
         <w:jc w:val="center"/>
         <w:rPr>
-          <w:lang w:val="es-CR"/>
-        </w:rPr>
-      </w:pPr>
-    </w:p>
-    <w:p>
-      <w:pPr>
+          <w:rFonts w:ascii="Arial" w:hAnsi="Arial" w:cs="Arial"/>
+          <w:sz w:val="22"/>
+          <w:szCs w:val="22"/>
+          <w:lang w:val="es-CR"/>
+        </w:rPr>
+      </w:pPr>
+    </w:p>
+    <w:p>
+      <w:pPr>
+        <w:spacing w:line="360" w:lineRule="auto"/>
         <w:jc w:val="center"/>
         <w:rPr>
-          <w:lang w:val="es-CR"/>
-        </w:rPr>
-      </w:pPr>
-    </w:p>
-    <w:p>
-      <w:pPr>
+          <w:rFonts w:ascii="Arial" w:hAnsi="Arial" w:cs="Arial"/>
+          <w:sz w:val="22"/>
+          <w:szCs w:val="22"/>
+          <w:lang w:val="es-CR"/>
+        </w:rPr>
+      </w:pPr>
+    </w:p>
+    <w:p>
+      <w:pPr>
+        <w:spacing w:line="360" w:lineRule="auto"/>
         <w:jc w:val="center"/>
         <w:rPr>
+          <w:rFonts w:ascii="Arial" w:hAnsi="Arial" w:cs="Arial"/>
           <w:b/>
           <w:bCs/>
-          <w:lang w:val="es-CR"/>
-        </w:rPr>
-      </w:pPr>
-      <w:r>
-        <w:rPr>
+          <w:sz w:val="22"/>
+          <w:szCs w:val="22"/>
+          <w:lang w:val="es-CR"/>
+        </w:rPr>
+      </w:pPr>
+      <w:r>
+        <w:rPr>
+          <w:rFonts w:ascii="Arial" w:hAnsi="Arial" w:cs="Arial"/>
           <w:b/>
           <w:bCs/>
+          <w:sz w:val="22"/>
+          <w:szCs w:val="22"/>
           <w:lang w:val="es-CR"/>
         </w:rPr>
         <w:t>II semestre – 2026</w:t>
@@ -257,68 +350,211 @@
     </w:p>
     <w:p>
       <w:pPr>
-        <w:jc w:val="center"/>
-        <w:rPr>
-          <w:lang w:val="es-CR"/>
-        </w:rPr>
-      </w:pPr>
-    </w:p>
-    <w:p>
-      <w:pPr>
-        <w:jc w:val="center"/>
-        <w:rPr>
-          <w:lang w:val="es-CR"/>
-        </w:rPr>
-      </w:pPr>
-    </w:p>
-    <w:p>
-      <w:pPr>
-        <w:rPr>
-          <w:lang w:val="es-CR"/>
-        </w:rPr>
-      </w:pPr>
-    </w:p>
-    <w:p>
-      <w:pPr>
-        <w:rPr>
-          <w:lang w:val="es-CR"/>
-        </w:rPr>
-      </w:pPr>
-    </w:p>
-    <w:p>
-      <w:pPr>
-        <w:rPr>
-          <w:lang w:val="es-CR"/>
-        </w:rPr>
-      </w:pPr>
-    </w:p>
-    <w:p>
-      <w:pPr>
-        <w:rPr>
-          <w:lang w:val="es-CR"/>
-        </w:rPr>
-      </w:pPr>
-    </w:p>
-    <w:p>
-      <w:pPr>
-        <w:rPr>
-          <w:lang w:val="es-CR"/>
-        </w:rPr>
-      </w:pPr>
-    </w:p>
-    <w:p>
-      <w:pPr>
-        <w:rPr>
-          <w:lang w:val="es-CR"/>
-        </w:rPr>
-      </w:pPr>
-    </w:p>
-    <w:p>
-      <w:pPr>
-        <w:rPr>
-          <w:lang w:val="es-CR"/>
-        </w:rPr>
-      </w:pPr>
+        <w:spacing w:line="360" w:lineRule="auto"/>
+        <w:jc w:val="both"/>
+        <w:rPr>
+          <w:rFonts w:ascii="Arial" w:hAnsi="Arial" w:cs="Arial"/>
+          <w:sz w:val="22"/>
+          <w:szCs w:val="22"/>
+          <w:lang w:val="es-CR"/>
+        </w:rPr>
+      </w:pPr>
+    </w:p>
+    <w:p>
+      <w:pPr>
+        <w:spacing w:line="360" w:lineRule="auto"/>
+        <w:jc w:val="both"/>
+        <w:rPr>
+          <w:rFonts w:ascii="Arial" w:hAnsi="Arial" w:cs="Arial"/>
+          <w:sz w:val="22"/>
+          <w:szCs w:val="22"/>
+          <w:lang w:val="es-CR"/>
+        </w:rPr>
+      </w:pPr>
+    </w:p>
+    <w:p>
+      <w:pPr>
+        <w:spacing w:line="360" w:lineRule="auto"/>
+        <w:jc w:val="both"/>
+        <w:rPr>
+          <w:rFonts w:ascii="Arial" w:hAnsi="Arial" w:cs="Arial"/>
+          <w:sz w:val="22"/>
+          <w:szCs w:val="22"/>
+          <w:lang w:val="es-CR"/>
+        </w:rPr>
+      </w:pPr>
+    </w:p>
+    <w:p>
+      <w:pPr>
+        <w:spacing w:line="360" w:lineRule="auto"/>
+        <w:jc w:val="both"/>
+        <w:rPr>
+          <w:rFonts w:ascii="Arial" w:hAnsi="Arial" w:cs="Arial"/>
+          <w:sz w:val="22"/>
+          <w:szCs w:val="22"/>
+          <w:lang w:val="es-CR"/>
+        </w:rPr>
+      </w:pPr>
+    </w:p>
+    <w:p>
+      <w:pPr>
+        <w:spacing w:line="360" w:lineRule="auto"/>
+        <w:jc w:val="both"/>
+        <w:rPr>
+          <w:rFonts w:ascii="Arial" w:hAnsi="Arial" w:cs="Arial"/>
+          <w:sz w:val="22"/>
+          <w:szCs w:val="22"/>
+          <w:lang w:val="es-CR"/>
+        </w:rPr>
+      </w:pPr>
+    </w:p>
+    <w:p>
+      <w:pPr>
+        <w:spacing w:line="360" w:lineRule="auto"/>
+        <w:jc w:val="both"/>
+        <w:rPr>
+          <w:rFonts w:ascii="Arial" w:hAnsi="Arial" w:cs="Arial"/>
+          <w:sz w:val="22"/>
+          <w:szCs w:val="22"/>
+          <w:lang w:val="es-CR"/>
+        </w:rPr>
+      </w:pPr>
+    </w:p>
+    <w:p>
+      <w:pPr>
+        <w:spacing w:line="360" w:lineRule="auto"/>
+        <w:jc w:val="both"/>
+        <w:rPr>
+          <w:rFonts w:ascii="Arial" w:hAnsi="Arial" w:cs="Arial"/>
+          <w:sz w:val="22"/>
+          <w:szCs w:val="22"/>
+          <w:lang w:val="es-CR"/>
+        </w:rPr>
+      </w:pPr>
+    </w:p>
+    <w:p>
+      <w:pPr>
+        <w:spacing w:line="360" w:lineRule="auto"/>
+        <w:jc w:val="both"/>
+        <w:rPr>
+          <w:rFonts w:ascii="Arial" w:hAnsi="Arial" w:cs="Arial"/>
+          <w:sz w:val="22"/>
+          <w:szCs w:val="22"/>
+          <w:lang w:val="es-CR"/>
+        </w:rPr>
+      </w:pPr>
+    </w:p>
+    <w:p>
+      <w:pPr>
+        <w:spacing w:line="360" w:lineRule="auto"/>
+        <w:jc w:val="both"/>
+        <w:rPr>
+          <w:rFonts w:ascii="Arial" w:hAnsi="Arial" w:cs="Arial"/>
+          <w:sz w:val="22"/>
+          <w:szCs w:val="22"/>
+          <w:lang w:val="es-CR"/>
+        </w:rPr>
+      </w:pPr>
+    </w:p>
+    <w:p>
+      <w:pPr>
+        <w:spacing w:line="360" w:lineRule="auto"/>
+        <w:jc w:val="both"/>
+        <w:rPr>
+          <w:rFonts w:ascii="Arial" w:hAnsi="Arial" w:cs="Arial"/>
+          <w:sz w:val="22"/>
+          <w:szCs w:val="22"/>
+          <w:lang w:val="es-CR"/>
+        </w:rPr>
+      </w:pPr>
+    </w:p>
+    <w:p>
+      <w:pPr>
+        <w:spacing w:line="360" w:lineRule="auto"/>
+        <w:jc w:val="both"/>
+        <w:rPr>
+          <w:rFonts w:ascii="Arial" w:hAnsi="Arial" w:cs="Arial"/>
+          <w:b/>
+          <w:bCs/>
+          <w:sz w:val="22"/>
+          <w:szCs w:val="22"/>
+          <w:lang w:val="es-CR"/>
+        </w:rPr>
+      </w:pPr>
+      <w:r>
+        <w:rPr>
+          <w:rFonts w:ascii="Arial" w:hAnsi="Arial" w:cs="Arial"/>
+          <w:b/>
+          <w:bCs/>
+          <w:sz w:val="22"/>
+          <w:szCs w:val="22"/>
+          <w:lang w:val="es-CR"/>
+        </w:rPr>
+        <w:lastRenderedPageBreak/>
+        <w:t xml:space="preserve">REPOSITORIO EN GIT: </w:t>
+      </w:r>
+      <w:r>
+        <w:rPr>
+          <w:rFonts w:ascii="Arial" w:hAnsi="Arial" w:cs="Arial"/>
+          <w:b/>
+          <w:bCs/>
+          <w:sz w:val="22"/>
+          <w:szCs w:val="22"/>
+        </w:rPr>
+        <w:fldChar w:fldCharType="begin"/>
+      </w:r>
+      <w:r>
+        <w:rPr>
+          <w:rFonts w:ascii="Arial" w:hAnsi="Arial" w:cs="Arial"/>
+          <w:b/>
+          <w:bCs/>
+          <w:sz w:val="22"/>
+          <w:szCs w:val="22"/>
+          <w:lang w:val="es-CR"/>
+        </w:rPr>
+        <w:instrText>HYPERLINK "https://github.com/ashvalverd/proyecto1BasesDatosAgenda"</w:instrText>
+      </w:r>
+      <w:r>
+        <w:rPr>
+          <w:rFonts w:ascii="Arial" w:hAnsi="Arial" w:cs="Arial"/>
+          <w:b/>
+          <w:bCs/>
+          <w:sz w:val="22"/>
+          <w:szCs w:val="22"/>
+        </w:rPr>
+      </w:r>
+      <w:r>
+        <w:rPr>
+          <w:rFonts w:ascii="Arial" w:hAnsi="Arial" w:cs="Arial"/>
+          <w:b/>
+          <w:bCs/>
+          <w:sz w:val="22"/>
+          <w:szCs w:val="22"/>
+        </w:rPr>
+        <w:fldChar w:fldCharType="separate"/>
+      </w:r>
+      <w:r>
+        <w:rPr>
+          <w:rStyle w:val="Hyperlink"/>
+          <w:rFonts w:ascii="Arial" w:hAnsi="Arial" w:cs="Arial"/>
+          <w:b/>
+          <w:bCs/>
+          <w:sz w:val="22"/>
+          <w:szCs w:val="22"/>
+          <w:lang w:val="es-CR"/>
+        </w:rPr>
+        <w:t>ashvalverd/proyecto1BasesDatosAgenda: proyecto1BasesDatosAgenda</w:t>
+      </w:r>
+      <w:r>
+        <w:rPr>
+          <w:rFonts w:ascii="Arial" w:hAnsi="Arial" w:cs="Arial"/>
+          <w:b/>
+          <w:bCs/>
+          <w:sz w:val="22"/>
+          <w:szCs w:val="22"/>
+        </w:rPr>
+        <w:fldChar w:fldCharType="end"/>
+      </w:r>
     </w:p>
     <w:p>
       <w:pPr>
@@ -327,32 +563,3314 @@
           <w:ilvl w:val="0"/>
           <w:numId w:val="1"/>
         </w:numPr>
-      </w:pPr>
-      <w:r>
-        <w:lastRenderedPageBreak/>
+        <w:spacing w:before="100" w:beforeAutospacing="1" w:after="100" w:afterAutospacing="1" w:line="360" w:lineRule="auto"/>
+        <w:jc w:val="both"/>
+        <w:rPr>
+          <w:rFonts w:ascii="Arial" w:eastAsia="Times New Roman" w:hAnsi="Arial" w:cs="Arial"/>
+          <w:b/>
+          <w:bCs/>
+          <w:kern w:val="0"/>
+          <w:sz w:val="22"/>
+          <w:szCs w:val="22"/>
+          <w:lang w:val="es-CR"/>
+          <w14:ligatures w14:val="none"/>
+        </w:rPr>
+      </w:pPr>
+      <w:r>
+        <w:rPr>
+          <w:rFonts w:ascii="Arial" w:eastAsia="Times New Roman" w:hAnsi="Arial" w:cs="Arial"/>
+          <w:b/>
+          <w:bCs/>
+          <w:kern w:val="0"/>
+          <w:sz w:val="22"/>
+          <w:szCs w:val="22"/>
+          <w:lang w:val="es-CR"/>
+          <w14:ligatures w14:val="none"/>
+        </w:rPr>
+        <w:t>Matriz de trazabilidad y estado de implementación</w:t>
+      </w:r>
+    </w:p>
+    <w:p>
+      <w:pPr>
+        <w:spacing w:before="100" w:beforeAutospacing="1" w:after="100" w:afterAutospacing="1" w:line="360" w:lineRule="auto"/>
+        <w:ind w:left="360"/>
+        <w:jc w:val="both"/>
+        <w:rPr>
+          <w:rFonts w:ascii="Arial" w:eastAsia="Times New Roman" w:hAnsi="Arial" w:cs="Arial"/>
+          <w:kern w:val="0"/>
+          <w:sz w:val="22"/>
+          <w:szCs w:val="22"/>
+          <w:lang w:val="es-CR"/>
+          <w14:ligatures w14:val="none"/>
+        </w:rPr>
+      </w:pPr>
+      <w:r>
+        <w:rPr>
+          <w:rFonts w:ascii="Arial" w:eastAsia="Times New Roman" w:hAnsi="Arial" w:cs="Arial"/>
+          <w:kern w:val="0"/>
+          <w:sz w:val="22"/>
+          <w:szCs w:val="22"/>
+          <w:lang w:val="es-CR"/>
+          <w14:ligatures w14:val="none"/>
+        </w:rPr>
+        <w:t>Módulos seleccionados: Para la ampliación de la Agenda Digital se implementaron los módulos de Gestión de Ubicaciones (RF-08 a RF-10), Disponibilidad de Usuarios y Gestión de Tiempos (RF-11 y RF-12) y Tareas Asociadas a Eventos (RF-15 a RF-17).</w:t>
+      </w:r>
+    </w:p>
+    <w:tbl>
+      <w:tblPr>
+        <w:tblStyle w:val="TableGrid"/>
+        <w:tblW w:w="0" w:type="auto"/>
+        <w:tblLook w:val="04A0" w:firstRow="1" w:lastRow="0" w:firstColumn="1" w:lastColumn="0" w:noHBand="0" w:noVBand="1"/>
+      </w:tblPr>
+      <w:tblGrid>
+        <w:gridCol w:w="2337"/>
+        <w:gridCol w:w="2337"/>
+        <w:gridCol w:w="2759"/>
+        <w:gridCol w:w="2338"/>
+      </w:tblGrid>
+      <w:tr>
+        <w:tc>
+          <w:tcPr>
+            <w:tcW w:w="2337" w:type="dxa"/>
+          </w:tcPr>
+          <w:p>
+            <w:pPr>
+              <w:spacing w:before="100" w:beforeAutospacing="1" w:after="100" w:afterAutospacing="1" w:line="360" w:lineRule="auto"/>
+              <w:jc w:val="both"/>
+              <w:rPr>
+                <w:rFonts w:ascii="Arial" w:eastAsia="Times New Roman" w:hAnsi="Arial" w:cs="Arial"/>
+                <w:b/>
+                <w:bCs/>
+                <w:kern w:val="0"/>
+                <w:sz w:val="22"/>
+                <w:szCs w:val="22"/>
+                <w:lang w:val="es-CR"/>
+                <w14:ligatures w14:val="none"/>
+              </w:rPr>
+            </w:pPr>
+            <w:r>
+              <w:rPr>
+                <w:rFonts w:ascii="Arial" w:eastAsia="Times New Roman" w:hAnsi="Arial" w:cs="Arial"/>
+                <w:b/>
+                <w:bCs/>
+                <w:kern w:val="0"/>
+                <w:sz w:val="22"/>
+                <w:szCs w:val="22"/>
+                <w:lang w:val="es-CR"/>
+                <w14:ligatures w14:val="none"/>
+              </w:rPr>
+              <w:t>Requerimiento</w:t>
+            </w:r>
+          </w:p>
+        </w:tc>
+        <w:tc>
+          <w:tcPr>
+            <w:tcW w:w="2337" w:type="dxa"/>
+          </w:tcPr>
+          <w:p>
+            <w:pPr>
+              <w:spacing w:before="100" w:beforeAutospacing="1" w:after="100" w:afterAutospacing="1" w:line="360" w:lineRule="auto"/>
+              <w:jc w:val="both"/>
+              <w:rPr>
+                <w:rFonts w:ascii="Arial" w:eastAsia="Times New Roman" w:hAnsi="Arial" w:cs="Arial"/>
+                <w:b/>
+                <w:bCs/>
+                <w:kern w:val="0"/>
+                <w:sz w:val="22"/>
+                <w:szCs w:val="22"/>
+                <w:lang w:val="es-CR"/>
+                <w14:ligatures w14:val="none"/>
+              </w:rPr>
+            </w:pPr>
+            <w:r>
+              <w:rPr>
+                <w:rFonts w:ascii="Arial" w:eastAsia="Times New Roman" w:hAnsi="Arial" w:cs="Arial"/>
+                <w:b/>
+                <w:bCs/>
+                <w:kern w:val="0"/>
+                <w:sz w:val="22"/>
+                <w:szCs w:val="22"/>
+                <w:lang w:val="es-CR"/>
+                <w14:ligatures w14:val="none"/>
+              </w:rPr>
+              <w:t>Fase</w:t>
+            </w:r>
+          </w:p>
+        </w:tc>
+        <w:tc>
+          <w:tcPr>
+            <w:tcW w:w="2338" w:type="dxa"/>
+          </w:tcPr>
+          <w:p>
+            <w:pPr>
+              <w:spacing w:before="100" w:beforeAutospacing="1" w:after="100" w:afterAutospacing="1" w:line="360" w:lineRule="auto"/>
+              <w:jc w:val="both"/>
+              <w:rPr>
+                <w:rFonts w:ascii="Arial" w:eastAsia="Times New Roman" w:hAnsi="Arial" w:cs="Arial"/>
+                <w:b/>
+                <w:bCs/>
+                <w:kern w:val="0"/>
+                <w:sz w:val="22"/>
+                <w:szCs w:val="22"/>
+                <w:lang w:val="es-CR"/>
+                <w14:ligatures w14:val="none"/>
+              </w:rPr>
+            </w:pPr>
+            <w:r>
+              <w:rPr>
+                <w:rFonts w:ascii="Arial" w:eastAsia="Times New Roman" w:hAnsi="Arial" w:cs="Arial"/>
+                <w:b/>
+                <w:bCs/>
+                <w:kern w:val="0"/>
+                <w:sz w:val="22"/>
+                <w:szCs w:val="22"/>
+                <w:lang w:val="es-CR"/>
+                <w14:ligatures w14:val="none"/>
+              </w:rPr>
+              <w:t>Tarea</w:t>
+            </w:r>
+          </w:p>
+        </w:tc>
+        <w:tc>
+          <w:tcPr>
+            <w:tcW w:w="2338" w:type="dxa"/>
+          </w:tcPr>
+          <w:p>
+            <w:pPr>
+              <w:spacing w:before="100" w:beforeAutospacing="1" w:after="100" w:afterAutospacing="1" w:line="360" w:lineRule="auto"/>
+              <w:jc w:val="both"/>
+              <w:rPr>
+                <w:rFonts w:ascii="Arial" w:eastAsia="Times New Roman" w:hAnsi="Arial" w:cs="Arial"/>
+                <w:b/>
+                <w:bCs/>
+                <w:kern w:val="0"/>
+                <w:sz w:val="22"/>
+                <w:szCs w:val="22"/>
+                <w:lang w:val="es-CR"/>
+                <w14:ligatures w14:val="none"/>
+              </w:rPr>
+            </w:pPr>
+            <w:r>
+              <w:rPr>
+                <w:rFonts w:ascii="Arial" w:eastAsia="Times New Roman" w:hAnsi="Arial" w:cs="Arial"/>
+                <w:b/>
+                <w:bCs/>
+                <w:kern w:val="0"/>
+                <w:sz w:val="22"/>
+                <w:szCs w:val="22"/>
+                <w:lang w:val="es-CR"/>
+                <w14:ligatures w14:val="none"/>
+              </w:rPr>
+              <w:t>Estado</w:t>
+            </w:r>
+          </w:p>
+        </w:tc>
+      </w:tr>
+      <w:tr>
+        <w:tc>
+          <w:tcPr>
+            <w:tcW w:w="2337" w:type="dxa"/>
+          </w:tcPr>
+          <w:p>
+            <w:pPr>
+              <w:spacing w:before="100" w:beforeAutospacing="1" w:after="100" w:afterAutospacing="1" w:line="360" w:lineRule="auto"/>
+              <w:jc w:val="both"/>
+              <w:rPr>
+                <w:rFonts w:ascii="Arial" w:eastAsia="Times New Roman" w:hAnsi="Arial" w:cs="Arial"/>
+                <w:kern w:val="0"/>
+                <w:sz w:val="22"/>
+                <w:szCs w:val="22"/>
+                <w:lang w:val="es-CR"/>
+                <w14:ligatures w14:val="none"/>
+              </w:rPr>
+            </w:pPr>
+            <w:r>
+              <w:rPr>
+                <w:rFonts w:ascii="Arial" w:eastAsia="Times New Roman" w:hAnsi="Arial" w:cs="Arial"/>
+                <w:kern w:val="0"/>
+                <w:sz w:val="22"/>
+                <w:szCs w:val="22"/>
+                <w:lang w:val="es-CR"/>
+                <w14:ligatures w14:val="none"/>
+              </w:rPr>
+              <w:t>RF-08</w:t>
+            </w:r>
+          </w:p>
+        </w:tc>
+        <w:tc>
+          <w:tcPr>
+            <w:tcW w:w="2337" w:type="dxa"/>
+          </w:tcPr>
+          <w:p>
+            <w:pPr>
+              <w:spacing w:before="100" w:beforeAutospacing="1" w:after="100" w:afterAutospacing="1" w:line="360" w:lineRule="auto"/>
+              <w:jc w:val="both"/>
+              <w:rPr>
+                <w:rFonts w:ascii="Arial" w:eastAsia="Times New Roman" w:hAnsi="Arial" w:cs="Arial"/>
+                <w:kern w:val="0"/>
+                <w:sz w:val="22"/>
+                <w:szCs w:val="22"/>
+                <w:lang w:val="es-CR"/>
+                <w14:ligatures w14:val="none"/>
+              </w:rPr>
+            </w:pPr>
+            <w:r>
+              <w:rPr>
+                <w:rFonts w:ascii="Arial" w:eastAsia="Times New Roman" w:hAnsi="Arial" w:cs="Arial"/>
+                <w:kern w:val="0"/>
+                <w:sz w:val="22"/>
+                <w:szCs w:val="22"/>
+                <w:lang w:val="es-CR"/>
+                <w14:ligatures w14:val="none"/>
+              </w:rPr>
+              <w:t>Modelo conceptual</w:t>
+            </w:r>
+          </w:p>
+        </w:tc>
+        <w:tc>
+          <w:tcPr>
+            <w:tcW w:w="2338" w:type="dxa"/>
+          </w:tcPr>
+          <w:p>
+            <w:pPr>
+              <w:spacing w:before="100" w:beforeAutospacing="1" w:after="100" w:afterAutospacing="1" w:line="360" w:lineRule="auto"/>
+              <w:jc w:val="both"/>
+              <w:rPr>
+                <w:rFonts w:ascii="Arial" w:eastAsia="Times New Roman" w:hAnsi="Arial" w:cs="Arial"/>
+                <w:kern w:val="0"/>
+                <w:sz w:val="22"/>
+                <w:szCs w:val="22"/>
+                <w:lang w:val="es-CR"/>
+                <w14:ligatures w14:val="none"/>
+              </w:rPr>
+            </w:pPr>
+            <w:r>
+              <w:rPr>
+                <w:rFonts w:ascii="Arial" w:eastAsia="Times New Roman" w:hAnsi="Arial" w:cs="Arial"/>
+                <w:kern w:val="0"/>
+                <w:sz w:val="22"/>
+                <w:szCs w:val="22"/>
+                <w:lang w:val="es-CR"/>
+                <w14:ligatures w14:val="none"/>
+              </w:rPr>
+              <w:t>Definir la entidad UBICACIONES con id_ubicacion, nombre, direccion, ciudad y capacidad.</w:t>
+            </w:r>
+          </w:p>
+        </w:tc>
+        <w:tc>
+          <w:tcPr>
+            <w:tcW w:w="2338" w:type="dxa"/>
+          </w:tcPr>
+          <w:p>
+            <w:pPr>
+              <w:spacing w:before="100" w:beforeAutospacing="1" w:after="100" w:afterAutospacing="1" w:line="360" w:lineRule="auto"/>
+              <w:jc w:val="both"/>
+              <w:rPr>
+                <w:rFonts w:ascii="Arial" w:eastAsia="Times New Roman" w:hAnsi="Arial" w:cs="Arial"/>
+                <w:kern w:val="0"/>
+                <w:sz w:val="22"/>
+                <w:szCs w:val="22"/>
+                <w:lang w:val="es-CR"/>
+                <w14:ligatures w14:val="none"/>
+              </w:rPr>
+            </w:pPr>
+            <w:proofErr w:type="spellStart"/>
+            <w:r>
+              <w:rPr>
+                <w:rFonts w:ascii="Arial" w:eastAsia="Times New Roman" w:hAnsi="Arial" w:cs="Arial"/>
+                <w:kern w:val="0"/>
+                <w:sz w:val="22"/>
+                <w:szCs w:val="22"/>
+                <w14:ligatures w14:val="none"/>
+              </w:rPr>
+              <w:t>Completado</w:t>
+            </w:r>
+            <w:proofErr w:type="spellEnd"/>
+          </w:p>
+        </w:tc>
+      </w:tr>
+      <w:tr>
+        <w:tc>
+          <w:tcPr>
+            <w:tcW w:w="2337" w:type="dxa"/>
+          </w:tcPr>
+          <w:p>
+            <w:pPr>
+              <w:spacing w:before="100" w:beforeAutospacing="1" w:after="100" w:afterAutospacing="1" w:line="360" w:lineRule="auto"/>
+              <w:jc w:val="both"/>
+              <w:rPr>
+                <w:rFonts w:ascii="Arial" w:eastAsia="Times New Roman" w:hAnsi="Arial" w:cs="Arial"/>
+                <w:kern w:val="0"/>
+                <w:sz w:val="22"/>
+                <w:szCs w:val="22"/>
+                <w:lang w:val="es-CR"/>
+                <w14:ligatures w14:val="none"/>
+              </w:rPr>
+            </w:pPr>
+            <w:r>
+              <w:rPr>
+                <w:rFonts w:ascii="Arial" w:eastAsia="Times New Roman" w:hAnsi="Arial" w:cs="Arial"/>
+                <w:kern w:val="0"/>
+                <w:sz w:val="22"/>
+                <w:szCs w:val="22"/>
+                <w:lang w:val="es-CR"/>
+                <w14:ligatures w14:val="none"/>
+              </w:rPr>
+              <w:t>RF-08</w:t>
+            </w:r>
+          </w:p>
+        </w:tc>
+        <w:tc>
+          <w:tcPr>
+            <w:tcW w:w="2337" w:type="dxa"/>
+          </w:tcPr>
+          <w:p>
+            <w:pPr>
+              <w:spacing w:before="100" w:beforeAutospacing="1" w:after="100" w:afterAutospacing="1" w:line="360" w:lineRule="auto"/>
+              <w:jc w:val="both"/>
+              <w:rPr>
+                <w:rFonts w:ascii="Arial" w:eastAsia="Times New Roman" w:hAnsi="Arial" w:cs="Arial"/>
+                <w:kern w:val="0"/>
+                <w:sz w:val="22"/>
+                <w:szCs w:val="22"/>
+                <w:lang w:val="es-CR"/>
+                <w14:ligatures w14:val="none"/>
+              </w:rPr>
+            </w:pPr>
+            <w:r>
+              <w:rPr>
+                <w:rFonts w:ascii="Arial" w:eastAsia="Times New Roman" w:hAnsi="Arial" w:cs="Arial"/>
+                <w:kern w:val="0"/>
+                <w:sz w:val="22"/>
+                <w:szCs w:val="22"/>
+                <w:lang w:val="es-CR"/>
+                <w14:ligatures w14:val="none"/>
+              </w:rPr>
+              <w:t>Modelo lógico</w:t>
+            </w:r>
+          </w:p>
+        </w:tc>
+        <w:tc>
+          <w:tcPr>
+            <w:tcW w:w="2338" w:type="dxa"/>
+          </w:tcPr>
+          <w:p>
+            <w:pPr>
+              <w:spacing w:before="100" w:beforeAutospacing="1" w:after="100" w:afterAutospacing="1" w:line="360" w:lineRule="auto"/>
+              <w:jc w:val="both"/>
+              <w:rPr>
+                <w:rFonts w:ascii="Arial" w:eastAsia="Times New Roman" w:hAnsi="Arial" w:cs="Arial"/>
+                <w:kern w:val="0"/>
+                <w:sz w:val="22"/>
+                <w:szCs w:val="22"/>
+                <w:lang w:val="es-CR"/>
+                <w14:ligatures w14:val="none"/>
+              </w:rPr>
+            </w:pPr>
+            <w:r>
+              <w:rPr>
+                <w:rFonts w:ascii="Arial" w:eastAsia="Times New Roman" w:hAnsi="Arial" w:cs="Arial"/>
+                <w:kern w:val="0"/>
+                <w:sz w:val="22"/>
+                <w:szCs w:val="22"/>
+                <w:lang w:val="es-CR"/>
+                <w14:ligatures w14:val="none"/>
+              </w:rPr>
+              <w:t>Incorporar la relación ubicaciones con su PK y atributos correspondientes.</w:t>
+            </w:r>
+          </w:p>
+        </w:tc>
+        <w:tc>
+          <w:tcPr>
+            <w:tcW w:w="2338" w:type="dxa"/>
+          </w:tcPr>
+          <w:p>
+            <w:pPr>
+              <w:spacing w:before="100" w:beforeAutospacing="1" w:after="100" w:afterAutospacing="1" w:line="360" w:lineRule="auto"/>
+              <w:jc w:val="both"/>
+              <w:rPr>
+                <w:rFonts w:ascii="Arial" w:eastAsia="Times New Roman" w:hAnsi="Arial" w:cs="Arial"/>
+                <w:kern w:val="0"/>
+                <w:sz w:val="22"/>
+                <w:szCs w:val="22"/>
+                <w:lang w:val="es-CR"/>
+                <w14:ligatures w14:val="none"/>
+              </w:rPr>
+            </w:pPr>
+            <w:proofErr w:type="spellStart"/>
+            <w:r>
+              <w:rPr>
+                <w:rFonts w:ascii="Arial" w:hAnsi="Arial" w:cs="Arial"/>
+                <w:sz w:val="22"/>
+                <w:szCs w:val="22"/>
+              </w:rPr>
+              <w:t>Completado</w:t>
+            </w:r>
+            <w:proofErr w:type="spellEnd"/>
+          </w:p>
+        </w:tc>
+      </w:tr>
+      <w:tr>
+        <w:tc>
+          <w:tcPr>
+            <w:tcW w:w="2337" w:type="dxa"/>
+          </w:tcPr>
+          <w:p>
+            <w:pPr>
+              <w:spacing w:before="100" w:beforeAutospacing="1" w:after="100" w:afterAutospacing="1" w:line="360" w:lineRule="auto"/>
+              <w:jc w:val="both"/>
+              <w:rPr>
+                <w:rFonts w:ascii="Arial" w:eastAsia="Times New Roman" w:hAnsi="Arial" w:cs="Arial"/>
+                <w:kern w:val="0"/>
+                <w:sz w:val="22"/>
+                <w:szCs w:val="22"/>
+                <w:lang w:val="es-CR"/>
+                <w14:ligatures w14:val="none"/>
+              </w:rPr>
+            </w:pPr>
+            <w:r>
+              <w:rPr>
+                <w:rFonts w:ascii="Arial" w:eastAsia="Times New Roman" w:hAnsi="Arial" w:cs="Arial"/>
+                <w:kern w:val="0"/>
+                <w:sz w:val="22"/>
+                <w:szCs w:val="22"/>
+                <w:lang w:val="es-CR"/>
+                <w14:ligatures w14:val="none"/>
+              </w:rPr>
+              <w:t>RF-08</w:t>
+            </w:r>
+          </w:p>
+        </w:tc>
+        <w:tc>
+          <w:tcPr>
+            <w:tcW w:w="2337" w:type="dxa"/>
+          </w:tcPr>
+          <w:p>
+            <w:pPr>
+              <w:spacing w:before="100" w:beforeAutospacing="1" w:after="100" w:afterAutospacing="1" w:line="360" w:lineRule="auto"/>
+              <w:jc w:val="both"/>
+              <w:rPr>
+                <w:rFonts w:ascii="Arial" w:eastAsia="Times New Roman" w:hAnsi="Arial" w:cs="Arial"/>
+                <w:kern w:val="0"/>
+                <w:sz w:val="22"/>
+                <w:szCs w:val="22"/>
+                <w:lang w:val="es-CR"/>
+                <w14:ligatures w14:val="none"/>
+              </w:rPr>
+            </w:pPr>
+            <w:r>
+              <w:rPr>
+                <w:rFonts w:ascii="Arial" w:eastAsia="Times New Roman" w:hAnsi="Arial" w:cs="Arial"/>
+                <w:kern w:val="0"/>
+                <w:sz w:val="22"/>
+                <w:szCs w:val="22"/>
+                <w:lang w:val="es-CR"/>
+                <w14:ligatures w14:val="none"/>
+              </w:rPr>
+              <w:t>Modelo físico</w:t>
+            </w:r>
+          </w:p>
+        </w:tc>
+        <w:tc>
+          <w:tcPr>
+            <w:tcW w:w="2338" w:type="dxa"/>
+          </w:tcPr>
+          <w:p>
+            <w:pPr>
+              <w:spacing w:before="100" w:beforeAutospacing="1" w:after="100" w:afterAutospacing="1" w:line="360" w:lineRule="auto"/>
+              <w:jc w:val="both"/>
+              <w:rPr>
+                <w:rFonts w:ascii="Arial" w:eastAsia="Times New Roman" w:hAnsi="Arial" w:cs="Arial"/>
+                <w:kern w:val="0"/>
+                <w:sz w:val="22"/>
+                <w:szCs w:val="22"/>
+                <w:lang w:val="es-CR"/>
+                <w14:ligatures w14:val="none"/>
+              </w:rPr>
+            </w:pPr>
+            <w:r>
+              <w:rPr>
+                <w:rFonts w:ascii="Arial" w:eastAsia="Times New Roman" w:hAnsi="Arial" w:cs="Arial"/>
+                <w:kern w:val="0"/>
+                <w:sz w:val="22"/>
+                <w:szCs w:val="22"/>
+                <w:lang w:val="es-CR"/>
+                <w14:ligatures w14:val="none"/>
+              </w:rPr>
+              <w:t>Crear la tabla ubicaciones en PostgreSQL con sus tipos de datos y restricciones.</w:t>
+            </w:r>
+          </w:p>
+        </w:tc>
+        <w:tc>
+          <w:tcPr>
+            <w:tcW w:w="2338" w:type="dxa"/>
+          </w:tcPr>
+          <w:p>
+            <w:pPr>
+              <w:spacing w:before="100" w:beforeAutospacing="1" w:after="100" w:afterAutospacing="1" w:line="360" w:lineRule="auto"/>
+              <w:jc w:val="both"/>
+              <w:rPr>
+                <w:rFonts w:ascii="Arial" w:eastAsia="Times New Roman" w:hAnsi="Arial" w:cs="Arial"/>
+                <w:kern w:val="0"/>
+                <w:sz w:val="22"/>
+                <w:szCs w:val="22"/>
+                <w:lang w:val="es-CR"/>
+                <w14:ligatures w14:val="none"/>
+              </w:rPr>
+            </w:pPr>
+            <w:proofErr w:type="spellStart"/>
+            <w:r>
+              <w:rPr>
+                <w:rFonts w:ascii="Arial" w:hAnsi="Arial" w:cs="Arial"/>
+                <w:sz w:val="22"/>
+                <w:szCs w:val="22"/>
+              </w:rPr>
+              <w:t>Completado</w:t>
+            </w:r>
+            <w:proofErr w:type="spellEnd"/>
+          </w:p>
+        </w:tc>
+      </w:tr>
+      <w:tr>
+        <w:tc>
+          <w:tcPr>
+            <w:tcW w:w="2337" w:type="dxa"/>
+          </w:tcPr>
+          <w:p>
+            <w:pPr>
+              <w:spacing w:before="100" w:beforeAutospacing="1" w:after="100" w:afterAutospacing="1" w:line="360" w:lineRule="auto"/>
+              <w:jc w:val="both"/>
+              <w:rPr>
+                <w:rFonts w:ascii="Arial" w:eastAsia="Times New Roman" w:hAnsi="Arial" w:cs="Arial"/>
+                <w:kern w:val="0"/>
+                <w:sz w:val="22"/>
+                <w:szCs w:val="22"/>
+                <w:lang w:val="es-CR"/>
+                <w14:ligatures w14:val="none"/>
+              </w:rPr>
+            </w:pPr>
+            <w:r>
+              <w:rPr>
+                <w:rFonts w:ascii="Arial" w:eastAsia="Times New Roman" w:hAnsi="Arial" w:cs="Arial"/>
+                <w:kern w:val="0"/>
+                <w:sz w:val="22"/>
+                <w:szCs w:val="22"/>
+                <w:lang w:val="es-CR"/>
+                <w14:ligatures w14:val="none"/>
+              </w:rPr>
+              <w:t>RF-08</w:t>
+            </w:r>
+          </w:p>
+        </w:tc>
+        <w:tc>
+          <w:tcPr>
+            <w:tcW w:w="2337" w:type="dxa"/>
+          </w:tcPr>
+          <w:p>
+            <w:pPr>
+              <w:spacing w:before="100" w:beforeAutospacing="1" w:after="100" w:afterAutospacing="1" w:line="360" w:lineRule="auto"/>
+              <w:jc w:val="both"/>
+              <w:rPr>
+                <w:rFonts w:ascii="Arial" w:eastAsia="Times New Roman" w:hAnsi="Arial" w:cs="Arial"/>
+                <w:kern w:val="0"/>
+                <w:sz w:val="22"/>
+                <w:szCs w:val="22"/>
+                <w:lang w:val="es-CR"/>
+                <w14:ligatures w14:val="none"/>
+              </w:rPr>
+            </w:pPr>
+            <w:r>
+              <w:rPr>
+                <w:rFonts w:ascii="Arial" w:eastAsia="Times New Roman" w:hAnsi="Arial" w:cs="Arial"/>
+                <w:kern w:val="0"/>
+                <w:sz w:val="22"/>
+                <w:szCs w:val="22"/>
+                <w:lang w:val="es-CR"/>
+                <w14:ligatures w14:val="none"/>
+              </w:rPr>
+              <w:t>Interfaz grafica</w:t>
+            </w:r>
+          </w:p>
+        </w:tc>
+        <w:tc>
+          <w:tcPr>
+            <w:tcW w:w="2338" w:type="dxa"/>
+          </w:tcPr>
+          <w:p>
+            <w:pPr>
+              <w:spacing w:before="100" w:beforeAutospacing="1" w:after="100" w:afterAutospacing="1" w:line="360" w:lineRule="auto"/>
+              <w:jc w:val="both"/>
+              <w:rPr>
+                <w:rFonts w:ascii="Arial" w:eastAsia="Times New Roman" w:hAnsi="Arial" w:cs="Arial"/>
+                <w:kern w:val="0"/>
+                <w:sz w:val="22"/>
+                <w:szCs w:val="22"/>
+                <w:lang w:val="es-CR"/>
+                <w14:ligatures w14:val="none"/>
+              </w:rPr>
+            </w:pPr>
+            <w:r>
+              <w:rPr>
+                <w:rFonts w:ascii="Arial" w:eastAsia="Times New Roman" w:hAnsi="Arial" w:cs="Arial"/>
+                <w:kern w:val="0"/>
+                <w:sz w:val="22"/>
+                <w:szCs w:val="22"/>
+                <w:lang w:val="es-CR"/>
+                <w14:ligatures w14:val="none"/>
+              </w:rPr>
+              <w:t>Implementar el CRUD de ubicaciones desde la aplicación.</w:t>
+            </w:r>
+          </w:p>
+        </w:tc>
+        <w:tc>
+          <w:tcPr>
+            <w:tcW w:w="2338" w:type="dxa"/>
+          </w:tcPr>
+          <w:p>
+            <w:pPr>
+              <w:spacing w:before="100" w:beforeAutospacing="1" w:after="100" w:afterAutospacing="1" w:line="360" w:lineRule="auto"/>
+              <w:jc w:val="both"/>
+              <w:rPr>
+                <w:rFonts w:ascii="Arial" w:eastAsia="Times New Roman" w:hAnsi="Arial" w:cs="Arial"/>
+                <w:kern w:val="0"/>
+                <w:sz w:val="22"/>
+                <w:szCs w:val="22"/>
+                <w:lang w:val="es-CR"/>
+                <w14:ligatures w14:val="none"/>
+              </w:rPr>
+            </w:pPr>
+            <w:proofErr w:type="spellStart"/>
+            <w:r>
+              <w:rPr>
+                <w:rFonts w:ascii="Arial" w:hAnsi="Arial" w:cs="Arial"/>
+                <w:sz w:val="22"/>
+                <w:szCs w:val="22"/>
+              </w:rPr>
+              <w:t>Completado</w:t>
+            </w:r>
+            <w:proofErr w:type="spellEnd"/>
+          </w:p>
+        </w:tc>
+      </w:tr>
+      <w:tr>
+        <w:tc>
+          <w:tcPr>
+            <w:tcW w:w="2337" w:type="dxa"/>
+          </w:tcPr>
+          <w:p>
+            <w:pPr>
+              <w:spacing w:before="100" w:beforeAutospacing="1" w:after="100" w:afterAutospacing="1" w:line="360" w:lineRule="auto"/>
+              <w:jc w:val="both"/>
+              <w:rPr>
+                <w:rFonts w:ascii="Arial" w:eastAsia="Times New Roman" w:hAnsi="Arial" w:cs="Arial"/>
+                <w:kern w:val="0"/>
+                <w:sz w:val="22"/>
+                <w:szCs w:val="22"/>
+                <w:lang w:val="es-CR"/>
+                <w14:ligatures w14:val="none"/>
+              </w:rPr>
+            </w:pPr>
+            <w:r>
+              <w:rPr>
+                <w:rFonts w:ascii="Arial" w:eastAsia="Times New Roman" w:hAnsi="Arial" w:cs="Arial"/>
+                <w:kern w:val="0"/>
+                <w:sz w:val="22"/>
+                <w:szCs w:val="22"/>
+                <w:lang w:val="es-CR"/>
+                <w14:ligatures w14:val="none"/>
+              </w:rPr>
+              <w:t>RF-09</w:t>
+            </w:r>
+          </w:p>
+        </w:tc>
+        <w:tc>
+          <w:tcPr>
+            <w:tcW w:w="2337" w:type="dxa"/>
+          </w:tcPr>
+          <w:p>
+            <w:pPr>
+              <w:spacing w:before="100" w:beforeAutospacing="1" w:after="100" w:afterAutospacing="1" w:line="360" w:lineRule="auto"/>
+              <w:jc w:val="both"/>
+              <w:rPr>
+                <w:rFonts w:ascii="Arial" w:eastAsia="Times New Roman" w:hAnsi="Arial" w:cs="Arial"/>
+                <w:kern w:val="0"/>
+                <w:sz w:val="22"/>
+                <w:szCs w:val="22"/>
+                <w:lang w:val="es-CR"/>
+                <w14:ligatures w14:val="none"/>
+              </w:rPr>
+            </w:pPr>
+            <w:r>
+              <w:rPr>
+                <w:rFonts w:ascii="Arial" w:eastAsia="Times New Roman" w:hAnsi="Arial" w:cs="Arial"/>
+                <w:kern w:val="0"/>
+                <w:sz w:val="22"/>
+                <w:szCs w:val="22"/>
+                <w:lang w:val="es-CR"/>
+                <w14:ligatures w14:val="none"/>
+              </w:rPr>
+              <w:t>Modelo conceptual</w:t>
+            </w:r>
+          </w:p>
+        </w:tc>
+        <w:tc>
+          <w:tcPr>
+            <w:tcW w:w="2338" w:type="dxa"/>
+          </w:tcPr>
+          <w:p>
+            <w:pPr>
+              <w:spacing w:before="100" w:beforeAutospacing="1" w:after="100" w:afterAutospacing="1" w:line="360" w:lineRule="auto"/>
+              <w:jc w:val="both"/>
+              <w:rPr>
+                <w:rFonts w:ascii="Arial" w:eastAsia="Times New Roman" w:hAnsi="Arial" w:cs="Arial"/>
+                <w:kern w:val="0"/>
+                <w:sz w:val="22"/>
+                <w:szCs w:val="22"/>
+                <w:lang w:val="es-CR"/>
+                <w14:ligatures w14:val="none"/>
+              </w:rPr>
+            </w:pPr>
+            <w:r>
+              <w:rPr>
+                <w:rFonts w:ascii="Arial" w:eastAsia="Times New Roman" w:hAnsi="Arial" w:cs="Arial"/>
+                <w:kern w:val="0"/>
+                <w:sz w:val="22"/>
+                <w:szCs w:val="22"/>
+                <w:lang w:val="es-CR"/>
+                <w14:ligatures w14:val="none"/>
+              </w:rPr>
+              <w:t>Relacionar EVENTOS con UBICACIONES mediante una relación 1:N.</w:t>
+            </w:r>
+          </w:p>
+        </w:tc>
+        <w:tc>
+          <w:tcPr>
+            <w:tcW w:w="2338" w:type="dxa"/>
+          </w:tcPr>
+          <w:p>
+            <w:pPr>
+              <w:spacing w:before="100" w:beforeAutospacing="1" w:after="100" w:afterAutospacing="1" w:line="360" w:lineRule="auto"/>
+              <w:jc w:val="both"/>
+              <w:rPr>
+                <w:rFonts w:ascii="Arial" w:eastAsia="Times New Roman" w:hAnsi="Arial" w:cs="Arial"/>
+                <w:kern w:val="0"/>
+                <w:sz w:val="22"/>
+                <w:szCs w:val="22"/>
+                <w:lang w:val="es-CR"/>
+                <w14:ligatures w14:val="none"/>
+              </w:rPr>
+            </w:pPr>
+            <w:proofErr w:type="spellStart"/>
+            <w:r>
+              <w:rPr>
+                <w:rFonts w:ascii="Arial" w:hAnsi="Arial" w:cs="Arial"/>
+                <w:sz w:val="22"/>
+                <w:szCs w:val="22"/>
+              </w:rPr>
+              <w:t>Completado</w:t>
+            </w:r>
+            <w:proofErr w:type="spellEnd"/>
+          </w:p>
+        </w:tc>
+      </w:tr>
+      <w:tr>
+        <w:tc>
+          <w:tcPr>
+            <w:tcW w:w="2337" w:type="dxa"/>
+          </w:tcPr>
+          <w:p>
+            <w:pPr>
+              <w:spacing w:before="100" w:beforeAutospacing="1" w:after="100" w:afterAutospacing="1" w:line="360" w:lineRule="auto"/>
+              <w:jc w:val="both"/>
+              <w:rPr>
+                <w:rFonts w:ascii="Arial" w:eastAsia="Times New Roman" w:hAnsi="Arial" w:cs="Arial"/>
+                <w:kern w:val="0"/>
+                <w:sz w:val="22"/>
+                <w:szCs w:val="22"/>
+                <w:lang w:val="es-CR"/>
+                <w14:ligatures w14:val="none"/>
+              </w:rPr>
+            </w:pPr>
+            <w:r>
+              <w:rPr>
+                <w:rFonts w:ascii="Arial" w:eastAsia="Times New Roman" w:hAnsi="Arial" w:cs="Arial"/>
+                <w:kern w:val="0"/>
+                <w:sz w:val="22"/>
+                <w:szCs w:val="22"/>
+                <w:lang w:val="es-CR"/>
+                <w14:ligatures w14:val="none"/>
+              </w:rPr>
+              <w:t>RF-09</w:t>
+            </w:r>
+          </w:p>
+        </w:tc>
+        <w:tc>
+          <w:tcPr>
+            <w:tcW w:w="2337" w:type="dxa"/>
+          </w:tcPr>
+          <w:p>
+            <w:pPr>
+              <w:spacing w:before="100" w:beforeAutospacing="1" w:after="100" w:afterAutospacing="1" w:line="360" w:lineRule="auto"/>
+              <w:jc w:val="both"/>
+              <w:rPr>
+                <w:rFonts w:ascii="Arial" w:eastAsia="Times New Roman" w:hAnsi="Arial" w:cs="Arial"/>
+                <w:kern w:val="0"/>
+                <w:sz w:val="22"/>
+                <w:szCs w:val="22"/>
+                <w:lang w:val="es-CR"/>
+                <w14:ligatures w14:val="none"/>
+              </w:rPr>
+            </w:pPr>
+            <w:r>
+              <w:rPr>
+                <w:rFonts w:ascii="Arial" w:eastAsia="Times New Roman" w:hAnsi="Arial" w:cs="Arial"/>
+                <w:kern w:val="0"/>
+                <w:sz w:val="22"/>
+                <w:szCs w:val="22"/>
+                <w:lang w:val="es-CR"/>
+                <w14:ligatures w14:val="none"/>
+              </w:rPr>
+              <w:t>Modelo lógico</w:t>
+            </w:r>
+          </w:p>
+        </w:tc>
+        <w:tc>
+          <w:tcPr>
+            <w:tcW w:w="2338" w:type="dxa"/>
+          </w:tcPr>
+          <w:p>
+            <w:pPr>
+              <w:spacing w:before="100" w:beforeAutospacing="1" w:after="100" w:afterAutospacing="1" w:line="360" w:lineRule="auto"/>
+              <w:jc w:val="both"/>
+              <w:rPr>
+                <w:rFonts w:ascii="Arial" w:eastAsia="Times New Roman" w:hAnsi="Arial" w:cs="Arial"/>
+                <w:kern w:val="0"/>
+                <w:sz w:val="22"/>
+                <w:szCs w:val="22"/>
+                <w:lang w:val="es-CR"/>
+                <w14:ligatures w14:val="none"/>
+              </w:rPr>
+            </w:pPr>
+            <w:r>
+              <w:rPr>
+                <w:rFonts w:ascii="Arial" w:eastAsia="Times New Roman" w:hAnsi="Arial" w:cs="Arial"/>
+                <w:kern w:val="0"/>
+                <w:sz w:val="22"/>
+                <w:szCs w:val="22"/>
+                <w:lang w:val="es-CR"/>
+                <w14:ligatures w14:val="none"/>
+              </w:rPr>
+              <w:t>Incorporar id_ubicacion como FK en eventos.</w:t>
+            </w:r>
+          </w:p>
+        </w:tc>
+        <w:tc>
+          <w:tcPr>
+            <w:tcW w:w="2338" w:type="dxa"/>
+          </w:tcPr>
+          <w:p>
+            <w:pPr>
+              <w:spacing w:before="100" w:beforeAutospacing="1" w:after="100" w:afterAutospacing="1" w:line="360" w:lineRule="auto"/>
+              <w:jc w:val="both"/>
+              <w:rPr>
+                <w:rFonts w:ascii="Arial" w:eastAsia="Times New Roman" w:hAnsi="Arial" w:cs="Arial"/>
+                <w:kern w:val="0"/>
+                <w:sz w:val="22"/>
+                <w:szCs w:val="22"/>
+                <w:lang w:val="es-CR"/>
+                <w14:ligatures w14:val="none"/>
+              </w:rPr>
+            </w:pPr>
+            <w:proofErr w:type="spellStart"/>
+            <w:r>
+              <w:rPr>
+                <w:rFonts w:ascii="Arial" w:hAnsi="Arial" w:cs="Arial"/>
+                <w:sz w:val="22"/>
+                <w:szCs w:val="22"/>
+              </w:rPr>
+              <w:t>Completado</w:t>
+            </w:r>
+            <w:proofErr w:type="spellEnd"/>
+          </w:p>
+        </w:tc>
+      </w:tr>
+      <w:tr>
+        <w:tc>
+          <w:tcPr>
+            <w:tcW w:w="2337" w:type="dxa"/>
+          </w:tcPr>
+          <w:p>
+            <w:pPr>
+              <w:spacing w:before="100" w:beforeAutospacing="1" w:after="100" w:afterAutospacing="1" w:line="360" w:lineRule="auto"/>
+              <w:jc w:val="both"/>
+              <w:rPr>
+                <w:rFonts w:ascii="Arial" w:eastAsia="Times New Roman" w:hAnsi="Arial" w:cs="Arial"/>
+                <w:kern w:val="0"/>
+                <w:sz w:val="22"/>
+                <w:szCs w:val="22"/>
+                <w:lang w:val="es-CR"/>
+                <w14:ligatures w14:val="none"/>
+              </w:rPr>
+            </w:pPr>
+            <w:r>
+              <w:rPr>
+                <w:rFonts w:ascii="Arial" w:eastAsia="Times New Roman" w:hAnsi="Arial" w:cs="Arial"/>
+                <w:kern w:val="0"/>
+                <w:sz w:val="22"/>
+                <w:szCs w:val="22"/>
+                <w:lang w:val="es-CR"/>
+                <w14:ligatures w14:val="none"/>
+              </w:rPr>
+              <w:t>RF-09</w:t>
+            </w:r>
+          </w:p>
+        </w:tc>
+        <w:tc>
+          <w:tcPr>
+            <w:tcW w:w="2337" w:type="dxa"/>
+          </w:tcPr>
+          <w:p>
+            <w:pPr>
+              <w:spacing w:before="100" w:beforeAutospacing="1" w:after="100" w:afterAutospacing="1" w:line="360" w:lineRule="auto"/>
+              <w:jc w:val="both"/>
+              <w:rPr>
+                <w:rFonts w:ascii="Arial" w:eastAsia="Times New Roman" w:hAnsi="Arial" w:cs="Arial"/>
+                <w:kern w:val="0"/>
+                <w:sz w:val="22"/>
+                <w:szCs w:val="22"/>
+                <w:lang w:val="es-CR"/>
+                <w14:ligatures w14:val="none"/>
+              </w:rPr>
+            </w:pPr>
+            <w:r>
+              <w:rPr>
+                <w:rFonts w:ascii="Arial" w:eastAsia="Times New Roman" w:hAnsi="Arial" w:cs="Arial"/>
+                <w:kern w:val="0"/>
+                <w:sz w:val="22"/>
+                <w:szCs w:val="22"/>
+                <w:lang w:val="es-CR"/>
+                <w14:ligatures w14:val="none"/>
+              </w:rPr>
+              <w:t>Modelo físico</w:t>
+            </w:r>
+          </w:p>
+        </w:tc>
+        <w:tc>
+          <w:tcPr>
+            <w:tcW w:w="2338" w:type="dxa"/>
+          </w:tcPr>
+          <w:p>
+            <w:pPr>
+              <w:spacing w:before="100" w:beforeAutospacing="1" w:after="100" w:afterAutospacing="1" w:line="360" w:lineRule="auto"/>
+              <w:jc w:val="both"/>
+              <w:rPr>
+                <w:rFonts w:ascii="Arial" w:eastAsia="Times New Roman" w:hAnsi="Arial" w:cs="Arial"/>
+                <w:kern w:val="0"/>
+                <w:sz w:val="22"/>
+                <w:szCs w:val="22"/>
+                <w:lang w:val="es-CR"/>
+                <w14:ligatures w14:val="none"/>
+              </w:rPr>
+            </w:pPr>
+            <w:r>
+              <w:rPr>
+                <w:rFonts w:ascii="Arial" w:eastAsia="Times New Roman" w:hAnsi="Arial" w:cs="Arial"/>
+                <w:kern w:val="0"/>
+                <w:sz w:val="22"/>
+                <w:szCs w:val="22"/>
+                <w:lang w:val="es-CR"/>
+                <w14:ligatures w14:val="none"/>
+              </w:rPr>
+              <w:t>Implementar la relación y la consulta para detectar traslapes de eventos en una misma ubicación.</w:t>
+            </w:r>
+          </w:p>
+        </w:tc>
+        <w:tc>
+          <w:tcPr>
+            <w:tcW w:w="2338" w:type="dxa"/>
+          </w:tcPr>
+          <w:p>
+            <w:pPr>
+              <w:spacing w:before="100" w:beforeAutospacing="1" w:after="100" w:afterAutospacing="1" w:line="360" w:lineRule="auto"/>
+              <w:jc w:val="both"/>
+              <w:rPr>
+                <w:rFonts w:ascii="Arial" w:eastAsia="Times New Roman" w:hAnsi="Arial" w:cs="Arial"/>
+                <w:kern w:val="0"/>
+                <w:sz w:val="22"/>
+                <w:szCs w:val="22"/>
+                <w:lang w:val="es-CR"/>
+                <w14:ligatures w14:val="none"/>
+              </w:rPr>
+            </w:pPr>
+            <w:proofErr w:type="spellStart"/>
+            <w:r>
+              <w:rPr>
+                <w:rFonts w:ascii="Arial" w:hAnsi="Arial" w:cs="Arial"/>
+                <w:sz w:val="22"/>
+                <w:szCs w:val="22"/>
+              </w:rPr>
+              <w:t>Completado</w:t>
+            </w:r>
+            <w:proofErr w:type="spellEnd"/>
+          </w:p>
+        </w:tc>
+      </w:tr>
+      <w:tr>
+        <w:tc>
+          <w:tcPr>
+            <w:tcW w:w="2337" w:type="dxa"/>
+          </w:tcPr>
+          <w:p>
+            <w:pPr>
+              <w:spacing w:before="100" w:beforeAutospacing="1" w:after="100" w:afterAutospacing="1" w:line="360" w:lineRule="auto"/>
+              <w:jc w:val="both"/>
+              <w:rPr>
+                <w:rFonts w:ascii="Arial" w:eastAsia="Times New Roman" w:hAnsi="Arial" w:cs="Arial"/>
+                <w:kern w:val="0"/>
+                <w:sz w:val="22"/>
+                <w:szCs w:val="22"/>
+                <w:lang w:val="es-CR"/>
+                <w14:ligatures w14:val="none"/>
+              </w:rPr>
+            </w:pPr>
+            <w:r>
+              <w:rPr>
+                <w:rFonts w:ascii="Arial" w:eastAsia="Times New Roman" w:hAnsi="Arial" w:cs="Arial"/>
+                <w:kern w:val="0"/>
+                <w:sz w:val="22"/>
+                <w:szCs w:val="22"/>
+                <w:lang w:val="es-CR"/>
+                <w14:ligatures w14:val="none"/>
+              </w:rPr>
+              <w:t>RF-09</w:t>
+            </w:r>
+          </w:p>
+        </w:tc>
+        <w:tc>
+          <w:tcPr>
+            <w:tcW w:w="2337" w:type="dxa"/>
+          </w:tcPr>
+          <w:p>
+            <w:pPr>
+              <w:spacing w:before="100" w:beforeAutospacing="1" w:after="100" w:afterAutospacing="1" w:line="360" w:lineRule="auto"/>
+              <w:jc w:val="both"/>
+              <w:rPr>
+                <w:rFonts w:ascii="Arial" w:eastAsia="Times New Roman" w:hAnsi="Arial" w:cs="Arial"/>
+                <w:kern w:val="0"/>
+                <w:sz w:val="22"/>
+                <w:szCs w:val="22"/>
+                <w:lang w:val="es-CR"/>
+                <w14:ligatures w14:val="none"/>
+              </w:rPr>
+            </w:pPr>
+            <w:r>
+              <w:rPr>
+                <w:rFonts w:ascii="Arial" w:eastAsia="Times New Roman" w:hAnsi="Arial" w:cs="Arial"/>
+                <w:kern w:val="0"/>
+                <w:sz w:val="22"/>
+                <w:szCs w:val="22"/>
+                <w:lang w:val="es-CR"/>
+                <w14:ligatures w14:val="none"/>
+              </w:rPr>
+              <w:t>Interfaz grafica</w:t>
+            </w:r>
+          </w:p>
+        </w:tc>
+        <w:tc>
+          <w:tcPr>
+            <w:tcW w:w="2338" w:type="dxa"/>
+          </w:tcPr>
+          <w:p>
+            <w:pPr>
+              <w:spacing w:before="100" w:beforeAutospacing="1" w:after="100" w:afterAutospacing="1" w:line="360" w:lineRule="auto"/>
+              <w:jc w:val="both"/>
+              <w:rPr>
+                <w:rFonts w:ascii="Arial" w:eastAsia="Times New Roman" w:hAnsi="Arial" w:cs="Arial"/>
+                <w:kern w:val="0"/>
+                <w:sz w:val="22"/>
+                <w:szCs w:val="22"/>
+                <w:lang w:val="es-CR"/>
+                <w14:ligatures w14:val="none"/>
+              </w:rPr>
+            </w:pPr>
+            <w:r>
+              <w:rPr>
+                <w:rFonts w:ascii="Arial" w:eastAsia="Times New Roman" w:hAnsi="Arial" w:cs="Arial"/>
+                <w:kern w:val="0"/>
+                <w:sz w:val="22"/>
+                <w:szCs w:val="22"/>
+                <w:lang w:val="es-CR"/>
+                <w14:ligatures w14:val="none"/>
+              </w:rPr>
+              <w:t xml:space="preserve">Agregar el selector de ubicación y prevenir </w:t>
+            </w:r>
+            <w:r>
+              <w:rPr>
+                <w:rFonts w:ascii="Arial" w:eastAsia="Times New Roman" w:hAnsi="Arial" w:cs="Arial"/>
+                <w:kern w:val="0"/>
+                <w:sz w:val="22"/>
+                <w:szCs w:val="22"/>
+                <w:lang w:val="es-CR"/>
+                <w14:ligatures w14:val="none"/>
+              </w:rPr>
+              <w:lastRenderedPageBreak/>
+              <w:t>conflictos de horario al crear o actualizar eventos.</w:t>
+            </w:r>
+          </w:p>
+        </w:tc>
+        <w:tc>
+          <w:tcPr>
+            <w:tcW w:w="2338" w:type="dxa"/>
+          </w:tcPr>
+          <w:p>
+            <w:pPr>
+              <w:spacing w:before="100" w:beforeAutospacing="1" w:after="100" w:afterAutospacing="1" w:line="360" w:lineRule="auto"/>
+              <w:jc w:val="both"/>
+              <w:rPr>
+                <w:rFonts w:ascii="Arial" w:eastAsia="Times New Roman" w:hAnsi="Arial" w:cs="Arial"/>
+                <w:kern w:val="0"/>
+                <w:sz w:val="22"/>
+                <w:szCs w:val="22"/>
+                <w:lang w:val="es-CR"/>
+                <w14:ligatures w14:val="none"/>
+              </w:rPr>
+            </w:pPr>
+            <w:proofErr w:type="spellStart"/>
+            <w:r>
+              <w:rPr>
+                <w:rFonts w:ascii="Arial" w:hAnsi="Arial" w:cs="Arial"/>
+                <w:sz w:val="22"/>
+                <w:szCs w:val="22"/>
+              </w:rPr>
+              <w:lastRenderedPageBreak/>
+              <w:t>Completado</w:t>
+            </w:r>
+            <w:proofErr w:type="spellEnd"/>
+          </w:p>
+        </w:tc>
+      </w:tr>
+      <w:tr>
+        <w:tc>
+          <w:tcPr>
+            <w:tcW w:w="2337" w:type="dxa"/>
+          </w:tcPr>
+          <w:p>
+            <w:pPr>
+              <w:spacing w:before="100" w:beforeAutospacing="1" w:after="100" w:afterAutospacing="1" w:line="360" w:lineRule="auto"/>
+              <w:jc w:val="both"/>
+              <w:rPr>
+                <w:rFonts w:ascii="Arial" w:eastAsia="Times New Roman" w:hAnsi="Arial" w:cs="Arial"/>
+                <w:kern w:val="0"/>
+                <w:sz w:val="22"/>
+                <w:szCs w:val="22"/>
+                <w:lang w:val="es-CR"/>
+                <w14:ligatures w14:val="none"/>
+              </w:rPr>
+            </w:pPr>
+            <w:r>
+              <w:rPr>
+                <w:rFonts w:ascii="Arial" w:eastAsia="Times New Roman" w:hAnsi="Arial" w:cs="Arial"/>
+                <w:kern w:val="0"/>
+                <w:sz w:val="22"/>
+                <w:szCs w:val="22"/>
+                <w:lang w:val="es-CR"/>
+                <w14:ligatures w14:val="none"/>
+              </w:rPr>
+              <w:t>RF-10</w:t>
+            </w:r>
+          </w:p>
+        </w:tc>
+        <w:tc>
+          <w:tcPr>
+            <w:tcW w:w="2337" w:type="dxa"/>
+          </w:tcPr>
+          <w:p>
+            <w:pPr>
+              <w:spacing w:before="100" w:beforeAutospacing="1" w:after="100" w:afterAutospacing="1" w:line="360" w:lineRule="auto"/>
+              <w:jc w:val="both"/>
+              <w:rPr>
+                <w:rFonts w:ascii="Arial" w:eastAsia="Times New Roman" w:hAnsi="Arial" w:cs="Arial"/>
+                <w:kern w:val="0"/>
+                <w:sz w:val="22"/>
+                <w:szCs w:val="22"/>
+                <w:lang w:val="es-CR"/>
+                <w14:ligatures w14:val="none"/>
+              </w:rPr>
+            </w:pPr>
+            <w:r>
+              <w:rPr>
+                <w:rFonts w:ascii="Arial" w:eastAsia="Times New Roman" w:hAnsi="Arial" w:cs="Arial"/>
+                <w:kern w:val="0"/>
+                <w:sz w:val="22"/>
+                <w:szCs w:val="22"/>
+                <w:lang w:val="es-CR"/>
+                <w14:ligatures w14:val="none"/>
+              </w:rPr>
+              <w:t>Modelo físico</w:t>
+            </w:r>
+          </w:p>
+        </w:tc>
+        <w:tc>
+          <w:tcPr>
+            <w:tcW w:w="2338" w:type="dxa"/>
+          </w:tcPr>
+          <w:p>
+            <w:pPr>
+              <w:spacing w:before="100" w:beforeAutospacing="1" w:after="100" w:afterAutospacing="1" w:line="360" w:lineRule="auto"/>
+              <w:jc w:val="both"/>
+              <w:rPr>
+                <w:rFonts w:ascii="Arial" w:eastAsia="Times New Roman" w:hAnsi="Arial" w:cs="Arial"/>
+                <w:kern w:val="0"/>
+                <w:sz w:val="22"/>
+                <w:szCs w:val="22"/>
+                <w:lang w:val="es-CR"/>
+                <w14:ligatures w14:val="none"/>
+              </w:rPr>
+            </w:pPr>
+            <w:r>
+              <w:rPr>
+                <w:rFonts w:ascii="Arial" w:eastAsia="Times New Roman" w:hAnsi="Arial" w:cs="Arial"/>
+                <w:kern w:val="0"/>
+                <w:sz w:val="22"/>
+                <w:szCs w:val="22"/>
+                <w:lang w:val="es-CR"/>
+                <w14:ligatures w14:val="none"/>
+              </w:rPr>
+              <w:t>Implementar la consulta para ordenar las ubicaciones según la cantidad de eventos realizados.</w:t>
+            </w:r>
+          </w:p>
+        </w:tc>
+        <w:tc>
+          <w:tcPr>
+            <w:tcW w:w="2338" w:type="dxa"/>
+          </w:tcPr>
+          <w:p>
+            <w:pPr>
+              <w:spacing w:before="100" w:beforeAutospacing="1" w:after="100" w:afterAutospacing="1" w:line="360" w:lineRule="auto"/>
+              <w:jc w:val="both"/>
+              <w:rPr>
+                <w:rFonts w:ascii="Arial" w:eastAsia="Times New Roman" w:hAnsi="Arial" w:cs="Arial"/>
+                <w:kern w:val="0"/>
+                <w:sz w:val="22"/>
+                <w:szCs w:val="22"/>
+                <w:lang w:val="es-CR"/>
+                <w14:ligatures w14:val="none"/>
+              </w:rPr>
+            </w:pPr>
+            <w:proofErr w:type="spellStart"/>
+            <w:r>
+              <w:rPr>
+                <w:rFonts w:ascii="Arial" w:hAnsi="Arial" w:cs="Arial"/>
+                <w:sz w:val="22"/>
+                <w:szCs w:val="22"/>
+              </w:rPr>
+              <w:t>Completado</w:t>
+            </w:r>
+            <w:proofErr w:type="spellEnd"/>
+          </w:p>
+        </w:tc>
+      </w:tr>
+      <w:tr>
+        <w:tc>
+          <w:tcPr>
+            <w:tcW w:w="2337" w:type="dxa"/>
+          </w:tcPr>
+          <w:p>
+            <w:pPr>
+              <w:spacing w:before="100" w:beforeAutospacing="1" w:after="100" w:afterAutospacing="1" w:line="360" w:lineRule="auto"/>
+              <w:jc w:val="both"/>
+              <w:rPr>
+                <w:rFonts w:ascii="Arial" w:eastAsia="Times New Roman" w:hAnsi="Arial" w:cs="Arial"/>
+                <w:kern w:val="0"/>
+                <w:sz w:val="22"/>
+                <w:szCs w:val="22"/>
+                <w:lang w:val="es-CR"/>
+                <w14:ligatures w14:val="none"/>
+              </w:rPr>
+            </w:pPr>
+            <w:r>
+              <w:rPr>
+                <w:rFonts w:ascii="Arial" w:eastAsia="Times New Roman" w:hAnsi="Arial" w:cs="Arial"/>
+                <w:kern w:val="0"/>
+                <w:sz w:val="22"/>
+                <w:szCs w:val="22"/>
+                <w:lang w:val="es-CR"/>
+                <w14:ligatures w14:val="none"/>
+              </w:rPr>
+              <w:t>RF-10</w:t>
+            </w:r>
+          </w:p>
+        </w:tc>
+        <w:tc>
+          <w:tcPr>
+            <w:tcW w:w="2337" w:type="dxa"/>
+          </w:tcPr>
+          <w:p>
+            <w:pPr>
+              <w:spacing w:before="100" w:beforeAutospacing="1" w:after="100" w:afterAutospacing="1" w:line="360" w:lineRule="auto"/>
+              <w:jc w:val="both"/>
+              <w:rPr>
+                <w:rFonts w:ascii="Arial" w:eastAsia="Times New Roman" w:hAnsi="Arial" w:cs="Arial"/>
+                <w:kern w:val="0"/>
+                <w:sz w:val="22"/>
+                <w:szCs w:val="22"/>
+                <w:lang w:val="es-CR"/>
+                <w14:ligatures w14:val="none"/>
+              </w:rPr>
+            </w:pPr>
+            <w:r>
+              <w:rPr>
+                <w:rFonts w:ascii="Arial" w:eastAsia="Times New Roman" w:hAnsi="Arial" w:cs="Arial"/>
+                <w:kern w:val="0"/>
+                <w:sz w:val="22"/>
+                <w:szCs w:val="22"/>
+                <w:lang w:val="es-CR"/>
+                <w14:ligatures w14:val="none"/>
+              </w:rPr>
+              <w:t>Interfaz grafica</w:t>
+            </w:r>
+          </w:p>
+        </w:tc>
+        <w:tc>
+          <w:tcPr>
+            <w:tcW w:w="2338" w:type="dxa"/>
+          </w:tcPr>
+          <w:p>
+            <w:pPr>
+              <w:spacing w:before="100" w:beforeAutospacing="1" w:after="100" w:afterAutospacing="1" w:line="360" w:lineRule="auto"/>
+              <w:jc w:val="both"/>
+              <w:rPr>
+                <w:rFonts w:ascii="Arial" w:eastAsia="Times New Roman" w:hAnsi="Arial" w:cs="Arial"/>
+                <w:kern w:val="0"/>
+                <w:sz w:val="22"/>
+                <w:szCs w:val="22"/>
+                <w:lang w:val="es-CR"/>
+                <w14:ligatures w14:val="none"/>
+              </w:rPr>
+            </w:pPr>
+            <w:r>
+              <w:rPr>
+                <w:rFonts w:ascii="Arial" w:eastAsia="Times New Roman" w:hAnsi="Arial" w:cs="Arial"/>
+                <w:kern w:val="0"/>
+                <w:sz w:val="22"/>
+                <w:szCs w:val="22"/>
+                <w:lang w:val="es-CR"/>
+                <w14:ligatures w14:val="none"/>
+              </w:rPr>
+              <w:t>Mostrar un ranking de uso de ubicaciones en un panel de solo lectura.</w:t>
+            </w:r>
+          </w:p>
+        </w:tc>
+        <w:tc>
+          <w:tcPr>
+            <w:tcW w:w="2338" w:type="dxa"/>
+          </w:tcPr>
+          <w:p>
+            <w:pPr>
+              <w:spacing w:before="100" w:beforeAutospacing="1" w:after="100" w:afterAutospacing="1" w:line="360" w:lineRule="auto"/>
+              <w:jc w:val="both"/>
+              <w:rPr>
+                <w:rFonts w:ascii="Arial" w:eastAsia="Times New Roman" w:hAnsi="Arial" w:cs="Arial"/>
+                <w:kern w:val="0"/>
+                <w:sz w:val="22"/>
+                <w:szCs w:val="22"/>
+                <w:lang w:val="es-CR"/>
+                <w14:ligatures w14:val="none"/>
+              </w:rPr>
+            </w:pPr>
+            <w:proofErr w:type="spellStart"/>
+            <w:r>
+              <w:rPr>
+                <w:rFonts w:ascii="Arial" w:hAnsi="Arial" w:cs="Arial"/>
+                <w:sz w:val="22"/>
+                <w:szCs w:val="22"/>
+              </w:rPr>
+              <w:t>Completado</w:t>
+            </w:r>
+            <w:proofErr w:type="spellEnd"/>
+          </w:p>
+        </w:tc>
+      </w:tr>
+      <w:tr>
+        <w:tc>
+          <w:tcPr>
+            <w:tcW w:w="2337" w:type="dxa"/>
+          </w:tcPr>
+          <w:p>
+            <w:pPr>
+              <w:spacing w:before="100" w:beforeAutospacing="1" w:after="100" w:afterAutospacing="1" w:line="360" w:lineRule="auto"/>
+              <w:jc w:val="both"/>
+              <w:rPr>
+                <w:rFonts w:ascii="Arial" w:eastAsia="Times New Roman" w:hAnsi="Arial" w:cs="Arial"/>
+                <w:kern w:val="0"/>
+                <w:sz w:val="22"/>
+                <w:szCs w:val="22"/>
+                <w:lang w:val="es-CR"/>
+                <w14:ligatures w14:val="none"/>
+              </w:rPr>
+            </w:pPr>
+            <w:r>
+              <w:rPr>
+                <w:rFonts w:ascii="Arial" w:eastAsia="Times New Roman" w:hAnsi="Arial" w:cs="Arial"/>
+                <w:kern w:val="0"/>
+                <w:sz w:val="22"/>
+                <w:szCs w:val="22"/>
+                <w:lang w:val="es-CR"/>
+                <w14:ligatures w14:val="none"/>
+              </w:rPr>
+              <w:t>RF-11</w:t>
+            </w:r>
+          </w:p>
+        </w:tc>
+        <w:tc>
+          <w:tcPr>
+            <w:tcW w:w="2337" w:type="dxa"/>
+          </w:tcPr>
+          <w:p>
+            <w:pPr>
+              <w:spacing w:before="100" w:beforeAutospacing="1" w:after="100" w:afterAutospacing="1" w:line="360" w:lineRule="auto"/>
+              <w:jc w:val="both"/>
+              <w:rPr>
+                <w:rFonts w:ascii="Arial" w:eastAsia="Times New Roman" w:hAnsi="Arial" w:cs="Arial"/>
+                <w:kern w:val="0"/>
+                <w:sz w:val="22"/>
+                <w:szCs w:val="22"/>
+                <w:lang w:val="es-CR"/>
+                <w14:ligatures w14:val="none"/>
+              </w:rPr>
+            </w:pPr>
+            <w:r>
+              <w:rPr>
+                <w:rFonts w:ascii="Arial" w:eastAsia="Times New Roman" w:hAnsi="Arial" w:cs="Arial"/>
+                <w:kern w:val="0"/>
+                <w:sz w:val="22"/>
+                <w:szCs w:val="22"/>
+                <w:lang w:val="es-CR"/>
+                <w14:ligatures w14:val="none"/>
+              </w:rPr>
+              <w:t>Modelo conceptual</w:t>
+            </w:r>
+          </w:p>
+        </w:tc>
+        <w:tc>
+          <w:tcPr>
+            <w:tcW w:w="2338" w:type="dxa"/>
+          </w:tcPr>
+          <w:p>
+            <w:pPr>
+              <w:spacing w:before="100" w:beforeAutospacing="1" w:after="100" w:afterAutospacing="1" w:line="360" w:lineRule="auto"/>
+              <w:jc w:val="both"/>
+              <w:rPr>
+                <w:rFonts w:ascii="Arial" w:eastAsia="Times New Roman" w:hAnsi="Arial" w:cs="Arial"/>
+                <w:kern w:val="0"/>
+                <w:sz w:val="22"/>
+                <w:szCs w:val="22"/>
+                <w:lang w:val="es-CR"/>
+                <w14:ligatures w14:val="none"/>
+              </w:rPr>
+            </w:pPr>
+            <w:r>
+              <w:rPr>
+                <w:rFonts w:ascii="Arial" w:eastAsia="Times New Roman" w:hAnsi="Arial" w:cs="Arial"/>
+                <w:kern w:val="0"/>
+                <w:sz w:val="22"/>
+                <w:szCs w:val="22"/>
+                <w:lang w:val="es-CR"/>
+                <w14:ligatures w14:val="none"/>
+              </w:rPr>
+              <w:t>Definir DISPONIBILIDADES y TIPOS_DISPONIBILIDAD vinculados con USUARIOS.</w:t>
+            </w:r>
+          </w:p>
+        </w:tc>
+        <w:tc>
+          <w:tcPr>
+            <w:tcW w:w="2338" w:type="dxa"/>
+          </w:tcPr>
+          <w:p>
+            <w:pPr>
+              <w:spacing w:before="100" w:beforeAutospacing="1" w:after="100" w:afterAutospacing="1" w:line="360" w:lineRule="auto"/>
+              <w:jc w:val="both"/>
+              <w:rPr>
+                <w:rFonts w:ascii="Arial" w:eastAsia="Times New Roman" w:hAnsi="Arial" w:cs="Arial"/>
+                <w:kern w:val="0"/>
+                <w:sz w:val="22"/>
+                <w:szCs w:val="22"/>
+                <w:lang w:val="es-CR"/>
+                <w14:ligatures w14:val="none"/>
+              </w:rPr>
+            </w:pPr>
+            <w:proofErr w:type="spellStart"/>
+            <w:r>
+              <w:rPr>
+                <w:rFonts w:ascii="Arial" w:hAnsi="Arial" w:cs="Arial"/>
+                <w:sz w:val="22"/>
+                <w:szCs w:val="22"/>
+              </w:rPr>
+              <w:t>Completado</w:t>
+            </w:r>
+            <w:proofErr w:type="spellEnd"/>
+          </w:p>
+        </w:tc>
+      </w:tr>
+      <w:tr>
+        <w:tc>
+          <w:tcPr>
+            <w:tcW w:w="2337" w:type="dxa"/>
+          </w:tcPr>
+          <w:p>
+            <w:pPr>
+              <w:spacing w:before="100" w:beforeAutospacing="1" w:after="100" w:afterAutospacing="1" w:line="360" w:lineRule="auto"/>
+              <w:jc w:val="both"/>
+              <w:rPr>
+                <w:rFonts w:ascii="Arial" w:eastAsia="Times New Roman" w:hAnsi="Arial" w:cs="Arial"/>
+                <w:kern w:val="0"/>
+                <w:sz w:val="22"/>
+                <w:szCs w:val="22"/>
+                <w:lang w:val="es-CR"/>
+                <w14:ligatures w14:val="none"/>
+              </w:rPr>
+            </w:pPr>
+            <w:r>
+              <w:rPr>
+                <w:rFonts w:ascii="Arial" w:eastAsia="Times New Roman" w:hAnsi="Arial" w:cs="Arial"/>
+                <w:kern w:val="0"/>
+                <w:sz w:val="22"/>
+                <w:szCs w:val="22"/>
+                <w:lang w:val="es-CR"/>
+                <w14:ligatures w14:val="none"/>
+              </w:rPr>
+              <w:t>RF-11</w:t>
+            </w:r>
+          </w:p>
+        </w:tc>
+        <w:tc>
+          <w:tcPr>
+            <w:tcW w:w="2337" w:type="dxa"/>
+          </w:tcPr>
+          <w:p>
+            <w:pPr>
+              <w:spacing w:before="100" w:beforeAutospacing="1" w:after="100" w:afterAutospacing="1" w:line="360" w:lineRule="auto"/>
+              <w:jc w:val="both"/>
+              <w:rPr>
+                <w:rFonts w:ascii="Arial" w:eastAsia="Times New Roman" w:hAnsi="Arial" w:cs="Arial"/>
+                <w:kern w:val="0"/>
+                <w:sz w:val="22"/>
+                <w:szCs w:val="22"/>
+                <w:lang w:val="es-CR"/>
+                <w14:ligatures w14:val="none"/>
+              </w:rPr>
+            </w:pPr>
+            <w:r>
+              <w:rPr>
+                <w:rFonts w:ascii="Arial" w:eastAsia="Times New Roman" w:hAnsi="Arial" w:cs="Arial"/>
+                <w:kern w:val="0"/>
+                <w:sz w:val="22"/>
+                <w:szCs w:val="22"/>
+                <w:lang w:val="es-CR"/>
+                <w14:ligatures w14:val="none"/>
+              </w:rPr>
+              <w:t>Modelo lógico</w:t>
+            </w:r>
+          </w:p>
+        </w:tc>
+        <w:tc>
+          <w:tcPr>
+            <w:tcW w:w="2338" w:type="dxa"/>
+          </w:tcPr>
+          <w:p>
+            <w:pPr>
+              <w:spacing w:before="100" w:beforeAutospacing="1" w:after="100" w:afterAutospacing="1" w:line="360" w:lineRule="auto"/>
+              <w:jc w:val="both"/>
+              <w:rPr>
+                <w:rFonts w:ascii="Arial" w:eastAsia="Times New Roman" w:hAnsi="Arial" w:cs="Arial"/>
+                <w:kern w:val="0"/>
+                <w:sz w:val="22"/>
+                <w:szCs w:val="22"/>
+                <w:lang w:val="es-CR"/>
+                <w14:ligatures w14:val="none"/>
+              </w:rPr>
+            </w:pPr>
+            <w:r>
+              <w:rPr>
+                <w:rFonts w:ascii="Arial" w:eastAsia="Times New Roman" w:hAnsi="Arial" w:cs="Arial"/>
+                <w:kern w:val="0"/>
+                <w:sz w:val="22"/>
+                <w:szCs w:val="22"/>
+                <w:lang w:val="es-CR"/>
+                <w14:ligatures w14:val="none"/>
+              </w:rPr>
+              <w:t>Definir las relaciones, PK y FK necesarias para registrar la disponibilidad de los usuarios.</w:t>
+            </w:r>
+          </w:p>
+        </w:tc>
+        <w:tc>
+          <w:tcPr>
+            <w:tcW w:w="2338" w:type="dxa"/>
+          </w:tcPr>
+          <w:p>
+            <w:pPr>
+              <w:spacing w:before="100" w:beforeAutospacing="1" w:after="100" w:afterAutospacing="1" w:line="360" w:lineRule="auto"/>
+              <w:jc w:val="both"/>
+              <w:rPr>
+                <w:rFonts w:ascii="Arial" w:eastAsia="Times New Roman" w:hAnsi="Arial" w:cs="Arial"/>
+                <w:kern w:val="0"/>
+                <w:sz w:val="22"/>
+                <w:szCs w:val="22"/>
+                <w:lang w:val="es-CR"/>
+                <w14:ligatures w14:val="none"/>
+              </w:rPr>
+            </w:pPr>
+            <w:proofErr w:type="spellStart"/>
+            <w:r>
+              <w:rPr>
+                <w:rFonts w:ascii="Arial" w:hAnsi="Arial" w:cs="Arial"/>
+                <w:sz w:val="22"/>
+                <w:szCs w:val="22"/>
+              </w:rPr>
+              <w:t>Completado</w:t>
+            </w:r>
+            <w:proofErr w:type="spellEnd"/>
+          </w:p>
+        </w:tc>
+      </w:tr>
+      <w:tr>
+        <w:tc>
+          <w:tcPr>
+            <w:tcW w:w="2337" w:type="dxa"/>
+          </w:tcPr>
+          <w:p>
+            <w:pPr>
+              <w:spacing w:before="100" w:beforeAutospacing="1" w:after="100" w:afterAutospacing="1" w:line="360" w:lineRule="auto"/>
+              <w:jc w:val="both"/>
+              <w:rPr>
+                <w:rFonts w:ascii="Arial" w:eastAsia="Times New Roman" w:hAnsi="Arial" w:cs="Arial"/>
+                <w:kern w:val="0"/>
+                <w:sz w:val="22"/>
+                <w:szCs w:val="22"/>
+                <w:lang w:val="es-CR"/>
+                <w14:ligatures w14:val="none"/>
+              </w:rPr>
+            </w:pPr>
+            <w:r>
+              <w:rPr>
+                <w:rFonts w:ascii="Arial" w:eastAsia="Times New Roman" w:hAnsi="Arial" w:cs="Arial"/>
+                <w:kern w:val="0"/>
+                <w:sz w:val="22"/>
+                <w:szCs w:val="22"/>
+                <w:lang w:val="es-CR"/>
+                <w14:ligatures w14:val="none"/>
+              </w:rPr>
+              <w:t>RF-11</w:t>
+            </w:r>
+          </w:p>
+        </w:tc>
+        <w:tc>
+          <w:tcPr>
+            <w:tcW w:w="2337" w:type="dxa"/>
+          </w:tcPr>
+          <w:p>
+            <w:pPr>
+              <w:spacing w:before="100" w:beforeAutospacing="1" w:after="100" w:afterAutospacing="1" w:line="360" w:lineRule="auto"/>
+              <w:jc w:val="both"/>
+              <w:rPr>
+                <w:rFonts w:ascii="Arial" w:eastAsia="Times New Roman" w:hAnsi="Arial" w:cs="Arial"/>
+                <w:kern w:val="0"/>
+                <w:sz w:val="22"/>
+                <w:szCs w:val="22"/>
+                <w:lang w:val="es-CR"/>
+                <w14:ligatures w14:val="none"/>
+              </w:rPr>
+            </w:pPr>
+            <w:r>
+              <w:rPr>
+                <w:rFonts w:ascii="Arial" w:eastAsia="Times New Roman" w:hAnsi="Arial" w:cs="Arial"/>
+                <w:kern w:val="0"/>
+                <w:sz w:val="22"/>
+                <w:szCs w:val="22"/>
+                <w:lang w:val="es-CR"/>
+                <w14:ligatures w14:val="none"/>
+              </w:rPr>
+              <w:t>Modelo físico</w:t>
+            </w:r>
+          </w:p>
+        </w:tc>
+        <w:tc>
+          <w:tcPr>
+            <w:tcW w:w="2338" w:type="dxa"/>
+          </w:tcPr>
+          <w:p>
+            <w:pPr>
+              <w:spacing w:before="100" w:beforeAutospacing="1" w:after="100" w:afterAutospacing="1" w:line="360" w:lineRule="auto"/>
+              <w:jc w:val="both"/>
+              <w:rPr>
+                <w:rFonts w:ascii="Arial" w:eastAsia="Times New Roman" w:hAnsi="Arial" w:cs="Arial"/>
+                <w:kern w:val="0"/>
+                <w:sz w:val="22"/>
+                <w:szCs w:val="22"/>
+                <w:lang w:val="es-CR"/>
+                <w14:ligatures w14:val="none"/>
+              </w:rPr>
+            </w:pPr>
+            <w:r>
+              <w:rPr>
+                <w:rFonts w:ascii="Arial" w:eastAsia="Times New Roman" w:hAnsi="Arial" w:cs="Arial"/>
+                <w:kern w:val="0"/>
+                <w:sz w:val="22"/>
+                <w:szCs w:val="22"/>
+                <w:lang w:val="es-CR"/>
+                <w14:ligatures w14:val="none"/>
+              </w:rPr>
+              <w:t xml:space="preserve">Crear las tablas disponibilidades y </w:t>
+            </w:r>
+            <w:proofErr w:type="spellStart"/>
+            <w:r>
+              <w:rPr>
+                <w:rFonts w:ascii="Arial" w:eastAsia="Times New Roman" w:hAnsi="Arial" w:cs="Arial"/>
+                <w:kern w:val="0"/>
+                <w:sz w:val="22"/>
+                <w:szCs w:val="22"/>
+                <w:lang w:val="es-CR"/>
+                <w14:ligatures w14:val="none"/>
+              </w:rPr>
+              <w:t>tipos_disponibilidad</w:t>
+            </w:r>
+            <w:proofErr w:type="spellEnd"/>
+            <w:r>
+              <w:rPr>
+                <w:rFonts w:ascii="Arial" w:eastAsia="Times New Roman" w:hAnsi="Arial" w:cs="Arial"/>
+                <w:kern w:val="0"/>
+                <w:sz w:val="22"/>
+                <w:szCs w:val="22"/>
+                <w:lang w:val="es-CR"/>
+                <w14:ligatures w14:val="none"/>
+              </w:rPr>
+              <w:t xml:space="preserve"> con validación del rango horario.</w:t>
+            </w:r>
+          </w:p>
+        </w:tc>
+        <w:tc>
+          <w:tcPr>
+            <w:tcW w:w="2338" w:type="dxa"/>
+          </w:tcPr>
+          <w:p>
+            <w:pPr>
+              <w:spacing w:before="100" w:beforeAutospacing="1" w:after="100" w:afterAutospacing="1" w:line="360" w:lineRule="auto"/>
+              <w:jc w:val="both"/>
+              <w:rPr>
+                <w:rFonts w:ascii="Arial" w:eastAsia="Times New Roman" w:hAnsi="Arial" w:cs="Arial"/>
+                <w:kern w:val="0"/>
+                <w:sz w:val="22"/>
+                <w:szCs w:val="22"/>
+                <w:lang w:val="es-CR"/>
+                <w14:ligatures w14:val="none"/>
+              </w:rPr>
+            </w:pPr>
+            <w:proofErr w:type="spellStart"/>
+            <w:r>
+              <w:rPr>
+                <w:rFonts w:ascii="Arial" w:hAnsi="Arial" w:cs="Arial"/>
+                <w:sz w:val="22"/>
+                <w:szCs w:val="22"/>
+              </w:rPr>
+              <w:t>Completado</w:t>
+            </w:r>
+            <w:proofErr w:type="spellEnd"/>
+          </w:p>
+        </w:tc>
+      </w:tr>
+      <w:tr>
+        <w:tc>
+          <w:tcPr>
+            <w:tcW w:w="2337" w:type="dxa"/>
+          </w:tcPr>
+          <w:p>
+            <w:pPr>
+              <w:spacing w:before="100" w:beforeAutospacing="1" w:after="100" w:afterAutospacing="1" w:line="360" w:lineRule="auto"/>
+              <w:jc w:val="both"/>
+              <w:rPr>
+                <w:rFonts w:ascii="Arial" w:eastAsia="Times New Roman" w:hAnsi="Arial" w:cs="Arial"/>
+                <w:kern w:val="0"/>
+                <w:sz w:val="22"/>
+                <w:szCs w:val="22"/>
+                <w:lang w:val="es-CR"/>
+                <w14:ligatures w14:val="none"/>
+              </w:rPr>
+            </w:pPr>
+            <w:r>
+              <w:rPr>
+                <w:rFonts w:ascii="Arial" w:eastAsia="Times New Roman" w:hAnsi="Arial" w:cs="Arial"/>
+                <w:kern w:val="0"/>
+                <w:sz w:val="22"/>
+                <w:szCs w:val="22"/>
+                <w:lang w:val="es-CR"/>
+                <w14:ligatures w14:val="none"/>
+              </w:rPr>
+              <w:t>RF-11</w:t>
+            </w:r>
+          </w:p>
+        </w:tc>
+        <w:tc>
+          <w:tcPr>
+            <w:tcW w:w="2337" w:type="dxa"/>
+          </w:tcPr>
+          <w:p>
+            <w:pPr>
+              <w:spacing w:before="100" w:beforeAutospacing="1" w:after="100" w:afterAutospacing="1" w:line="360" w:lineRule="auto"/>
+              <w:jc w:val="both"/>
+              <w:rPr>
+                <w:rFonts w:ascii="Arial" w:eastAsia="Times New Roman" w:hAnsi="Arial" w:cs="Arial"/>
+                <w:kern w:val="0"/>
+                <w:sz w:val="22"/>
+                <w:szCs w:val="22"/>
+                <w:lang w:val="es-CR"/>
+                <w14:ligatures w14:val="none"/>
+              </w:rPr>
+            </w:pPr>
+            <w:r>
+              <w:rPr>
+                <w:rFonts w:ascii="Arial" w:eastAsia="Times New Roman" w:hAnsi="Arial" w:cs="Arial"/>
+                <w:kern w:val="0"/>
+                <w:sz w:val="22"/>
+                <w:szCs w:val="22"/>
+                <w:lang w:val="es-CR"/>
+                <w14:ligatures w14:val="none"/>
+              </w:rPr>
+              <w:t>Interfaz grafica</w:t>
+            </w:r>
+          </w:p>
+        </w:tc>
+        <w:tc>
+          <w:tcPr>
+            <w:tcW w:w="2338" w:type="dxa"/>
+          </w:tcPr>
+          <w:p>
+            <w:pPr>
+              <w:spacing w:before="100" w:beforeAutospacing="1" w:after="100" w:afterAutospacing="1" w:line="360" w:lineRule="auto"/>
+              <w:jc w:val="both"/>
+              <w:rPr>
+                <w:rFonts w:ascii="Arial" w:eastAsia="Times New Roman" w:hAnsi="Arial" w:cs="Arial"/>
+                <w:kern w:val="0"/>
+                <w:sz w:val="22"/>
+                <w:szCs w:val="22"/>
+                <w:lang w:val="es-CR"/>
+                <w14:ligatures w14:val="none"/>
+              </w:rPr>
+            </w:pPr>
+            <w:r>
+              <w:rPr>
+                <w:rFonts w:ascii="Arial" w:eastAsia="Times New Roman" w:hAnsi="Arial" w:cs="Arial"/>
+                <w:kern w:val="0"/>
+                <w:sz w:val="22"/>
+                <w:szCs w:val="22"/>
+                <w:lang w:val="es-CR"/>
+                <w14:ligatures w14:val="none"/>
+              </w:rPr>
+              <w:t>Implementar el CRUD completo de disponibilidades.</w:t>
+            </w:r>
+          </w:p>
+        </w:tc>
+        <w:tc>
+          <w:tcPr>
+            <w:tcW w:w="2338" w:type="dxa"/>
+          </w:tcPr>
+          <w:p>
+            <w:pPr>
+              <w:spacing w:before="100" w:beforeAutospacing="1" w:after="100" w:afterAutospacing="1" w:line="360" w:lineRule="auto"/>
+              <w:jc w:val="both"/>
+              <w:rPr>
+                <w:rFonts w:ascii="Arial" w:eastAsia="Times New Roman" w:hAnsi="Arial" w:cs="Arial"/>
+                <w:kern w:val="0"/>
+                <w:sz w:val="22"/>
+                <w:szCs w:val="22"/>
+                <w:lang w:val="es-CR"/>
+                <w14:ligatures w14:val="none"/>
+              </w:rPr>
+            </w:pPr>
+            <w:proofErr w:type="spellStart"/>
+            <w:r>
+              <w:rPr>
+                <w:rFonts w:ascii="Arial" w:hAnsi="Arial" w:cs="Arial"/>
+                <w:sz w:val="22"/>
+                <w:szCs w:val="22"/>
+              </w:rPr>
+              <w:t>Completado</w:t>
+            </w:r>
+            <w:proofErr w:type="spellEnd"/>
+          </w:p>
+        </w:tc>
+      </w:tr>
+      <w:tr>
+        <w:tc>
+          <w:tcPr>
+            <w:tcW w:w="2337" w:type="dxa"/>
+          </w:tcPr>
+          <w:p>
+            <w:pPr>
+              <w:spacing w:before="100" w:beforeAutospacing="1" w:after="100" w:afterAutospacing="1" w:line="360" w:lineRule="auto"/>
+              <w:jc w:val="both"/>
+              <w:rPr>
+                <w:rFonts w:ascii="Arial" w:eastAsia="Times New Roman" w:hAnsi="Arial" w:cs="Arial"/>
+                <w:kern w:val="0"/>
+                <w:sz w:val="22"/>
+                <w:szCs w:val="22"/>
+                <w:lang w:val="es-CR"/>
+                <w14:ligatures w14:val="none"/>
+              </w:rPr>
+            </w:pPr>
+            <w:r>
+              <w:rPr>
+                <w:rFonts w:ascii="Arial" w:eastAsia="Times New Roman" w:hAnsi="Arial" w:cs="Arial"/>
+                <w:kern w:val="0"/>
+                <w:sz w:val="22"/>
+                <w:szCs w:val="22"/>
+                <w:lang w:val="es-CR"/>
+                <w14:ligatures w14:val="none"/>
+              </w:rPr>
+              <w:t>RF-12</w:t>
+            </w:r>
+          </w:p>
+        </w:tc>
+        <w:tc>
+          <w:tcPr>
+            <w:tcW w:w="2337" w:type="dxa"/>
+          </w:tcPr>
+          <w:p>
+            <w:pPr>
+              <w:spacing w:before="100" w:beforeAutospacing="1" w:after="100" w:afterAutospacing="1" w:line="360" w:lineRule="auto"/>
+              <w:jc w:val="both"/>
+              <w:rPr>
+                <w:rFonts w:ascii="Arial" w:eastAsia="Times New Roman" w:hAnsi="Arial" w:cs="Arial"/>
+                <w:kern w:val="0"/>
+                <w:sz w:val="22"/>
+                <w:szCs w:val="22"/>
+                <w:lang w:val="es-CR"/>
+                <w14:ligatures w14:val="none"/>
+              </w:rPr>
+            </w:pPr>
+            <w:r>
+              <w:rPr>
+                <w:rFonts w:ascii="Arial" w:eastAsia="Times New Roman" w:hAnsi="Arial" w:cs="Arial"/>
+                <w:kern w:val="0"/>
+                <w:sz w:val="22"/>
+                <w:szCs w:val="22"/>
+                <w:lang w:val="es-CR"/>
+                <w14:ligatures w14:val="none"/>
+              </w:rPr>
+              <w:t>Modelo físico</w:t>
+            </w:r>
+          </w:p>
+        </w:tc>
+        <w:tc>
+          <w:tcPr>
+            <w:tcW w:w="2338" w:type="dxa"/>
+          </w:tcPr>
+          <w:p>
+            <w:pPr>
+              <w:spacing w:before="100" w:beforeAutospacing="1" w:after="100" w:afterAutospacing="1" w:line="360" w:lineRule="auto"/>
+              <w:jc w:val="both"/>
+              <w:rPr>
+                <w:rFonts w:ascii="Arial" w:eastAsia="Times New Roman" w:hAnsi="Arial" w:cs="Arial"/>
+                <w:kern w:val="0"/>
+                <w:sz w:val="22"/>
+                <w:szCs w:val="22"/>
+                <w:lang w:val="es-CR"/>
+                <w14:ligatures w14:val="none"/>
+              </w:rPr>
+            </w:pPr>
+            <w:r>
+              <w:rPr>
+                <w:rFonts w:ascii="Arial" w:eastAsia="Times New Roman" w:hAnsi="Arial" w:cs="Arial"/>
+                <w:kern w:val="0"/>
+                <w:sz w:val="22"/>
+                <w:szCs w:val="22"/>
+                <w:lang w:val="es-CR"/>
+                <w14:ligatures w14:val="none"/>
+              </w:rPr>
+              <w:t>Implementar la consulta para determinar usuarios libres según disponibilidad y eventos existentes.</w:t>
+            </w:r>
+          </w:p>
+        </w:tc>
+        <w:tc>
+          <w:tcPr>
+            <w:tcW w:w="2338" w:type="dxa"/>
+          </w:tcPr>
+          <w:p>
+            <w:pPr>
+              <w:spacing w:before="100" w:beforeAutospacing="1" w:after="100" w:afterAutospacing="1" w:line="360" w:lineRule="auto"/>
+              <w:jc w:val="both"/>
+              <w:rPr>
+                <w:rFonts w:ascii="Arial" w:eastAsia="Times New Roman" w:hAnsi="Arial" w:cs="Arial"/>
+                <w:kern w:val="0"/>
+                <w:sz w:val="22"/>
+                <w:szCs w:val="22"/>
+                <w:lang w:val="es-CR"/>
+                <w14:ligatures w14:val="none"/>
+              </w:rPr>
+            </w:pPr>
+            <w:proofErr w:type="spellStart"/>
+            <w:r>
+              <w:rPr>
+                <w:rFonts w:ascii="Arial" w:hAnsi="Arial" w:cs="Arial"/>
+                <w:sz w:val="22"/>
+                <w:szCs w:val="22"/>
+              </w:rPr>
+              <w:t>Completado</w:t>
+            </w:r>
+            <w:proofErr w:type="spellEnd"/>
+          </w:p>
+        </w:tc>
+      </w:tr>
+      <w:tr>
+        <w:tc>
+          <w:tcPr>
+            <w:tcW w:w="2337" w:type="dxa"/>
+          </w:tcPr>
+          <w:p>
+            <w:pPr>
+              <w:spacing w:before="100" w:beforeAutospacing="1" w:after="100" w:afterAutospacing="1" w:line="360" w:lineRule="auto"/>
+              <w:jc w:val="both"/>
+              <w:rPr>
+                <w:rFonts w:ascii="Arial" w:eastAsia="Times New Roman" w:hAnsi="Arial" w:cs="Arial"/>
+                <w:kern w:val="0"/>
+                <w:sz w:val="22"/>
+                <w:szCs w:val="22"/>
+                <w:lang w:val="es-CR"/>
+                <w14:ligatures w14:val="none"/>
+              </w:rPr>
+            </w:pPr>
+            <w:r>
+              <w:rPr>
+                <w:rFonts w:ascii="Arial" w:eastAsia="Times New Roman" w:hAnsi="Arial" w:cs="Arial"/>
+                <w:kern w:val="0"/>
+                <w:sz w:val="22"/>
+                <w:szCs w:val="22"/>
+                <w:lang w:val="es-CR"/>
+                <w14:ligatures w14:val="none"/>
+              </w:rPr>
+              <w:t>RF-12</w:t>
+            </w:r>
+          </w:p>
+        </w:tc>
+        <w:tc>
+          <w:tcPr>
+            <w:tcW w:w="2337" w:type="dxa"/>
+          </w:tcPr>
+          <w:p>
+            <w:pPr>
+              <w:spacing w:before="100" w:beforeAutospacing="1" w:after="100" w:afterAutospacing="1" w:line="360" w:lineRule="auto"/>
+              <w:jc w:val="both"/>
+              <w:rPr>
+                <w:rFonts w:ascii="Arial" w:eastAsia="Times New Roman" w:hAnsi="Arial" w:cs="Arial"/>
+                <w:kern w:val="0"/>
+                <w:sz w:val="22"/>
+                <w:szCs w:val="22"/>
+                <w:lang w:val="es-CR"/>
+                <w14:ligatures w14:val="none"/>
+              </w:rPr>
+            </w:pPr>
+            <w:r>
+              <w:rPr>
+                <w:rFonts w:ascii="Arial" w:eastAsia="Times New Roman" w:hAnsi="Arial" w:cs="Arial"/>
+                <w:kern w:val="0"/>
+                <w:sz w:val="22"/>
+                <w:szCs w:val="22"/>
+                <w:lang w:val="es-CR"/>
+                <w14:ligatures w14:val="none"/>
+              </w:rPr>
+              <w:t>Interfaz grafica</w:t>
+            </w:r>
+          </w:p>
+        </w:tc>
+        <w:tc>
+          <w:tcPr>
+            <w:tcW w:w="2338" w:type="dxa"/>
+          </w:tcPr>
+          <w:p>
+            <w:pPr>
+              <w:spacing w:before="100" w:beforeAutospacing="1" w:after="100" w:afterAutospacing="1" w:line="360" w:lineRule="auto"/>
+              <w:jc w:val="both"/>
+              <w:rPr>
+                <w:rFonts w:ascii="Arial" w:eastAsia="Times New Roman" w:hAnsi="Arial" w:cs="Arial"/>
+                <w:kern w:val="0"/>
+                <w:sz w:val="22"/>
+                <w:szCs w:val="22"/>
+                <w:lang w:val="es-CR"/>
+                <w14:ligatures w14:val="none"/>
+              </w:rPr>
+            </w:pPr>
+            <w:r>
+              <w:rPr>
+                <w:rFonts w:ascii="Arial" w:eastAsia="Times New Roman" w:hAnsi="Arial" w:cs="Arial"/>
+                <w:kern w:val="0"/>
+                <w:sz w:val="22"/>
+                <w:szCs w:val="22"/>
+                <w:lang w:val="es-CR"/>
+                <w14:ligatures w14:val="none"/>
+              </w:rPr>
+              <w:t>Mostrar los usuarios disponibles en un rango de fecha y hora seleccionado.</w:t>
+            </w:r>
+          </w:p>
+        </w:tc>
+        <w:tc>
+          <w:tcPr>
+            <w:tcW w:w="2338" w:type="dxa"/>
+          </w:tcPr>
+          <w:p>
+            <w:pPr>
+              <w:spacing w:before="100" w:beforeAutospacing="1" w:after="100" w:afterAutospacing="1" w:line="360" w:lineRule="auto"/>
+              <w:jc w:val="both"/>
+              <w:rPr>
+                <w:rFonts w:ascii="Arial" w:eastAsia="Times New Roman" w:hAnsi="Arial" w:cs="Arial"/>
+                <w:kern w:val="0"/>
+                <w:sz w:val="22"/>
+                <w:szCs w:val="22"/>
+                <w:lang w:val="es-CR"/>
+                <w14:ligatures w14:val="none"/>
+              </w:rPr>
+            </w:pPr>
+            <w:proofErr w:type="spellStart"/>
+            <w:r>
+              <w:rPr>
+                <w:rFonts w:ascii="Arial" w:hAnsi="Arial" w:cs="Arial"/>
+                <w:sz w:val="22"/>
+                <w:szCs w:val="22"/>
+              </w:rPr>
+              <w:t>Completado</w:t>
+            </w:r>
+            <w:proofErr w:type="spellEnd"/>
+          </w:p>
+        </w:tc>
+      </w:tr>
+      <w:tr>
+        <w:tc>
+          <w:tcPr>
+            <w:tcW w:w="2337" w:type="dxa"/>
+          </w:tcPr>
+          <w:p>
+            <w:pPr>
+              <w:spacing w:before="100" w:beforeAutospacing="1" w:after="100" w:afterAutospacing="1" w:line="360" w:lineRule="auto"/>
+              <w:jc w:val="both"/>
+              <w:rPr>
+                <w:rFonts w:ascii="Arial" w:eastAsia="Times New Roman" w:hAnsi="Arial" w:cs="Arial"/>
+                <w:kern w:val="0"/>
+                <w:sz w:val="22"/>
+                <w:szCs w:val="22"/>
+                <w:lang w:val="es-CR"/>
+                <w14:ligatures w14:val="none"/>
+              </w:rPr>
+            </w:pPr>
+            <w:r>
+              <w:rPr>
+                <w:rFonts w:ascii="Arial" w:eastAsia="Times New Roman" w:hAnsi="Arial" w:cs="Arial"/>
+                <w:kern w:val="0"/>
+                <w:sz w:val="22"/>
+                <w:szCs w:val="22"/>
+                <w:lang w:val="es-CR"/>
+                <w14:ligatures w14:val="none"/>
+              </w:rPr>
+              <w:lastRenderedPageBreak/>
+              <w:t>RF-15</w:t>
+            </w:r>
+          </w:p>
+        </w:tc>
+        <w:tc>
+          <w:tcPr>
+            <w:tcW w:w="2337" w:type="dxa"/>
+          </w:tcPr>
+          <w:p>
+            <w:pPr>
+              <w:spacing w:before="100" w:beforeAutospacing="1" w:after="100" w:afterAutospacing="1" w:line="360" w:lineRule="auto"/>
+              <w:jc w:val="both"/>
+              <w:rPr>
+                <w:rFonts w:ascii="Arial" w:eastAsia="Times New Roman" w:hAnsi="Arial" w:cs="Arial"/>
+                <w:kern w:val="0"/>
+                <w:sz w:val="22"/>
+                <w:szCs w:val="22"/>
+                <w:lang w:val="es-CR"/>
+                <w14:ligatures w14:val="none"/>
+              </w:rPr>
+            </w:pPr>
+            <w:r>
+              <w:rPr>
+                <w:rFonts w:ascii="Arial" w:eastAsia="Times New Roman" w:hAnsi="Arial" w:cs="Arial"/>
+                <w:kern w:val="0"/>
+                <w:sz w:val="22"/>
+                <w:szCs w:val="22"/>
+                <w:lang w:val="es-CR"/>
+                <w14:ligatures w14:val="none"/>
+              </w:rPr>
+              <w:t>Modelo conceptual</w:t>
+            </w:r>
+          </w:p>
+        </w:tc>
+        <w:tc>
+          <w:tcPr>
+            <w:tcW w:w="2338" w:type="dxa"/>
+          </w:tcPr>
+          <w:p>
+            <w:pPr>
+              <w:spacing w:before="100" w:beforeAutospacing="1" w:after="100" w:afterAutospacing="1" w:line="360" w:lineRule="auto"/>
+              <w:jc w:val="both"/>
+              <w:rPr>
+                <w:rFonts w:ascii="Arial" w:eastAsia="Times New Roman" w:hAnsi="Arial" w:cs="Arial"/>
+                <w:kern w:val="0"/>
+                <w:sz w:val="22"/>
+                <w:szCs w:val="22"/>
+                <w:lang w:val="es-CR"/>
+                <w14:ligatures w14:val="none"/>
+              </w:rPr>
+            </w:pPr>
+            <w:r>
+              <w:rPr>
+                <w:rFonts w:ascii="Arial" w:eastAsia="Times New Roman" w:hAnsi="Arial" w:cs="Arial"/>
+                <w:kern w:val="0"/>
+                <w:sz w:val="22"/>
+                <w:szCs w:val="22"/>
+                <w:lang w:val="es-CR"/>
+                <w14:ligatures w14:val="none"/>
+              </w:rPr>
+              <w:t>Definir TAREAS asociada a EVENTOS y a un USUARIO responsable.</w:t>
+            </w:r>
+          </w:p>
+        </w:tc>
+        <w:tc>
+          <w:tcPr>
+            <w:tcW w:w="2338" w:type="dxa"/>
+          </w:tcPr>
+          <w:p>
+            <w:pPr>
+              <w:spacing w:before="100" w:beforeAutospacing="1" w:after="100" w:afterAutospacing="1" w:line="360" w:lineRule="auto"/>
+              <w:jc w:val="both"/>
+              <w:rPr>
+                <w:rFonts w:ascii="Arial" w:eastAsia="Times New Roman" w:hAnsi="Arial" w:cs="Arial"/>
+                <w:kern w:val="0"/>
+                <w:sz w:val="22"/>
+                <w:szCs w:val="22"/>
+                <w:lang w:val="es-CR"/>
+                <w14:ligatures w14:val="none"/>
+              </w:rPr>
+            </w:pPr>
+            <w:proofErr w:type="spellStart"/>
+            <w:r>
+              <w:rPr>
+                <w:rFonts w:ascii="Arial" w:hAnsi="Arial" w:cs="Arial"/>
+                <w:sz w:val="22"/>
+                <w:szCs w:val="22"/>
+              </w:rPr>
+              <w:t>Completado</w:t>
+            </w:r>
+            <w:proofErr w:type="spellEnd"/>
+          </w:p>
+        </w:tc>
+      </w:tr>
+      <w:tr>
+        <w:tc>
+          <w:tcPr>
+            <w:tcW w:w="2337" w:type="dxa"/>
+          </w:tcPr>
+          <w:p>
+            <w:pPr>
+              <w:spacing w:before="100" w:beforeAutospacing="1" w:after="100" w:afterAutospacing="1" w:line="360" w:lineRule="auto"/>
+              <w:jc w:val="both"/>
+              <w:rPr>
+                <w:rFonts w:ascii="Arial" w:eastAsia="Times New Roman" w:hAnsi="Arial" w:cs="Arial"/>
+                <w:kern w:val="0"/>
+                <w:sz w:val="22"/>
+                <w:szCs w:val="22"/>
+                <w:lang w:val="es-CR"/>
+                <w14:ligatures w14:val="none"/>
+              </w:rPr>
+            </w:pPr>
+            <w:r>
+              <w:rPr>
+                <w:rFonts w:ascii="Arial" w:eastAsia="Times New Roman" w:hAnsi="Arial" w:cs="Arial"/>
+                <w:kern w:val="0"/>
+                <w:sz w:val="22"/>
+                <w:szCs w:val="22"/>
+                <w:lang w:val="es-CR"/>
+                <w14:ligatures w14:val="none"/>
+              </w:rPr>
+              <w:t>RF-15</w:t>
+            </w:r>
+          </w:p>
+        </w:tc>
+        <w:tc>
+          <w:tcPr>
+            <w:tcW w:w="2337" w:type="dxa"/>
+          </w:tcPr>
+          <w:p>
+            <w:pPr>
+              <w:spacing w:before="100" w:beforeAutospacing="1" w:after="100" w:afterAutospacing="1" w:line="360" w:lineRule="auto"/>
+              <w:jc w:val="both"/>
+              <w:rPr>
+                <w:rFonts w:ascii="Arial" w:eastAsia="Times New Roman" w:hAnsi="Arial" w:cs="Arial"/>
+                <w:kern w:val="0"/>
+                <w:sz w:val="22"/>
+                <w:szCs w:val="22"/>
+                <w:lang w:val="es-CR"/>
+                <w14:ligatures w14:val="none"/>
+              </w:rPr>
+            </w:pPr>
+            <w:r>
+              <w:rPr>
+                <w:rFonts w:ascii="Arial" w:eastAsia="Times New Roman" w:hAnsi="Arial" w:cs="Arial"/>
+                <w:kern w:val="0"/>
+                <w:sz w:val="22"/>
+                <w:szCs w:val="22"/>
+                <w:lang w:val="es-CR"/>
+                <w14:ligatures w14:val="none"/>
+              </w:rPr>
+              <w:t>Modelo lógico</w:t>
+            </w:r>
+          </w:p>
+        </w:tc>
+        <w:tc>
+          <w:tcPr>
+            <w:tcW w:w="2338" w:type="dxa"/>
+          </w:tcPr>
+          <w:p>
+            <w:pPr>
+              <w:spacing w:before="100" w:beforeAutospacing="1" w:after="100" w:afterAutospacing="1" w:line="360" w:lineRule="auto"/>
+              <w:jc w:val="both"/>
+              <w:rPr>
+                <w:rFonts w:ascii="Arial" w:eastAsia="Times New Roman" w:hAnsi="Arial" w:cs="Arial"/>
+                <w:kern w:val="0"/>
+                <w:sz w:val="22"/>
+                <w:szCs w:val="22"/>
+                <w:lang w:val="es-CR"/>
+                <w14:ligatures w14:val="none"/>
+              </w:rPr>
+            </w:pPr>
+            <w:r>
+              <w:rPr>
+                <w:rFonts w:ascii="Arial" w:eastAsia="Times New Roman" w:hAnsi="Arial" w:cs="Arial"/>
+                <w:kern w:val="0"/>
+                <w:sz w:val="22"/>
+                <w:szCs w:val="22"/>
+                <w:lang w:val="es-CR"/>
+                <w14:ligatures w14:val="none"/>
+              </w:rPr>
+              <w:t>Incorporar las FK hacia eventos y usuarios y los atributos propios de las tareas.</w:t>
+            </w:r>
+          </w:p>
+        </w:tc>
+        <w:tc>
+          <w:tcPr>
+            <w:tcW w:w="2338" w:type="dxa"/>
+          </w:tcPr>
+          <w:p>
+            <w:pPr>
+              <w:spacing w:before="100" w:beforeAutospacing="1" w:after="100" w:afterAutospacing="1" w:line="360" w:lineRule="auto"/>
+              <w:jc w:val="both"/>
+              <w:rPr>
+                <w:rFonts w:ascii="Arial" w:eastAsia="Times New Roman" w:hAnsi="Arial" w:cs="Arial"/>
+                <w:kern w:val="0"/>
+                <w:sz w:val="22"/>
+                <w:szCs w:val="22"/>
+                <w:lang w:val="es-CR"/>
+                <w14:ligatures w14:val="none"/>
+              </w:rPr>
+            </w:pPr>
+            <w:proofErr w:type="spellStart"/>
+            <w:r>
+              <w:rPr>
+                <w:rFonts w:ascii="Arial" w:hAnsi="Arial" w:cs="Arial"/>
+                <w:sz w:val="22"/>
+                <w:szCs w:val="22"/>
+              </w:rPr>
+              <w:t>Completado</w:t>
+            </w:r>
+            <w:proofErr w:type="spellEnd"/>
+          </w:p>
+        </w:tc>
+      </w:tr>
+      <w:tr>
+        <w:tc>
+          <w:tcPr>
+            <w:tcW w:w="2337" w:type="dxa"/>
+          </w:tcPr>
+          <w:p>
+            <w:pPr>
+              <w:spacing w:before="100" w:beforeAutospacing="1" w:after="100" w:afterAutospacing="1" w:line="360" w:lineRule="auto"/>
+              <w:jc w:val="both"/>
+              <w:rPr>
+                <w:rFonts w:ascii="Arial" w:eastAsia="Times New Roman" w:hAnsi="Arial" w:cs="Arial"/>
+                <w:kern w:val="0"/>
+                <w:sz w:val="22"/>
+                <w:szCs w:val="22"/>
+                <w:lang w:val="es-CR"/>
+                <w14:ligatures w14:val="none"/>
+              </w:rPr>
+            </w:pPr>
+            <w:r>
+              <w:rPr>
+                <w:rFonts w:ascii="Arial" w:eastAsia="Times New Roman" w:hAnsi="Arial" w:cs="Arial"/>
+                <w:kern w:val="0"/>
+                <w:sz w:val="22"/>
+                <w:szCs w:val="22"/>
+                <w:lang w:val="es-CR"/>
+                <w14:ligatures w14:val="none"/>
+              </w:rPr>
+              <w:t>RF-15</w:t>
+            </w:r>
+          </w:p>
+        </w:tc>
+        <w:tc>
+          <w:tcPr>
+            <w:tcW w:w="2337" w:type="dxa"/>
+          </w:tcPr>
+          <w:p>
+            <w:pPr>
+              <w:spacing w:before="100" w:beforeAutospacing="1" w:after="100" w:afterAutospacing="1" w:line="360" w:lineRule="auto"/>
+              <w:jc w:val="both"/>
+              <w:rPr>
+                <w:rFonts w:ascii="Arial" w:eastAsia="Times New Roman" w:hAnsi="Arial" w:cs="Arial"/>
+                <w:kern w:val="0"/>
+                <w:sz w:val="22"/>
+                <w:szCs w:val="22"/>
+                <w:lang w:val="es-CR"/>
+                <w14:ligatures w14:val="none"/>
+              </w:rPr>
+            </w:pPr>
+            <w:r>
+              <w:rPr>
+                <w:rFonts w:ascii="Arial" w:eastAsia="Times New Roman" w:hAnsi="Arial" w:cs="Arial"/>
+                <w:kern w:val="0"/>
+                <w:sz w:val="22"/>
+                <w:szCs w:val="22"/>
+                <w:lang w:val="es-CR"/>
+                <w14:ligatures w14:val="none"/>
+              </w:rPr>
+              <w:t>Modelo físico</w:t>
+            </w:r>
+          </w:p>
+        </w:tc>
+        <w:tc>
+          <w:tcPr>
+            <w:tcW w:w="2338" w:type="dxa"/>
+          </w:tcPr>
+          <w:p>
+            <w:pPr>
+              <w:spacing w:before="100" w:beforeAutospacing="1" w:after="100" w:afterAutospacing="1" w:line="360" w:lineRule="auto"/>
+              <w:jc w:val="both"/>
+              <w:rPr>
+                <w:rFonts w:ascii="Arial" w:eastAsia="Times New Roman" w:hAnsi="Arial" w:cs="Arial"/>
+                <w:kern w:val="0"/>
+                <w:sz w:val="22"/>
+                <w:szCs w:val="22"/>
+                <w:lang w:val="es-CR"/>
+                <w14:ligatures w14:val="none"/>
+              </w:rPr>
+            </w:pPr>
+            <w:r>
+              <w:rPr>
+                <w:rFonts w:ascii="Arial" w:eastAsia="Times New Roman" w:hAnsi="Arial" w:cs="Arial"/>
+                <w:kern w:val="0"/>
+                <w:sz w:val="22"/>
+                <w:szCs w:val="22"/>
+                <w:lang w:val="es-CR"/>
+                <w14:ligatures w14:val="none"/>
+              </w:rPr>
+              <w:t>Crear la tabla tareas con prioridad, fecha límite, estado y restricciones correspondientes.</w:t>
+            </w:r>
+          </w:p>
+        </w:tc>
+        <w:tc>
+          <w:tcPr>
+            <w:tcW w:w="2338" w:type="dxa"/>
+          </w:tcPr>
+          <w:p>
+            <w:pPr>
+              <w:spacing w:before="100" w:beforeAutospacing="1" w:after="100" w:afterAutospacing="1" w:line="360" w:lineRule="auto"/>
+              <w:jc w:val="both"/>
+              <w:rPr>
+                <w:rFonts w:ascii="Arial" w:eastAsia="Times New Roman" w:hAnsi="Arial" w:cs="Arial"/>
+                <w:kern w:val="0"/>
+                <w:sz w:val="22"/>
+                <w:szCs w:val="22"/>
+                <w:lang w:val="es-CR"/>
+                <w14:ligatures w14:val="none"/>
+              </w:rPr>
+            </w:pPr>
+            <w:proofErr w:type="spellStart"/>
+            <w:r>
+              <w:rPr>
+                <w:rFonts w:ascii="Arial" w:hAnsi="Arial" w:cs="Arial"/>
+                <w:sz w:val="22"/>
+                <w:szCs w:val="22"/>
+              </w:rPr>
+              <w:t>Completado</w:t>
+            </w:r>
+            <w:proofErr w:type="spellEnd"/>
+          </w:p>
+        </w:tc>
+      </w:tr>
+      <w:tr>
+        <w:tc>
+          <w:tcPr>
+            <w:tcW w:w="2337" w:type="dxa"/>
+          </w:tcPr>
+          <w:p>
+            <w:pPr>
+              <w:spacing w:before="100" w:beforeAutospacing="1" w:after="100" w:afterAutospacing="1" w:line="360" w:lineRule="auto"/>
+              <w:jc w:val="both"/>
+              <w:rPr>
+                <w:rFonts w:ascii="Arial" w:eastAsia="Times New Roman" w:hAnsi="Arial" w:cs="Arial"/>
+                <w:kern w:val="0"/>
+                <w:sz w:val="22"/>
+                <w:szCs w:val="22"/>
+                <w:lang w:val="es-CR"/>
+                <w14:ligatures w14:val="none"/>
+              </w:rPr>
+            </w:pPr>
+            <w:r>
+              <w:rPr>
+                <w:rFonts w:ascii="Arial" w:eastAsia="Times New Roman" w:hAnsi="Arial" w:cs="Arial"/>
+                <w:kern w:val="0"/>
+                <w:sz w:val="22"/>
+                <w:szCs w:val="22"/>
+                <w:lang w:val="es-CR"/>
+                <w14:ligatures w14:val="none"/>
+              </w:rPr>
+              <w:t>RF-15</w:t>
+            </w:r>
+          </w:p>
+        </w:tc>
+        <w:tc>
+          <w:tcPr>
+            <w:tcW w:w="2337" w:type="dxa"/>
+          </w:tcPr>
+          <w:p>
+            <w:pPr>
+              <w:spacing w:before="100" w:beforeAutospacing="1" w:after="100" w:afterAutospacing="1" w:line="360" w:lineRule="auto"/>
+              <w:jc w:val="both"/>
+              <w:rPr>
+                <w:rFonts w:ascii="Arial" w:eastAsia="Times New Roman" w:hAnsi="Arial" w:cs="Arial"/>
+                <w:kern w:val="0"/>
+                <w:sz w:val="22"/>
+                <w:szCs w:val="22"/>
+                <w:lang w:val="es-CR"/>
+                <w14:ligatures w14:val="none"/>
+              </w:rPr>
+            </w:pPr>
+            <w:r>
+              <w:rPr>
+                <w:rFonts w:ascii="Arial" w:eastAsia="Times New Roman" w:hAnsi="Arial" w:cs="Arial"/>
+                <w:kern w:val="0"/>
+                <w:sz w:val="22"/>
+                <w:szCs w:val="22"/>
+                <w:lang w:val="es-CR"/>
+                <w14:ligatures w14:val="none"/>
+              </w:rPr>
+              <w:t>Interfaz grafica</w:t>
+            </w:r>
+          </w:p>
+        </w:tc>
+        <w:tc>
+          <w:tcPr>
+            <w:tcW w:w="2338" w:type="dxa"/>
+          </w:tcPr>
+          <w:p>
+            <w:pPr>
+              <w:spacing w:before="100" w:beforeAutospacing="1" w:after="100" w:afterAutospacing="1" w:line="360" w:lineRule="auto"/>
+              <w:jc w:val="both"/>
+              <w:rPr>
+                <w:rFonts w:ascii="Arial" w:eastAsia="Times New Roman" w:hAnsi="Arial" w:cs="Arial"/>
+                <w:kern w:val="0"/>
+                <w:sz w:val="22"/>
+                <w:szCs w:val="22"/>
+                <w:lang w:val="es-CR"/>
+                <w14:ligatures w14:val="none"/>
+              </w:rPr>
+            </w:pPr>
+            <w:r>
+              <w:rPr>
+                <w:rFonts w:ascii="Arial" w:eastAsia="Times New Roman" w:hAnsi="Arial" w:cs="Arial"/>
+                <w:kern w:val="0"/>
+                <w:sz w:val="22"/>
+                <w:szCs w:val="22"/>
+                <w:lang w:val="es-CR"/>
+                <w14:ligatures w14:val="none"/>
+              </w:rPr>
+              <w:t>Implementar el CRUD completo de tareas.</w:t>
+            </w:r>
+          </w:p>
+        </w:tc>
+        <w:tc>
+          <w:tcPr>
+            <w:tcW w:w="2338" w:type="dxa"/>
+          </w:tcPr>
+          <w:p>
+            <w:pPr>
+              <w:spacing w:before="100" w:beforeAutospacing="1" w:after="100" w:afterAutospacing="1" w:line="360" w:lineRule="auto"/>
+              <w:jc w:val="both"/>
+              <w:rPr>
+                <w:rFonts w:ascii="Arial" w:eastAsia="Times New Roman" w:hAnsi="Arial" w:cs="Arial"/>
+                <w:kern w:val="0"/>
+                <w:sz w:val="22"/>
+                <w:szCs w:val="22"/>
+                <w:lang w:val="es-CR"/>
+                <w14:ligatures w14:val="none"/>
+              </w:rPr>
+            </w:pPr>
+            <w:proofErr w:type="spellStart"/>
+            <w:r>
+              <w:rPr>
+                <w:rFonts w:ascii="Arial" w:hAnsi="Arial" w:cs="Arial"/>
+                <w:sz w:val="22"/>
+                <w:szCs w:val="22"/>
+              </w:rPr>
+              <w:t>Completado</w:t>
+            </w:r>
+            <w:proofErr w:type="spellEnd"/>
+          </w:p>
+        </w:tc>
+      </w:tr>
+      <w:tr>
+        <w:tc>
+          <w:tcPr>
+            <w:tcW w:w="2337" w:type="dxa"/>
+          </w:tcPr>
+          <w:p>
+            <w:pPr>
+              <w:spacing w:before="100" w:beforeAutospacing="1" w:after="100" w:afterAutospacing="1" w:line="360" w:lineRule="auto"/>
+              <w:jc w:val="both"/>
+              <w:rPr>
+                <w:rFonts w:ascii="Arial" w:eastAsia="Times New Roman" w:hAnsi="Arial" w:cs="Arial"/>
+                <w:kern w:val="0"/>
+                <w:sz w:val="22"/>
+                <w:szCs w:val="22"/>
+                <w:lang w:val="es-CR"/>
+                <w14:ligatures w14:val="none"/>
+              </w:rPr>
+            </w:pPr>
+            <w:r>
+              <w:rPr>
+                <w:rFonts w:ascii="Arial" w:eastAsia="Times New Roman" w:hAnsi="Arial" w:cs="Arial"/>
+                <w:kern w:val="0"/>
+                <w:sz w:val="22"/>
+                <w:szCs w:val="22"/>
+                <w:lang w:val="es-CR"/>
+                <w14:ligatures w14:val="none"/>
+              </w:rPr>
+              <w:t>RF-16</w:t>
+            </w:r>
+          </w:p>
+        </w:tc>
+        <w:tc>
+          <w:tcPr>
+            <w:tcW w:w="2337" w:type="dxa"/>
+          </w:tcPr>
+          <w:p>
+            <w:pPr>
+              <w:spacing w:before="100" w:beforeAutospacing="1" w:after="100" w:afterAutospacing="1" w:line="360" w:lineRule="auto"/>
+              <w:jc w:val="both"/>
+              <w:rPr>
+                <w:rFonts w:ascii="Arial" w:eastAsia="Times New Roman" w:hAnsi="Arial" w:cs="Arial"/>
+                <w:kern w:val="0"/>
+                <w:sz w:val="22"/>
+                <w:szCs w:val="22"/>
+                <w:lang w:val="es-CR"/>
+                <w14:ligatures w14:val="none"/>
+              </w:rPr>
+            </w:pPr>
+            <w:r>
+              <w:rPr>
+                <w:rFonts w:ascii="Arial" w:eastAsia="Times New Roman" w:hAnsi="Arial" w:cs="Arial"/>
+                <w:kern w:val="0"/>
+                <w:sz w:val="22"/>
+                <w:szCs w:val="22"/>
+                <w:lang w:val="es-CR"/>
+                <w14:ligatures w14:val="none"/>
+              </w:rPr>
+              <w:t>Modelo físico</w:t>
+            </w:r>
+          </w:p>
+        </w:tc>
+        <w:tc>
+          <w:tcPr>
+            <w:tcW w:w="2338" w:type="dxa"/>
+          </w:tcPr>
+          <w:p>
+            <w:pPr>
+              <w:spacing w:before="100" w:beforeAutospacing="1" w:after="100" w:afterAutospacing="1" w:line="360" w:lineRule="auto"/>
+              <w:jc w:val="both"/>
+              <w:rPr>
+                <w:rFonts w:ascii="Arial" w:eastAsia="Times New Roman" w:hAnsi="Arial" w:cs="Arial"/>
+                <w:kern w:val="0"/>
+                <w:sz w:val="22"/>
+                <w:szCs w:val="22"/>
+                <w:lang w:val="es-CR"/>
+                <w14:ligatures w14:val="none"/>
+              </w:rPr>
+            </w:pPr>
+            <w:r>
+              <w:rPr>
+                <w:rFonts w:ascii="Arial" w:eastAsia="Times New Roman" w:hAnsi="Arial" w:cs="Arial"/>
+                <w:kern w:val="0"/>
+                <w:sz w:val="22"/>
+                <w:szCs w:val="22"/>
+                <w:lang w:val="es-CR"/>
+                <w14:ligatures w14:val="none"/>
+              </w:rPr>
+              <w:t>Implementar consultas para conocer la carga de tareas pendientes y en progreso por usuario.</w:t>
+            </w:r>
+          </w:p>
+        </w:tc>
+        <w:tc>
+          <w:tcPr>
+            <w:tcW w:w="2338" w:type="dxa"/>
+          </w:tcPr>
+          <w:p>
+            <w:pPr>
+              <w:spacing w:before="100" w:beforeAutospacing="1" w:after="100" w:afterAutospacing="1" w:line="360" w:lineRule="auto"/>
+              <w:jc w:val="both"/>
+              <w:rPr>
+                <w:rFonts w:ascii="Arial" w:eastAsia="Times New Roman" w:hAnsi="Arial" w:cs="Arial"/>
+                <w:kern w:val="0"/>
+                <w:sz w:val="22"/>
+                <w:szCs w:val="22"/>
+                <w:lang w:val="es-CR"/>
+                <w14:ligatures w14:val="none"/>
+              </w:rPr>
+            </w:pPr>
+            <w:proofErr w:type="spellStart"/>
+            <w:r>
+              <w:rPr>
+                <w:rFonts w:ascii="Arial" w:hAnsi="Arial" w:cs="Arial"/>
+                <w:sz w:val="22"/>
+                <w:szCs w:val="22"/>
+              </w:rPr>
+              <w:t>Completado</w:t>
+            </w:r>
+            <w:proofErr w:type="spellEnd"/>
+          </w:p>
+        </w:tc>
+      </w:tr>
+      <w:tr>
+        <w:tc>
+          <w:tcPr>
+            <w:tcW w:w="2337" w:type="dxa"/>
+          </w:tcPr>
+          <w:p>
+            <w:pPr>
+              <w:spacing w:before="100" w:beforeAutospacing="1" w:after="100" w:afterAutospacing="1" w:line="360" w:lineRule="auto"/>
+              <w:jc w:val="both"/>
+              <w:rPr>
+                <w:rFonts w:ascii="Arial" w:eastAsia="Times New Roman" w:hAnsi="Arial" w:cs="Arial"/>
+                <w:kern w:val="0"/>
+                <w:sz w:val="22"/>
+                <w:szCs w:val="22"/>
+                <w:lang w:val="es-CR"/>
+                <w14:ligatures w14:val="none"/>
+              </w:rPr>
+            </w:pPr>
+            <w:r>
+              <w:rPr>
+                <w:rFonts w:ascii="Arial" w:eastAsia="Times New Roman" w:hAnsi="Arial" w:cs="Arial"/>
+                <w:kern w:val="0"/>
+                <w:sz w:val="22"/>
+                <w:szCs w:val="22"/>
+                <w:lang w:val="es-CR"/>
+                <w14:ligatures w14:val="none"/>
+              </w:rPr>
+              <w:t>RF-16</w:t>
+            </w:r>
+          </w:p>
+        </w:tc>
+        <w:tc>
+          <w:tcPr>
+            <w:tcW w:w="2337" w:type="dxa"/>
+          </w:tcPr>
+          <w:p>
+            <w:pPr>
+              <w:spacing w:before="100" w:beforeAutospacing="1" w:after="100" w:afterAutospacing="1" w:line="360" w:lineRule="auto"/>
+              <w:jc w:val="both"/>
+              <w:rPr>
+                <w:rFonts w:ascii="Arial" w:eastAsia="Times New Roman" w:hAnsi="Arial" w:cs="Arial"/>
+                <w:kern w:val="0"/>
+                <w:sz w:val="22"/>
+                <w:szCs w:val="22"/>
+                <w:lang w:val="es-CR"/>
+                <w14:ligatures w14:val="none"/>
+              </w:rPr>
+            </w:pPr>
+            <w:r>
+              <w:rPr>
+                <w:rFonts w:ascii="Arial" w:eastAsia="Times New Roman" w:hAnsi="Arial" w:cs="Arial"/>
+                <w:kern w:val="0"/>
+                <w:sz w:val="22"/>
+                <w:szCs w:val="22"/>
+                <w:lang w:val="es-CR"/>
+                <w14:ligatures w14:val="none"/>
+              </w:rPr>
+              <w:t>Interfaz grafica</w:t>
+            </w:r>
+          </w:p>
+        </w:tc>
+        <w:tc>
+          <w:tcPr>
+            <w:tcW w:w="2338" w:type="dxa"/>
+          </w:tcPr>
+          <w:p>
+            <w:pPr>
+              <w:spacing w:before="100" w:beforeAutospacing="1" w:after="100" w:afterAutospacing="1" w:line="360" w:lineRule="auto"/>
+              <w:jc w:val="both"/>
+              <w:rPr>
+                <w:rFonts w:ascii="Arial" w:eastAsia="Times New Roman" w:hAnsi="Arial" w:cs="Arial"/>
+                <w:kern w:val="0"/>
+                <w:sz w:val="22"/>
+                <w:szCs w:val="22"/>
+                <w:lang w:val="es-CR"/>
+                <w14:ligatures w14:val="none"/>
+              </w:rPr>
+            </w:pPr>
+            <w:r>
+              <w:rPr>
+                <w:rFonts w:ascii="Arial" w:eastAsia="Times New Roman" w:hAnsi="Arial" w:cs="Arial"/>
+                <w:kern w:val="0"/>
+                <w:sz w:val="22"/>
+                <w:szCs w:val="22"/>
+                <w:lang w:val="es-CR"/>
+                <w14:ligatures w14:val="none"/>
+              </w:rPr>
+              <w:t>Mostrar la carga de tareas por usuario mediante un reporte.</w:t>
+            </w:r>
+          </w:p>
+        </w:tc>
+        <w:tc>
+          <w:tcPr>
+            <w:tcW w:w="2338" w:type="dxa"/>
+          </w:tcPr>
+          <w:p>
+            <w:pPr>
+              <w:spacing w:before="100" w:beforeAutospacing="1" w:after="100" w:afterAutospacing="1" w:line="360" w:lineRule="auto"/>
+              <w:jc w:val="both"/>
+              <w:rPr>
+                <w:rFonts w:ascii="Arial" w:eastAsia="Times New Roman" w:hAnsi="Arial" w:cs="Arial"/>
+                <w:kern w:val="0"/>
+                <w:sz w:val="22"/>
+                <w:szCs w:val="22"/>
+                <w:lang w:val="es-CR"/>
+                <w14:ligatures w14:val="none"/>
+              </w:rPr>
+            </w:pPr>
+            <w:proofErr w:type="spellStart"/>
+            <w:r>
+              <w:rPr>
+                <w:rFonts w:ascii="Arial" w:hAnsi="Arial" w:cs="Arial"/>
+                <w:sz w:val="22"/>
+                <w:szCs w:val="22"/>
+              </w:rPr>
+              <w:t>Completado</w:t>
+            </w:r>
+            <w:proofErr w:type="spellEnd"/>
+          </w:p>
+        </w:tc>
+      </w:tr>
+      <w:tr>
+        <w:tc>
+          <w:tcPr>
+            <w:tcW w:w="2337" w:type="dxa"/>
+          </w:tcPr>
+          <w:p>
+            <w:pPr>
+              <w:spacing w:before="100" w:beforeAutospacing="1" w:after="100" w:afterAutospacing="1" w:line="360" w:lineRule="auto"/>
+              <w:jc w:val="both"/>
+              <w:rPr>
+                <w:rFonts w:ascii="Arial" w:eastAsia="Times New Roman" w:hAnsi="Arial" w:cs="Arial"/>
+                <w:kern w:val="0"/>
+                <w:sz w:val="22"/>
+                <w:szCs w:val="22"/>
+                <w:lang w:val="es-CR"/>
+                <w14:ligatures w14:val="none"/>
+              </w:rPr>
+            </w:pPr>
+            <w:r>
+              <w:rPr>
+                <w:rFonts w:ascii="Arial" w:eastAsia="Times New Roman" w:hAnsi="Arial" w:cs="Arial"/>
+                <w:kern w:val="0"/>
+                <w:sz w:val="22"/>
+                <w:szCs w:val="22"/>
+                <w:lang w:val="es-CR"/>
+                <w14:ligatures w14:val="none"/>
+              </w:rPr>
+              <w:t>RF-17</w:t>
+            </w:r>
+          </w:p>
+        </w:tc>
+        <w:tc>
+          <w:tcPr>
+            <w:tcW w:w="2337" w:type="dxa"/>
+          </w:tcPr>
+          <w:p>
+            <w:pPr>
+              <w:spacing w:before="100" w:beforeAutospacing="1" w:after="100" w:afterAutospacing="1" w:line="360" w:lineRule="auto"/>
+              <w:jc w:val="both"/>
+              <w:rPr>
+                <w:rFonts w:ascii="Arial" w:eastAsia="Times New Roman" w:hAnsi="Arial" w:cs="Arial"/>
+                <w:kern w:val="0"/>
+                <w:sz w:val="22"/>
+                <w:szCs w:val="22"/>
+                <w:lang w:val="es-CR"/>
+                <w14:ligatures w14:val="none"/>
+              </w:rPr>
+            </w:pPr>
+            <w:r>
+              <w:rPr>
+                <w:rFonts w:ascii="Arial" w:eastAsia="Times New Roman" w:hAnsi="Arial" w:cs="Arial"/>
+                <w:kern w:val="0"/>
+                <w:sz w:val="22"/>
+                <w:szCs w:val="22"/>
+                <w:lang w:val="es-CR"/>
+                <w14:ligatures w14:val="none"/>
+              </w:rPr>
+              <w:t>Modelo físico</w:t>
+            </w:r>
+          </w:p>
+        </w:tc>
+        <w:tc>
+          <w:tcPr>
+            <w:tcW w:w="2338" w:type="dxa"/>
+          </w:tcPr>
+          <w:p>
+            <w:pPr>
+              <w:spacing w:before="100" w:beforeAutospacing="1" w:after="100" w:afterAutospacing="1" w:line="360" w:lineRule="auto"/>
+              <w:jc w:val="both"/>
+              <w:rPr>
+                <w:rFonts w:ascii="Arial" w:eastAsia="Times New Roman" w:hAnsi="Arial" w:cs="Arial"/>
+                <w:kern w:val="0"/>
+                <w:sz w:val="22"/>
+                <w:szCs w:val="22"/>
+                <w:lang w:val="es-CR"/>
+                <w14:ligatures w14:val="none"/>
+              </w:rPr>
+            </w:pPr>
+            <w:r>
+              <w:rPr>
+                <w:rFonts w:ascii="Arial" w:eastAsia="Times New Roman" w:hAnsi="Arial" w:cs="Arial"/>
+                <w:kern w:val="0"/>
+                <w:sz w:val="22"/>
+                <w:szCs w:val="22"/>
+                <w:lang w:val="es-CR"/>
+                <w14:ligatures w14:val="none"/>
+              </w:rPr>
+              <w:t>Implementar la consulta para detectar tareas activas vencidas según su fecha límite.</w:t>
+            </w:r>
+          </w:p>
+        </w:tc>
+        <w:tc>
+          <w:tcPr>
+            <w:tcW w:w="2338" w:type="dxa"/>
+          </w:tcPr>
+          <w:p>
+            <w:pPr>
+              <w:spacing w:before="100" w:beforeAutospacing="1" w:after="100" w:afterAutospacing="1" w:line="360" w:lineRule="auto"/>
+              <w:jc w:val="both"/>
+              <w:rPr>
+                <w:rFonts w:ascii="Arial" w:eastAsia="Times New Roman" w:hAnsi="Arial" w:cs="Arial"/>
+                <w:kern w:val="0"/>
+                <w:sz w:val="22"/>
+                <w:szCs w:val="22"/>
+                <w:lang w:val="es-CR"/>
+                <w14:ligatures w14:val="none"/>
+              </w:rPr>
+            </w:pPr>
+            <w:proofErr w:type="spellStart"/>
+            <w:r>
+              <w:rPr>
+                <w:rFonts w:ascii="Arial" w:hAnsi="Arial" w:cs="Arial"/>
+                <w:sz w:val="22"/>
+                <w:szCs w:val="22"/>
+              </w:rPr>
+              <w:t>Completado</w:t>
+            </w:r>
+            <w:proofErr w:type="spellEnd"/>
+          </w:p>
+        </w:tc>
+      </w:tr>
+      <w:tr>
+        <w:tc>
+          <w:tcPr>
+            <w:tcW w:w="2337" w:type="dxa"/>
+          </w:tcPr>
+          <w:p>
+            <w:pPr>
+              <w:spacing w:before="100" w:beforeAutospacing="1" w:after="100" w:afterAutospacing="1" w:line="360" w:lineRule="auto"/>
+              <w:jc w:val="both"/>
+              <w:rPr>
+                <w:rFonts w:ascii="Arial" w:eastAsia="Times New Roman" w:hAnsi="Arial" w:cs="Arial"/>
+                <w:kern w:val="0"/>
+                <w:sz w:val="22"/>
+                <w:szCs w:val="22"/>
+                <w:lang w:val="es-CR"/>
+                <w14:ligatures w14:val="none"/>
+              </w:rPr>
+            </w:pPr>
+            <w:r>
+              <w:rPr>
+                <w:rFonts w:ascii="Arial" w:eastAsia="Times New Roman" w:hAnsi="Arial" w:cs="Arial"/>
+                <w:kern w:val="0"/>
+                <w:sz w:val="22"/>
+                <w:szCs w:val="22"/>
+                <w:lang w:val="es-CR"/>
+                <w14:ligatures w14:val="none"/>
+              </w:rPr>
+              <w:t>RF-17</w:t>
+            </w:r>
+          </w:p>
+        </w:tc>
+        <w:tc>
+          <w:tcPr>
+            <w:tcW w:w="2337" w:type="dxa"/>
+          </w:tcPr>
+          <w:p>
+            <w:pPr>
+              <w:spacing w:before="100" w:beforeAutospacing="1" w:after="100" w:afterAutospacing="1" w:line="360" w:lineRule="auto"/>
+              <w:jc w:val="both"/>
+              <w:rPr>
+                <w:rFonts w:ascii="Arial" w:eastAsia="Times New Roman" w:hAnsi="Arial" w:cs="Arial"/>
+                <w:kern w:val="0"/>
+                <w:sz w:val="22"/>
+                <w:szCs w:val="22"/>
+                <w:lang w:val="es-CR"/>
+                <w14:ligatures w14:val="none"/>
+              </w:rPr>
+            </w:pPr>
+            <w:r>
+              <w:rPr>
+                <w:rFonts w:ascii="Arial" w:eastAsia="Times New Roman" w:hAnsi="Arial" w:cs="Arial"/>
+                <w:kern w:val="0"/>
+                <w:sz w:val="22"/>
+                <w:szCs w:val="22"/>
+                <w:lang w:val="es-CR"/>
+                <w14:ligatures w14:val="none"/>
+              </w:rPr>
+              <w:t>Interfaz grafica</w:t>
+            </w:r>
+          </w:p>
+        </w:tc>
+        <w:tc>
+          <w:tcPr>
+            <w:tcW w:w="2338" w:type="dxa"/>
+          </w:tcPr>
+          <w:p>
+            <w:pPr>
+              <w:spacing w:before="100" w:beforeAutospacing="1" w:after="100" w:afterAutospacing="1" w:line="360" w:lineRule="auto"/>
+              <w:jc w:val="both"/>
+              <w:rPr>
+                <w:rFonts w:ascii="Arial" w:eastAsia="Times New Roman" w:hAnsi="Arial" w:cs="Arial"/>
+                <w:kern w:val="0"/>
+                <w:sz w:val="22"/>
+                <w:szCs w:val="22"/>
+                <w:lang w:val="es-CR"/>
+                <w14:ligatures w14:val="none"/>
+              </w:rPr>
+            </w:pPr>
+            <w:r>
+              <w:rPr>
+                <w:rFonts w:ascii="Arial" w:eastAsia="Times New Roman" w:hAnsi="Arial" w:cs="Arial"/>
+                <w:kern w:val="0"/>
+                <w:sz w:val="22"/>
+                <w:szCs w:val="22"/>
+                <w:lang w:val="es-CR"/>
+                <w14:ligatures w14:val="none"/>
+              </w:rPr>
+              <w:t>Mostrar el reporte de tareas vencidas y seguimiento de carga activa.</w:t>
+            </w:r>
+          </w:p>
+        </w:tc>
+        <w:tc>
+          <w:tcPr>
+            <w:tcW w:w="2338" w:type="dxa"/>
+          </w:tcPr>
+          <w:p>
+            <w:pPr>
+              <w:spacing w:before="100" w:beforeAutospacing="1" w:after="100" w:afterAutospacing="1" w:line="360" w:lineRule="auto"/>
+              <w:jc w:val="both"/>
+              <w:rPr>
+                <w:rFonts w:ascii="Arial" w:eastAsia="Times New Roman" w:hAnsi="Arial" w:cs="Arial"/>
+                <w:kern w:val="0"/>
+                <w:sz w:val="22"/>
+                <w:szCs w:val="22"/>
+                <w:lang w:val="es-CR"/>
+                <w14:ligatures w14:val="none"/>
+              </w:rPr>
+            </w:pPr>
+            <w:proofErr w:type="spellStart"/>
+            <w:r>
+              <w:rPr>
+                <w:rFonts w:ascii="Arial" w:hAnsi="Arial" w:cs="Arial"/>
+                <w:sz w:val="22"/>
+                <w:szCs w:val="22"/>
+              </w:rPr>
+              <w:t>Completado</w:t>
+            </w:r>
+            <w:proofErr w:type="spellEnd"/>
+          </w:p>
+        </w:tc>
+      </w:tr>
+    </w:tbl>
+    <w:p>
+      <w:pPr>
+        <w:spacing w:before="100" w:beforeAutospacing="1" w:after="100" w:afterAutospacing="1" w:line="360" w:lineRule="auto"/>
+        <w:jc w:val="both"/>
+        <w:rPr>
+          <w:rFonts w:ascii="Arial" w:eastAsia="Times New Roman" w:hAnsi="Arial" w:cs="Arial"/>
+          <w:kern w:val="0"/>
+          <w:sz w:val="22"/>
+          <w:szCs w:val="22"/>
+          <w:lang w:val="es-CR"/>
+          <w14:ligatures w14:val="none"/>
+        </w:rPr>
+      </w:pPr>
+    </w:p>
+    <w:p>
+      <w:pPr>
+        <w:spacing w:line="360" w:lineRule="auto"/>
+        <w:jc w:val="both"/>
+        <w:rPr>
+          <w:rFonts w:ascii="Arial" w:hAnsi="Arial" w:cs="Arial"/>
+          <w:sz w:val="22"/>
+          <w:szCs w:val="22"/>
+          <w:lang w:val="es-CR"/>
+        </w:rPr>
+      </w:pPr>
+    </w:p>
+    <w:p>
+      <w:pPr>
+        <w:spacing w:line="360" w:lineRule="auto"/>
+        <w:jc w:val="both"/>
+        <w:rPr>
+          <w:rFonts w:ascii="Arial" w:hAnsi="Arial" w:cs="Arial"/>
+          <w:sz w:val="22"/>
+          <w:szCs w:val="22"/>
+          <w:lang w:val="es-CR"/>
+        </w:rPr>
+      </w:pPr>
+    </w:p>
+    <w:p>
+      <w:pPr>
+        <w:spacing w:line="360" w:lineRule="auto"/>
+        <w:jc w:val="both"/>
+        <w:rPr>
+          <w:rFonts w:ascii="Arial" w:hAnsi="Arial" w:cs="Arial"/>
+          <w:sz w:val="22"/>
+          <w:szCs w:val="22"/>
+          <w:lang w:val="es-CR"/>
+        </w:rPr>
+      </w:pPr>
+    </w:p>
+    <w:p>
+      <w:pPr>
+        <w:spacing w:line="360" w:lineRule="auto"/>
+        <w:jc w:val="both"/>
+        <w:rPr>
+          <w:rFonts w:ascii="Arial" w:hAnsi="Arial" w:cs="Arial"/>
+          <w:sz w:val="22"/>
+          <w:szCs w:val="22"/>
+          <w:lang w:val="es-CR"/>
+        </w:rPr>
+      </w:pPr>
+    </w:p>
+    <w:p>
+      <w:pPr>
+        <w:spacing w:line="360" w:lineRule="auto"/>
+        <w:jc w:val="both"/>
+        <w:rPr>
+          <w:rFonts w:ascii="Arial" w:hAnsi="Arial" w:cs="Arial"/>
+          <w:sz w:val="22"/>
+          <w:szCs w:val="22"/>
+          <w:lang w:val="es-CR"/>
+        </w:rPr>
+      </w:pPr>
+    </w:p>
+    <w:p>
+      <w:pPr>
+        <w:spacing w:line="360" w:lineRule="auto"/>
+        <w:jc w:val="both"/>
+        <w:rPr>
+          <w:rFonts w:ascii="Arial" w:hAnsi="Arial" w:cs="Arial"/>
+          <w:sz w:val="22"/>
+          <w:szCs w:val="22"/>
+          <w:lang w:val="es-CR"/>
+        </w:rPr>
+      </w:pPr>
+    </w:p>
+    <w:p>
+      <w:pPr>
+        <w:spacing w:line="360" w:lineRule="auto"/>
+        <w:jc w:val="both"/>
+        <w:rPr>
+          <w:rFonts w:ascii="Arial" w:hAnsi="Arial" w:cs="Arial"/>
+          <w:sz w:val="22"/>
+          <w:szCs w:val="22"/>
+          <w:lang w:val="es-CR"/>
+        </w:rPr>
+      </w:pPr>
+    </w:p>
+    <w:p>
+      <w:pPr>
+        <w:pStyle w:val="ListParagraph"/>
+        <w:numPr>
+          <w:ilvl w:val="0"/>
+          <w:numId w:val="1"/>
+        </w:numPr>
+        <w:spacing w:line="360" w:lineRule="auto"/>
+        <w:jc w:val="both"/>
+        <w:rPr>
+          <w:rFonts w:ascii="Arial" w:hAnsi="Arial" w:cs="Arial"/>
+          <w:b/>
+          <w:bCs/>
+          <w:sz w:val="22"/>
+          <w:szCs w:val="22"/>
+        </w:rPr>
+      </w:pPr>
+      <w:r>
+        <w:rPr>
+          <w:rFonts w:ascii="Arial" w:hAnsi="Arial" w:cs="Arial"/>
+          <w:b/>
+          <w:bCs/>
+          <w:sz w:val="22"/>
+          <w:szCs w:val="22"/>
+        </w:rPr>
         <w:t>Modelo conceptual</w:t>
       </w:r>
     </w:p>
     <w:p>
       <w:pPr>
-        <w:rPr>
-          <w:lang w:val="es-CR"/>
-        </w:rPr>
-      </w:pPr>
-      <w:r>
-        <w:rPr>
+        <w:spacing w:line="360" w:lineRule="auto"/>
+        <w:jc w:val="both"/>
+        <w:rPr>
+          <w:rFonts w:ascii="Arial" w:hAnsi="Arial" w:cs="Arial"/>
+          <w:sz w:val="22"/>
+          <w:szCs w:val="22"/>
+          <w:lang w:val="es-CR"/>
+        </w:rPr>
+      </w:pPr>
+      <w:r>
+        <w:rPr>
+          <w:rFonts w:ascii="Arial" w:hAnsi="Arial" w:cs="Arial"/>
+          <w:sz w:val="22"/>
+          <w:szCs w:val="22"/>
           <w:lang w:val="es-CR"/>
         </w:rPr>
         <w:t>Figura 1</w:t>
       </w:r>
       <w:r>
         <w:rPr>
+          <w:rFonts w:ascii="Arial" w:hAnsi="Arial" w:cs="Arial"/>
+          <w:sz w:val="22"/>
+          <w:szCs w:val="22"/>
           <w:lang w:val="es-CR"/>
         </w:rPr>
         <w:t xml:space="preserve">. </w:t>
       </w:r>
       <w:r>
         <w:rPr>
+          <w:rFonts w:ascii="Arial" w:hAnsi="Arial" w:cs="Arial"/>
+          <w:sz w:val="22"/>
+          <w:szCs w:val="22"/>
           <w:lang w:val="es-CR"/>
         </w:rPr>
         <w:t>Módulo de Gestión de Ubicaciones (RF-08 y RF-09)</w:t>
@@ -360,15 +3878,32 @@
     </w:p>
     <w:p>
       <w:pPr>
-        <w:rPr>
-          <w:lang w:val="es-CR"/>
-        </w:rPr>
-      </w:pPr>
-    </w:p>
-    <w:p>
-      <w:r>
-        <w:rPr>
+        <w:spacing w:line="360" w:lineRule="auto"/>
+        <w:jc w:val="both"/>
+        <w:rPr>
+          <w:rFonts w:ascii="Arial" w:hAnsi="Arial" w:cs="Arial"/>
+          <w:sz w:val="22"/>
+          <w:szCs w:val="22"/>
+          <w:lang w:val="es-CR"/>
+        </w:rPr>
+      </w:pPr>
+    </w:p>
+    <w:p>
+      <w:pPr>
+        <w:spacing w:line="360" w:lineRule="auto"/>
+        <w:jc w:val="both"/>
+        <w:rPr>
+          <w:rFonts w:ascii="Arial" w:hAnsi="Arial" w:cs="Arial"/>
+          <w:sz w:val="22"/>
+          <w:szCs w:val="22"/>
+        </w:rPr>
+      </w:pPr>
+      <w:r>
+        <w:rPr>
+          <w:rFonts w:ascii="Arial" w:hAnsi="Arial" w:cs="Arial"/>
           <w:noProof/>
+          <w:sz w:val="22"/>
+          <w:szCs w:val="22"/>
         </w:rPr>
         <w:drawing>
           <wp:inline distT="0" distB="0" distL="0" distR="0" wp14:anchorId="4240CC60" wp14:editId="729C6917">
@@ -420,96 +3955,209 @@
         </w:drawing>
       </w:r>
     </w:p>
-    <w:p/>
-    <w:p/>
-    <w:p>
-      <w:pPr>
-        <w:rPr>
-          <w:lang w:val="es-CR"/>
-        </w:rPr>
-      </w:pPr>
-    </w:p>
-    <w:p>
-      <w:pPr>
-        <w:rPr>
-          <w:lang w:val="es-CR"/>
-        </w:rPr>
-      </w:pPr>
-    </w:p>
-    <w:p>
-      <w:pPr>
-        <w:rPr>
-          <w:lang w:val="es-CR"/>
-        </w:rPr>
-      </w:pPr>
-    </w:p>
-    <w:p>
-      <w:pPr>
-        <w:rPr>
-          <w:lang w:val="es-CR"/>
-        </w:rPr>
-      </w:pPr>
-    </w:p>
-    <w:p>
-      <w:pPr>
-        <w:rPr>
-          <w:lang w:val="es-CR"/>
-        </w:rPr>
-      </w:pPr>
-    </w:p>
-    <w:p>
-      <w:pPr>
-        <w:rPr>
-          <w:lang w:val="es-CR"/>
-        </w:rPr>
-      </w:pPr>
-    </w:p>
-    <w:p>
-      <w:pPr>
-        <w:rPr>
-          <w:lang w:val="es-CR"/>
-        </w:rPr>
-      </w:pPr>
-    </w:p>
-    <w:p>
-      <w:pPr>
-        <w:rPr>
-          <w:lang w:val="es-CR"/>
-        </w:rPr>
-      </w:pPr>
-    </w:p>
-    <w:p>
-      <w:pPr>
-        <w:rPr>
-          <w:lang w:val="es-CR"/>
-        </w:rPr>
-      </w:pPr>
-    </w:p>
-    <w:p>
-      <w:pPr>
-        <w:rPr>
-          <w:lang w:val="es-CR"/>
-        </w:rPr>
-      </w:pPr>
-    </w:p>
-    <w:p>
-      <w:pPr>
-        <w:rPr>
-          <w:lang w:val="es-CR"/>
-        </w:rPr>
-      </w:pPr>
-      <w:r>
-        <w:rPr>
-          <w:lang w:val="es-CR"/>
-        </w:rPr>
-        <w:lastRenderedPageBreak/>
+    <w:p>
+      <w:pPr>
+        <w:spacing w:line="360" w:lineRule="auto"/>
+        <w:jc w:val="both"/>
+        <w:rPr>
+          <w:rFonts w:ascii="Arial" w:hAnsi="Arial" w:cs="Arial"/>
+          <w:sz w:val="22"/>
+          <w:szCs w:val="22"/>
+        </w:rPr>
+      </w:pPr>
+    </w:p>
+    <w:p>
+      <w:pPr>
+        <w:spacing w:line="360" w:lineRule="auto"/>
+        <w:jc w:val="both"/>
+        <w:rPr>
+          <w:rFonts w:ascii="Arial" w:hAnsi="Arial" w:cs="Arial"/>
+          <w:sz w:val="22"/>
+          <w:szCs w:val="22"/>
+        </w:rPr>
+      </w:pPr>
+    </w:p>
+    <w:p>
+      <w:pPr>
+        <w:spacing w:line="360" w:lineRule="auto"/>
+        <w:jc w:val="both"/>
+        <w:rPr>
+          <w:rFonts w:ascii="Arial" w:hAnsi="Arial" w:cs="Arial"/>
+          <w:sz w:val="22"/>
+          <w:szCs w:val="22"/>
+          <w:lang w:val="es-CR"/>
+        </w:rPr>
+      </w:pPr>
+    </w:p>
+    <w:p>
+      <w:pPr>
+        <w:spacing w:line="360" w:lineRule="auto"/>
+        <w:jc w:val="both"/>
+        <w:rPr>
+          <w:rFonts w:ascii="Arial" w:hAnsi="Arial" w:cs="Arial"/>
+          <w:sz w:val="22"/>
+          <w:szCs w:val="22"/>
+          <w:lang w:val="es-CR"/>
+        </w:rPr>
+      </w:pPr>
+    </w:p>
+    <w:p>
+      <w:pPr>
+        <w:spacing w:line="360" w:lineRule="auto"/>
+        <w:jc w:val="both"/>
+        <w:rPr>
+          <w:rFonts w:ascii="Arial" w:hAnsi="Arial" w:cs="Arial"/>
+          <w:sz w:val="22"/>
+          <w:szCs w:val="22"/>
+          <w:lang w:val="es-CR"/>
+        </w:rPr>
+      </w:pPr>
+    </w:p>
+    <w:p>
+      <w:pPr>
+        <w:spacing w:line="360" w:lineRule="auto"/>
+        <w:jc w:val="both"/>
+        <w:rPr>
+          <w:rFonts w:ascii="Arial" w:hAnsi="Arial" w:cs="Arial"/>
+          <w:sz w:val="22"/>
+          <w:szCs w:val="22"/>
+          <w:lang w:val="es-CR"/>
+        </w:rPr>
+      </w:pPr>
+    </w:p>
+    <w:p>
+      <w:pPr>
+        <w:spacing w:line="360" w:lineRule="auto"/>
+        <w:jc w:val="both"/>
+        <w:rPr>
+          <w:rFonts w:ascii="Arial" w:hAnsi="Arial" w:cs="Arial"/>
+          <w:sz w:val="22"/>
+          <w:szCs w:val="22"/>
+          <w:lang w:val="es-CR"/>
+        </w:rPr>
+      </w:pPr>
+    </w:p>
+    <w:p>
+      <w:pPr>
+        <w:spacing w:line="360" w:lineRule="auto"/>
+        <w:jc w:val="both"/>
+        <w:rPr>
+          <w:rFonts w:ascii="Arial" w:hAnsi="Arial" w:cs="Arial"/>
+          <w:sz w:val="22"/>
+          <w:szCs w:val="22"/>
+          <w:lang w:val="es-CR"/>
+        </w:rPr>
+      </w:pPr>
+    </w:p>
+    <w:p>
+      <w:pPr>
+        <w:spacing w:line="360" w:lineRule="auto"/>
+        <w:jc w:val="both"/>
+        <w:rPr>
+          <w:rFonts w:ascii="Arial" w:hAnsi="Arial" w:cs="Arial"/>
+          <w:sz w:val="22"/>
+          <w:szCs w:val="22"/>
+          <w:lang w:val="es-CR"/>
+        </w:rPr>
+      </w:pPr>
+    </w:p>
+    <w:p>
+      <w:pPr>
+        <w:spacing w:line="360" w:lineRule="auto"/>
+        <w:jc w:val="both"/>
+        <w:rPr>
+          <w:rFonts w:ascii="Arial" w:hAnsi="Arial" w:cs="Arial"/>
+          <w:sz w:val="22"/>
+          <w:szCs w:val="22"/>
+          <w:lang w:val="es-CR"/>
+        </w:rPr>
+      </w:pPr>
+    </w:p>
+    <w:p>
+      <w:pPr>
+        <w:spacing w:line="360" w:lineRule="auto"/>
+        <w:jc w:val="both"/>
+        <w:rPr>
+          <w:rFonts w:ascii="Arial" w:hAnsi="Arial" w:cs="Arial"/>
+          <w:sz w:val="22"/>
+          <w:szCs w:val="22"/>
+          <w:lang w:val="es-CR"/>
+        </w:rPr>
+      </w:pPr>
+    </w:p>
+    <w:p>
+      <w:pPr>
+        <w:spacing w:line="360" w:lineRule="auto"/>
+        <w:jc w:val="both"/>
+        <w:rPr>
+          <w:rFonts w:ascii="Arial" w:hAnsi="Arial" w:cs="Arial"/>
+          <w:sz w:val="22"/>
+          <w:szCs w:val="22"/>
+          <w:lang w:val="es-CR"/>
+        </w:rPr>
+      </w:pPr>
+    </w:p>
+    <w:p>
+      <w:pPr>
+        <w:spacing w:line="360" w:lineRule="auto"/>
+        <w:jc w:val="both"/>
+        <w:rPr>
+          <w:rFonts w:ascii="Arial" w:hAnsi="Arial" w:cs="Arial"/>
+          <w:sz w:val="22"/>
+          <w:szCs w:val="22"/>
+          <w:lang w:val="es-CR"/>
+        </w:rPr>
+      </w:pPr>
+    </w:p>
+    <w:p>
+      <w:pPr>
+        <w:spacing w:line="360" w:lineRule="auto"/>
+        <w:jc w:val="both"/>
+        <w:rPr>
+          <w:rFonts w:ascii="Arial" w:hAnsi="Arial" w:cs="Arial"/>
+          <w:sz w:val="22"/>
+          <w:szCs w:val="22"/>
+          <w:lang w:val="es-CR"/>
+        </w:rPr>
+      </w:pPr>
+    </w:p>
+    <w:p>
+      <w:pPr>
+        <w:spacing w:line="360" w:lineRule="auto"/>
+        <w:jc w:val="both"/>
+        <w:rPr>
+          <w:rFonts w:ascii="Arial" w:hAnsi="Arial" w:cs="Arial"/>
+          <w:sz w:val="22"/>
+          <w:szCs w:val="22"/>
+          <w:lang w:val="es-CR"/>
+        </w:rPr>
+      </w:pPr>
+      <w:r>
+        <w:rPr>
+          <w:rFonts w:ascii="Arial" w:hAnsi="Arial" w:cs="Arial"/>
+          <w:sz w:val="22"/>
+          <w:szCs w:val="22"/>
+          <w:lang w:val="es-CR"/>
+        </w:rPr>
         <w:t>Figura 2. Módulo de Disponibilidad de Usuarios y Gestión de Tiempos (RF-11).</w:t>
       </w:r>
     </w:p>
     <w:p>
-      <w:r>
-        <w:rPr>
+      <w:pPr>
+        <w:spacing w:line="360" w:lineRule="auto"/>
+        <w:jc w:val="both"/>
+        <w:rPr>
+          <w:rFonts w:ascii="Arial" w:hAnsi="Arial" w:cs="Arial"/>
+          <w:sz w:val="22"/>
+          <w:szCs w:val="22"/>
+        </w:rPr>
+      </w:pPr>
+      <w:r>
+        <w:rPr>
+          <w:rFonts w:ascii="Arial" w:hAnsi="Arial" w:cs="Arial"/>
           <w:noProof/>
+          <w:sz w:val="22"/>
+          <w:szCs w:val="22"/>
         </w:rPr>
         <w:drawing>
           <wp:inline distT="0" distB="0" distL="0" distR="0" wp14:anchorId="0209C225" wp14:editId="2E245619">
@@ -561,60 +4209,138 @@
         </w:drawing>
       </w:r>
     </w:p>
-    <w:p/>
-    <w:p>
-      <w:pPr>
-        <w:rPr>
-          <w:lang w:val="es-CR"/>
-        </w:rPr>
-      </w:pPr>
-    </w:p>
-    <w:p>
-      <w:pPr>
-        <w:rPr>
-          <w:lang w:val="es-CR"/>
-        </w:rPr>
-      </w:pPr>
-    </w:p>
-    <w:p>
-      <w:pPr>
-        <w:rPr>
-          <w:lang w:val="es-CR"/>
-        </w:rPr>
-      </w:pPr>
-    </w:p>
-    <w:p>
-      <w:pPr>
-        <w:rPr>
-          <w:lang w:val="es-CR"/>
-        </w:rPr>
-      </w:pPr>
-    </w:p>
-    <w:p>
-      <w:pPr>
-        <w:rPr>
-          <w:lang w:val="es-CR"/>
-        </w:rPr>
-      </w:pPr>
-    </w:p>
-    <w:p>
-      <w:pPr>
-        <w:rPr>
-          <w:lang w:val="es-CR"/>
-        </w:rPr>
-      </w:pPr>
-      <w:r>
-        <w:rPr>
-          <w:lang w:val="es-CR"/>
-        </w:rPr>
-        <w:lastRenderedPageBreak/>
+    <w:p>
+      <w:pPr>
+        <w:spacing w:line="360" w:lineRule="auto"/>
+        <w:jc w:val="both"/>
+        <w:rPr>
+          <w:rFonts w:ascii="Arial" w:hAnsi="Arial" w:cs="Arial"/>
+          <w:sz w:val="22"/>
+          <w:szCs w:val="22"/>
+        </w:rPr>
+      </w:pPr>
+    </w:p>
+    <w:p>
+      <w:pPr>
+        <w:spacing w:line="360" w:lineRule="auto"/>
+        <w:jc w:val="both"/>
+        <w:rPr>
+          <w:rFonts w:ascii="Arial" w:hAnsi="Arial" w:cs="Arial"/>
+          <w:sz w:val="22"/>
+          <w:szCs w:val="22"/>
+          <w:lang w:val="es-CR"/>
+        </w:rPr>
+      </w:pPr>
+    </w:p>
+    <w:p>
+      <w:pPr>
+        <w:spacing w:line="360" w:lineRule="auto"/>
+        <w:jc w:val="both"/>
+        <w:rPr>
+          <w:rFonts w:ascii="Arial" w:hAnsi="Arial" w:cs="Arial"/>
+          <w:sz w:val="22"/>
+          <w:szCs w:val="22"/>
+          <w:lang w:val="es-CR"/>
+        </w:rPr>
+      </w:pPr>
+    </w:p>
+    <w:p>
+      <w:pPr>
+        <w:spacing w:line="360" w:lineRule="auto"/>
+        <w:jc w:val="both"/>
+        <w:rPr>
+          <w:rFonts w:ascii="Arial" w:hAnsi="Arial" w:cs="Arial"/>
+          <w:sz w:val="22"/>
+          <w:szCs w:val="22"/>
+          <w:lang w:val="es-CR"/>
+        </w:rPr>
+      </w:pPr>
+    </w:p>
+    <w:p>
+      <w:pPr>
+        <w:spacing w:line="360" w:lineRule="auto"/>
+        <w:jc w:val="both"/>
+        <w:rPr>
+          <w:rFonts w:ascii="Arial" w:hAnsi="Arial" w:cs="Arial"/>
+          <w:sz w:val="22"/>
+          <w:szCs w:val="22"/>
+          <w:lang w:val="es-CR"/>
+        </w:rPr>
+      </w:pPr>
+    </w:p>
+    <w:p>
+      <w:pPr>
+        <w:spacing w:line="360" w:lineRule="auto"/>
+        <w:jc w:val="both"/>
+        <w:rPr>
+          <w:rFonts w:ascii="Arial" w:hAnsi="Arial" w:cs="Arial"/>
+          <w:sz w:val="22"/>
+          <w:szCs w:val="22"/>
+          <w:lang w:val="es-CR"/>
+        </w:rPr>
+      </w:pPr>
+    </w:p>
+    <w:p>
+      <w:pPr>
+        <w:spacing w:line="360" w:lineRule="auto"/>
+        <w:jc w:val="both"/>
+        <w:rPr>
+          <w:rFonts w:ascii="Arial" w:hAnsi="Arial" w:cs="Arial"/>
+          <w:sz w:val="22"/>
+          <w:szCs w:val="22"/>
+          <w:lang w:val="es-CR"/>
+        </w:rPr>
+      </w:pPr>
+    </w:p>
+    <w:p>
+      <w:pPr>
+        <w:spacing w:line="360" w:lineRule="auto"/>
+        <w:jc w:val="both"/>
+        <w:rPr>
+          <w:rFonts w:ascii="Arial" w:hAnsi="Arial" w:cs="Arial"/>
+          <w:sz w:val="22"/>
+          <w:szCs w:val="22"/>
+          <w:lang w:val="es-CR"/>
+        </w:rPr>
+      </w:pPr>
+    </w:p>
+    <w:p>
+      <w:pPr>
+        <w:spacing w:line="360" w:lineRule="auto"/>
+        <w:jc w:val="both"/>
+        <w:rPr>
+          <w:rFonts w:ascii="Arial" w:hAnsi="Arial" w:cs="Arial"/>
+          <w:sz w:val="22"/>
+          <w:szCs w:val="22"/>
+          <w:lang w:val="es-CR"/>
+        </w:rPr>
+      </w:pPr>
+      <w:r>
+        <w:rPr>
+          <w:rFonts w:ascii="Arial" w:hAnsi="Arial" w:cs="Arial"/>
+          <w:sz w:val="22"/>
+          <w:szCs w:val="22"/>
+          <w:lang w:val="es-CR"/>
+        </w:rPr>
         <w:t>Figura 3. Módulo de Tareas Asociadas a Eventos (RF-15)</w:t>
       </w:r>
     </w:p>
     <w:p>
-      <w:r>
-        <w:rPr>
+      <w:pPr>
+        <w:spacing w:line="360" w:lineRule="auto"/>
+        <w:jc w:val="both"/>
+        <w:rPr>
+          <w:rFonts w:ascii="Arial" w:hAnsi="Arial" w:cs="Arial"/>
+          <w:sz w:val="22"/>
+          <w:szCs w:val="22"/>
+        </w:rPr>
+      </w:pPr>
+      <w:r>
+        <w:rPr>
+          <w:rFonts w:ascii="Arial" w:hAnsi="Arial" w:cs="Arial"/>
           <w:noProof/>
+          <w:sz w:val="22"/>
+          <w:szCs w:val="22"/>
         </w:rPr>
         <w:drawing>
           <wp:inline distT="0" distB="0" distL="0" distR="0" wp14:anchorId="0B00F6EA" wp14:editId="377FB311">
@@ -666,92 +4392,194 @@
         </w:drawing>
       </w:r>
     </w:p>
-    <w:p/>
-    <w:p/>
-    <w:p>
-      <w:pPr>
-        <w:rPr>
-          <w:lang w:val="es-CR"/>
-        </w:rPr>
-      </w:pPr>
-    </w:p>
-    <w:p>
-      <w:pPr>
-        <w:rPr>
-          <w:lang w:val="es-CR"/>
-        </w:rPr>
-      </w:pPr>
-    </w:p>
-    <w:p>
-      <w:pPr>
-        <w:rPr>
-          <w:lang w:val="es-CR"/>
-        </w:rPr>
-      </w:pPr>
-    </w:p>
-    <w:p>
-      <w:pPr>
-        <w:rPr>
-          <w:lang w:val="es-CR"/>
-        </w:rPr>
-      </w:pPr>
-    </w:p>
-    <w:p>
-      <w:pPr>
-        <w:rPr>
-          <w:lang w:val="es-CR"/>
-        </w:rPr>
-      </w:pPr>
-    </w:p>
-    <w:p>
-      <w:pPr>
-        <w:rPr>
-          <w:lang w:val="es-CR"/>
-        </w:rPr>
-      </w:pPr>
-    </w:p>
-    <w:p>
-      <w:pPr>
-        <w:rPr>
-          <w:lang w:val="es-CR"/>
-        </w:rPr>
-      </w:pPr>
-    </w:p>
-    <w:p>
-      <w:pPr>
-        <w:rPr>
-          <w:lang w:val="es-CR"/>
-        </w:rPr>
-      </w:pPr>
-    </w:p>
-    <w:p>
-      <w:pPr>
-        <w:rPr>
-          <w:lang w:val="es-CR"/>
-        </w:rPr>
-      </w:pPr>
-    </w:p>
-    <w:p>
-      <w:pPr>
-        <w:rPr>
-          <w:lang w:val="es-CR"/>
-        </w:rPr>
-      </w:pPr>
-      <w:r>
-        <w:rPr>
-          <w:lang w:val="es-CR"/>
-        </w:rPr>
-        <w:lastRenderedPageBreak/>
+    <w:p>
+      <w:pPr>
+        <w:spacing w:line="360" w:lineRule="auto"/>
+        <w:jc w:val="both"/>
+        <w:rPr>
+          <w:rFonts w:ascii="Arial" w:hAnsi="Arial" w:cs="Arial"/>
+          <w:sz w:val="22"/>
+          <w:szCs w:val="22"/>
+        </w:rPr>
+      </w:pPr>
+    </w:p>
+    <w:p>
+      <w:pPr>
+        <w:spacing w:line="360" w:lineRule="auto"/>
+        <w:jc w:val="both"/>
+        <w:rPr>
+          <w:rFonts w:ascii="Arial" w:hAnsi="Arial" w:cs="Arial"/>
+          <w:sz w:val="22"/>
+          <w:szCs w:val="22"/>
+        </w:rPr>
+      </w:pPr>
+    </w:p>
+    <w:p>
+      <w:pPr>
+        <w:spacing w:line="360" w:lineRule="auto"/>
+        <w:jc w:val="both"/>
+        <w:rPr>
+          <w:rFonts w:ascii="Arial" w:hAnsi="Arial" w:cs="Arial"/>
+          <w:sz w:val="22"/>
+          <w:szCs w:val="22"/>
+          <w:lang w:val="es-CR"/>
+        </w:rPr>
+      </w:pPr>
+    </w:p>
+    <w:p>
+      <w:pPr>
+        <w:spacing w:line="360" w:lineRule="auto"/>
+        <w:jc w:val="both"/>
+        <w:rPr>
+          <w:rFonts w:ascii="Arial" w:hAnsi="Arial" w:cs="Arial"/>
+          <w:sz w:val="22"/>
+          <w:szCs w:val="22"/>
+          <w:lang w:val="es-CR"/>
+        </w:rPr>
+      </w:pPr>
+    </w:p>
+    <w:p>
+      <w:pPr>
+        <w:spacing w:line="360" w:lineRule="auto"/>
+        <w:jc w:val="both"/>
+        <w:rPr>
+          <w:rFonts w:ascii="Arial" w:hAnsi="Arial" w:cs="Arial"/>
+          <w:sz w:val="22"/>
+          <w:szCs w:val="22"/>
+          <w:lang w:val="es-CR"/>
+        </w:rPr>
+      </w:pPr>
+    </w:p>
+    <w:p>
+      <w:pPr>
+        <w:spacing w:line="360" w:lineRule="auto"/>
+        <w:jc w:val="both"/>
+        <w:rPr>
+          <w:rFonts w:ascii="Arial" w:hAnsi="Arial" w:cs="Arial"/>
+          <w:sz w:val="22"/>
+          <w:szCs w:val="22"/>
+          <w:lang w:val="es-CR"/>
+        </w:rPr>
+      </w:pPr>
+    </w:p>
+    <w:p>
+      <w:pPr>
+        <w:spacing w:line="360" w:lineRule="auto"/>
+        <w:jc w:val="both"/>
+        <w:rPr>
+          <w:rFonts w:ascii="Arial" w:hAnsi="Arial" w:cs="Arial"/>
+          <w:sz w:val="22"/>
+          <w:szCs w:val="22"/>
+          <w:lang w:val="es-CR"/>
+        </w:rPr>
+      </w:pPr>
+    </w:p>
+    <w:p>
+      <w:pPr>
+        <w:spacing w:line="360" w:lineRule="auto"/>
+        <w:jc w:val="both"/>
+        <w:rPr>
+          <w:rFonts w:ascii="Arial" w:hAnsi="Arial" w:cs="Arial"/>
+          <w:sz w:val="22"/>
+          <w:szCs w:val="22"/>
+          <w:lang w:val="es-CR"/>
+        </w:rPr>
+      </w:pPr>
+    </w:p>
+    <w:p>
+      <w:pPr>
+        <w:spacing w:line="360" w:lineRule="auto"/>
+        <w:jc w:val="both"/>
+        <w:rPr>
+          <w:rFonts w:ascii="Arial" w:hAnsi="Arial" w:cs="Arial"/>
+          <w:sz w:val="22"/>
+          <w:szCs w:val="22"/>
+          <w:lang w:val="es-CR"/>
+        </w:rPr>
+      </w:pPr>
+    </w:p>
+    <w:p>
+      <w:pPr>
+        <w:spacing w:line="360" w:lineRule="auto"/>
+        <w:jc w:val="both"/>
+        <w:rPr>
+          <w:rFonts w:ascii="Arial" w:hAnsi="Arial" w:cs="Arial"/>
+          <w:sz w:val="22"/>
+          <w:szCs w:val="22"/>
+          <w:lang w:val="es-CR"/>
+        </w:rPr>
+      </w:pPr>
+    </w:p>
+    <w:p>
+      <w:pPr>
+        <w:spacing w:line="360" w:lineRule="auto"/>
+        <w:jc w:val="both"/>
+        <w:rPr>
+          <w:rFonts w:ascii="Arial" w:hAnsi="Arial" w:cs="Arial"/>
+          <w:sz w:val="22"/>
+          <w:szCs w:val="22"/>
+          <w:lang w:val="es-CR"/>
+        </w:rPr>
+      </w:pPr>
+    </w:p>
+    <w:p>
+      <w:pPr>
+        <w:spacing w:line="360" w:lineRule="auto"/>
+        <w:jc w:val="both"/>
+        <w:rPr>
+          <w:rFonts w:ascii="Arial" w:hAnsi="Arial" w:cs="Arial"/>
+          <w:sz w:val="22"/>
+          <w:szCs w:val="22"/>
+          <w:lang w:val="es-CR"/>
+        </w:rPr>
+      </w:pPr>
+    </w:p>
+    <w:p>
+      <w:pPr>
+        <w:spacing w:line="360" w:lineRule="auto"/>
+        <w:jc w:val="both"/>
+        <w:rPr>
+          <w:rFonts w:ascii="Arial" w:hAnsi="Arial" w:cs="Arial"/>
+          <w:sz w:val="22"/>
+          <w:szCs w:val="22"/>
+          <w:lang w:val="es-CR"/>
+        </w:rPr>
+      </w:pPr>
+    </w:p>
+    <w:p>
+      <w:pPr>
+        <w:spacing w:line="360" w:lineRule="auto"/>
+        <w:jc w:val="both"/>
+        <w:rPr>
+          <w:rFonts w:ascii="Arial" w:hAnsi="Arial" w:cs="Arial"/>
+          <w:sz w:val="22"/>
+          <w:szCs w:val="22"/>
+          <w:lang w:val="es-CR"/>
+        </w:rPr>
+      </w:pPr>
+      <w:r>
+        <w:rPr>
+          <w:rFonts w:ascii="Arial" w:hAnsi="Arial" w:cs="Arial"/>
+          <w:sz w:val="22"/>
+          <w:szCs w:val="22"/>
+          <w:lang w:val="es-CR"/>
+        </w:rPr>
         <w:t xml:space="preserve">Figura </w:t>
       </w:r>
       <w:r>
         <w:rPr>
+          <w:rFonts w:ascii="Arial" w:hAnsi="Arial" w:cs="Arial"/>
+          <w:sz w:val="22"/>
+          <w:szCs w:val="22"/>
           <w:lang w:val="es-CR"/>
         </w:rPr>
         <w:t xml:space="preserve">4.1. Modelo consolidado - </w:t>
       </w:r>
       <w:r>
         <w:rPr>
+          <w:rFonts w:ascii="Arial" w:hAnsi="Arial" w:cs="Arial"/>
+          <w:sz w:val="22"/>
+          <w:szCs w:val="22"/>
           <w:lang w:val="es-CR"/>
         </w:rPr>
         <w:t xml:space="preserve">Agenda Digital Tres Patitos </w:t>
@@ -759,15 +4587,32 @@
     </w:p>
     <w:p>
       <w:pPr>
-        <w:rPr>
-          <w:lang w:val="es-CR"/>
-        </w:rPr>
-      </w:pPr>
-    </w:p>
-    <w:p>
-      <w:r>
-        <w:rPr>
+        <w:spacing w:line="360" w:lineRule="auto"/>
+        <w:jc w:val="both"/>
+        <w:rPr>
+          <w:rFonts w:ascii="Arial" w:hAnsi="Arial" w:cs="Arial"/>
+          <w:sz w:val="22"/>
+          <w:szCs w:val="22"/>
+          <w:lang w:val="es-CR"/>
+        </w:rPr>
+      </w:pPr>
+    </w:p>
+    <w:p>
+      <w:pPr>
+        <w:spacing w:line="360" w:lineRule="auto"/>
+        <w:jc w:val="both"/>
+        <w:rPr>
+          <w:rFonts w:ascii="Arial" w:hAnsi="Arial" w:cs="Arial"/>
+          <w:sz w:val="22"/>
+          <w:szCs w:val="22"/>
+        </w:rPr>
+      </w:pPr>
+      <w:r>
+        <w:rPr>
+          <w:rFonts w:ascii="Arial" w:hAnsi="Arial" w:cs="Arial"/>
           <w:noProof/>
+          <w:sz w:val="22"/>
+          <w:szCs w:val="22"/>
         </w:rPr>
         <w:drawing>
           <wp:inline distT="0" distB="0" distL="0" distR="0" wp14:anchorId="757CE285" wp14:editId="6464D609">
@@ -819,99 +4664,191 @@
         </w:drawing>
       </w:r>
     </w:p>
-    <w:p/>
-    <w:p/>
-    <w:p>
-      <w:pPr>
-        <w:rPr>
-          <w:lang w:val="es-CR"/>
-        </w:rPr>
-      </w:pPr>
-    </w:p>
-    <w:p>
-      <w:pPr>
-        <w:rPr>
-          <w:lang w:val="es-CR"/>
-        </w:rPr>
-      </w:pPr>
-    </w:p>
-    <w:p>
-      <w:pPr>
-        <w:rPr>
-          <w:lang w:val="es-CR"/>
-        </w:rPr>
-      </w:pPr>
-    </w:p>
-    <w:p>
-      <w:pPr>
-        <w:rPr>
-          <w:lang w:val="es-CR"/>
-        </w:rPr>
-      </w:pPr>
-    </w:p>
-    <w:p>
-      <w:pPr>
-        <w:rPr>
-          <w:lang w:val="es-CR"/>
-        </w:rPr>
-      </w:pPr>
-    </w:p>
-    <w:p>
-      <w:pPr>
-        <w:rPr>
-          <w:lang w:val="es-CR"/>
-        </w:rPr>
-      </w:pPr>
-    </w:p>
-    <w:p>
-      <w:pPr>
-        <w:rPr>
-          <w:lang w:val="es-CR"/>
-        </w:rPr>
-      </w:pPr>
-      <w:r>
-        <w:rPr>
-          <w:lang w:val="es-CR"/>
-        </w:rPr>
-        <w:lastRenderedPageBreak/>
-        <w:t xml:space="preserve">Figura </w:t>
-      </w:r>
-      <w:r>
-        <w:rPr>
-          <w:lang w:val="es-CR"/>
-        </w:rPr>
-        <w:t>4.</w:t>
-      </w:r>
-      <w:r>
-        <w:rPr>
+    <w:p>
+      <w:pPr>
+        <w:spacing w:line="360" w:lineRule="auto"/>
+        <w:jc w:val="both"/>
+        <w:rPr>
+          <w:rFonts w:ascii="Arial" w:hAnsi="Arial" w:cs="Arial"/>
+          <w:sz w:val="22"/>
+          <w:szCs w:val="22"/>
+        </w:rPr>
+      </w:pPr>
+    </w:p>
+    <w:p>
+      <w:pPr>
+        <w:spacing w:line="360" w:lineRule="auto"/>
+        <w:jc w:val="both"/>
+        <w:rPr>
+          <w:rFonts w:ascii="Arial" w:hAnsi="Arial" w:cs="Arial"/>
+          <w:sz w:val="22"/>
+          <w:szCs w:val="22"/>
+        </w:rPr>
+      </w:pPr>
+    </w:p>
+    <w:p>
+      <w:pPr>
+        <w:spacing w:line="360" w:lineRule="auto"/>
+        <w:jc w:val="both"/>
+        <w:rPr>
+          <w:rFonts w:ascii="Arial" w:hAnsi="Arial" w:cs="Arial"/>
+          <w:sz w:val="22"/>
+          <w:szCs w:val="22"/>
+          <w:lang w:val="es-CR"/>
+        </w:rPr>
+      </w:pPr>
+    </w:p>
+    <w:p>
+      <w:pPr>
+        <w:spacing w:line="360" w:lineRule="auto"/>
+        <w:jc w:val="both"/>
+        <w:rPr>
+          <w:rFonts w:ascii="Arial" w:hAnsi="Arial" w:cs="Arial"/>
+          <w:sz w:val="22"/>
+          <w:szCs w:val="22"/>
+          <w:lang w:val="es-CR"/>
+        </w:rPr>
+      </w:pPr>
+    </w:p>
+    <w:p>
+      <w:pPr>
+        <w:spacing w:line="360" w:lineRule="auto"/>
+        <w:jc w:val="both"/>
+        <w:rPr>
+          <w:rFonts w:ascii="Arial" w:hAnsi="Arial" w:cs="Arial"/>
+          <w:sz w:val="22"/>
+          <w:szCs w:val="22"/>
+          <w:lang w:val="es-CR"/>
+        </w:rPr>
+      </w:pPr>
+    </w:p>
+    <w:p>
+      <w:pPr>
+        <w:spacing w:line="360" w:lineRule="auto"/>
+        <w:jc w:val="both"/>
+        <w:rPr>
+          <w:rFonts w:ascii="Arial" w:hAnsi="Arial" w:cs="Arial"/>
+          <w:sz w:val="22"/>
+          <w:szCs w:val="22"/>
+          <w:lang w:val="es-CR"/>
+        </w:rPr>
+      </w:pPr>
+    </w:p>
+    <w:p>
+      <w:pPr>
+        <w:spacing w:line="360" w:lineRule="auto"/>
+        <w:jc w:val="both"/>
+        <w:rPr>
+          <w:rFonts w:ascii="Arial" w:hAnsi="Arial" w:cs="Arial"/>
+          <w:sz w:val="22"/>
+          <w:szCs w:val="22"/>
+          <w:lang w:val="es-CR"/>
+        </w:rPr>
+      </w:pPr>
+    </w:p>
+    <w:p>
+      <w:pPr>
+        <w:spacing w:line="360" w:lineRule="auto"/>
+        <w:jc w:val="both"/>
+        <w:rPr>
+          <w:rFonts w:ascii="Arial" w:hAnsi="Arial" w:cs="Arial"/>
+          <w:sz w:val="22"/>
+          <w:szCs w:val="22"/>
+          <w:lang w:val="es-CR"/>
+        </w:rPr>
+      </w:pPr>
+    </w:p>
+    <w:p>
+      <w:pPr>
+        <w:spacing w:line="360" w:lineRule="auto"/>
+        <w:jc w:val="both"/>
+        <w:rPr>
+          <w:rFonts w:ascii="Arial" w:hAnsi="Arial" w:cs="Arial"/>
+          <w:sz w:val="22"/>
+          <w:szCs w:val="22"/>
+          <w:lang w:val="es-CR"/>
+        </w:rPr>
+      </w:pPr>
+    </w:p>
+    <w:p>
+      <w:pPr>
+        <w:spacing w:line="360" w:lineRule="auto"/>
+        <w:jc w:val="both"/>
+        <w:rPr>
+          <w:rFonts w:ascii="Arial" w:hAnsi="Arial" w:cs="Arial"/>
+          <w:sz w:val="22"/>
+          <w:szCs w:val="22"/>
+          <w:lang w:val="es-CR"/>
+        </w:rPr>
+      </w:pPr>
+    </w:p>
+    <w:p>
+      <w:pPr>
+        <w:spacing w:line="360" w:lineRule="auto"/>
+        <w:jc w:val="both"/>
+        <w:rPr>
+          <w:rFonts w:ascii="Arial" w:hAnsi="Arial" w:cs="Arial"/>
+          <w:sz w:val="22"/>
+          <w:szCs w:val="22"/>
+          <w:lang w:val="es-CR"/>
+        </w:rPr>
+      </w:pPr>
+      <w:r>
+        <w:rPr>
+          <w:rFonts w:ascii="Arial" w:hAnsi="Arial" w:cs="Arial"/>
+          <w:sz w:val="22"/>
+          <w:szCs w:val="22"/>
+          <w:lang w:val="es-CR"/>
+        </w:rPr>
+        <w:t>Figura 4.</w:t>
+      </w:r>
+      <w:r>
+        <w:rPr>
+          <w:rFonts w:ascii="Arial" w:hAnsi="Arial" w:cs="Arial"/>
+          <w:sz w:val="22"/>
+          <w:szCs w:val="22"/>
           <w:lang w:val="es-CR"/>
         </w:rPr>
         <w:t>2</w:t>
       </w:r>
       <w:r>
         <w:rPr>
-          <w:lang w:val="es-CR"/>
-        </w:rPr>
-        <w:t xml:space="preserve">. Modelo consolidado - </w:t>
-      </w:r>
-      <w:r>
-        <w:rPr>
-          <w:lang w:val="es-CR"/>
-        </w:rPr>
-        <w:t xml:space="preserve">Agenda Digital Tres Patitos </w:t>
-      </w:r>
-    </w:p>
-    <w:p>
-      <w:pPr>
-        <w:rPr>
-          <w:lang w:val="es-CR"/>
-        </w:rPr>
-      </w:pPr>
-    </w:p>
-    <w:p>
-      <w:r>
-        <w:rPr>
+          <w:rFonts w:ascii="Arial" w:hAnsi="Arial" w:cs="Arial"/>
+          <w:sz w:val="22"/>
+          <w:szCs w:val="22"/>
+          <w:lang w:val="es-CR"/>
+        </w:rPr>
+        <w:t xml:space="preserve">. Modelo consolidado - Agenda Digital Tres Patitos </w:t>
+      </w:r>
+    </w:p>
+    <w:p>
+      <w:pPr>
+        <w:spacing w:line="360" w:lineRule="auto"/>
+        <w:jc w:val="both"/>
+        <w:rPr>
+          <w:rFonts w:ascii="Arial" w:hAnsi="Arial" w:cs="Arial"/>
+          <w:sz w:val="22"/>
+          <w:szCs w:val="22"/>
+          <w:lang w:val="es-CR"/>
+        </w:rPr>
+      </w:pPr>
+    </w:p>
+    <w:p>
+      <w:pPr>
+        <w:spacing w:line="360" w:lineRule="auto"/>
+        <w:jc w:val="both"/>
+        <w:rPr>
+          <w:rFonts w:ascii="Arial" w:hAnsi="Arial" w:cs="Arial"/>
+          <w:sz w:val="22"/>
+          <w:szCs w:val="22"/>
+        </w:rPr>
+      </w:pPr>
+      <w:r>
+        <w:rPr>
+          <w:rFonts w:ascii="Arial" w:hAnsi="Arial" w:cs="Arial"/>
           <w:noProof/>
+          <w:sz w:val="22"/>
+          <w:szCs w:val="22"/>
         </w:rPr>
         <w:drawing>
           <wp:inline distT="0" distB="0" distL="0" distR="0" wp14:anchorId="64FE905F" wp14:editId="1E0DEFDF">
@@ -965,12 +4902,20 @@
     </w:p>
     <w:p>
       <w:pPr>
-        <w:rPr>
-          <w:lang w:val="es-CR"/>
-        </w:rPr>
-      </w:pPr>
-      <w:r>
-        <w:rPr>
+        <w:spacing w:line="360" w:lineRule="auto"/>
+        <w:jc w:val="both"/>
+        <w:rPr>
+          <w:rFonts w:ascii="Arial" w:hAnsi="Arial" w:cs="Arial"/>
+          <w:sz w:val="22"/>
+          <w:szCs w:val="22"/>
+          <w:lang w:val="es-CR"/>
+        </w:rPr>
+      </w:pPr>
+      <w:r>
+        <w:rPr>
+          <w:rFonts w:ascii="Arial" w:hAnsi="Arial" w:cs="Arial"/>
+          <w:sz w:val="22"/>
+          <w:szCs w:val="22"/>
           <w:lang w:val="es-CR"/>
         </w:rPr>
         <w:lastRenderedPageBreak/>
@@ -978,36 +4923,45 @@
       </w:r>
       <w:r>
         <w:rPr>
-          <w:lang w:val="es-CR"/>
-        </w:rPr>
-        <w:t>Entidades como USUARIOS y</w:t>
-      </w:r>
-      <w:r>
-        <w:rPr>
-          <w:lang w:val="es-CR"/>
-        </w:rPr>
-        <w:t xml:space="preserve"> EVENTOS parecen </w:t>
-      </w:r>
-      <w:r>
-        <w:rPr>
+          <w:rFonts w:ascii="Arial" w:hAnsi="Arial" w:cs="Arial"/>
+          <w:sz w:val="22"/>
+          <w:szCs w:val="22"/>
+          <w:lang w:val="es-CR"/>
+        </w:rPr>
+        <w:t xml:space="preserve">Entidades como USUARIOS y EVENTOS parecen </w:t>
+      </w:r>
+      <w:r>
+        <w:rPr>
+          <w:rFonts w:ascii="Arial" w:hAnsi="Arial" w:cs="Arial"/>
+          <w:sz w:val="22"/>
+          <w:szCs w:val="22"/>
           <w:lang w:val="es-CR"/>
         </w:rPr>
         <w:t>repetirse,</w:t>
       </w:r>
       <w:r>
         <w:rPr>
+          <w:rFonts w:ascii="Arial" w:hAnsi="Arial" w:cs="Arial"/>
+          <w:sz w:val="22"/>
+          <w:szCs w:val="22"/>
           <w:lang w:val="es-CR"/>
         </w:rPr>
         <w:t xml:space="preserve"> pero son la misma</w:t>
       </w:r>
       <w:r>
         <w:rPr>
+          <w:rFonts w:ascii="Arial" w:hAnsi="Arial" w:cs="Arial"/>
+          <w:sz w:val="22"/>
+          <w:szCs w:val="22"/>
           <w:lang w:val="es-CR"/>
         </w:rPr>
         <w:t xml:space="preserve"> entidad</w:t>
       </w:r>
       <w:r>
         <w:rPr>
+          <w:rFonts w:ascii="Arial" w:hAnsi="Arial" w:cs="Arial"/>
+          <w:sz w:val="22"/>
+          <w:szCs w:val="22"/>
           <w:lang w:val="es-CR"/>
         </w:rPr>
         <w:t>, las acomode de esta manera solo para que los diagramas sean legibles y no se vean desordenados</w:t>
@@ -1015,7 +4969,12 @@
     </w:p>
     <w:p>
       <w:pPr>
-        <w:rPr>
+        <w:spacing w:line="360" w:lineRule="auto"/>
+        <w:jc w:val="both"/>
+        <w:rPr>
+          <w:rFonts w:ascii="Arial" w:hAnsi="Arial" w:cs="Arial"/>
+          <w:sz w:val="22"/>
+          <w:szCs w:val="22"/>
           <w:lang w:val="es-CR"/>
         </w:rPr>
       </w:pPr>
@@ -1027,14 +4986,37 @@
           <w:ilvl w:val="0"/>
           <w:numId w:val="1"/>
         </w:numPr>
-      </w:pPr>
-      <w:r>
+        <w:spacing w:line="360" w:lineRule="auto"/>
+        <w:jc w:val="both"/>
+        <w:rPr>
+          <w:rFonts w:ascii="Arial" w:hAnsi="Arial" w:cs="Arial"/>
+          <w:b/>
+          <w:bCs/>
+          <w:sz w:val="22"/>
+          <w:szCs w:val="22"/>
+        </w:rPr>
+      </w:pPr>
+      <w:r>
+        <w:rPr>
+          <w:rFonts w:ascii="Arial" w:hAnsi="Arial" w:cs="Arial"/>
+          <w:b/>
+          <w:bCs/>
+          <w:sz w:val="22"/>
+          <w:szCs w:val="22"/>
+        </w:rPr>
         <w:t>Modelo lógico</w:t>
       </w:r>
     </w:p>
     <w:p>
       <w:pPr>
         <w:pStyle w:val="ListParagraph"/>
+        <w:spacing w:line="360" w:lineRule="auto"/>
+        <w:jc w:val="both"/>
+        <w:rPr>
+          <w:rFonts w:ascii="Arial" w:hAnsi="Arial" w:cs="Arial"/>
+          <w:sz w:val="22"/>
+          <w:szCs w:val="22"/>
+        </w:rPr>
       </w:pPr>
     </w:p>
     <w:p>
@@ -1044,7 +5026,8 @@
           <w:ilvl w:val="1"/>
           <w:numId w:val="1"/>
         </w:numPr>
-        <w:spacing w:before="100" w:beforeAutospacing="1" w:after="100" w:afterAutospacing="1" w:line="240" w:lineRule="auto"/>
+        <w:spacing w:before="100" w:beforeAutospacing="1" w:after="100" w:afterAutospacing="1" w:line="360" w:lineRule="auto"/>
+        <w:jc w:val="both"/>
         <w:rPr>
           <w:rFonts w:ascii="Arial" w:eastAsia="Times New Roman" w:hAnsi="Arial" w:cs="Arial"/>
           <w:kern w:val="0"/>
@@ -1119,8 +5102,9 @@
     <w:p>
       <w:pPr>
         <w:pStyle w:val="ListParagraph"/>
-        <w:spacing w:before="100" w:beforeAutospacing="1" w:after="100" w:afterAutospacing="1" w:line="240" w:lineRule="auto"/>
+        <w:spacing w:before="100" w:beforeAutospacing="1" w:after="100" w:afterAutospacing="1" w:line="360" w:lineRule="auto"/>
         <w:ind w:left="1440"/>
+        <w:jc w:val="both"/>
         <w:rPr>
           <w:rFonts w:ascii="Arial" w:eastAsia="Times New Roman" w:hAnsi="Arial" w:cs="Arial"/>
           <w:kern w:val="0"/>
@@ -1138,7 +5122,8 @@
           <w:ilvl w:val="1"/>
           <w:numId w:val="1"/>
         </w:numPr>
-        <w:spacing w:before="100" w:beforeAutospacing="1" w:after="100" w:afterAutospacing="1" w:line="240" w:lineRule="auto"/>
+        <w:spacing w:before="100" w:beforeAutospacing="1" w:after="100" w:afterAutospacing="1" w:line="360" w:lineRule="auto"/>
+        <w:jc w:val="both"/>
         <w:rPr>
           <w:rFonts w:ascii="Arial" w:eastAsia="Times New Roman" w:hAnsi="Arial" w:cs="Arial"/>
           <w:kern w:val="0"/>
@@ -1230,6 +5215,8 @@
     <w:p>
       <w:pPr>
         <w:pStyle w:val="ListParagraph"/>
+        <w:spacing w:line="360" w:lineRule="auto"/>
+        <w:jc w:val="both"/>
         <w:rPr>
           <w:rFonts w:ascii="Arial" w:eastAsia="Times New Roman" w:hAnsi="Arial" w:cs="Arial"/>
           <w:kern w:val="0"/>
@@ -1243,8 +5230,9 @@
     <w:p>
       <w:pPr>
         <w:pStyle w:val="ListParagraph"/>
-        <w:spacing w:before="100" w:beforeAutospacing="1" w:after="100" w:afterAutospacing="1" w:line="240" w:lineRule="auto"/>
+        <w:spacing w:before="100" w:beforeAutospacing="1" w:after="100" w:afterAutospacing="1" w:line="360" w:lineRule="auto"/>
         <w:ind w:left="1440"/>
+        <w:jc w:val="both"/>
         <w:rPr>
           <w:rFonts w:ascii="Arial" w:eastAsia="Times New Roman" w:hAnsi="Arial" w:cs="Arial"/>
           <w:kern w:val="0"/>
@@ -1262,7 +5250,8 @@
           <w:ilvl w:val="1"/>
           <w:numId w:val="1"/>
         </w:numPr>
-        <w:spacing w:before="100" w:beforeAutospacing="1" w:after="100" w:afterAutospacing="1" w:line="240" w:lineRule="auto"/>
+        <w:spacing w:before="100" w:beforeAutospacing="1" w:after="100" w:afterAutospacing="1" w:line="360" w:lineRule="auto"/>
+        <w:jc w:val="both"/>
         <w:rPr>
           <w:rFonts w:ascii="Arial" w:eastAsia="Times New Roman" w:hAnsi="Arial" w:cs="Arial"/>
           <w:kern w:val="0"/>
@@ -1352,8 +5341,9 @@
     <w:p>
       <w:pPr>
         <w:pStyle w:val="ListParagraph"/>
-        <w:spacing w:before="100" w:beforeAutospacing="1" w:after="100" w:afterAutospacing="1" w:line="240" w:lineRule="auto"/>
+        <w:spacing w:before="100" w:beforeAutospacing="1" w:after="100" w:afterAutospacing="1" w:line="360" w:lineRule="auto"/>
         <w:ind w:left="1440"/>
+        <w:jc w:val="both"/>
         <w:rPr>
           <w:rFonts w:ascii="Arial" w:eastAsia="Times New Roman" w:hAnsi="Arial" w:cs="Arial"/>
           <w:kern w:val="0"/>
@@ -1371,7 +5361,8 @@
           <w:ilvl w:val="1"/>
           <w:numId w:val="1"/>
         </w:numPr>
-        <w:spacing w:before="100" w:beforeAutospacing="1" w:after="100" w:afterAutospacing="1" w:line="240" w:lineRule="auto"/>
+        <w:spacing w:before="100" w:beforeAutospacing="1" w:after="100" w:afterAutospacing="1" w:line="360" w:lineRule="auto"/>
+        <w:jc w:val="both"/>
         <w:rPr>
           <w:rFonts w:ascii="Arial" w:eastAsia="Times New Roman" w:hAnsi="Arial" w:cs="Arial"/>
           <w:kern w:val="0"/>
@@ -1461,7 +5452,8 @@
     <w:p>
       <w:pPr>
         <w:pStyle w:val="ListParagraph"/>
-        <w:spacing w:before="100" w:beforeAutospacing="1" w:after="100" w:afterAutospacing="1" w:line="240" w:lineRule="auto"/>
+        <w:spacing w:before="100" w:beforeAutospacing="1" w:after="100" w:afterAutospacing="1" w:line="360" w:lineRule="auto"/>
+        <w:jc w:val="both"/>
         <w:rPr>
           <w:rFonts w:ascii="Arial" w:eastAsia="Times New Roman" w:hAnsi="Arial" w:cs="Arial"/>
           <w:kern w:val="0"/>
@@ -1479,7 +5471,8 @@
           <w:ilvl w:val="1"/>
           <w:numId w:val="1"/>
         </w:numPr>
-        <w:spacing w:before="100" w:beforeAutospacing="1" w:after="100" w:afterAutospacing="1" w:line="240" w:lineRule="auto"/>
+        <w:spacing w:before="100" w:beforeAutospacing="1" w:after="100" w:afterAutospacing="1" w:line="360" w:lineRule="auto"/>
+        <w:jc w:val="both"/>
         <w:rPr>
           <w:rFonts w:ascii="Arial" w:eastAsia="Times New Roman" w:hAnsi="Arial" w:cs="Arial"/>
           <w:kern w:val="0"/>
@@ -1528,6 +5521,8 @@
     <w:p>
       <w:pPr>
         <w:pStyle w:val="ListParagraph"/>
+        <w:spacing w:line="360" w:lineRule="auto"/>
+        <w:jc w:val="both"/>
         <w:rPr>
           <w:rFonts w:ascii="Arial" w:eastAsia="Times New Roman" w:hAnsi="Arial" w:cs="Arial"/>
           <w:kern w:val="0"/>
@@ -1545,7 +5540,8 @@
           <w:ilvl w:val="1"/>
           <w:numId w:val="1"/>
         </w:numPr>
-        <w:spacing w:before="100" w:beforeAutospacing="1" w:after="100" w:afterAutospacing="1" w:line="240" w:lineRule="auto"/>
+        <w:spacing w:before="100" w:beforeAutospacing="1" w:after="100" w:afterAutospacing="1" w:line="360" w:lineRule="auto"/>
+        <w:jc w:val="both"/>
         <w:rPr>
           <w:rFonts w:ascii="Arial" w:eastAsia="Times New Roman" w:hAnsi="Arial" w:cs="Arial"/>
           <w:kern w:val="0"/>
@@ -1744,6 +5740,8 @@
     <w:p>
       <w:pPr>
         <w:pStyle w:val="ListParagraph"/>
+        <w:spacing w:line="360" w:lineRule="auto"/>
+        <w:jc w:val="both"/>
         <w:rPr>
           <w:rFonts w:ascii="Arial" w:eastAsia="Times New Roman" w:hAnsi="Arial" w:cs="Arial"/>
           <w:kern w:val="0"/>
@@ -1757,8 +5755,9 @@
     <w:p>
       <w:pPr>
         <w:pStyle w:val="ListParagraph"/>
-        <w:spacing w:before="100" w:beforeAutospacing="1" w:after="100" w:afterAutospacing="1" w:line="240" w:lineRule="auto"/>
+        <w:spacing w:before="100" w:beforeAutospacing="1" w:after="100" w:afterAutospacing="1" w:line="360" w:lineRule="auto"/>
         <w:ind w:left="1440"/>
+        <w:jc w:val="both"/>
         <w:rPr>
           <w:rFonts w:ascii="Arial" w:eastAsia="Times New Roman" w:hAnsi="Arial" w:cs="Arial"/>
           <w:kern w:val="0"/>
@@ -1776,7 +5775,8 @@
           <w:ilvl w:val="1"/>
           <w:numId w:val="1"/>
         </w:numPr>
-        <w:spacing w:before="100" w:beforeAutospacing="1" w:after="100" w:afterAutospacing="1" w:line="240" w:lineRule="auto"/>
+        <w:spacing w:before="100" w:beforeAutospacing="1" w:after="100" w:afterAutospacing="1" w:line="360" w:lineRule="auto"/>
+        <w:jc w:val="both"/>
         <w:rPr>
           <w:rFonts w:ascii="Arial" w:eastAsia="Times New Roman" w:hAnsi="Arial" w:cs="Arial"/>
           <w:kern w:val="0"/>
@@ -1881,8 +5881,9 @@
     <w:p>
       <w:pPr>
         <w:pStyle w:val="ListParagraph"/>
-        <w:spacing w:before="100" w:beforeAutospacing="1" w:after="100" w:afterAutospacing="1" w:line="240" w:lineRule="auto"/>
+        <w:spacing w:before="100" w:beforeAutospacing="1" w:after="100" w:afterAutospacing="1" w:line="360" w:lineRule="auto"/>
         <w:ind w:left="1440"/>
+        <w:jc w:val="both"/>
         <w:rPr>
           <w:rFonts w:ascii="Arial" w:eastAsia="Times New Roman" w:hAnsi="Arial" w:cs="Arial"/>
           <w:kern w:val="0"/>
@@ -1900,7 +5901,8 @@
           <w:ilvl w:val="1"/>
           <w:numId w:val="1"/>
         </w:numPr>
-        <w:spacing w:before="100" w:beforeAutospacing="1" w:after="100" w:afterAutospacing="1" w:line="240" w:lineRule="auto"/>
+        <w:spacing w:before="100" w:beforeAutospacing="1" w:after="100" w:afterAutospacing="1" w:line="360" w:lineRule="auto"/>
+        <w:jc w:val="both"/>
         <w:rPr>
           <w:rFonts w:ascii="Arial" w:eastAsia="Times New Roman" w:hAnsi="Arial" w:cs="Arial"/>
           <w:kern w:val="0"/>
@@ -2036,6 +6038,8 @@
     <w:p>
       <w:pPr>
         <w:pStyle w:val="ListParagraph"/>
+        <w:spacing w:line="360" w:lineRule="auto"/>
+        <w:jc w:val="both"/>
         <w:rPr>
           <w:rFonts w:ascii="Arial" w:eastAsia="Times New Roman" w:hAnsi="Arial" w:cs="Arial"/>
           <w:kern w:val="0"/>
@@ -2049,8 +6053,9 @@
     <w:p>
       <w:pPr>
         <w:pStyle w:val="ListParagraph"/>
-        <w:spacing w:before="100" w:beforeAutospacing="1" w:after="100" w:afterAutospacing="1" w:line="240" w:lineRule="auto"/>
+        <w:spacing w:before="100" w:beforeAutospacing="1" w:after="100" w:afterAutospacing="1" w:line="360" w:lineRule="auto"/>
         <w:ind w:left="1440"/>
+        <w:jc w:val="both"/>
         <w:rPr>
           <w:rFonts w:ascii="Arial" w:eastAsia="Times New Roman" w:hAnsi="Arial" w:cs="Arial"/>
           <w:kern w:val="0"/>
@@ -2068,7 +6073,8 @@
           <w:ilvl w:val="1"/>
           <w:numId w:val="1"/>
         </w:numPr>
-        <w:spacing w:before="100" w:beforeAutospacing="1" w:after="100" w:afterAutospacing="1" w:line="240" w:lineRule="auto"/>
+        <w:spacing w:before="100" w:beforeAutospacing="1" w:after="100" w:afterAutospacing="1" w:line="360" w:lineRule="auto"/>
+        <w:jc w:val="both"/>
         <w:rPr>
           <w:rFonts w:ascii="Arial" w:eastAsia="Times New Roman" w:hAnsi="Arial" w:cs="Arial"/>
           <w:kern w:val="0"/>
@@ -2132,8 +6138,9 @@
     <w:p>
       <w:pPr>
         <w:pStyle w:val="ListParagraph"/>
-        <w:spacing w:before="100" w:beforeAutospacing="1" w:after="100" w:afterAutospacing="1" w:line="240" w:lineRule="auto"/>
+        <w:spacing w:before="100" w:beforeAutospacing="1" w:after="100" w:afterAutospacing="1" w:line="360" w:lineRule="auto"/>
         <w:ind w:left="1440"/>
+        <w:jc w:val="both"/>
         <w:rPr>
           <w:rFonts w:ascii="Arial" w:eastAsia="Times New Roman" w:hAnsi="Arial" w:cs="Arial"/>
           <w:kern w:val="0"/>
@@ -2151,7 +6158,8 @@
           <w:ilvl w:val="1"/>
           <w:numId w:val="1"/>
         </w:numPr>
-        <w:spacing w:before="100" w:beforeAutospacing="1" w:after="100" w:afterAutospacing="1" w:line="240" w:lineRule="auto"/>
+        <w:spacing w:before="100" w:beforeAutospacing="1" w:after="100" w:afterAutospacing="1" w:line="360" w:lineRule="auto"/>
+        <w:jc w:val="both"/>
         <w:rPr>
           <w:rFonts w:ascii="Arial" w:eastAsia="Times New Roman" w:hAnsi="Arial" w:cs="Arial"/>
           <w:kern w:val="0"/>
@@ -2302,6 +6310,8 @@
     <w:p>
       <w:pPr>
         <w:pStyle w:val="ListParagraph"/>
+        <w:spacing w:line="360" w:lineRule="auto"/>
+        <w:jc w:val="both"/>
         <w:rPr>
           <w:rFonts w:ascii="Arial" w:eastAsia="Times New Roman" w:hAnsi="Arial" w:cs="Arial"/>
           <w:kern w:val="0"/>
@@ -2315,8 +6325,9 @@
     <w:p>
       <w:pPr>
         <w:pStyle w:val="ListParagraph"/>
-        <w:spacing w:before="100" w:beforeAutospacing="1" w:after="100" w:afterAutospacing="1" w:line="240" w:lineRule="auto"/>
+        <w:spacing w:before="100" w:beforeAutospacing="1" w:after="100" w:afterAutospacing="1" w:line="360" w:lineRule="auto"/>
         <w:ind w:left="1440"/>
+        <w:jc w:val="both"/>
         <w:rPr>
           <w:rFonts w:ascii="Arial" w:eastAsia="Times New Roman" w:hAnsi="Arial" w:cs="Arial"/>
           <w:kern w:val="0"/>
@@ -2334,7 +6345,8 @@
           <w:ilvl w:val="1"/>
           <w:numId w:val="1"/>
         </w:numPr>
-        <w:spacing w:before="100" w:beforeAutospacing="1" w:after="100" w:afterAutospacing="1" w:line="240" w:lineRule="auto"/>
+        <w:spacing w:before="100" w:beforeAutospacing="1" w:after="100" w:afterAutospacing="1" w:line="360" w:lineRule="auto"/>
+        <w:jc w:val="both"/>
         <w:rPr>
           <w:rFonts w:ascii="Arial" w:eastAsia="Times New Roman" w:hAnsi="Arial" w:cs="Arial"/>
           <w:kern w:val="0"/>
@@ -2496,7 +6508,8 @@
     <w:p>
       <w:pPr>
         <w:pStyle w:val="ListParagraph"/>
-        <w:spacing w:before="100" w:beforeAutospacing="1" w:after="100" w:afterAutospacing="1" w:line="240" w:lineRule="auto"/>
+        <w:spacing w:before="100" w:beforeAutospacing="1" w:after="100" w:afterAutospacing="1" w:line="360" w:lineRule="auto"/>
+        <w:jc w:val="both"/>
         <w:rPr>
           <w:rFonts w:ascii="Arial" w:eastAsia="Times New Roman" w:hAnsi="Arial" w:cs="Arial"/>
           <w:b/>
@@ -2512,7 +6525,8 @@
     <w:p>
       <w:pPr>
         <w:pStyle w:val="ListParagraph"/>
-        <w:spacing w:before="100" w:beforeAutospacing="1" w:after="100" w:afterAutospacing="1" w:line="240" w:lineRule="auto"/>
+        <w:spacing w:before="100" w:beforeAutospacing="1" w:after="100" w:afterAutospacing="1" w:line="360" w:lineRule="auto"/>
+        <w:jc w:val="both"/>
         <w:rPr>
           <w:rFonts w:ascii="Arial" w:eastAsia="Times New Roman" w:hAnsi="Arial" w:cs="Arial"/>
           <w:b/>
@@ -2528,7 +6542,8 @@
     <w:p>
       <w:pPr>
         <w:pStyle w:val="ListParagraph"/>
-        <w:spacing w:before="100" w:beforeAutospacing="1" w:after="100" w:afterAutospacing="1" w:line="240" w:lineRule="auto"/>
+        <w:spacing w:before="100" w:beforeAutospacing="1" w:after="100" w:afterAutospacing="1" w:line="360" w:lineRule="auto"/>
+        <w:jc w:val="both"/>
         <w:rPr>
           <w:rFonts w:ascii="Arial" w:eastAsia="Times New Roman" w:hAnsi="Arial" w:cs="Arial"/>
           <w:b/>
@@ -2540,7 +6555,12 @@
           <w14:ligatures w14:val="none"/>
         </w:rPr>
       </w:pPr>
-      <w:r>
+    </w:p>
+    <w:p>
+      <w:pPr>
+        <w:pStyle w:val="ListParagraph"/>
+        <w:spacing w:before="100" w:beforeAutospacing="1" w:after="100" w:afterAutospacing="1" w:line="360" w:lineRule="auto"/>
+        <w:jc w:val="both"/>
         <w:rPr>
           <w:rFonts w:ascii="Arial" w:eastAsia="Times New Roman" w:hAnsi="Arial" w:cs="Arial"/>
           <w:b/>
@@ -2551,549 +6571,13 @@
           <w:lang w:val="es-CR"/>
           <w14:ligatures w14:val="none"/>
         </w:rPr>
-        <w:t>Restricciones:</w:t>
-      </w:r>
+      </w:pPr>
     </w:p>
     <w:p>
       <w:pPr>
         <w:pStyle w:val="ListParagraph"/>
-        <w:spacing w:before="100" w:beforeAutospacing="1" w:after="100" w:afterAutospacing="1" w:line="240" w:lineRule="auto"/>
-        <w:rPr>
-          <w:rFonts w:ascii="Arial" w:eastAsia="Times New Roman" w:hAnsi="Arial" w:cs="Arial"/>
-          <w:kern w:val="0"/>
-          <w:sz w:val="22"/>
-          <w:szCs w:val="22"/>
-          <w:lang w:val="es-CR"/>
-          <w14:ligatures w14:val="none"/>
-        </w:rPr>
-      </w:pPr>
-    </w:p>
-    <w:p>
-      <w:pPr>
-        <w:pStyle w:val="ListParagraph"/>
-        <w:spacing w:before="100" w:beforeAutospacing="1" w:after="100" w:afterAutospacing="1" w:line="240" w:lineRule="auto"/>
-        <w:rPr>
-          <w:rFonts w:ascii="Arial" w:eastAsia="Times New Roman" w:hAnsi="Arial" w:cs="Arial"/>
-          <w:kern w:val="0"/>
-          <w:sz w:val="22"/>
-          <w:szCs w:val="22"/>
-          <w:lang w:val="es-CR"/>
-          <w14:ligatures w14:val="none"/>
-        </w:rPr>
-      </w:pPr>
-      <w:r>
-        <w:rPr>
-          <w:rFonts w:ascii="Arial" w:eastAsia="Times New Roman" w:hAnsi="Arial" w:cs="Arial"/>
-          <w:kern w:val="0"/>
-          <w:sz w:val="22"/>
-          <w:szCs w:val="22"/>
-          <w:lang w:val="es-CR"/>
-          <w14:ligatures w14:val="none"/>
-        </w:rPr>
-        <w:t>NOT NULL (nombre, direccion, ciudad, capacidad) en ubicaciones.</w:t>
-      </w:r>
-    </w:p>
-    <w:p>
-      <w:pPr>
-        <w:pStyle w:val="ListParagraph"/>
-        <w:spacing w:before="100" w:beforeAutospacing="1" w:after="100" w:afterAutospacing="1" w:line="240" w:lineRule="auto"/>
-        <w:rPr>
-          <w:rFonts w:ascii="Arial" w:eastAsia="Times New Roman" w:hAnsi="Arial" w:cs="Arial"/>
-          <w:kern w:val="0"/>
-          <w:sz w:val="22"/>
-          <w:szCs w:val="22"/>
-          <w:lang w:val="es-CR"/>
-          <w14:ligatures w14:val="none"/>
-        </w:rPr>
-      </w:pPr>
-    </w:p>
-    <w:p>
-      <w:pPr>
-        <w:pStyle w:val="ListParagraph"/>
-        <w:spacing w:before="100" w:beforeAutospacing="1" w:after="100" w:afterAutospacing="1" w:line="240" w:lineRule="auto"/>
-        <w:rPr>
-          <w:rFonts w:ascii="Arial" w:eastAsia="Times New Roman" w:hAnsi="Arial" w:cs="Arial"/>
-          <w:kern w:val="0"/>
-          <w:sz w:val="22"/>
-          <w:szCs w:val="22"/>
-          <w:lang w:val="es-CR"/>
-          <w14:ligatures w14:val="none"/>
-        </w:rPr>
-      </w:pPr>
-      <w:r>
-        <w:rPr>
-          <w:rFonts w:ascii="Arial" w:eastAsia="Times New Roman" w:hAnsi="Arial" w:cs="Arial"/>
-          <w:kern w:val="0"/>
-          <w:sz w:val="22"/>
-          <w:szCs w:val="22"/>
-          <w:lang w:val="es-CR"/>
-          <w14:ligatures w14:val="none"/>
-        </w:rPr>
-        <w:t>NOT NULL (id_ubicacion) en eventos.</w:t>
-      </w:r>
-    </w:p>
-    <w:p>
-      <w:pPr>
-        <w:pStyle w:val="ListParagraph"/>
-        <w:spacing w:before="100" w:beforeAutospacing="1" w:after="100" w:afterAutospacing="1" w:line="240" w:lineRule="auto"/>
-        <w:rPr>
-          <w:rFonts w:ascii="Arial" w:eastAsia="Times New Roman" w:hAnsi="Arial" w:cs="Arial"/>
-          <w:kern w:val="0"/>
-          <w:sz w:val="22"/>
-          <w:szCs w:val="22"/>
-          <w:lang w:val="es-CR"/>
-          <w14:ligatures w14:val="none"/>
-        </w:rPr>
-      </w:pPr>
-    </w:p>
-    <w:p>
-      <w:pPr>
-        <w:pStyle w:val="ListParagraph"/>
-        <w:spacing w:before="100" w:beforeAutospacing="1" w:after="100" w:afterAutospacing="1" w:line="240" w:lineRule="auto"/>
-        <w:rPr>
-          <w:rFonts w:ascii="Arial" w:eastAsia="Times New Roman" w:hAnsi="Arial" w:cs="Arial"/>
-          <w:kern w:val="0"/>
-          <w:sz w:val="22"/>
-          <w:szCs w:val="22"/>
-          <w:lang w:val="es-CR"/>
-          <w14:ligatures w14:val="none"/>
-        </w:rPr>
-      </w:pPr>
-      <w:r>
-        <w:rPr>
-          <w:rFonts w:ascii="Arial" w:eastAsia="Times New Roman" w:hAnsi="Arial" w:cs="Arial"/>
-          <w:kern w:val="0"/>
-          <w:sz w:val="22"/>
-          <w:szCs w:val="22"/>
-          <w:lang w:val="es-CR"/>
-          <w14:ligatures w14:val="none"/>
-        </w:rPr>
-        <w:t>NOT NULL (</w:t>
-      </w:r>
-      <w:proofErr w:type="spellStart"/>
-      <w:r>
-        <w:rPr>
-          <w:rFonts w:ascii="Arial" w:eastAsia="Times New Roman" w:hAnsi="Arial" w:cs="Arial"/>
-          <w:kern w:val="0"/>
-          <w:sz w:val="22"/>
-          <w:szCs w:val="22"/>
-          <w:lang w:val="es-CR"/>
-          <w14:ligatures w14:val="none"/>
-        </w:rPr>
-        <w:t>id_usuario</w:t>
-      </w:r>
-      <w:proofErr w:type="spellEnd"/>
-      <w:r>
-        <w:rPr>
-          <w:rFonts w:ascii="Arial" w:eastAsia="Times New Roman" w:hAnsi="Arial" w:cs="Arial"/>
-          <w:kern w:val="0"/>
-          <w:sz w:val="22"/>
-          <w:szCs w:val="22"/>
-          <w:lang w:val="es-CR"/>
-          <w14:ligatures w14:val="none"/>
-        </w:rPr>
-        <w:t xml:space="preserve">, </w:t>
-      </w:r>
-      <w:proofErr w:type="spellStart"/>
-      <w:r>
-        <w:rPr>
-          <w:rFonts w:ascii="Arial" w:eastAsia="Times New Roman" w:hAnsi="Arial" w:cs="Arial"/>
-          <w:kern w:val="0"/>
-          <w:sz w:val="22"/>
-          <w:szCs w:val="22"/>
-          <w:lang w:val="es-CR"/>
-          <w14:ligatures w14:val="none"/>
-        </w:rPr>
-        <w:t>id_tipo_disponibilidad</w:t>
-      </w:r>
-      <w:proofErr w:type="spellEnd"/>
-      <w:r>
-        <w:rPr>
-          <w:rFonts w:ascii="Arial" w:eastAsia="Times New Roman" w:hAnsi="Arial" w:cs="Arial"/>
-          <w:kern w:val="0"/>
-          <w:sz w:val="22"/>
-          <w:szCs w:val="22"/>
-          <w:lang w:val="es-CR"/>
-          <w14:ligatures w14:val="none"/>
-        </w:rPr>
-        <w:t xml:space="preserve">, fecha, </w:t>
-      </w:r>
-      <w:proofErr w:type="spellStart"/>
-      <w:r>
-        <w:rPr>
-          <w:rFonts w:ascii="Arial" w:eastAsia="Times New Roman" w:hAnsi="Arial" w:cs="Arial"/>
-          <w:kern w:val="0"/>
-          <w:sz w:val="22"/>
-          <w:szCs w:val="22"/>
-          <w:lang w:val="es-CR"/>
-          <w14:ligatures w14:val="none"/>
-        </w:rPr>
-        <w:t>hora_inicio</w:t>
-      </w:r>
-      <w:proofErr w:type="spellEnd"/>
-      <w:r>
-        <w:rPr>
-          <w:rFonts w:ascii="Arial" w:eastAsia="Times New Roman" w:hAnsi="Arial" w:cs="Arial"/>
-          <w:kern w:val="0"/>
-          <w:sz w:val="22"/>
-          <w:szCs w:val="22"/>
-          <w:lang w:val="es-CR"/>
-          <w14:ligatures w14:val="none"/>
-        </w:rPr>
-        <w:t xml:space="preserve">, </w:t>
-      </w:r>
-      <w:proofErr w:type="spellStart"/>
-      <w:r>
-        <w:rPr>
-          <w:rFonts w:ascii="Arial" w:eastAsia="Times New Roman" w:hAnsi="Arial" w:cs="Arial"/>
-          <w:kern w:val="0"/>
-          <w:sz w:val="22"/>
-          <w:szCs w:val="22"/>
-          <w:lang w:val="es-CR"/>
-          <w14:ligatures w14:val="none"/>
-        </w:rPr>
-        <w:t>hora_fin</w:t>
-      </w:r>
-      <w:proofErr w:type="spellEnd"/>
-      <w:r>
-        <w:rPr>
-          <w:rFonts w:ascii="Arial" w:eastAsia="Times New Roman" w:hAnsi="Arial" w:cs="Arial"/>
-          <w:kern w:val="0"/>
-          <w:sz w:val="22"/>
-          <w:szCs w:val="22"/>
-          <w:lang w:val="es-CR"/>
-          <w14:ligatures w14:val="none"/>
-        </w:rPr>
-        <w:t>)</w:t>
-      </w:r>
-    </w:p>
-    <w:p>
-      <w:pPr>
-        <w:pStyle w:val="ListParagraph"/>
-        <w:spacing w:before="100" w:beforeAutospacing="1" w:after="100" w:afterAutospacing="1" w:line="240" w:lineRule="auto"/>
-        <w:rPr>
-          <w:rFonts w:ascii="Arial" w:eastAsia="Times New Roman" w:hAnsi="Arial" w:cs="Arial"/>
-          <w:kern w:val="0"/>
-          <w:sz w:val="22"/>
-          <w:szCs w:val="22"/>
-          <w:lang w:val="es-CR"/>
-          <w14:ligatures w14:val="none"/>
-        </w:rPr>
-      </w:pPr>
-      <w:r>
-        <w:rPr>
-          <w:rFonts w:ascii="Arial" w:eastAsia="Times New Roman" w:hAnsi="Arial" w:cs="Arial"/>
-          <w:kern w:val="0"/>
-          <w:sz w:val="22"/>
-          <w:szCs w:val="22"/>
-          <w:lang w:val="es-CR"/>
-          <w14:ligatures w14:val="none"/>
-        </w:rPr>
-        <w:t>en disponibilidades.</w:t>
-      </w:r>
-    </w:p>
-    <w:p>
-      <w:pPr>
-        <w:pStyle w:val="ListParagraph"/>
-        <w:spacing w:before="100" w:beforeAutospacing="1" w:after="100" w:afterAutospacing="1" w:line="240" w:lineRule="auto"/>
-        <w:rPr>
-          <w:rFonts w:ascii="Arial" w:eastAsia="Times New Roman" w:hAnsi="Arial" w:cs="Arial"/>
-          <w:kern w:val="0"/>
-          <w:sz w:val="22"/>
-          <w:szCs w:val="22"/>
-          <w:lang w:val="es-CR"/>
-          <w14:ligatures w14:val="none"/>
-        </w:rPr>
-      </w:pPr>
-    </w:p>
-    <w:p>
-      <w:pPr>
-        <w:pStyle w:val="ListParagraph"/>
-        <w:spacing w:before="100" w:beforeAutospacing="1" w:after="100" w:afterAutospacing="1" w:line="240" w:lineRule="auto"/>
-        <w:rPr>
-          <w:rFonts w:ascii="Arial" w:eastAsia="Times New Roman" w:hAnsi="Arial" w:cs="Arial"/>
-          <w:kern w:val="0"/>
-          <w:sz w:val="22"/>
-          <w:szCs w:val="22"/>
-          <w:lang w:val="es-CR"/>
-          <w14:ligatures w14:val="none"/>
-        </w:rPr>
-      </w:pPr>
-      <w:r>
-        <w:rPr>
-          <w:rFonts w:ascii="Arial" w:eastAsia="Times New Roman" w:hAnsi="Arial" w:cs="Arial"/>
-          <w:kern w:val="0"/>
-          <w:sz w:val="22"/>
-          <w:szCs w:val="22"/>
-          <w:lang w:val="es-CR"/>
-          <w14:ligatures w14:val="none"/>
-        </w:rPr>
-        <w:t>CHECK (</w:t>
-      </w:r>
-      <w:proofErr w:type="spellStart"/>
-      <w:r>
-        <w:rPr>
-          <w:rFonts w:ascii="Arial" w:eastAsia="Times New Roman" w:hAnsi="Arial" w:cs="Arial"/>
-          <w:kern w:val="0"/>
-          <w:sz w:val="22"/>
-          <w:szCs w:val="22"/>
-          <w:lang w:val="es-CR"/>
-          <w14:ligatures w14:val="none"/>
-        </w:rPr>
-        <w:t>hora_fin</w:t>
-      </w:r>
-      <w:proofErr w:type="spellEnd"/>
-      <w:r>
-        <w:rPr>
-          <w:rFonts w:ascii="Arial" w:eastAsia="Times New Roman" w:hAnsi="Arial" w:cs="Arial"/>
-          <w:kern w:val="0"/>
-          <w:sz w:val="22"/>
-          <w:szCs w:val="22"/>
-          <w:lang w:val="es-CR"/>
-          <w14:ligatures w14:val="none"/>
-        </w:rPr>
-        <w:t xml:space="preserve"> &gt; </w:t>
-      </w:r>
-      <w:proofErr w:type="spellStart"/>
-      <w:r>
-        <w:rPr>
-          <w:rFonts w:ascii="Arial" w:eastAsia="Times New Roman" w:hAnsi="Arial" w:cs="Arial"/>
-          <w:kern w:val="0"/>
-          <w:sz w:val="22"/>
-          <w:szCs w:val="22"/>
-          <w:lang w:val="es-CR"/>
-          <w14:ligatures w14:val="none"/>
-        </w:rPr>
-        <w:t>hora_inicio</w:t>
-      </w:r>
-      <w:proofErr w:type="spellEnd"/>
-      <w:r>
-        <w:rPr>
-          <w:rFonts w:ascii="Arial" w:eastAsia="Times New Roman" w:hAnsi="Arial" w:cs="Arial"/>
-          <w:kern w:val="0"/>
-          <w:sz w:val="22"/>
-          <w:szCs w:val="22"/>
-          <w:lang w:val="es-CR"/>
-          <w14:ligatures w14:val="none"/>
-        </w:rPr>
-        <w:t>) en disponibilidades.</w:t>
-      </w:r>
-    </w:p>
-    <w:p>
-      <w:pPr>
-        <w:pStyle w:val="ListParagraph"/>
-        <w:spacing w:before="100" w:beforeAutospacing="1" w:after="100" w:afterAutospacing="1" w:line="240" w:lineRule="auto"/>
-        <w:rPr>
-          <w:rFonts w:ascii="Arial" w:eastAsia="Times New Roman" w:hAnsi="Arial" w:cs="Arial"/>
-          <w:kern w:val="0"/>
-          <w:sz w:val="22"/>
-          <w:szCs w:val="22"/>
-          <w:lang w:val="es-CR"/>
-          <w14:ligatures w14:val="none"/>
-        </w:rPr>
-      </w:pPr>
-    </w:p>
-    <w:p>
-      <w:pPr>
-        <w:pStyle w:val="ListParagraph"/>
-        <w:spacing w:before="100" w:beforeAutospacing="1" w:after="100" w:afterAutospacing="1" w:line="240" w:lineRule="auto"/>
-        <w:rPr>
-          <w:rFonts w:ascii="Arial" w:eastAsia="Times New Roman" w:hAnsi="Arial" w:cs="Arial"/>
-          <w:kern w:val="0"/>
-          <w:sz w:val="22"/>
-          <w:szCs w:val="22"/>
-          <w:lang w:val="es-CR"/>
-          <w14:ligatures w14:val="none"/>
-        </w:rPr>
-      </w:pPr>
-      <w:r>
-        <w:rPr>
-          <w:rFonts w:ascii="Arial" w:eastAsia="Times New Roman" w:hAnsi="Arial" w:cs="Arial"/>
-          <w:kern w:val="0"/>
-          <w:sz w:val="22"/>
-          <w:szCs w:val="22"/>
-          <w:lang w:val="es-CR"/>
-          <w14:ligatures w14:val="none"/>
-        </w:rPr>
-        <w:lastRenderedPageBreak/>
-        <w:t>NOT NULL (</w:t>
-      </w:r>
-      <w:proofErr w:type="spellStart"/>
-      <w:r>
-        <w:rPr>
-          <w:rFonts w:ascii="Arial" w:eastAsia="Times New Roman" w:hAnsi="Arial" w:cs="Arial"/>
-          <w:kern w:val="0"/>
-          <w:sz w:val="22"/>
-          <w:szCs w:val="22"/>
-          <w:lang w:val="es-CR"/>
-          <w14:ligatures w14:val="none"/>
-        </w:rPr>
-        <w:t>id_evento</w:t>
-      </w:r>
-      <w:proofErr w:type="spellEnd"/>
-      <w:r>
-        <w:rPr>
-          <w:rFonts w:ascii="Arial" w:eastAsia="Times New Roman" w:hAnsi="Arial" w:cs="Arial"/>
-          <w:kern w:val="0"/>
-          <w:sz w:val="22"/>
-          <w:szCs w:val="22"/>
-          <w:lang w:val="es-CR"/>
-          <w14:ligatures w14:val="none"/>
-        </w:rPr>
-        <w:t xml:space="preserve">, </w:t>
-      </w:r>
-      <w:proofErr w:type="spellStart"/>
-      <w:r>
-        <w:rPr>
-          <w:rFonts w:ascii="Arial" w:eastAsia="Times New Roman" w:hAnsi="Arial" w:cs="Arial"/>
-          <w:kern w:val="0"/>
-          <w:sz w:val="22"/>
-          <w:szCs w:val="22"/>
-          <w:lang w:val="es-CR"/>
-          <w14:ligatures w14:val="none"/>
-        </w:rPr>
-        <w:t>id_usuario_responsable</w:t>
-      </w:r>
-      <w:proofErr w:type="spellEnd"/>
-      <w:r>
-        <w:rPr>
-          <w:rFonts w:ascii="Arial" w:eastAsia="Times New Roman" w:hAnsi="Arial" w:cs="Arial"/>
-          <w:kern w:val="0"/>
-          <w:sz w:val="22"/>
-          <w:szCs w:val="22"/>
-          <w:lang w:val="es-CR"/>
-          <w14:ligatures w14:val="none"/>
-        </w:rPr>
-        <w:t>, titulo, prioridad,</w:t>
-      </w:r>
-      <w:r>
-        <w:rPr>
-          <w:rFonts w:ascii="Arial" w:eastAsia="Times New Roman" w:hAnsi="Arial" w:cs="Arial"/>
-          <w:kern w:val="0"/>
-          <w:sz w:val="22"/>
-          <w:szCs w:val="22"/>
-          <w:lang w:val="es-CR"/>
-          <w14:ligatures w14:val="none"/>
-        </w:rPr>
-        <w:t xml:space="preserve"> </w:t>
-      </w:r>
-      <w:proofErr w:type="spellStart"/>
-      <w:r>
-        <w:rPr>
-          <w:rFonts w:ascii="Arial" w:eastAsia="Times New Roman" w:hAnsi="Arial" w:cs="Arial"/>
-          <w:kern w:val="0"/>
-          <w:sz w:val="22"/>
-          <w:szCs w:val="22"/>
-          <w:lang w:val="es-CR"/>
-          <w14:ligatures w14:val="none"/>
-        </w:rPr>
-        <w:t>fecha_limite</w:t>
-      </w:r>
-      <w:proofErr w:type="spellEnd"/>
-      <w:r>
-        <w:rPr>
-          <w:rFonts w:ascii="Arial" w:eastAsia="Times New Roman" w:hAnsi="Arial" w:cs="Arial"/>
-          <w:kern w:val="0"/>
-          <w:sz w:val="22"/>
-          <w:szCs w:val="22"/>
-          <w:lang w:val="es-CR"/>
-          <w14:ligatures w14:val="none"/>
-        </w:rPr>
-        <w:t>, estado) en tareas.</w:t>
-      </w:r>
-    </w:p>
-    <w:p>
-      <w:pPr>
-        <w:pStyle w:val="ListParagraph"/>
-        <w:spacing w:before="100" w:beforeAutospacing="1" w:after="100" w:afterAutospacing="1" w:line="240" w:lineRule="auto"/>
-        <w:rPr>
-          <w:rFonts w:ascii="Arial" w:eastAsia="Times New Roman" w:hAnsi="Arial" w:cs="Arial"/>
-          <w:kern w:val="0"/>
-          <w:sz w:val="22"/>
-          <w:szCs w:val="22"/>
-          <w:lang w:val="es-CR"/>
-          <w14:ligatures w14:val="none"/>
-        </w:rPr>
-      </w:pPr>
-    </w:p>
-    <w:p>
-      <w:pPr>
-        <w:pStyle w:val="ListParagraph"/>
-        <w:spacing w:before="100" w:beforeAutospacing="1" w:after="100" w:afterAutospacing="1" w:line="240" w:lineRule="auto"/>
-        <w:rPr>
-          <w:rFonts w:ascii="Arial" w:eastAsia="Times New Roman" w:hAnsi="Arial" w:cs="Arial"/>
-          <w:kern w:val="0"/>
-          <w:sz w:val="22"/>
-          <w:szCs w:val="22"/>
-          <w:lang w:val="es-CR"/>
-          <w14:ligatures w14:val="none"/>
-        </w:rPr>
-      </w:pPr>
-      <w:r>
-        <w:rPr>
-          <w:rFonts w:ascii="Arial" w:eastAsia="Times New Roman" w:hAnsi="Arial" w:cs="Arial"/>
-          <w:kern w:val="0"/>
-          <w:sz w:val="22"/>
-          <w:szCs w:val="22"/>
-          <w:lang w:val="es-CR"/>
-          <w14:ligatures w14:val="none"/>
-        </w:rPr>
-        <w:t>CHECK (estado IN ('Pendiente', 'En progreso', 'Completada', 'Cancelada'))</w:t>
-      </w:r>
-    </w:p>
-    <w:p>
-      <w:pPr>
-        <w:pStyle w:val="ListParagraph"/>
-        <w:spacing w:before="100" w:beforeAutospacing="1" w:after="100" w:afterAutospacing="1" w:line="240" w:lineRule="auto"/>
-        <w:rPr>
-          <w:rFonts w:ascii="Arial" w:eastAsia="Times New Roman" w:hAnsi="Arial" w:cs="Arial"/>
-          <w:kern w:val="0"/>
-          <w:sz w:val="22"/>
-          <w:szCs w:val="22"/>
-          <w:lang w:val="es-CR"/>
-          <w14:ligatures w14:val="none"/>
-        </w:rPr>
-      </w:pPr>
-      <w:r>
-        <w:rPr>
-          <w:rFonts w:ascii="Arial" w:eastAsia="Times New Roman" w:hAnsi="Arial" w:cs="Arial"/>
-          <w:kern w:val="0"/>
-          <w:sz w:val="22"/>
-          <w:szCs w:val="22"/>
-          <w:lang w:val="es-CR"/>
-          <w14:ligatures w14:val="none"/>
-        </w:rPr>
-        <w:t>en tareas.</w:t>
-      </w:r>
-    </w:p>
-    <w:p>
-      <w:pPr>
-        <w:pStyle w:val="ListParagraph"/>
-        <w:spacing w:before="100" w:beforeAutospacing="1" w:after="100" w:afterAutospacing="1" w:line="240" w:lineRule="auto"/>
-        <w:rPr>
-          <w:rFonts w:ascii="Arial" w:eastAsia="Times New Roman" w:hAnsi="Arial" w:cs="Arial"/>
-          <w:kern w:val="0"/>
-          <w:sz w:val="22"/>
-          <w:szCs w:val="22"/>
-          <w:lang w:val="es-CR"/>
-          <w14:ligatures w14:val="none"/>
-        </w:rPr>
-      </w:pPr>
-    </w:p>
-    <w:p>
-      <w:pPr>
-        <w:pStyle w:val="ListParagraph"/>
-        <w:spacing w:before="100" w:beforeAutospacing="1" w:after="100" w:afterAutospacing="1" w:line="240" w:lineRule="auto"/>
-        <w:rPr>
-          <w:rFonts w:ascii="Arial" w:eastAsia="Times New Roman" w:hAnsi="Arial" w:cs="Arial"/>
-          <w:kern w:val="0"/>
-          <w:sz w:val="22"/>
-          <w:szCs w:val="22"/>
-          <w:lang w:val="es-CR"/>
-          <w14:ligatures w14:val="none"/>
-        </w:rPr>
-      </w:pPr>
-      <w:r>
+        <w:spacing w:before="100" w:beforeAutospacing="1" w:after="100" w:afterAutospacing="1" w:line="360" w:lineRule="auto"/>
+        <w:jc w:val="both"/>
         <w:rPr>
           <w:rFonts w:ascii="Arial" w:eastAsia="Times New Roman" w:hAnsi="Arial" w:cs="Arial"/>
           <w:b/>
@@ -3104,6 +6588,654 @@
           <w:lang w:val="es-CR"/>
           <w14:ligatures w14:val="none"/>
         </w:rPr>
+      </w:pPr>
+    </w:p>
+    <w:p>
+      <w:pPr>
+        <w:pStyle w:val="ListParagraph"/>
+        <w:spacing w:before="100" w:beforeAutospacing="1" w:after="100" w:afterAutospacing="1" w:line="360" w:lineRule="auto"/>
+        <w:jc w:val="both"/>
+        <w:rPr>
+          <w:rFonts w:ascii="Arial" w:eastAsia="Times New Roman" w:hAnsi="Arial" w:cs="Arial"/>
+          <w:b/>
+          <w:bCs/>
+          <w:kern w:val="0"/>
+          <w:sz w:val="22"/>
+          <w:szCs w:val="22"/>
+          <w:lang w:val="es-CR"/>
+          <w14:ligatures w14:val="none"/>
+        </w:rPr>
+      </w:pPr>
+    </w:p>
+    <w:p>
+      <w:pPr>
+        <w:pStyle w:val="ListParagraph"/>
+        <w:spacing w:before="100" w:beforeAutospacing="1" w:after="100" w:afterAutospacing="1" w:line="360" w:lineRule="auto"/>
+        <w:jc w:val="both"/>
+        <w:rPr>
+          <w:rFonts w:ascii="Arial" w:eastAsia="Times New Roman" w:hAnsi="Arial" w:cs="Arial"/>
+          <w:b/>
+          <w:bCs/>
+          <w:kern w:val="0"/>
+          <w:sz w:val="22"/>
+          <w:szCs w:val="22"/>
+          <w:lang w:val="es-CR"/>
+          <w14:ligatures w14:val="none"/>
+        </w:rPr>
+      </w:pPr>
+    </w:p>
+    <w:p>
+      <w:pPr>
+        <w:pStyle w:val="ListParagraph"/>
+        <w:spacing w:before="100" w:beforeAutospacing="1" w:after="100" w:afterAutospacing="1" w:line="360" w:lineRule="auto"/>
+        <w:jc w:val="both"/>
+        <w:rPr>
+          <w:rFonts w:ascii="Arial" w:eastAsia="Times New Roman" w:hAnsi="Arial" w:cs="Arial"/>
+          <w:b/>
+          <w:bCs/>
+          <w:kern w:val="0"/>
+          <w:sz w:val="22"/>
+          <w:szCs w:val="22"/>
+          <w:lang w:val="es-CR"/>
+          <w14:ligatures w14:val="none"/>
+        </w:rPr>
+      </w:pPr>
+    </w:p>
+    <w:p>
+      <w:pPr>
+        <w:pStyle w:val="ListParagraph"/>
+        <w:spacing w:before="100" w:beforeAutospacing="1" w:after="100" w:afterAutospacing="1" w:line="360" w:lineRule="auto"/>
+        <w:jc w:val="both"/>
+        <w:rPr>
+          <w:rFonts w:ascii="Arial" w:eastAsia="Times New Roman" w:hAnsi="Arial" w:cs="Arial"/>
+          <w:b/>
+          <w:bCs/>
+          <w:kern w:val="0"/>
+          <w:sz w:val="22"/>
+          <w:szCs w:val="22"/>
+          <w:lang w:val="es-CR"/>
+          <w14:ligatures w14:val="none"/>
+        </w:rPr>
+      </w:pPr>
+      <w:r>
+        <w:rPr>
+          <w:rFonts w:ascii="Arial" w:eastAsia="Times New Roman" w:hAnsi="Arial" w:cs="Arial"/>
+          <w:b/>
+          <w:bCs/>
+          <w:kern w:val="0"/>
+          <w:sz w:val="22"/>
+          <w:szCs w:val="22"/>
+          <w:lang w:val="es-CR"/>
+          <w14:ligatures w14:val="none"/>
+        </w:rPr>
+        <w:t>Restricciones:</w:t>
+      </w:r>
+    </w:p>
+    <w:p>
+      <w:pPr>
+        <w:pStyle w:val="ListParagraph"/>
+        <w:spacing w:before="100" w:beforeAutospacing="1" w:after="100" w:afterAutospacing="1" w:line="360" w:lineRule="auto"/>
+        <w:jc w:val="both"/>
+        <w:rPr>
+          <w:rFonts w:ascii="Arial" w:eastAsia="Times New Roman" w:hAnsi="Arial" w:cs="Arial"/>
+          <w:kern w:val="0"/>
+          <w:sz w:val="22"/>
+          <w:szCs w:val="22"/>
+          <w:lang w:val="es-CR"/>
+          <w14:ligatures w14:val="none"/>
+        </w:rPr>
+      </w:pPr>
+    </w:p>
+    <w:p>
+      <w:pPr>
+        <w:pStyle w:val="ListParagraph"/>
+        <w:spacing w:before="100" w:beforeAutospacing="1" w:after="100" w:afterAutospacing="1" w:line="360" w:lineRule="auto"/>
+        <w:jc w:val="both"/>
+        <w:rPr>
+          <w:rFonts w:ascii="Arial" w:eastAsia="Times New Roman" w:hAnsi="Arial" w:cs="Arial"/>
+          <w:kern w:val="0"/>
+          <w:sz w:val="22"/>
+          <w:szCs w:val="22"/>
+          <w:lang w:val="es-CR"/>
+          <w14:ligatures w14:val="none"/>
+        </w:rPr>
+      </w:pPr>
+      <w:r>
+        <w:rPr>
+          <w:rFonts w:ascii="Arial" w:eastAsia="Times New Roman" w:hAnsi="Arial" w:cs="Arial"/>
+          <w:kern w:val="0"/>
+          <w:sz w:val="22"/>
+          <w:szCs w:val="22"/>
+          <w:lang w:val="es-CR"/>
+          <w14:ligatures w14:val="none"/>
+        </w:rPr>
+        <w:t>NOT NULL (nombre, direccion, ciudad, capacidad) en ubicaciones.</w:t>
+      </w:r>
+    </w:p>
+    <w:p>
+      <w:pPr>
+        <w:pStyle w:val="ListParagraph"/>
+        <w:spacing w:before="100" w:beforeAutospacing="1" w:after="100" w:afterAutospacing="1" w:line="360" w:lineRule="auto"/>
+        <w:jc w:val="both"/>
+        <w:rPr>
+          <w:rFonts w:ascii="Arial" w:eastAsia="Times New Roman" w:hAnsi="Arial" w:cs="Arial"/>
+          <w:kern w:val="0"/>
+          <w:sz w:val="22"/>
+          <w:szCs w:val="22"/>
+          <w:lang w:val="es-CR"/>
+          <w14:ligatures w14:val="none"/>
+        </w:rPr>
+      </w:pPr>
+    </w:p>
+    <w:p>
+      <w:pPr>
+        <w:pStyle w:val="ListParagraph"/>
+        <w:spacing w:before="100" w:beforeAutospacing="1" w:after="100" w:afterAutospacing="1" w:line="360" w:lineRule="auto"/>
+        <w:jc w:val="both"/>
+        <w:rPr>
+          <w:rFonts w:ascii="Arial" w:eastAsia="Times New Roman" w:hAnsi="Arial" w:cs="Arial"/>
+          <w:kern w:val="0"/>
+          <w:sz w:val="22"/>
+          <w:szCs w:val="22"/>
+          <w:lang w:val="es-CR"/>
+          <w14:ligatures w14:val="none"/>
+        </w:rPr>
+      </w:pPr>
+      <w:r>
+        <w:rPr>
+          <w:rFonts w:ascii="Arial" w:eastAsia="Times New Roman" w:hAnsi="Arial" w:cs="Arial"/>
+          <w:kern w:val="0"/>
+          <w:sz w:val="22"/>
+          <w:szCs w:val="22"/>
+          <w:lang w:val="es-CR"/>
+          <w14:ligatures w14:val="none"/>
+        </w:rPr>
+        <w:t>NOT NULL (id_ubicacion) en eventos.</w:t>
+      </w:r>
+    </w:p>
+    <w:p>
+      <w:pPr>
+        <w:pStyle w:val="ListParagraph"/>
+        <w:spacing w:before="100" w:beforeAutospacing="1" w:after="100" w:afterAutospacing="1" w:line="360" w:lineRule="auto"/>
+        <w:jc w:val="both"/>
+        <w:rPr>
+          <w:rFonts w:ascii="Arial" w:eastAsia="Times New Roman" w:hAnsi="Arial" w:cs="Arial"/>
+          <w:kern w:val="0"/>
+          <w:sz w:val="22"/>
+          <w:szCs w:val="22"/>
+          <w:lang w:val="es-CR"/>
+          <w14:ligatures w14:val="none"/>
+        </w:rPr>
+      </w:pPr>
+    </w:p>
+    <w:p>
+      <w:pPr>
+        <w:pStyle w:val="ListParagraph"/>
+        <w:spacing w:before="100" w:beforeAutospacing="1" w:after="100" w:afterAutospacing="1" w:line="360" w:lineRule="auto"/>
+        <w:jc w:val="both"/>
+        <w:rPr>
+          <w:rFonts w:ascii="Arial" w:eastAsia="Times New Roman" w:hAnsi="Arial" w:cs="Arial"/>
+          <w:kern w:val="0"/>
+          <w:sz w:val="22"/>
+          <w:szCs w:val="22"/>
+          <w:lang w:val="es-CR"/>
+          <w14:ligatures w14:val="none"/>
+        </w:rPr>
+      </w:pPr>
+      <w:r>
+        <w:rPr>
+          <w:rFonts w:ascii="Arial" w:eastAsia="Times New Roman" w:hAnsi="Arial" w:cs="Arial"/>
+          <w:kern w:val="0"/>
+          <w:sz w:val="22"/>
+          <w:szCs w:val="22"/>
+          <w:lang w:val="es-CR"/>
+          <w14:ligatures w14:val="none"/>
+        </w:rPr>
+        <w:t>NOT NULL (</w:t>
+      </w:r>
+      <w:proofErr w:type="spellStart"/>
+      <w:r>
+        <w:rPr>
+          <w:rFonts w:ascii="Arial" w:eastAsia="Times New Roman" w:hAnsi="Arial" w:cs="Arial"/>
+          <w:kern w:val="0"/>
+          <w:sz w:val="22"/>
+          <w:szCs w:val="22"/>
+          <w:lang w:val="es-CR"/>
+          <w14:ligatures w14:val="none"/>
+        </w:rPr>
+        <w:t>id_usuario</w:t>
+      </w:r>
+      <w:proofErr w:type="spellEnd"/>
+      <w:r>
+        <w:rPr>
+          <w:rFonts w:ascii="Arial" w:eastAsia="Times New Roman" w:hAnsi="Arial" w:cs="Arial"/>
+          <w:kern w:val="0"/>
+          <w:sz w:val="22"/>
+          <w:szCs w:val="22"/>
+          <w:lang w:val="es-CR"/>
+          <w14:ligatures w14:val="none"/>
+        </w:rPr>
+        <w:t xml:space="preserve">, </w:t>
+      </w:r>
+      <w:proofErr w:type="spellStart"/>
+      <w:r>
+        <w:rPr>
+          <w:rFonts w:ascii="Arial" w:eastAsia="Times New Roman" w:hAnsi="Arial" w:cs="Arial"/>
+          <w:kern w:val="0"/>
+          <w:sz w:val="22"/>
+          <w:szCs w:val="22"/>
+          <w:lang w:val="es-CR"/>
+          <w14:ligatures w14:val="none"/>
+        </w:rPr>
+        <w:t>id_tipo_disponibilidad</w:t>
+      </w:r>
+      <w:proofErr w:type="spellEnd"/>
+      <w:r>
+        <w:rPr>
+          <w:rFonts w:ascii="Arial" w:eastAsia="Times New Roman" w:hAnsi="Arial" w:cs="Arial"/>
+          <w:kern w:val="0"/>
+          <w:sz w:val="22"/>
+          <w:szCs w:val="22"/>
+          <w:lang w:val="es-CR"/>
+          <w14:ligatures w14:val="none"/>
+        </w:rPr>
+        <w:t xml:space="preserve">, fecha, </w:t>
+      </w:r>
+      <w:proofErr w:type="spellStart"/>
+      <w:r>
+        <w:rPr>
+          <w:rFonts w:ascii="Arial" w:eastAsia="Times New Roman" w:hAnsi="Arial" w:cs="Arial"/>
+          <w:kern w:val="0"/>
+          <w:sz w:val="22"/>
+          <w:szCs w:val="22"/>
+          <w:lang w:val="es-CR"/>
+          <w14:ligatures w14:val="none"/>
+        </w:rPr>
+        <w:t>hora_inicio</w:t>
+      </w:r>
+      <w:proofErr w:type="spellEnd"/>
+      <w:r>
+        <w:rPr>
+          <w:rFonts w:ascii="Arial" w:eastAsia="Times New Roman" w:hAnsi="Arial" w:cs="Arial"/>
+          <w:kern w:val="0"/>
+          <w:sz w:val="22"/>
+          <w:szCs w:val="22"/>
+          <w:lang w:val="es-CR"/>
+          <w14:ligatures w14:val="none"/>
+        </w:rPr>
+        <w:t xml:space="preserve">, </w:t>
+      </w:r>
+      <w:proofErr w:type="spellStart"/>
+      <w:r>
+        <w:rPr>
+          <w:rFonts w:ascii="Arial" w:eastAsia="Times New Roman" w:hAnsi="Arial" w:cs="Arial"/>
+          <w:kern w:val="0"/>
+          <w:sz w:val="22"/>
+          <w:szCs w:val="22"/>
+          <w:lang w:val="es-CR"/>
+          <w14:ligatures w14:val="none"/>
+        </w:rPr>
+        <w:t>hora_fin</w:t>
+      </w:r>
+      <w:proofErr w:type="spellEnd"/>
+      <w:r>
+        <w:rPr>
+          <w:rFonts w:ascii="Arial" w:eastAsia="Times New Roman" w:hAnsi="Arial" w:cs="Arial"/>
+          <w:kern w:val="0"/>
+          <w:sz w:val="22"/>
+          <w:szCs w:val="22"/>
+          <w:lang w:val="es-CR"/>
+          <w14:ligatures w14:val="none"/>
+        </w:rPr>
+        <w:t>)</w:t>
+      </w:r>
+    </w:p>
+    <w:p>
+      <w:pPr>
+        <w:pStyle w:val="ListParagraph"/>
+        <w:spacing w:before="100" w:beforeAutospacing="1" w:after="100" w:afterAutospacing="1" w:line="360" w:lineRule="auto"/>
+        <w:jc w:val="both"/>
+        <w:rPr>
+          <w:rFonts w:ascii="Arial" w:eastAsia="Times New Roman" w:hAnsi="Arial" w:cs="Arial"/>
+          <w:kern w:val="0"/>
+          <w:sz w:val="22"/>
+          <w:szCs w:val="22"/>
+          <w:lang w:val="es-CR"/>
+          <w14:ligatures w14:val="none"/>
+        </w:rPr>
+      </w:pPr>
+      <w:r>
+        <w:rPr>
+          <w:rFonts w:ascii="Arial" w:eastAsia="Times New Roman" w:hAnsi="Arial" w:cs="Arial"/>
+          <w:kern w:val="0"/>
+          <w:sz w:val="22"/>
+          <w:szCs w:val="22"/>
+          <w:lang w:val="es-CR"/>
+          <w14:ligatures w14:val="none"/>
+        </w:rPr>
+        <w:t>en disponibilidades.</w:t>
+      </w:r>
+    </w:p>
+    <w:p>
+      <w:pPr>
+        <w:pStyle w:val="ListParagraph"/>
+        <w:spacing w:before="100" w:beforeAutospacing="1" w:after="100" w:afterAutospacing="1" w:line="360" w:lineRule="auto"/>
+        <w:jc w:val="both"/>
+        <w:rPr>
+          <w:rFonts w:ascii="Arial" w:eastAsia="Times New Roman" w:hAnsi="Arial" w:cs="Arial"/>
+          <w:kern w:val="0"/>
+          <w:sz w:val="22"/>
+          <w:szCs w:val="22"/>
+          <w:lang w:val="es-CR"/>
+          <w14:ligatures w14:val="none"/>
+        </w:rPr>
+      </w:pPr>
+    </w:p>
+    <w:p>
+      <w:pPr>
+        <w:pStyle w:val="ListParagraph"/>
+        <w:spacing w:before="100" w:beforeAutospacing="1" w:after="100" w:afterAutospacing="1" w:line="360" w:lineRule="auto"/>
+        <w:jc w:val="both"/>
+        <w:rPr>
+          <w:rFonts w:ascii="Arial" w:eastAsia="Times New Roman" w:hAnsi="Arial" w:cs="Arial"/>
+          <w:kern w:val="0"/>
+          <w:sz w:val="22"/>
+          <w:szCs w:val="22"/>
+          <w:lang w:val="es-CR"/>
+          <w14:ligatures w14:val="none"/>
+        </w:rPr>
+      </w:pPr>
+      <w:r>
+        <w:rPr>
+          <w:rFonts w:ascii="Arial" w:eastAsia="Times New Roman" w:hAnsi="Arial" w:cs="Arial"/>
+          <w:kern w:val="0"/>
+          <w:sz w:val="22"/>
+          <w:szCs w:val="22"/>
+          <w:lang w:val="es-CR"/>
+          <w14:ligatures w14:val="none"/>
+        </w:rPr>
+        <w:t>CHECK (</w:t>
+      </w:r>
+      <w:proofErr w:type="spellStart"/>
+      <w:r>
+        <w:rPr>
+          <w:rFonts w:ascii="Arial" w:eastAsia="Times New Roman" w:hAnsi="Arial" w:cs="Arial"/>
+          <w:kern w:val="0"/>
+          <w:sz w:val="22"/>
+          <w:szCs w:val="22"/>
+          <w:lang w:val="es-CR"/>
+          <w14:ligatures w14:val="none"/>
+        </w:rPr>
+        <w:t>hora_fin</w:t>
+      </w:r>
+      <w:proofErr w:type="spellEnd"/>
+      <w:r>
+        <w:rPr>
+          <w:rFonts w:ascii="Arial" w:eastAsia="Times New Roman" w:hAnsi="Arial" w:cs="Arial"/>
+          <w:kern w:val="0"/>
+          <w:sz w:val="22"/>
+          <w:szCs w:val="22"/>
+          <w:lang w:val="es-CR"/>
+          <w14:ligatures w14:val="none"/>
+        </w:rPr>
+        <w:t xml:space="preserve"> &gt; </w:t>
+      </w:r>
+      <w:proofErr w:type="spellStart"/>
+      <w:r>
+        <w:rPr>
+          <w:rFonts w:ascii="Arial" w:eastAsia="Times New Roman" w:hAnsi="Arial" w:cs="Arial"/>
+          <w:kern w:val="0"/>
+          <w:sz w:val="22"/>
+          <w:szCs w:val="22"/>
+          <w:lang w:val="es-CR"/>
+          <w14:ligatures w14:val="none"/>
+        </w:rPr>
+        <w:t>hora_inicio</w:t>
+      </w:r>
+      <w:proofErr w:type="spellEnd"/>
+      <w:r>
+        <w:rPr>
+          <w:rFonts w:ascii="Arial" w:eastAsia="Times New Roman" w:hAnsi="Arial" w:cs="Arial"/>
+          <w:kern w:val="0"/>
+          <w:sz w:val="22"/>
+          <w:szCs w:val="22"/>
+          <w:lang w:val="es-CR"/>
+          <w14:ligatures w14:val="none"/>
+        </w:rPr>
+        <w:t>) en disponibilidades.</w:t>
+      </w:r>
+    </w:p>
+    <w:p>
+      <w:pPr>
+        <w:pStyle w:val="ListParagraph"/>
+        <w:spacing w:before="100" w:beforeAutospacing="1" w:after="100" w:afterAutospacing="1" w:line="360" w:lineRule="auto"/>
+        <w:jc w:val="both"/>
+        <w:rPr>
+          <w:rFonts w:ascii="Arial" w:eastAsia="Times New Roman" w:hAnsi="Arial" w:cs="Arial"/>
+          <w:kern w:val="0"/>
+          <w:sz w:val="22"/>
+          <w:szCs w:val="22"/>
+          <w:lang w:val="es-CR"/>
+          <w14:ligatures w14:val="none"/>
+        </w:rPr>
+      </w:pPr>
+    </w:p>
+    <w:p>
+      <w:pPr>
+        <w:pStyle w:val="ListParagraph"/>
+        <w:spacing w:before="100" w:beforeAutospacing="1" w:after="100" w:afterAutospacing="1" w:line="360" w:lineRule="auto"/>
+        <w:jc w:val="both"/>
+        <w:rPr>
+          <w:rFonts w:ascii="Arial" w:eastAsia="Times New Roman" w:hAnsi="Arial" w:cs="Arial"/>
+          <w:kern w:val="0"/>
+          <w:sz w:val="22"/>
+          <w:szCs w:val="22"/>
+          <w:lang w:val="es-CR"/>
+          <w14:ligatures w14:val="none"/>
+        </w:rPr>
+      </w:pPr>
+      <w:r>
+        <w:rPr>
+          <w:rFonts w:ascii="Arial" w:eastAsia="Times New Roman" w:hAnsi="Arial" w:cs="Arial"/>
+          <w:kern w:val="0"/>
+          <w:sz w:val="22"/>
+          <w:szCs w:val="22"/>
+          <w:lang w:val="es-CR"/>
+          <w14:ligatures w14:val="none"/>
+        </w:rPr>
+        <w:t>NOT NULL (</w:t>
+      </w:r>
+      <w:proofErr w:type="spellStart"/>
+      <w:r>
+        <w:rPr>
+          <w:rFonts w:ascii="Arial" w:eastAsia="Times New Roman" w:hAnsi="Arial" w:cs="Arial"/>
+          <w:kern w:val="0"/>
+          <w:sz w:val="22"/>
+          <w:szCs w:val="22"/>
+          <w:lang w:val="es-CR"/>
+          <w14:ligatures w14:val="none"/>
+        </w:rPr>
+        <w:t>id_evento</w:t>
+      </w:r>
+      <w:proofErr w:type="spellEnd"/>
+      <w:r>
+        <w:rPr>
+          <w:rFonts w:ascii="Arial" w:eastAsia="Times New Roman" w:hAnsi="Arial" w:cs="Arial"/>
+          <w:kern w:val="0"/>
+          <w:sz w:val="22"/>
+          <w:szCs w:val="22"/>
+          <w:lang w:val="es-CR"/>
+          <w14:ligatures w14:val="none"/>
+        </w:rPr>
+        <w:t xml:space="preserve">, </w:t>
+      </w:r>
+      <w:proofErr w:type="spellStart"/>
+      <w:r>
+        <w:rPr>
+          <w:rFonts w:ascii="Arial" w:eastAsia="Times New Roman" w:hAnsi="Arial" w:cs="Arial"/>
+          <w:kern w:val="0"/>
+          <w:sz w:val="22"/>
+          <w:szCs w:val="22"/>
+          <w:lang w:val="es-CR"/>
+          <w14:ligatures w14:val="none"/>
+        </w:rPr>
+        <w:t>id_usuario_responsable</w:t>
+      </w:r>
+      <w:proofErr w:type="spellEnd"/>
+      <w:r>
+        <w:rPr>
+          <w:rFonts w:ascii="Arial" w:eastAsia="Times New Roman" w:hAnsi="Arial" w:cs="Arial"/>
+          <w:kern w:val="0"/>
+          <w:sz w:val="22"/>
+          <w:szCs w:val="22"/>
+          <w:lang w:val="es-CR"/>
+          <w14:ligatures w14:val="none"/>
+        </w:rPr>
+        <w:t>, titulo, prioridad,</w:t>
+      </w:r>
+      <w:r>
+        <w:rPr>
+          <w:rFonts w:ascii="Arial" w:eastAsia="Times New Roman" w:hAnsi="Arial" w:cs="Arial"/>
+          <w:kern w:val="0"/>
+          <w:sz w:val="22"/>
+          <w:szCs w:val="22"/>
+          <w:lang w:val="es-CR"/>
+          <w14:ligatures w14:val="none"/>
+        </w:rPr>
+        <w:t xml:space="preserve"> </w:t>
+      </w:r>
+      <w:proofErr w:type="spellStart"/>
+      <w:r>
+        <w:rPr>
+          <w:rFonts w:ascii="Arial" w:eastAsia="Times New Roman" w:hAnsi="Arial" w:cs="Arial"/>
+          <w:kern w:val="0"/>
+          <w:sz w:val="22"/>
+          <w:szCs w:val="22"/>
+          <w:lang w:val="es-CR"/>
+          <w14:ligatures w14:val="none"/>
+        </w:rPr>
+        <w:t>fecha_limite</w:t>
+      </w:r>
+      <w:proofErr w:type="spellEnd"/>
+      <w:r>
+        <w:rPr>
+          <w:rFonts w:ascii="Arial" w:eastAsia="Times New Roman" w:hAnsi="Arial" w:cs="Arial"/>
+          <w:kern w:val="0"/>
+          <w:sz w:val="22"/>
+          <w:szCs w:val="22"/>
+          <w:lang w:val="es-CR"/>
+          <w14:ligatures w14:val="none"/>
+        </w:rPr>
+        <w:t>, estado) en tareas.</w:t>
+      </w:r>
+    </w:p>
+    <w:p>
+      <w:pPr>
+        <w:pStyle w:val="ListParagraph"/>
+        <w:spacing w:before="100" w:beforeAutospacing="1" w:after="100" w:afterAutospacing="1" w:line="360" w:lineRule="auto"/>
+        <w:jc w:val="both"/>
+        <w:rPr>
+          <w:rFonts w:ascii="Arial" w:eastAsia="Times New Roman" w:hAnsi="Arial" w:cs="Arial"/>
+          <w:kern w:val="0"/>
+          <w:sz w:val="22"/>
+          <w:szCs w:val="22"/>
+          <w:lang w:val="es-CR"/>
+          <w14:ligatures w14:val="none"/>
+        </w:rPr>
+      </w:pPr>
+    </w:p>
+    <w:p>
+      <w:pPr>
+        <w:pStyle w:val="ListParagraph"/>
+        <w:spacing w:before="100" w:beforeAutospacing="1" w:after="100" w:afterAutospacing="1" w:line="360" w:lineRule="auto"/>
+        <w:jc w:val="both"/>
+        <w:rPr>
+          <w:rFonts w:ascii="Arial" w:eastAsia="Times New Roman" w:hAnsi="Arial" w:cs="Arial"/>
+          <w:kern w:val="0"/>
+          <w:sz w:val="22"/>
+          <w:szCs w:val="22"/>
+          <w:lang w:val="es-CR"/>
+          <w14:ligatures w14:val="none"/>
+        </w:rPr>
+      </w:pPr>
+      <w:r>
+        <w:rPr>
+          <w:rFonts w:ascii="Arial" w:eastAsia="Times New Roman" w:hAnsi="Arial" w:cs="Arial"/>
+          <w:kern w:val="0"/>
+          <w:sz w:val="22"/>
+          <w:szCs w:val="22"/>
+          <w:lang w:val="es-CR"/>
+          <w14:ligatures w14:val="none"/>
+        </w:rPr>
+        <w:t>CHECK (estado IN ('Pendiente', 'En progreso', 'Completada', 'Cancelada'))</w:t>
+      </w:r>
+    </w:p>
+    <w:p>
+      <w:pPr>
+        <w:pStyle w:val="ListParagraph"/>
+        <w:spacing w:before="100" w:beforeAutospacing="1" w:after="100" w:afterAutospacing="1" w:line="360" w:lineRule="auto"/>
+        <w:jc w:val="both"/>
+        <w:rPr>
+          <w:rFonts w:ascii="Arial" w:eastAsia="Times New Roman" w:hAnsi="Arial" w:cs="Arial"/>
+          <w:kern w:val="0"/>
+          <w:sz w:val="22"/>
+          <w:szCs w:val="22"/>
+          <w:lang w:val="es-CR"/>
+          <w14:ligatures w14:val="none"/>
+        </w:rPr>
+      </w:pPr>
+      <w:r>
+        <w:rPr>
+          <w:rFonts w:ascii="Arial" w:eastAsia="Times New Roman" w:hAnsi="Arial" w:cs="Arial"/>
+          <w:kern w:val="0"/>
+          <w:sz w:val="22"/>
+          <w:szCs w:val="22"/>
+          <w:lang w:val="es-CR"/>
+          <w14:ligatures w14:val="none"/>
+        </w:rPr>
+        <w:t>en tareas.</w:t>
+      </w:r>
+    </w:p>
+    <w:p>
+      <w:pPr>
+        <w:pStyle w:val="ListParagraph"/>
+        <w:spacing w:before="100" w:beforeAutospacing="1" w:after="100" w:afterAutospacing="1" w:line="360" w:lineRule="auto"/>
+        <w:jc w:val="both"/>
+        <w:rPr>
+          <w:rFonts w:ascii="Arial" w:eastAsia="Times New Roman" w:hAnsi="Arial" w:cs="Arial"/>
+          <w:kern w:val="0"/>
+          <w:sz w:val="22"/>
+          <w:szCs w:val="22"/>
+          <w:lang w:val="es-CR"/>
+          <w14:ligatures w14:val="none"/>
+        </w:rPr>
+      </w:pPr>
+    </w:p>
+    <w:p>
+      <w:pPr>
+        <w:pStyle w:val="ListParagraph"/>
+        <w:spacing w:before="100" w:beforeAutospacing="1" w:after="100" w:afterAutospacing="1" w:line="360" w:lineRule="auto"/>
+        <w:jc w:val="both"/>
+        <w:rPr>
+          <w:rFonts w:ascii="Arial" w:eastAsia="Times New Roman" w:hAnsi="Arial" w:cs="Arial"/>
+          <w:kern w:val="0"/>
+          <w:sz w:val="22"/>
+          <w:szCs w:val="22"/>
+          <w:lang w:val="es-CR"/>
+          <w14:ligatures w14:val="none"/>
+        </w:rPr>
+      </w:pPr>
+      <w:r>
+        <w:rPr>
+          <w:rFonts w:ascii="Arial" w:eastAsia="Times New Roman" w:hAnsi="Arial" w:cs="Arial"/>
+          <w:b/>
+          <w:bCs/>
+          <w:kern w:val="0"/>
+          <w:sz w:val="22"/>
+          <w:szCs w:val="22"/>
+          <w:lang w:val="es-CR"/>
+          <w14:ligatures w14:val="none"/>
+        </w:rPr>
         <w:t>Regla de negocio:</w:t>
       </w:r>
       <w:r>
@@ -3121,7 +7253,8 @@
     <w:p>
       <w:pPr>
         <w:pStyle w:val="ListParagraph"/>
-        <w:spacing w:before="100" w:beforeAutospacing="1" w:after="100" w:afterAutospacing="1" w:line="240" w:lineRule="auto"/>
+        <w:spacing w:before="100" w:beforeAutospacing="1" w:after="100" w:afterAutospacing="1" w:line="360" w:lineRule="auto"/>
+        <w:jc w:val="both"/>
         <w:rPr>
           <w:rFonts w:ascii="Arial" w:eastAsia="Times New Roman" w:hAnsi="Arial" w:cs="Arial"/>
           <w:kern w:val="0"/>
@@ -3146,7 +7279,8 @@
     <w:p>
       <w:pPr>
         <w:pStyle w:val="ListParagraph"/>
-        <w:spacing w:before="100" w:beforeAutospacing="1" w:after="100" w:afterAutospacing="1" w:line="240" w:lineRule="auto"/>
+        <w:spacing w:before="100" w:beforeAutospacing="1" w:after="100" w:afterAutospacing="1" w:line="360" w:lineRule="auto"/>
+        <w:jc w:val="both"/>
         <w:rPr>
           <w:rFonts w:ascii="Arial" w:eastAsia="Times New Roman" w:hAnsi="Arial" w:cs="Arial"/>
           <w:kern w:val="0"/>
@@ -3160,7 +7294,8 @@
     <w:p>
       <w:pPr>
         <w:pStyle w:val="ListParagraph"/>
-        <w:spacing w:before="100" w:beforeAutospacing="1" w:after="100" w:afterAutospacing="1" w:line="240" w:lineRule="auto"/>
+        <w:spacing w:before="100" w:beforeAutospacing="1" w:after="100" w:afterAutospacing="1" w:line="360" w:lineRule="auto"/>
+        <w:jc w:val="both"/>
         <w:rPr>
           <w:rFonts w:ascii="Arial" w:eastAsia="Times New Roman" w:hAnsi="Arial" w:cs="Arial"/>
           <w:b/>
@@ -3180,7 +7315,8 @@
           <w:ilvl w:val="0"/>
           <w:numId w:val="1"/>
         </w:numPr>
-        <w:spacing w:before="100" w:beforeAutospacing="1" w:after="100" w:afterAutospacing="1" w:line="240" w:lineRule="auto"/>
+        <w:spacing w:before="100" w:beforeAutospacing="1" w:after="100" w:afterAutospacing="1" w:line="360" w:lineRule="auto"/>
+        <w:jc w:val="both"/>
         <w:rPr>
           <w:rFonts w:ascii="Arial" w:eastAsia="Times New Roman" w:hAnsi="Arial" w:cs="Arial"/>
           <w:b/>
@@ -3205,19 +7341,6 @@
         </w:rPr>
         <w:t>Modelo físico</w:t>
       </w:r>
-    </w:p>
-    <w:p>
-      <w:pPr>
-        <w:spacing w:before="100" w:beforeAutospacing="1" w:after="100" w:afterAutospacing="1" w:line="240" w:lineRule="auto"/>
-        <w:rPr>
-          <w:rFonts w:ascii="Arial" w:eastAsia="Times New Roman" w:hAnsi="Arial" w:cs="Arial"/>
-          <w:kern w:val="0"/>
-          <w:sz w:val="22"/>
-          <w:szCs w:val="22"/>
-          <w:lang w:val="es-CR"/>
-          <w14:ligatures w14:val="none"/>
-        </w:rPr>
-      </w:pPr>
     </w:p>
     <w:p>
       <w:pPr>
@@ -3226,7 +7349,8 @@
           <w:ilvl w:val="1"/>
           <w:numId w:val="1"/>
         </w:numPr>
-        <w:spacing w:before="100" w:beforeAutospacing="1" w:after="100" w:afterAutospacing="1" w:line="240" w:lineRule="auto"/>
+        <w:spacing w:before="100" w:beforeAutospacing="1" w:after="100" w:afterAutospacing="1" w:line="360" w:lineRule="auto"/>
+        <w:jc w:val="both"/>
         <w:rPr>
           <w:rFonts w:ascii="Arial" w:eastAsia="Times New Roman" w:hAnsi="Arial" w:cs="Arial"/>
           <w:b/>
@@ -3271,7 +7395,8 @@
           </w:tcPr>
           <w:p>
             <w:pPr>
-              <w:spacing w:before="100" w:beforeAutospacing="1" w:after="100" w:afterAutospacing="1"/>
+              <w:spacing w:before="100" w:beforeAutospacing="1" w:after="100" w:afterAutospacing="1" w:line="360" w:lineRule="auto"/>
+              <w:jc w:val="both"/>
               <w:rPr>
                 <w:rFonts w:ascii="Arial" w:eastAsia="Times New Roman" w:hAnsi="Arial" w:cs="Arial"/>
                 <w:kern w:val="0"/>
@@ -3300,7 +7425,8 @@
           </w:tcPr>
           <w:p>
             <w:pPr>
-              <w:spacing w:before="100" w:beforeAutospacing="1" w:after="100" w:afterAutospacing="1"/>
+              <w:spacing w:before="100" w:beforeAutospacing="1" w:after="100" w:afterAutospacing="1" w:line="360" w:lineRule="auto"/>
+              <w:jc w:val="both"/>
               <w:rPr>
                 <w:rFonts w:ascii="Arial" w:eastAsia="Times New Roman" w:hAnsi="Arial" w:cs="Arial"/>
                 <w:kern w:val="0"/>
@@ -3329,7 +7455,8 @@
           </w:tcPr>
           <w:p>
             <w:pPr>
-              <w:spacing w:before="100" w:beforeAutospacing="1" w:after="100" w:afterAutospacing="1"/>
+              <w:spacing w:before="100" w:beforeAutospacing="1" w:after="100" w:afterAutospacing="1" w:line="360" w:lineRule="auto"/>
+              <w:jc w:val="both"/>
               <w:rPr>
                 <w:rFonts w:ascii="Arial" w:eastAsia="Times New Roman" w:hAnsi="Arial" w:cs="Arial"/>
                 <w:kern w:val="0"/>
@@ -3384,6 +7511,8 @@
                 </w:tcPr>
                 <w:p>
                   <w:pPr>
+                    <w:spacing w:line="360" w:lineRule="auto"/>
+                    <w:jc w:val="both"/>
                     <w:rPr>
                       <w:rFonts w:ascii="Arial" w:hAnsi="Arial" w:cs="Arial"/>
                       <w:sz w:val="22"/>
@@ -3414,7 +7543,8 @@
           </w:tbl>
           <w:p>
             <w:pPr>
-              <w:spacing w:before="100" w:beforeAutospacing="1" w:after="100" w:afterAutospacing="1"/>
+              <w:spacing w:before="100" w:beforeAutospacing="1" w:after="100" w:afterAutospacing="1" w:line="360" w:lineRule="auto"/>
+              <w:jc w:val="both"/>
               <w:rPr>
                 <w:rFonts w:ascii="Arial" w:eastAsia="Times New Roman" w:hAnsi="Arial" w:cs="Arial"/>
                 <w:kern w:val="0"/>
@@ -3432,7 +7562,8 @@
           </w:tcPr>
           <w:p>
             <w:pPr>
-              <w:spacing w:before="100" w:beforeAutospacing="1" w:after="100" w:afterAutospacing="1"/>
+              <w:spacing w:before="100" w:beforeAutospacing="1" w:after="100" w:afterAutospacing="1" w:line="360" w:lineRule="auto"/>
+              <w:jc w:val="both"/>
               <w:rPr>
                 <w:rFonts w:ascii="Arial" w:eastAsia="Times New Roman" w:hAnsi="Arial" w:cs="Arial"/>
                 <w:kern w:val="0"/>
@@ -3461,7 +7592,8 @@
           </w:tcPr>
           <w:p>
             <w:pPr>
-              <w:spacing w:before="100" w:beforeAutospacing="1" w:after="100" w:afterAutospacing="1"/>
+              <w:spacing w:before="100" w:beforeAutospacing="1" w:after="100" w:afterAutospacing="1" w:line="360" w:lineRule="auto"/>
+              <w:jc w:val="both"/>
               <w:rPr>
                 <w:rFonts w:ascii="Arial" w:eastAsia="Times New Roman" w:hAnsi="Arial" w:cs="Arial"/>
                 <w:kern w:val="0"/>
@@ -3492,7 +7624,8 @@
           </w:tcPr>
           <w:p>
             <w:pPr>
-              <w:spacing w:before="100" w:beforeAutospacing="1" w:after="100" w:afterAutospacing="1"/>
+              <w:spacing w:before="100" w:beforeAutospacing="1" w:after="100" w:afterAutospacing="1" w:line="360" w:lineRule="auto"/>
+              <w:jc w:val="both"/>
               <w:rPr>
                 <w:rFonts w:ascii="Arial" w:eastAsia="Times New Roman" w:hAnsi="Arial" w:cs="Arial"/>
                 <w:kern w:val="0"/>
@@ -3532,7 +7665,8 @@
           </w:tcPr>
           <w:p>
             <w:pPr>
-              <w:spacing w:before="100" w:beforeAutospacing="1" w:after="100" w:afterAutospacing="1"/>
+              <w:spacing w:before="100" w:beforeAutospacing="1" w:after="100" w:afterAutospacing="1" w:line="360" w:lineRule="auto"/>
+              <w:jc w:val="both"/>
               <w:rPr>
                 <w:rFonts w:ascii="Arial" w:eastAsia="Times New Roman" w:hAnsi="Arial" w:cs="Arial"/>
                 <w:kern w:val="0"/>
@@ -3583,7 +7717,8 @@
           </w:tcPr>
           <w:p>
             <w:pPr>
-              <w:spacing w:before="100" w:beforeAutospacing="1" w:after="100" w:afterAutospacing="1"/>
+              <w:spacing w:before="100" w:beforeAutospacing="1" w:after="100" w:afterAutospacing="1" w:line="360" w:lineRule="auto"/>
+              <w:jc w:val="both"/>
               <w:rPr>
                 <w:rFonts w:ascii="Arial" w:eastAsia="Times New Roman" w:hAnsi="Arial" w:cs="Arial"/>
                 <w:kern w:val="0"/>
@@ -3614,7 +7749,8 @@
           </w:tcPr>
           <w:p>
             <w:pPr>
-              <w:spacing w:before="100" w:beforeAutospacing="1" w:after="100" w:afterAutospacing="1"/>
+              <w:spacing w:before="100" w:beforeAutospacing="1" w:after="100" w:afterAutospacing="1" w:line="360" w:lineRule="auto"/>
+              <w:jc w:val="both"/>
               <w:rPr>
                 <w:rFonts w:ascii="Arial" w:eastAsia="Times New Roman" w:hAnsi="Arial" w:cs="Arial"/>
                 <w:kern w:val="0"/>
@@ -3643,7 +7779,8 @@
           </w:tcPr>
           <w:p>
             <w:pPr>
-              <w:spacing w:before="100" w:beforeAutospacing="1" w:after="100" w:afterAutospacing="1"/>
+              <w:spacing w:before="100" w:beforeAutospacing="1" w:after="100" w:afterAutospacing="1" w:line="360" w:lineRule="auto"/>
+              <w:jc w:val="both"/>
               <w:rPr>
                 <w:rFonts w:ascii="Arial" w:eastAsia="Times New Roman" w:hAnsi="Arial" w:cs="Arial"/>
                 <w:kern w:val="0"/>
@@ -3683,7 +7820,8 @@
           </w:tcPr>
           <w:p>
             <w:pPr>
-              <w:spacing w:before="100" w:beforeAutospacing="1" w:after="100" w:afterAutospacing="1"/>
+              <w:spacing w:before="100" w:beforeAutospacing="1" w:after="100" w:afterAutospacing="1" w:line="360" w:lineRule="auto"/>
+              <w:jc w:val="both"/>
               <w:rPr>
                 <w:rFonts w:ascii="Arial" w:eastAsia="Times New Roman" w:hAnsi="Arial" w:cs="Arial"/>
                 <w:kern w:val="0"/>
@@ -3714,7 +7852,8 @@
           </w:tcPr>
           <w:p>
             <w:pPr>
-              <w:spacing w:before="100" w:beforeAutospacing="1" w:after="100" w:afterAutospacing="1"/>
+              <w:spacing w:before="100" w:beforeAutospacing="1" w:after="100" w:afterAutospacing="1" w:line="360" w:lineRule="auto"/>
+              <w:jc w:val="both"/>
               <w:rPr>
                 <w:rFonts w:ascii="Arial" w:eastAsia="Times New Roman" w:hAnsi="Arial" w:cs="Arial"/>
                 <w:kern w:val="0"/>
@@ -3743,7 +7882,8 @@
           </w:tcPr>
           <w:p>
             <w:pPr>
-              <w:spacing w:before="100" w:beforeAutospacing="1" w:after="100" w:afterAutospacing="1"/>
+              <w:spacing w:before="100" w:beforeAutospacing="1" w:after="100" w:afterAutospacing="1" w:line="360" w:lineRule="auto"/>
+              <w:jc w:val="both"/>
               <w:rPr>
                 <w:rFonts w:ascii="Arial" w:eastAsia="Times New Roman" w:hAnsi="Arial" w:cs="Arial"/>
                 <w:kern w:val="0"/>
@@ -3794,7 +7934,8 @@
           </w:tcPr>
           <w:p>
             <w:pPr>
-              <w:spacing w:before="100" w:beforeAutospacing="1" w:after="100" w:afterAutospacing="1"/>
+              <w:spacing w:before="100" w:beforeAutospacing="1" w:after="100" w:afterAutospacing="1" w:line="360" w:lineRule="auto"/>
+              <w:jc w:val="both"/>
               <w:rPr>
                 <w:rFonts w:ascii="Arial" w:eastAsia="Times New Roman" w:hAnsi="Arial" w:cs="Arial"/>
                 <w:kern w:val="0"/>
@@ -3825,7 +7966,8 @@
           </w:tcPr>
           <w:p>
             <w:pPr>
-              <w:spacing w:before="100" w:beforeAutospacing="1" w:after="100" w:afterAutospacing="1"/>
+              <w:spacing w:before="100" w:beforeAutospacing="1" w:after="100" w:afterAutospacing="1" w:line="360" w:lineRule="auto"/>
+              <w:jc w:val="both"/>
               <w:rPr>
                 <w:rFonts w:ascii="Arial" w:eastAsia="Times New Roman" w:hAnsi="Arial" w:cs="Arial"/>
                 <w:kern w:val="0"/>
@@ -3854,7 +7996,8 @@
           </w:tcPr>
           <w:p>
             <w:pPr>
-              <w:spacing w:before="100" w:beforeAutospacing="1" w:after="100" w:afterAutospacing="1"/>
+              <w:spacing w:before="100" w:beforeAutospacing="1" w:after="100" w:afterAutospacing="1" w:line="360" w:lineRule="auto"/>
+              <w:jc w:val="both"/>
               <w:rPr>
                 <w:rFonts w:ascii="Arial" w:eastAsia="Times New Roman" w:hAnsi="Arial" w:cs="Arial"/>
                 <w:kern w:val="0"/>
@@ -3883,7 +8026,8 @@
           </w:tcPr>
           <w:p>
             <w:pPr>
-              <w:spacing w:before="100" w:beforeAutospacing="1" w:after="100" w:afterAutospacing="1"/>
+              <w:spacing w:before="100" w:beforeAutospacing="1" w:after="100" w:afterAutospacing="1" w:line="360" w:lineRule="auto"/>
+              <w:jc w:val="both"/>
               <w:rPr>
                 <w:rFonts w:ascii="Arial" w:eastAsia="Times New Roman" w:hAnsi="Arial" w:cs="Arial"/>
                 <w:kern w:val="0"/>
@@ -3931,17 +8075,8 @@
     </w:tbl>
     <w:p>
       <w:pPr>
-        <w:spacing w:before="100" w:beforeAutospacing="1" w:after="100" w:afterAutospacing="1" w:line="240" w:lineRule="auto"/>
-        <w:rPr>
-          <w:rFonts w:ascii="Arial" w:eastAsia="Times New Roman" w:hAnsi="Arial" w:cs="Arial"/>
-          <w:kern w:val="0"/>
-          <w:sz w:val="22"/>
-          <w:szCs w:val="22"/>
-          <w14:ligatures w14:val="none"/>
-        </w:rPr>
-      </w:pPr>
-      <w:proofErr w:type="spellStart"/>
-      <w:r>
+        <w:spacing w:before="100" w:beforeAutospacing="1" w:after="100" w:afterAutospacing="1" w:line="360" w:lineRule="auto"/>
+        <w:jc w:val="both"/>
         <w:rPr>
           <w:rFonts w:ascii="Arial" w:eastAsia="Times New Roman" w:hAnsi="Arial" w:cs="Arial"/>
           <w:b/>
@@ -3951,10 +8086,12 @@
           <w:szCs w:val="22"/>
           <w14:ligatures w14:val="none"/>
         </w:rPr>
-        <w:t>Modificación</w:t>
-      </w:r>
-      <w:proofErr w:type="spellEnd"/>
-      <w:r>
+      </w:pPr>
+    </w:p>
+    <w:p>
+      <w:pPr>
+        <w:spacing w:before="100" w:beforeAutospacing="1" w:after="100" w:afterAutospacing="1" w:line="360" w:lineRule="auto"/>
+        <w:jc w:val="both"/>
         <w:rPr>
           <w:rFonts w:ascii="Arial" w:eastAsia="Times New Roman" w:hAnsi="Arial" w:cs="Arial"/>
           <w:b/>
@@ -3964,10 +8101,12 @@
           <w:szCs w:val="22"/>
           <w14:ligatures w14:val="none"/>
         </w:rPr>
-        <w:t xml:space="preserve"> de </w:t>
-      </w:r>
-      <w:proofErr w:type="spellStart"/>
-      <w:r>
+      </w:pPr>
+    </w:p>
+    <w:p>
+      <w:pPr>
+        <w:spacing w:before="100" w:beforeAutospacing="1" w:after="100" w:afterAutospacing="1" w:line="360" w:lineRule="auto"/>
+        <w:jc w:val="both"/>
         <w:rPr>
           <w:rFonts w:ascii="Arial" w:eastAsia="Times New Roman" w:hAnsi="Arial" w:cs="Arial"/>
           <w:b/>
@@ -3977,10 +8116,12 @@
           <w:szCs w:val="22"/>
           <w14:ligatures w14:val="none"/>
         </w:rPr>
-        <w:t>eventos</w:t>
-      </w:r>
-      <w:proofErr w:type="spellEnd"/>
-      <w:r>
+      </w:pPr>
+    </w:p>
+    <w:p>
+      <w:pPr>
+        <w:spacing w:before="100" w:beforeAutospacing="1" w:after="100" w:afterAutospacing="1" w:line="360" w:lineRule="auto"/>
+        <w:jc w:val="both"/>
         <w:rPr>
           <w:rFonts w:ascii="Arial" w:eastAsia="Times New Roman" w:hAnsi="Arial" w:cs="Arial"/>
           <w:b/>
@@ -3990,122 +8131,22 @@
           <w:szCs w:val="22"/>
           <w14:ligatures w14:val="none"/>
         </w:rPr>
-        <w:t>:</w:t>
-      </w:r>
-    </w:p>
-    <w:p>
-      <w:pPr>
-        <w:spacing w:before="100" w:beforeAutospacing="1" w:after="100" w:afterAutospacing="1" w:line="240" w:lineRule="auto"/>
-        <w:rPr>
-          <w:rFonts w:ascii="Arial" w:eastAsia="Times New Roman" w:hAnsi="Arial" w:cs="Arial"/>
-          <w:kern w:val="0"/>
-          <w:sz w:val="22"/>
-          <w:szCs w:val="22"/>
-          <w14:ligatures w14:val="none"/>
-        </w:rPr>
-      </w:pPr>
-      <w:proofErr w:type="spellStart"/>
-      <w:r>
-        <w:rPr>
-          <w:rFonts w:ascii="Arial" w:eastAsia="Times New Roman" w:hAnsi="Arial" w:cs="Arial"/>
-          <w:kern w:val="0"/>
-          <w:sz w:val="22"/>
-          <w:szCs w:val="22"/>
-          <w14:ligatures w14:val="none"/>
-        </w:rPr>
-        <w:t>id_ubicacion</w:t>
-      </w:r>
-      <w:proofErr w:type="spellEnd"/>
-      <w:r>
-        <w:rPr>
-          <w:rFonts w:ascii="Arial" w:eastAsia="Times New Roman" w:hAnsi="Arial" w:cs="Arial"/>
-          <w:kern w:val="0"/>
-          <w:sz w:val="22"/>
-          <w:szCs w:val="22"/>
-          <w14:ligatures w14:val="none"/>
-        </w:rPr>
-        <w:t xml:space="preserve"> INT NOT NULL</w:t>
-      </w:r>
-    </w:p>
-    <w:p>
-      <w:pPr>
-        <w:spacing w:before="100" w:beforeAutospacing="1" w:after="100" w:afterAutospacing="1" w:line="240" w:lineRule="auto"/>
-        <w:rPr>
-          <w:rFonts w:ascii="Arial" w:eastAsia="Times New Roman" w:hAnsi="Arial" w:cs="Arial"/>
-          <w:kern w:val="0"/>
-          <w:sz w:val="22"/>
-          <w:szCs w:val="22"/>
-          <w14:ligatures w14:val="none"/>
-        </w:rPr>
-      </w:pPr>
-      <w:r>
-        <w:rPr>
-          <w:rFonts w:ascii="Arial" w:eastAsia="Times New Roman" w:hAnsi="Arial" w:cs="Arial"/>
-          <w:kern w:val="0"/>
-          <w:sz w:val="22"/>
-          <w:szCs w:val="22"/>
-          <w14:ligatures w14:val="none"/>
-        </w:rPr>
-        <w:t>REFERENCES ubicaciones</w:t>
-      </w:r>
-      <w:r>
-        <w:rPr>
-          <w:rFonts w:ascii="Arial" w:eastAsia="Times New Roman" w:hAnsi="Arial" w:cs="Arial"/>
-          <w:kern w:val="0"/>
-          <w:sz w:val="22"/>
-          <w:szCs w:val="22"/>
-          <w14:ligatures w14:val="none"/>
-        </w:rPr>
-        <w:t xml:space="preserve"> </w:t>
-      </w:r>
-      <w:r>
-        <w:rPr>
-          <w:rFonts w:ascii="Arial" w:eastAsia="Times New Roman" w:hAnsi="Arial" w:cs="Arial"/>
-          <w:kern w:val="0"/>
-          <w:sz w:val="22"/>
-          <w:szCs w:val="22"/>
-          <w14:ligatures w14:val="none"/>
-        </w:rPr>
-        <w:t>(</w:t>
-      </w:r>
-      <w:proofErr w:type="spellStart"/>
-      <w:r>
-        <w:rPr>
-          <w:rFonts w:ascii="Arial" w:eastAsia="Times New Roman" w:hAnsi="Arial" w:cs="Arial"/>
-          <w:kern w:val="0"/>
-          <w:sz w:val="22"/>
-          <w:szCs w:val="22"/>
-          <w14:ligatures w14:val="none"/>
-        </w:rPr>
-        <w:t>id_ubicacion</w:t>
-      </w:r>
-      <w:proofErr w:type="spellEnd"/>
-      <w:r>
-        <w:rPr>
-          <w:rFonts w:ascii="Arial" w:eastAsia="Times New Roman" w:hAnsi="Arial" w:cs="Arial"/>
-          <w:kern w:val="0"/>
-          <w:sz w:val="22"/>
-          <w:szCs w:val="22"/>
-          <w14:ligatures w14:val="none"/>
-        </w:rPr>
-        <w:t>)</w:t>
-      </w:r>
-    </w:p>
-    <w:p>
-      <w:pPr>
-        <w:spacing w:before="100" w:beforeAutospacing="1" w:after="100" w:afterAutospacing="1" w:line="240" w:lineRule="auto"/>
-        <w:rPr>
-          <w:rFonts w:ascii="Arial" w:eastAsia="Times New Roman" w:hAnsi="Arial" w:cs="Arial"/>
-          <w:kern w:val="0"/>
-          <w:sz w:val="22"/>
-          <w:szCs w:val="22"/>
-          <w14:ligatures w14:val="none"/>
-        </w:rPr>
-      </w:pPr>
-    </w:p>
-    <w:p>
-      <w:pPr>
-        <w:spacing w:before="100" w:beforeAutospacing="1" w:after="100" w:afterAutospacing="1" w:line="240" w:lineRule="auto"/>
+      </w:pPr>
+    </w:p>
+    <w:p>
+      <w:pPr>
+        <w:spacing w:before="100" w:beforeAutospacing="1" w:after="100" w:afterAutospacing="1" w:line="360" w:lineRule="auto"/>
+        <w:jc w:val="both"/>
+        <w:rPr>
+          <w:rFonts w:ascii="Arial" w:eastAsia="Times New Roman" w:hAnsi="Arial" w:cs="Arial"/>
+          <w:kern w:val="0"/>
+          <w:sz w:val="22"/>
+          <w:szCs w:val="22"/>
+          <w:lang w:val="es-CR"/>
+          <w14:ligatures w14:val="none"/>
+        </w:rPr>
+      </w:pPr>
+      <w:r>
         <w:rPr>
           <w:rFonts w:ascii="Arial" w:eastAsia="Times New Roman" w:hAnsi="Arial" w:cs="Arial"/>
           <w:b/>
@@ -4116,8 +8157,99 @@
           <w:lang w:val="es-CR"/>
           <w14:ligatures w14:val="none"/>
         </w:rPr>
-      </w:pPr>
-      <w:r>
+        <w:t>Modificación de eventos:</w:t>
+      </w:r>
+    </w:p>
+    <w:p>
+      <w:pPr>
+        <w:spacing w:before="100" w:beforeAutospacing="1" w:after="100" w:afterAutospacing="1" w:line="360" w:lineRule="auto"/>
+        <w:jc w:val="both"/>
+        <w:rPr>
+          <w:rFonts w:ascii="Arial" w:eastAsia="Times New Roman" w:hAnsi="Arial" w:cs="Arial"/>
+          <w:kern w:val="0"/>
+          <w:sz w:val="22"/>
+          <w:szCs w:val="22"/>
+          <w:lang w:val="es-CR"/>
+          <w14:ligatures w14:val="none"/>
+        </w:rPr>
+      </w:pPr>
+      <w:r>
+        <w:rPr>
+          <w:rFonts w:ascii="Arial" w:eastAsia="Times New Roman" w:hAnsi="Arial" w:cs="Arial"/>
+          <w:kern w:val="0"/>
+          <w:sz w:val="22"/>
+          <w:szCs w:val="22"/>
+          <w:lang w:val="es-CR"/>
+          <w14:ligatures w14:val="none"/>
+        </w:rPr>
+        <w:t>id_ubicacion INT NOT NULL</w:t>
+      </w:r>
+    </w:p>
+    <w:p>
+      <w:pPr>
+        <w:spacing w:before="100" w:beforeAutospacing="1" w:after="100" w:afterAutospacing="1" w:line="360" w:lineRule="auto"/>
+        <w:jc w:val="both"/>
+        <w:rPr>
+          <w:rFonts w:ascii="Arial" w:eastAsia="Times New Roman" w:hAnsi="Arial" w:cs="Arial"/>
+          <w:kern w:val="0"/>
+          <w:sz w:val="22"/>
+          <w:szCs w:val="22"/>
+          <w:lang w:val="es-CR"/>
+          <w14:ligatures w14:val="none"/>
+        </w:rPr>
+      </w:pPr>
+      <w:r>
+        <w:rPr>
+          <w:rFonts w:ascii="Arial" w:eastAsia="Times New Roman" w:hAnsi="Arial" w:cs="Arial"/>
+          <w:kern w:val="0"/>
+          <w:sz w:val="22"/>
+          <w:szCs w:val="22"/>
+          <w:lang w:val="es-CR"/>
+          <w14:ligatures w14:val="none"/>
+        </w:rPr>
+        <w:t>REFERENCES ubicaciones</w:t>
+      </w:r>
+      <w:r>
+        <w:rPr>
+          <w:rFonts w:ascii="Arial" w:eastAsia="Times New Roman" w:hAnsi="Arial" w:cs="Arial"/>
+          <w:kern w:val="0"/>
+          <w:sz w:val="22"/>
+          <w:szCs w:val="22"/>
+          <w:lang w:val="es-CR"/>
+          <w14:ligatures w14:val="none"/>
+        </w:rPr>
+        <w:t xml:space="preserve"> </w:t>
+      </w:r>
+      <w:r>
+        <w:rPr>
+          <w:rFonts w:ascii="Arial" w:eastAsia="Times New Roman" w:hAnsi="Arial" w:cs="Arial"/>
+          <w:kern w:val="0"/>
+          <w:sz w:val="22"/>
+          <w:szCs w:val="22"/>
+          <w:lang w:val="es-CR"/>
+          <w14:ligatures w14:val="none"/>
+        </w:rPr>
+        <w:t>(id_ubicacion)</w:t>
+      </w:r>
+    </w:p>
+    <w:p>
+      <w:pPr>
+        <w:spacing w:before="100" w:beforeAutospacing="1" w:after="100" w:afterAutospacing="1" w:line="360" w:lineRule="auto"/>
+        <w:jc w:val="both"/>
+        <w:rPr>
+          <w:rFonts w:ascii="Arial" w:eastAsia="Times New Roman" w:hAnsi="Arial" w:cs="Arial"/>
+          <w:kern w:val="0"/>
+          <w:sz w:val="22"/>
+          <w:szCs w:val="22"/>
+          <w:lang w:val="es-CR"/>
+          <w14:ligatures w14:val="none"/>
+        </w:rPr>
+      </w:pPr>
+    </w:p>
+    <w:p>
+      <w:pPr>
+        <w:spacing w:before="100" w:beforeAutospacing="1" w:after="100" w:afterAutospacing="1" w:line="360" w:lineRule="auto"/>
+        <w:jc w:val="both"/>
         <w:rPr>
           <w:rFonts w:ascii="Arial" w:eastAsia="Times New Roman" w:hAnsi="Arial" w:cs="Arial"/>
           <w:b/>
@@ -4128,8 +8260,7 @@
           <w:lang w:val="es-CR"/>
           <w14:ligatures w14:val="none"/>
         </w:rPr>
-        <w:t>Para RF-09 se debe</w:t>
-      </w:r>
+      </w:pPr>
       <w:r>
         <w:rPr>
           <w:rFonts w:ascii="Arial" w:eastAsia="Times New Roman" w:hAnsi="Arial" w:cs="Arial"/>
@@ -4141,7 +8272,7 @@
           <w:lang w:val="es-CR"/>
           <w14:ligatures w14:val="none"/>
         </w:rPr>
-        <w:t xml:space="preserve"> </w:t>
+        <w:t>Para RF-09 se debe</w:t>
       </w:r>
       <w:r>
         <w:rPr>
@@ -4154,9 +8285,8 @@
           <w:lang w:val="es-CR"/>
           <w14:ligatures w14:val="none"/>
         </w:rPr>
-        <w:t xml:space="preserve">validar que no existan cruces entre </w:t>
-      </w:r>
-      <w:proofErr w:type="spellStart"/>
+        <w:t xml:space="preserve"> </w:t>
+      </w:r>
       <w:r>
         <w:rPr>
           <w:rFonts w:ascii="Arial" w:eastAsia="Times New Roman" w:hAnsi="Arial" w:cs="Arial"/>
@@ -4168,9 +8298,9 @@
           <w:lang w:val="es-CR"/>
           <w14:ligatures w14:val="none"/>
         </w:rPr>
-        <w:t>fecha_inicio</w:t>
-      </w:r>
-      <w:proofErr w:type="spellEnd"/>
+        <w:t xml:space="preserve">validar que no existan cruces entre </w:t>
+      </w:r>
+      <w:proofErr w:type="spellStart"/>
       <w:r>
         <w:rPr>
           <w:rFonts w:ascii="Arial" w:eastAsia="Times New Roman" w:hAnsi="Arial" w:cs="Arial"/>
@@ -4182,9 +8312,9 @@
           <w:lang w:val="es-CR"/>
           <w14:ligatures w14:val="none"/>
         </w:rPr>
-        <w:t xml:space="preserve"> y </w:t>
-      </w:r>
-      <w:proofErr w:type="spellStart"/>
+        <w:t>fecha_inicio</w:t>
+      </w:r>
+      <w:proofErr w:type="spellEnd"/>
       <w:r>
         <w:rPr>
           <w:rFonts w:ascii="Arial" w:eastAsia="Times New Roman" w:hAnsi="Arial" w:cs="Arial"/>
@@ -4196,9 +8326,9 @@
           <w:lang w:val="es-CR"/>
           <w14:ligatures w14:val="none"/>
         </w:rPr>
-        <w:t>fecha_fin</w:t>
-      </w:r>
-      <w:proofErr w:type="spellEnd"/>
+        <w:t xml:space="preserve"> y </w:t>
+      </w:r>
+      <w:proofErr w:type="spellStart"/>
       <w:r>
         <w:rPr>
           <w:rFonts w:ascii="Arial" w:eastAsia="Times New Roman" w:hAnsi="Arial" w:cs="Arial"/>
@@ -4210,8 +8340,9 @@
           <w:lang w:val="es-CR"/>
           <w14:ligatures w14:val="none"/>
         </w:rPr>
-        <w:t xml:space="preserve"> de eventos asignados a una misma ubicación</w:t>
-      </w:r>
+        <w:t>fecha_fin</w:t>
+      </w:r>
+      <w:proofErr w:type="spellEnd"/>
       <w:r>
         <w:rPr>
           <w:rFonts w:ascii="Arial" w:eastAsia="Times New Roman" w:hAnsi="Arial" w:cs="Arial"/>
@@ -4223,7 +8354,7 @@
           <w:lang w:val="es-CR"/>
           <w14:ligatures w14:val="none"/>
         </w:rPr>
-        <w:t xml:space="preserve"> y p</w:t>
+        <w:t xml:space="preserve"> de eventos asignados a una misma ubicación</w:t>
       </w:r>
       <w:r>
         <w:rPr>
@@ -4236,7 +8367,7 @@
           <w:lang w:val="es-CR"/>
           <w14:ligatures w14:val="none"/>
         </w:rPr>
-        <w:t>ara RF-10</w:t>
+        <w:t xml:space="preserve"> y p</w:t>
       </w:r>
       <w:r>
         <w:rPr>
@@ -4249,7 +8380,7 @@
           <w:lang w:val="es-CR"/>
           <w14:ligatures w14:val="none"/>
         </w:rPr>
-        <w:t xml:space="preserve"> se debe</w:t>
+        <w:t>ara RF-10</w:t>
       </w:r>
       <w:r>
         <w:rPr>
@@ -4262,7 +8393,7 @@
           <w:lang w:val="es-CR"/>
           <w14:ligatures w14:val="none"/>
         </w:rPr>
-        <w:t xml:space="preserve"> implementar una consulta de agrega</w:t>
+        <w:t xml:space="preserve"> se debe</w:t>
       </w:r>
       <w:r>
         <w:rPr>
@@ -4275,7 +8406,7 @@
           <w:lang w:val="es-CR"/>
           <w14:ligatures w14:val="none"/>
         </w:rPr>
-        <w:t>r</w:t>
+        <w:t xml:space="preserve"> implementar una consulta de agrega</w:t>
       </w:r>
       <w:r>
         <w:rPr>
@@ -4288,7 +8419,7 @@
           <w:lang w:val="es-CR"/>
           <w14:ligatures w14:val="none"/>
         </w:rPr>
-        <w:t xml:space="preserve"> por ubicación para </w:t>
+        <w:t>r</w:t>
       </w:r>
       <w:r>
         <w:rPr>
@@ -4301,7 +8432,7 @@
           <w:lang w:val="es-CR"/>
           <w14:ligatures w14:val="none"/>
         </w:rPr>
-        <w:t>poder contar</w:t>
+        <w:t xml:space="preserve"> por ubicación para </w:t>
       </w:r>
       <w:r>
         <w:rPr>
@@ -4314,7 +8445,7 @@
           <w:lang w:val="es-CR"/>
           <w14:ligatures w14:val="none"/>
         </w:rPr>
-        <w:t xml:space="preserve"> la cantidad de eventos asociados y generar el ranking de recintos </w:t>
+        <w:t>poder contar</w:t>
       </w:r>
       <w:r>
         <w:rPr>
@@ -4327,12 +8458,9 @@
           <w:lang w:val="es-CR"/>
           <w14:ligatures w14:val="none"/>
         </w:rPr>
-        <w:t>q se utilizan más</w:t>
-      </w:r>
-    </w:p>
-    <w:p>
-      <w:pPr>
-        <w:spacing w:before="100" w:beforeAutospacing="1" w:after="100" w:afterAutospacing="1" w:line="240" w:lineRule="auto"/>
+        <w:t xml:space="preserve"> la cantidad de eventos asociados y generar el ranking de recintos </w:t>
+      </w:r>
+      <w:r>
         <w:rPr>
           <w:rFonts w:ascii="Arial" w:eastAsia="Times New Roman" w:hAnsi="Arial" w:cs="Arial"/>
           <w:b/>
@@ -4343,71 +8471,13 @@
           <w:lang w:val="es-CR"/>
           <w14:ligatures w14:val="none"/>
         </w:rPr>
-      </w:pPr>
-    </w:p>
-    <w:p>
-      <w:pPr>
-        <w:spacing w:before="100" w:beforeAutospacing="1" w:after="100" w:afterAutospacing="1" w:line="240" w:lineRule="auto"/>
-        <w:rPr>
-          <w:rFonts w:ascii="Arial" w:eastAsia="Times New Roman" w:hAnsi="Arial" w:cs="Arial"/>
-          <w:b/>
-          <w:bCs/>
-          <w:kern w:val="0"/>
-          <w:sz w:val="22"/>
-          <w:szCs w:val="22"/>
-          <w:lang w:val="es-CR"/>
-          <w14:ligatures w14:val="none"/>
-        </w:rPr>
-      </w:pPr>
-    </w:p>
-    <w:p>
-      <w:pPr>
-        <w:spacing w:before="100" w:beforeAutospacing="1" w:after="100" w:afterAutospacing="1" w:line="240" w:lineRule="auto"/>
-        <w:rPr>
-          <w:rFonts w:ascii="Arial" w:eastAsia="Times New Roman" w:hAnsi="Arial" w:cs="Arial"/>
-          <w:b/>
-          <w:bCs/>
-          <w:kern w:val="0"/>
-          <w:sz w:val="22"/>
-          <w:szCs w:val="22"/>
-          <w:lang w:val="es-CR"/>
-          <w14:ligatures w14:val="none"/>
-        </w:rPr>
-      </w:pPr>
-    </w:p>
-    <w:p>
-      <w:pPr>
-        <w:spacing w:before="100" w:beforeAutospacing="1" w:after="100" w:afterAutospacing="1" w:line="240" w:lineRule="auto"/>
-        <w:rPr>
-          <w:rFonts w:ascii="Arial" w:eastAsia="Times New Roman" w:hAnsi="Arial" w:cs="Arial"/>
-          <w:b/>
-          <w:bCs/>
-          <w:kern w:val="0"/>
-          <w:sz w:val="22"/>
-          <w:szCs w:val="22"/>
-          <w:lang w:val="es-CR"/>
-          <w14:ligatures w14:val="none"/>
-        </w:rPr>
-      </w:pPr>
-    </w:p>
-    <w:p>
-      <w:pPr>
-        <w:spacing w:before="100" w:beforeAutospacing="1" w:after="100" w:afterAutospacing="1" w:line="240" w:lineRule="auto"/>
-        <w:rPr>
-          <w:rFonts w:ascii="Arial" w:eastAsia="Times New Roman" w:hAnsi="Arial" w:cs="Arial"/>
-          <w:b/>
-          <w:bCs/>
-          <w:kern w:val="0"/>
-          <w:sz w:val="22"/>
-          <w:szCs w:val="22"/>
-          <w:lang w:val="es-CR"/>
-          <w14:ligatures w14:val="none"/>
-        </w:rPr>
-      </w:pPr>
-    </w:p>
-    <w:p>
-      <w:pPr>
-        <w:spacing w:before="100" w:beforeAutospacing="1" w:after="100" w:afterAutospacing="1" w:line="240" w:lineRule="auto"/>
+        <w:t>q se utilizan más</w:t>
+      </w:r>
+    </w:p>
+    <w:p>
+      <w:pPr>
+        <w:spacing w:before="100" w:beforeAutospacing="1" w:after="100" w:afterAutospacing="1" w:line="360" w:lineRule="auto"/>
+        <w:jc w:val="both"/>
         <w:rPr>
           <w:rFonts w:ascii="Arial" w:eastAsia="Times New Roman" w:hAnsi="Arial" w:cs="Arial"/>
           <w:b/>
@@ -4427,7 +8497,8 @@
           <w:ilvl w:val="1"/>
           <w:numId w:val="1"/>
         </w:numPr>
-        <w:spacing w:before="100" w:beforeAutospacing="1" w:after="100" w:afterAutospacing="1" w:line="240" w:lineRule="auto"/>
+        <w:spacing w:before="100" w:beforeAutospacing="1" w:after="100" w:afterAutospacing="1" w:line="360" w:lineRule="auto"/>
+        <w:jc w:val="both"/>
         <w:rPr>
           <w:rFonts w:ascii="Arial" w:eastAsia="Times New Roman" w:hAnsi="Arial" w:cs="Arial"/>
           <w:b/>
@@ -4450,13 +8521,13 @@
           <w:lang w:val="es-CR"/>
           <w14:ligatures w14:val="none"/>
         </w:rPr>
-        <w:lastRenderedPageBreak/>
         <w:t>Módulo de disponibilidad</w:t>
       </w:r>
     </w:p>
     <w:p>
       <w:pPr>
-        <w:spacing w:before="100" w:beforeAutospacing="1" w:after="100" w:afterAutospacing="1" w:line="240" w:lineRule="auto"/>
+        <w:spacing w:before="100" w:beforeAutospacing="1" w:after="100" w:afterAutospacing="1" w:line="360" w:lineRule="auto"/>
+        <w:jc w:val="both"/>
         <w:rPr>
           <w:rFonts w:ascii="Arial" w:eastAsia="Times New Roman" w:hAnsi="Arial" w:cs="Arial"/>
           <w:b/>
@@ -4503,7 +8574,8 @@
           </w:tcPr>
           <w:p>
             <w:pPr>
-              <w:spacing w:before="100" w:beforeAutospacing="1" w:after="100" w:afterAutospacing="1"/>
+              <w:spacing w:before="100" w:beforeAutospacing="1" w:after="100" w:afterAutospacing="1" w:line="360" w:lineRule="auto"/>
+              <w:jc w:val="both"/>
               <w:rPr>
                 <w:rFonts w:ascii="Arial" w:eastAsia="Times New Roman" w:hAnsi="Arial" w:cs="Arial"/>
                 <w:b/>
@@ -4517,8 +8589,11 @@
             </w:pPr>
             <w:r>
               <w:rPr>
+                <w:rFonts w:ascii="Arial" w:hAnsi="Arial" w:cs="Arial"/>
                 <w:b/>
                 <w:bCs/>
+                <w:sz w:val="22"/>
+                <w:szCs w:val="22"/>
               </w:rPr>
               <w:t>Campo</w:t>
             </w:r>
@@ -4531,7 +8606,8 @@
           </w:tcPr>
           <w:p>
             <w:pPr>
-              <w:spacing w:before="100" w:beforeAutospacing="1" w:after="100" w:afterAutospacing="1"/>
+              <w:spacing w:before="100" w:beforeAutospacing="1" w:after="100" w:afterAutospacing="1" w:line="360" w:lineRule="auto"/>
+              <w:jc w:val="both"/>
               <w:rPr>
                 <w:rFonts w:ascii="Arial" w:eastAsia="Times New Roman" w:hAnsi="Arial" w:cs="Arial"/>
                 <w:b/>
@@ -4545,8 +8621,11 @@
             </w:pPr>
             <w:r>
               <w:rPr>
+                <w:rFonts w:ascii="Arial" w:hAnsi="Arial" w:cs="Arial"/>
                 <w:b/>
                 <w:bCs/>
+                <w:sz w:val="22"/>
+                <w:szCs w:val="22"/>
               </w:rPr>
               <w:t>Tipo PostgreSQL</w:t>
             </w:r>
@@ -4559,7 +8638,8 @@
           </w:tcPr>
           <w:p>
             <w:pPr>
-              <w:spacing w:before="100" w:beforeAutospacing="1" w:after="100" w:afterAutospacing="1"/>
+              <w:spacing w:before="100" w:beforeAutospacing="1" w:after="100" w:afterAutospacing="1" w:line="360" w:lineRule="auto"/>
+              <w:jc w:val="both"/>
               <w:rPr>
                 <w:rFonts w:ascii="Arial" w:eastAsia="Times New Roman" w:hAnsi="Arial" w:cs="Arial"/>
                 <w:b/>
@@ -4573,8 +8653,11 @@
             </w:pPr>
             <w:r>
               <w:rPr>
+                <w:rFonts w:ascii="Arial" w:hAnsi="Arial" w:cs="Arial"/>
                 <w:b/>
                 <w:bCs/>
+                <w:sz w:val="22"/>
+                <w:szCs w:val="22"/>
               </w:rPr>
               <w:t>Restricciones</w:t>
             </w:r>
@@ -4599,7 +8682,7 @@
               <w:tblLook w:val="04A0" w:firstRow="1" w:lastRow="0" w:firstColumn="1" w:lastColumn="0" w:noHBand="0" w:noVBand="1"/>
             </w:tblPr>
             <w:tblGrid>
-              <w:gridCol w:w="2003"/>
+              <w:gridCol w:w="2194"/>
             </w:tblGrid>
             <w:tr>
               <w:trPr>
@@ -4613,8 +8696,12 @@
                 </w:tcPr>
                 <w:p>
                   <w:pPr>
+                    <w:spacing w:line="360" w:lineRule="auto"/>
+                    <w:jc w:val="both"/>
                     <w:rPr>
                       <w:rFonts w:ascii="Arial" w:hAnsi="Arial" w:cs="Arial"/>
+                      <w:sz w:val="22"/>
+                      <w:szCs w:val="22"/>
                     </w:rPr>
                   </w:pPr>
                   <w:proofErr w:type="spellStart"/>
@@ -4622,6 +8709,8 @@
                     <w:rPr>
                       <w:rStyle w:val="HTMLCode"/>
                       <w:rFonts w:ascii="Arial" w:eastAsiaTheme="minorHAnsi" w:hAnsi="Arial" w:cs="Arial"/>
+                      <w:sz w:val="22"/>
+                      <w:szCs w:val="22"/>
                     </w:rPr>
                     <w:t>id_tipo_disponibilidad</w:t>
                   </w:r>
@@ -4632,7 +8721,8 @@
           </w:tbl>
           <w:p>
             <w:pPr>
-              <w:spacing w:before="100" w:beforeAutospacing="1" w:after="100" w:afterAutospacing="1"/>
+              <w:spacing w:before="100" w:beforeAutospacing="1" w:after="100" w:afterAutospacing="1" w:line="360" w:lineRule="auto"/>
+              <w:jc w:val="both"/>
               <w:rPr>
                 <w:rFonts w:ascii="Arial" w:eastAsia="Times New Roman" w:hAnsi="Arial" w:cs="Arial"/>
                 <w:kern w:val="0"/>
@@ -4650,7 +8740,8 @@
           </w:tcPr>
           <w:p>
             <w:pPr>
-              <w:spacing w:before="100" w:beforeAutospacing="1" w:after="100" w:afterAutospacing="1"/>
+              <w:spacing w:before="100" w:beforeAutospacing="1" w:after="100" w:afterAutospacing="1" w:line="360" w:lineRule="auto"/>
+              <w:jc w:val="both"/>
               <w:rPr>
                 <w:rFonts w:ascii="Arial" w:eastAsia="Times New Roman" w:hAnsi="Arial" w:cs="Arial"/>
                 <w:kern w:val="0"/>
@@ -4679,7 +8770,8 @@
           </w:tcPr>
           <w:p>
             <w:pPr>
-              <w:spacing w:before="100" w:beforeAutospacing="1" w:after="100" w:afterAutospacing="1"/>
+              <w:spacing w:before="100" w:beforeAutospacing="1" w:after="100" w:afterAutospacing="1" w:line="360" w:lineRule="auto"/>
+              <w:jc w:val="both"/>
               <w:rPr>
                 <w:rFonts w:ascii="Arial" w:eastAsia="Times New Roman" w:hAnsi="Arial" w:cs="Arial"/>
                 <w:kern w:val="0"/>
@@ -4710,7 +8802,8 @@
           </w:tcPr>
           <w:p>
             <w:pPr>
-              <w:spacing w:before="100" w:beforeAutospacing="1" w:after="100" w:afterAutospacing="1"/>
+              <w:spacing w:before="100" w:beforeAutospacing="1" w:after="100" w:afterAutospacing="1" w:line="360" w:lineRule="auto"/>
+              <w:jc w:val="both"/>
               <w:rPr>
                 <w:rFonts w:ascii="Arial" w:eastAsia="Times New Roman" w:hAnsi="Arial" w:cs="Arial"/>
                 <w:kern w:val="0"/>
@@ -4739,7 +8832,8 @@
           </w:tcPr>
           <w:p>
             <w:pPr>
-              <w:spacing w:before="100" w:beforeAutospacing="1" w:after="100" w:afterAutospacing="1"/>
+              <w:spacing w:before="100" w:beforeAutospacing="1" w:after="100" w:afterAutospacing="1" w:line="360" w:lineRule="auto"/>
+              <w:jc w:val="both"/>
               <w:rPr>
                 <w:rFonts w:ascii="Arial" w:eastAsia="Times New Roman" w:hAnsi="Arial" w:cs="Arial"/>
                 <w:kern w:val="0"/>
@@ -4790,7 +8884,8 @@
           </w:tcPr>
           <w:p>
             <w:pPr>
-              <w:spacing w:before="100" w:beforeAutospacing="1" w:after="100" w:afterAutospacing="1"/>
+              <w:spacing w:before="100" w:beforeAutospacing="1" w:after="100" w:afterAutospacing="1" w:line="360" w:lineRule="auto"/>
+              <w:jc w:val="both"/>
               <w:rPr>
                 <w:rFonts w:ascii="Arial" w:eastAsia="Times New Roman" w:hAnsi="Arial" w:cs="Arial"/>
                 <w:kern w:val="0"/>
@@ -4817,7 +8912,8 @@
     </w:tbl>
     <w:p>
       <w:pPr>
-        <w:spacing w:before="100" w:beforeAutospacing="1" w:after="100" w:afterAutospacing="1" w:line="240" w:lineRule="auto"/>
+        <w:spacing w:before="100" w:beforeAutospacing="1" w:after="100" w:afterAutospacing="1" w:line="360" w:lineRule="auto"/>
+        <w:jc w:val="both"/>
         <w:rPr>
           <w:rFonts w:ascii="Arial" w:eastAsia="Times New Roman" w:hAnsi="Arial" w:cs="Arial"/>
           <w:b/>
@@ -4862,7 +8958,8 @@
           </w:tcPr>
           <w:p>
             <w:pPr>
-              <w:spacing w:before="100" w:beforeAutospacing="1" w:after="100" w:afterAutospacing="1"/>
+              <w:spacing w:before="100" w:beforeAutospacing="1" w:after="100" w:afterAutospacing="1" w:line="360" w:lineRule="auto"/>
+              <w:jc w:val="both"/>
               <w:rPr>
                 <w:rFonts w:ascii="Arial" w:eastAsia="Times New Roman" w:hAnsi="Arial" w:cs="Arial"/>
                 <w:b/>
@@ -4876,8 +8973,11 @@
             </w:pPr>
             <w:r>
               <w:rPr>
+                <w:rFonts w:ascii="Arial" w:hAnsi="Arial" w:cs="Arial"/>
                 <w:b/>
                 <w:bCs/>
+                <w:sz w:val="22"/>
+                <w:szCs w:val="22"/>
               </w:rPr>
               <w:t>Campo</w:t>
             </w:r>
@@ -4890,7 +8990,8 @@
           </w:tcPr>
           <w:p>
             <w:pPr>
-              <w:spacing w:before="100" w:beforeAutospacing="1" w:after="100" w:afterAutospacing="1"/>
+              <w:spacing w:before="100" w:beforeAutospacing="1" w:after="100" w:afterAutospacing="1" w:line="360" w:lineRule="auto"/>
+              <w:jc w:val="both"/>
               <w:rPr>
                 <w:rFonts w:ascii="Arial" w:eastAsia="Times New Roman" w:hAnsi="Arial" w:cs="Arial"/>
                 <w:b/>
@@ -4904,8 +9005,11 @@
             </w:pPr>
             <w:r>
               <w:rPr>
+                <w:rFonts w:ascii="Arial" w:hAnsi="Arial" w:cs="Arial"/>
                 <w:b/>
                 <w:bCs/>
+                <w:sz w:val="22"/>
+                <w:szCs w:val="22"/>
               </w:rPr>
               <w:t>Tipo PostgreSQL</w:t>
             </w:r>
@@ -4918,7 +9022,8 @@
           </w:tcPr>
           <w:p>
             <w:pPr>
-              <w:spacing w:before="100" w:beforeAutospacing="1" w:after="100" w:afterAutospacing="1"/>
+              <w:spacing w:before="100" w:beforeAutospacing="1" w:after="100" w:afterAutospacing="1" w:line="360" w:lineRule="auto"/>
+              <w:jc w:val="both"/>
               <w:rPr>
                 <w:rFonts w:ascii="Arial" w:eastAsia="Times New Roman" w:hAnsi="Arial" w:cs="Arial"/>
                 <w:b/>
@@ -4932,8 +9037,11 @@
             </w:pPr>
             <w:r>
               <w:rPr>
+                <w:rFonts w:ascii="Arial" w:hAnsi="Arial" w:cs="Arial"/>
                 <w:b/>
                 <w:bCs/>
+                <w:sz w:val="22"/>
+                <w:szCs w:val="22"/>
               </w:rPr>
               <w:t>Restricciones</w:t>
             </w:r>
@@ -4958,7 +9066,7 @@
               <w:tblLook w:val="04A0" w:firstRow="1" w:lastRow="0" w:firstColumn="1" w:lastColumn="0" w:noHBand="0" w:noVBand="1"/>
             </w:tblPr>
             <w:tblGrid>
-              <w:gridCol w:w="1625"/>
+              <w:gridCol w:w="1778"/>
             </w:tblGrid>
             <w:tr>
               <w:trPr>
@@ -4972,14 +9080,20 @@
                 </w:tcPr>
                 <w:p>
                   <w:pPr>
+                    <w:spacing w:line="360" w:lineRule="auto"/>
+                    <w:jc w:val="both"/>
                     <w:rPr>
                       <w:rFonts w:ascii="Arial" w:hAnsi="Arial" w:cs="Arial"/>
+                      <w:sz w:val="22"/>
+                      <w:szCs w:val="22"/>
                     </w:rPr>
                   </w:pPr>
                   <w:r>
                     <w:rPr>
                       <w:rStyle w:val="HTMLCode"/>
                       <w:rFonts w:ascii="Arial" w:eastAsiaTheme="minorHAnsi" w:hAnsi="Arial" w:cs="Arial"/>
+                      <w:sz w:val="22"/>
+                      <w:szCs w:val="22"/>
                     </w:rPr>
                     <w:t>id_</w:t>
                   </w:r>
@@ -4987,6 +9101,8 @@
                     <w:rPr>
                       <w:rStyle w:val="HTMLCode"/>
                       <w:rFonts w:ascii="Arial" w:eastAsiaTheme="minorHAnsi" w:hAnsi="Arial" w:cs="Arial"/>
+                      <w:sz w:val="22"/>
+                      <w:szCs w:val="22"/>
                     </w:rPr>
                     <w:t xml:space="preserve"> </w:t>
                   </w:r>
@@ -4995,6 +9111,8 @@
                     <w:rPr>
                       <w:rStyle w:val="HTMLCode"/>
                       <w:rFonts w:ascii="Arial" w:eastAsiaTheme="minorHAnsi" w:hAnsi="Arial" w:cs="Arial"/>
+                      <w:sz w:val="22"/>
+                      <w:szCs w:val="22"/>
                     </w:rPr>
                     <w:t>disponibilidad</w:t>
                   </w:r>
@@ -5005,7 +9123,8 @@
           </w:tbl>
           <w:p>
             <w:pPr>
-              <w:spacing w:before="100" w:beforeAutospacing="1" w:after="100" w:afterAutospacing="1"/>
+              <w:spacing w:before="100" w:beforeAutospacing="1" w:after="100" w:afterAutospacing="1" w:line="360" w:lineRule="auto"/>
+              <w:jc w:val="both"/>
               <w:rPr>
                 <w:rFonts w:ascii="Arial" w:eastAsia="Times New Roman" w:hAnsi="Arial" w:cs="Arial"/>
                 <w:kern w:val="0"/>
@@ -5023,7 +9142,8 @@
           </w:tcPr>
           <w:p>
             <w:pPr>
-              <w:spacing w:before="100" w:beforeAutospacing="1" w:after="100" w:afterAutospacing="1"/>
+              <w:spacing w:before="100" w:beforeAutospacing="1" w:after="100" w:afterAutospacing="1" w:line="360" w:lineRule="auto"/>
+              <w:jc w:val="both"/>
               <w:rPr>
                 <w:rFonts w:ascii="Arial" w:eastAsia="Times New Roman" w:hAnsi="Arial" w:cs="Arial"/>
                 <w:kern w:val="0"/>
@@ -5052,7 +9172,8 @@
           </w:tcPr>
           <w:p>
             <w:pPr>
-              <w:spacing w:before="100" w:beforeAutospacing="1" w:after="100" w:afterAutospacing="1"/>
+              <w:spacing w:before="100" w:beforeAutospacing="1" w:after="100" w:afterAutospacing="1" w:line="360" w:lineRule="auto"/>
+              <w:jc w:val="both"/>
               <w:rPr>
                 <w:rFonts w:ascii="Arial" w:eastAsia="Times New Roman" w:hAnsi="Arial" w:cs="Arial"/>
                 <w:kern w:val="0"/>
@@ -5083,7 +9204,8 @@
           </w:tcPr>
           <w:p>
             <w:pPr>
-              <w:spacing w:before="100" w:beforeAutospacing="1" w:after="100" w:afterAutospacing="1"/>
+              <w:spacing w:before="100" w:beforeAutospacing="1" w:after="100" w:afterAutospacing="1" w:line="360" w:lineRule="auto"/>
+              <w:jc w:val="both"/>
               <w:rPr>
                 <w:rFonts w:ascii="Arial" w:eastAsia="Times New Roman" w:hAnsi="Arial" w:cs="Arial"/>
                 <w:kern w:val="0"/>
@@ -5112,7 +9234,8 @@
           </w:tcPr>
           <w:p>
             <w:pPr>
-              <w:spacing w:before="100" w:beforeAutospacing="1" w:after="100" w:afterAutospacing="1"/>
+              <w:spacing w:before="100" w:beforeAutospacing="1" w:after="100" w:afterAutospacing="1" w:line="360" w:lineRule="auto"/>
+              <w:jc w:val="both"/>
               <w:rPr>
                 <w:rFonts w:ascii="Arial" w:eastAsia="Times New Roman" w:hAnsi="Arial" w:cs="Arial"/>
                 <w:kern w:val="0"/>
@@ -5141,7 +9264,8 @@
           </w:tcPr>
           <w:p>
             <w:pPr>
-              <w:spacing w:before="100" w:beforeAutospacing="1" w:after="100" w:afterAutospacing="1"/>
+              <w:spacing w:before="100" w:beforeAutospacing="1" w:after="100" w:afterAutospacing="1" w:line="360" w:lineRule="auto"/>
+              <w:jc w:val="both"/>
               <w:rPr>
                 <w:rFonts w:ascii="Arial" w:eastAsia="Times New Roman" w:hAnsi="Arial" w:cs="Arial"/>
                 <w:kern w:val="0"/>
@@ -5172,7 +9296,8 @@
           </w:tcPr>
           <w:p>
             <w:pPr>
-              <w:spacing w:before="100" w:beforeAutospacing="1" w:after="100" w:afterAutospacing="1"/>
+              <w:spacing w:before="100" w:beforeAutospacing="1" w:after="100" w:afterAutospacing="1" w:line="360" w:lineRule="auto"/>
+              <w:jc w:val="both"/>
               <w:rPr>
                 <w:rFonts w:ascii="Arial" w:eastAsia="Times New Roman" w:hAnsi="Arial" w:cs="Arial"/>
                 <w:kern w:val="0"/>
@@ -5203,7 +9328,8 @@
           </w:tcPr>
           <w:p>
             <w:pPr>
-              <w:spacing w:before="100" w:beforeAutospacing="1" w:after="100" w:afterAutospacing="1"/>
+              <w:spacing w:before="100" w:beforeAutospacing="1" w:after="100" w:afterAutospacing="1" w:line="360" w:lineRule="auto"/>
+              <w:jc w:val="both"/>
               <w:rPr>
                 <w:rFonts w:ascii="Arial" w:eastAsia="Times New Roman" w:hAnsi="Arial" w:cs="Arial"/>
                 <w:kern w:val="0"/>
@@ -5232,7 +9358,8 @@
           </w:tcPr>
           <w:p>
             <w:pPr>
-              <w:spacing w:before="100" w:beforeAutospacing="1" w:after="100" w:afterAutospacing="1"/>
+              <w:spacing w:before="100" w:beforeAutospacing="1" w:after="100" w:afterAutospacing="1" w:line="360" w:lineRule="auto"/>
+              <w:jc w:val="both"/>
               <w:rPr>
                 <w:rFonts w:ascii="Arial" w:eastAsia="Times New Roman" w:hAnsi="Arial" w:cs="Arial"/>
                 <w:kern w:val="0"/>
@@ -5263,7 +9390,8 @@
           </w:tcPr>
           <w:p>
             <w:pPr>
-              <w:spacing w:before="100" w:beforeAutospacing="1" w:after="100" w:afterAutospacing="1"/>
+              <w:spacing w:before="100" w:beforeAutospacing="1" w:after="100" w:afterAutospacing="1" w:line="360" w:lineRule="auto"/>
+              <w:jc w:val="both"/>
               <w:rPr>
                 <w:rFonts w:ascii="Arial" w:eastAsia="Times New Roman" w:hAnsi="Arial" w:cs="Arial"/>
                 <w:kern w:val="0"/>
@@ -5294,7 +9422,8 @@
           </w:tcPr>
           <w:p>
             <w:pPr>
-              <w:spacing w:before="100" w:beforeAutospacing="1" w:after="100" w:afterAutospacing="1"/>
+              <w:spacing w:before="100" w:beforeAutospacing="1" w:after="100" w:afterAutospacing="1" w:line="360" w:lineRule="auto"/>
+              <w:jc w:val="both"/>
               <w:rPr>
                 <w:rFonts w:ascii="Arial" w:eastAsia="Times New Roman" w:hAnsi="Arial" w:cs="Arial"/>
                 <w:kern w:val="0"/>
@@ -5323,7 +9452,8 @@
           </w:tcPr>
           <w:p>
             <w:pPr>
-              <w:spacing w:before="100" w:beforeAutospacing="1" w:after="100" w:afterAutospacing="1"/>
+              <w:spacing w:before="100" w:beforeAutospacing="1" w:after="100" w:afterAutospacing="1" w:line="360" w:lineRule="auto"/>
+              <w:jc w:val="both"/>
               <w:rPr>
                 <w:rFonts w:ascii="Arial" w:eastAsia="Times New Roman" w:hAnsi="Arial" w:cs="Arial"/>
                 <w:kern w:val="0"/>
@@ -5354,7 +9484,8 @@
           </w:tcPr>
           <w:p>
             <w:pPr>
-              <w:spacing w:before="100" w:beforeAutospacing="1" w:after="100" w:afterAutospacing="1"/>
+              <w:spacing w:before="100" w:beforeAutospacing="1" w:after="100" w:afterAutospacing="1" w:line="360" w:lineRule="auto"/>
+              <w:jc w:val="both"/>
               <w:rPr>
                 <w:rFonts w:ascii="Arial" w:eastAsia="Times New Roman" w:hAnsi="Arial" w:cs="Arial"/>
                 <w:kern w:val="0"/>
@@ -5385,7 +9516,8 @@
           </w:tcPr>
           <w:p>
             <w:pPr>
-              <w:spacing w:before="100" w:beforeAutospacing="1" w:after="100" w:afterAutospacing="1"/>
+              <w:spacing w:before="100" w:beforeAutospacing="1" w:after="100" w:afterAutospacing="1" w:line="360" w:lineRule="auto"/>
+              <w:jc w:val="both"/>
               <w:rPr>
                 <w:rFonts w:ascii="Arial" w:eastAsia="Times New Roman" w:hAnsi="Arial" w:cs="Arial"/>
                 <w:kern w:val="0"/>
@@ -5414,7 +9546,8 @@
           </w:tcPr>
           <w:p>
             <w:pPr>
-              <w:spacing w:before="100" w:beforeAutospacing="1" w:after="100" w:afterAutospacing="1"/>
+              <w:spacing w:before="100" w:beforeAutospacing="1" w:after="100" w:afterAutospacing="1" w:line="360" w:lineRule="auto"/>
+              <w:jc w:val="both"/>
               <w:rPr>
                 <w:rFonts w:ascii="Arial" w:eastAsia="Times New Roman" w:hAnsi="Arial" w:cs="Arial"/>
                 <w:kern w:val="0"/>
@@ -5445,7 +9578,8 @@
           </w:tcPr>
           <w:p>
             <w:pPr>
-              <w:spacing w:before="100" w:beforeAutospacing="1" w:after="100" w:afterAutospacing="1"/>
+              <w:spacing w:before="100" w:beforeAutospacing="1" w:after="100" w:afterAutospacing="1" w:line="360" w:lineRule="auto"/>
+              <w:jc w:val="both"/>
               <w:rPr>
                 <w:rFonts w:ascii="Arial" w:eastAsia="Times New Roman" w:hAnsi="Arial" w:cs="Arial"/>
                 <w:kern w:val="0"/>
@@ -5476,7 +9610,8 @@
           </w:tcPr>
           <w:p>
             <w:pPr>
-              <w:spacing w:before="100" w:beforeAutospacing="1" w:after="100" w:afterAutospacing="1"/>
+              <w:spacing w:before="100" w:beforeAutospacing="1" w:after="100" w:afterAutospacing="1" w:line="360" w:lineRule="auto"/>
+              <w:jc w:val="both"/>
               <w:rPr>
                 <w:rFonts w:ascii="Arial" w:eastAsia="Times New Roman" w:hAnsi="Arial" w:cs="Arial"/>
                 <w:kern w:val="0"/>
@@ -5505,7 +9640,8 @@
           </w:tcPr>
           <w:p>
             <w:pPr>
-              <w:spacing w:before="100" w:beforeAutospacing="1" w:after="100" w:afterAutospacing="1"/>
+              <w:spacing w:before="100" w:beforeAutospacing="1" w:after="100" w:afterAutospacing="1" w:line="360" w:lineRule="auto"/>
+              <w:jc w:val="both"/>
               <w:rPr>
                 <w:rFonts w:ascii="Arial" w:eastAsia="Times New Roman" w:hAnsi="Arial" w:cs="Arial"/>
                 <w:kern w:val="0"/>
@@ -5532,7 +9668,8 @@
     </w:tbl>
     <w:p>
       <w:pPr>
-        <w:spacing w:before="100" w:beforeAutospacing="1" w:after="100" w:afterAutospacing="1" w:line="240" w:lineRule="auto"/>
+        <w:spacing w:before="100" w:beforeAutospacing="1" w:after="100" w:afterAutospacing="1" w:line="360" w:lineRule="auto"/>
+        <w:jc w:val="both"/>
         <w:rPr>
           <w:rFonts w:ascii="Arial" w:eastAsia="Times New Roman" w:hAnsi="Arial" w:cs="Arial"/>
           <w:b/>
@@ -5776,9 +9913,26 @@
     </w:p>
     <w:p>
       <w:pPr>
+        <w:spacing w:before="100" w:beforeAutospacing="1" w:after="100" w:afterAutospacing="1" w:line="360" w:lineRule="auto"/>
+        <w:jc w:val="both"/>
+        <w:rPr>
+          <w:rFonts w:ascii="Arial" w:eastAsia="Times New Roman" w:hAnsi="Arial" w:cs="Arial"/>
+          <w:b/>
+          <w:bCs/>
+          <w:kern w:val="0"/>
+          <w:sz w:val="22"/>
+          <w:szCs w:val="22"/>
+          <w:lang w:val="es-CR"/>
+          <w14:ligatures w14:val="none"/>
+        </w:rPr>
+      </w:pPr>
+    </w:p>
+    <w:p>
+      <w:pPr>
         <w:pStyle w:val="ListParagraph"/>
-        <w:spacing w:before="100" w:beforeAutospacing="1" w:after="100" w:afterAutospacing="1" w:line="240" w:lineRule="auto"/>
+        <w:spacing w:before="100" w:beforeAutospacing="1" w:after="100" w:afterAutospacing="1" w:line="360" w:lineRule="auto"/>
         <w:ind w:left="1440"/>
+        <w:jc w:val="both"/>
         <w:rPr>
           <w:rFonts w:ascii="Arial" w:eastAsia="Times New Roman" w:hAnsi="Arial" w:cs="Arial"/>
           <w:b/>
@@ -5798,7 +9952,8 @@
           <w:ilvl w:val="1"/>
           <w:numId w:val="1"/>
         </w:numPr>
-        <w:spacing w:before="100" w:beforeAutospacing="1" w:after="100" w:afterAutospacing="1" w:line="240" w:lineRule="auto"/>
+        <w:spacing w:before="100" w:beforeAutospacing="1" w:after="100" w:afterAutospacing="1" w:line="360" w:lineRule="auto"/>
+        <w:jc w:val="both"/>
         <w:rPr>
           <w:rFonts w:ascii="Arial" w:eastAsia="Times New Roman" w:hAnsi="Arial" w:cs="Arial"/>
           <w:b/>
@@ -5839,7 +9994,8 @@
     </w:p>
     <w:p>
       <w:pPr>
-        <w:spacing w:before="100" w:beforeAutospacing="1" w:after="100" w:afterAutospacing="1" w:line="240" w:lineRule="auto"/>
+        <w:spacing w:before="100" w:beforeAutospacing="1" w:after="100" w:afterAutospacing="1" w:line="360" w:lineRule="auto"/>
+        <w:jc w:val="both"/>
         <w:rPr>
           <w:rFonts w:ascii="Arial" w:eastAsia="Times New Roman" w:hAnsi="Arial" w:cs="Arial"/>
           <w:b/>
@@ -5884,7 +10040,8 @@
           </w:tcPr>
           <w:p>
             <w:pPr>
-              <w:spacing w:before="100" w:beforeAutospacing="1" w:after="100" w:afterAutospacing="1"/>
+              <w:spacing w:before="100" w:beforeAutospacing="1" w:after="100" w:afterAutospacing="1" w:line="360" w:lineRule="auto"/>
+              <w:jc w:val="both"/>
               <w:rPr>
                 <w:rFonts w:ascii="Arial" w:eastAsia="Times New Roman" w:hAnsi="Arial" w:cs="Arial"/>
                 <w:b/>
@@ -5898,8 +10055,11 @@
             </w:pPr>
             <w:r>
               <w:rPr>
+                <w:rFonts w:ascii="Arial" w:hAnsi="Arial" w:cs="Arial"/>
                 <w:b/>
                 <w:bCs/>
+                <w:sz w:val="22"/>
+                <w:szCs w:val="22"/>
               </w:rPr>
               <w:t>Campo</w:t>
             </w:r>
@@ -5912,7 +10072,8 @@
           </w:tcPr>
           <w:p>
             <w:pPr>
-              <w:spacing w:before="100" w:beforeAutospacing="1" w:after="100" w:afterAutospacing="1"/>
+              <w:spacing w:before="100" w:beforeAutospacing="1" w:after="100" w:afterAutospacing="1" w:line="360" w:lineRule="auto"/>
+              <w:jc w:val="both"/>
               <w:rPr>
                 <w:rFonts w:ascii="Arial" w:eastAsia="Times New Roman" w:hAnsi="Arial" w:cs="Arial"/>
                 <w:b/>
@@ -5926,8 +10087,11 @@
             </w:pPr>
             <w:r>
               <w:rPr>
+                <w:rFonts w:ascii="Arial" w:hAnsi="Arial" w:cs="Arial"/>
                 <w:b/>
                 <w:bCs/>
+                <w:sz w:val="22"/>
+                <w:szCs w:val="22"/>
               </w:rPr>
               <w:t>Tipo PostgreSQL</w:t>
             </w:r>
@@ -5940,7 +10104,8 @@
           </w:tcPr>
           <w:p>
             <w:pPr>
-              <w:spacing w:before="100" w:beforeAutospacing="1" w:after="100" w:afterAutospacing="1"/>
+              <w:spacing w:before="100" w:beforeAutospacing="1" w:after="100" w:afterAutospacing="1" w:line="360" w:lineRule="auto"/>
+              <w:jc w:val="both"/>
               <w:rPr>
                 <w:rFonts w:ascii="Arial" w:eastAsia="Times New Roman" w:hAnsi="Arial" w:cs="Arial"/>
                 <w:b/>
@@ -5954,8 +10119,11 @@
             </w:pPr>
             <w:r>
               <w:rPr>
+                <w:rFonts w:ascii="Arial" w:hAnsi="Arial" w:cs="Arial"/>
                 <w:b/>
                 <w:bCs/>
+                <w:sz w:val="22"/>
+                <w:szCs w:val="22"/>
               </w:rPr>
               <w:t>Restricciones</w:t>
             </w:r>
@@ -5980,7 +10148,7 @@
               <w:tblLook w:val="04A0" w:firstRow="1" w:lastRow="0" w:firstColumn="1" w:lastColumn="0" w:noHBand="0" w:noVBand="1"/>
             </w:tblPr>
             <w:tblGrid>
-              <w:gridCol w:w="824"/>
+              <w:gridCol w:w="898"/>
             </w:tblGrid>
             <w:tr>
               <w:trPr>
@@ -5994,8 +10162,12 @@
                 </w:tcPr>
                 <w:p>
                   <w:pPr>
+                    <w:spacing w:line="360" w:lineRule="auto"/>
+                    <w:jc w:val="both"/>
                     <w:rPr>
                       <w:rFonts w:ascii="Arial" w:hAnsi="Arial" w:cs="Arial"/>
+                      <w:sz w:val="22"/>
+                      <w:szCs w:val="22"/>
                     </w:rPr>
                   </w:pPr>
                   <w:proofErr w:type="spellStart"/>
@@ -6003,6 +10175,8 @@
                     <w:rPr>
                       <w:rStyle w:val="HTMLCode"/>
                       <w:rFonts w:ascii="Arial" w:eastAsiaTheme="minorHAnsi" w:hAnsi="Arial" w:cs="Arial"/>
+                      <w:sz w:val="22"/>
+                      <w:szCs w:val="22"/>
                     </w:rPr>
                     <w:t>I</w:t>
                   </w:r>
@@ -6010,6 +10184,8 @@
                     <w:rPr>
                       <w:rStyle w:val="HTMLCode"/>
                       <w:rFonts w:ascii="Arial" w:eastAsiaTheme="minorHAnsi" w:hAnsi="Arial" w:cs="Arial"/>
+                      <w:sz w:val="22"/>
+                      <w:szCs w:val="22"/>
                     </w:rPr>
                     <w:t>d_</w:t>
                   </w:r>
@@ -6017,6 +10193,8 @@
                     <w:rPr>
                       <w:rStyle w:val="HTMLCode"/>
                       <w:rFonts w:ascii="Arial" w:eastAsiaTheme="minorHAnsi" w:hAnsi="Arial" w:cs="Arial"/>
+                      <w:sz w:val="22"/>
+                      <w:szCs w:val="22"/>
                     </w:rPr>
                     <w:t>tarea</w:t>
                   </w:r>
@@ -6027,7 +10205,8 @@
           </w:tbl>
           <w:p>
             <w:pPr>
-              <w:spacing w:before="100" w:beforeAutospacing="1" w:after="100" w:afterAutospacing="1"/>
+              <w:spacing w:before="100" w:beforeAutospacing="1" w:after="100" w:afterAutospacing="1" w:line="360" w:lineRule="auto"/>
+              <w:jc w:val="both"/>
               <w:rPr>
                 <w:rFonts w:ascii="Arial" w:eastAsia="Times New Roman" w:hAnsi="Arial" w:cs="Arial"/>
                 <w:kern w:val="0"/>
@@ -6045,7 +10224,8 @@
           </w:tcPr>
           <w:p>
             <w:pPr>
-              <w:spacing w:before="100" w:beforeAutospacing="1" w:after="100" w:afterAutospacing="1"/>
+              <w:spacing w:before="100" w:beforeAutospacing="1" w:after="100" w:afterAutospacing="1" w:line="360" w:lineRule="auto"/>
+              <w:jc w:val="both"/>
               <w:rPr>
                 <w:rFonts w:ascii="Arial" w:eastAsia="Times New Roman" w:hAnsi="Arial" w:cs="Arial"/>
                 <w:kern w:val="0"/>
@@ -6074,7 +10254,8 @@
           </w:tcPr>
           <w:p>
             <w:pPr>
-              <w:spacing w:before="100" w:beforeAutospacing="1" w:after="100" w:afterAutospacing="1"/>
+              <w:spacing w:before="100" w:beforeAutospacing="1" w:after="100" w:afterAutospacing="1" w:line="360" w:lineRule="auto"/>
+              <w:jc w:val="both"/>
               <w:rPr>
                 <w:rFonts w:ascii="Arial" w:eastAsia="Times New Roman" w:hAnsi="Arial" w:cs="Arial"/>
                 <w:kern w:val="0"/>
@@ -6105,7 +10286,8 @@
           </w:tcPr>
           <w:p>
             <w:pPr>
-              <w:spacing w:before="100" w:beforeAutospacing="1" w:after="100" w:afterAutospacing="1"/>
+              <w:spacing w:before="100" w:beforeAutospacing="1" w:after="100" w:afterAutospacing="1" w:line="360" w:lineRule="auto"/>
+              <w:jc w:val="both"/>
               <w:rPr>
                 <w:rFonts w:ascii="Arial" w:eastAsia="Times New Roman" w:hAnsi="Arial" w:cs="Arial"/>
                 <w:kern w:val="0"/>
@@ -6134,7 +10316,8 @@
           </w:tcPr>
           <w:p>
             <w:pPr>
-              <w:spacing w:before="100" w:beforeAutospacing="1" w:after="100" w:afterAutospacing="1"/>
+              <w:spacing w:before="100" w:beforeAutospacing="1" w:after="100" w:afterAutospacing="1" w:line="360" w:lineRule="auto"/>
+              <w:jc w:val="both"/>
               <w:rPr>
                 <w:rFonts w:ascii="Arial" w:eastAsia="Times New Roman" w:hAnsi="Arial" w:cs="Arial"/>
                 <w:kern w:val="0"/>
@@ -6174,7 +10357,8 @@
           </w:tcPr>
           <w:p>
             <w:pPr>
-              <w:spacing w:before="100" w:beforeAutospacing="1" w:after="100" w:afterAutospacing="1"/>
+              <w:spacing w:before="100" w:beforeAutospacing="1" w:after="100" w:afterAutospacing="1" w:line="360" w:lineRule="auto"/>
+              <w:jc w:val="both"/>
               <w:rPr>
                 <w:rFonts w:ascii="Arial" w:eastAsia="Times New Roman" w:hAnsi="Arial" w:cs="Arial"/>
                 <w:kern w:val="0"/>
@@ -6205,7 +10389,8 @@
           </w:tcPr>
           <w:p>
             <w:pPr>
-              <w:spacing w:before="100" w:beforeAutospacing="1" w:after="100" w:afterAutospacing="1"/>
+              <w:spacing w:before="100" w:beforeAutospacing="1" w:after="100" w:afterAutospacing="1" w:line="360" w:lineRule="auto"/>
+              <w:jc w:val="both"/>
               <w:rPr>
                 <w:rFonts w:ascii="Arial" w:eastAsia="Times New Roman" w:hAnsi="Arial" w:cs="Arial"/>
                 <w:kern w:val="0"/>
@@ -6234,7 +10419,8 @@
           </w:tcPr>
           <w:p>
             <w:pPr>
-              <w:spacing w:before="100" w:beforeAutospacing="1" w:after="100" w:afterAutospacing="1"/>
+              <w:spacing w:before="100" w:beforeAutospacing="1" w:after="100" w:afterAutospacing="1" w:line="360" w:lineRule="auto"/>
+              <w:jc w:val="both"/>
               <w:rPr>
                 <w:rFonts w:ascii="Arial" w:eastAsia="Times New Roman" w:hAnsi="Arial" w:cs="Arial"/>
                 <w:kern w:val="0"/>
@@ -6263,7 +10449,8 @@
           </w:tcPr>
           <w:p>
             <w:pPr>
-              <w:spacing w:before="100" w:beforeAutospacing="1" w:after="100" w:afterAutospacing="1"/>
+              <w:spacing w:before="100" w:beforeAutospacing="1" w:after="100" w:afterAutospacing="1" w:line="360" w:lineRule="auto"/>
+              <w:jc w:val="both"/>
               <w:rPr>
                 <w:rFonts w:ascii="Arial" w:eastAsia="Times New Roman" w:hAnsi="Arial" w:cs="Arial"/>
                 <w:kern w:val="0"/>
@@ -6294,7 +10481,8 @@
           </w:tcPr>
           <w:p>
             <w:pPr>
-              <w:spacing w:before="100" w:beforeAutospacing="1" w:after="100" w:afterAutospacing="1"/>
+              <w:spacing w:before="100" w:beforeAutospacing="1" w:after="100" w:afterAutospacing="1" w:line="360" w:lineRule="auto"/>
+              <w:jc w:val="both"/>
               <w:rPr>
                 <w:rFonts w:ascii="Arial" w:eastAsia="Times New Roman" w:hAnsi="Arial" w:cs="Arial"/>
                 <w:kern w:val="0"/>
@@ -6323,7 +10511,8 @@
           </w:tcPr>
           <w:p>
             <w:pPr>
-              <w:spacing w:before="100" w:beforeAutospacing="1" w:after="100" w:afterAutospacing="1"/>
+              <w:spacing w:before="100" w:beforeAutospacing="1" w:after="100" w:afterAutospacing="1" w:line="360" w:lineRule="auto"/>
+              <w:jc w:val="both"/>
               <w:rPr>
                 <w:rFonts w:ascii="Arial" w:eastAsia="Times New Roman" w:hAnsi="Arial" w:cs="Arial"/>
                 <w:kern w:val="0"/>
@@ -6352,7 +10541,8 @@
           </w:tcPr>
           <w:p>
             <w:pPr>
-              <w:spacing w:before="100" w:beforeAutospacing="1" w:after="100" w:afterAutospacing="1"/>
+              <w:spacing w:before="100" w:beforeAutospacing="1" w:after="100" w:afterAutospacing="1" w:line="360" w:lineRule="auto"/>
+              <w:jc w:val="both"/>
               <w:rPr>
                 <w:rFonts w:ascii="Arial" w:eastAsia="Times New Roman" w:hAnsi="Arial" w:cs="Arial"/>
                 <w:kern w:val="0"/>
@@ -6383,7 +10573,8 @@
           </w:tcPr>
           <w:p>
             <w:pPr>
-              <w:spacing w:before="100" w:beforeAutospacing="1" w:after="100" w:afterAutospacing="1"/>
+              <w:spacing w:before="100" w:beforeAutospacing="1" w:after="100" w:afterAutospacing="1" w:line="360" w:lineRule="auto"/>
+              <w:jc w:val="both"/>
               <w:rPr>
                 <w:rFonts w:ascii="Arial" w:eastAsia="Times New Roman" w:hAnsi="Arial" w:cs="Arial"/>
                 <w:kern w:val="0"/>
@@ -6414,7 +10605,8 @@
           </w:tcPr>
           <w:p>
             <w:pPr>
-              <w:spacing w:before="100" w:beforeAutospacing="1" w:after="100" w:afterAutospacing="1"/>
+              <w:spacing w:before="100" w:beforeAutospacing="1" w:after="100" w:afterAutospacing="1" w:line="360" w:lineRule="auto"/>
+              <w:jc w:val="both"/>
               <w:rPr>
                 <w:rFonts w:ascii="Arial" w:eastAsia="Times New Roman" w:hAnsi="Arial" w:cs="Arial"/>
                 <w:kern w:val="0"/>
@@ -6443,7 +10635,8 @@
           </w:tcPr>
           <w:p>
             <w:pPr>
-              <w:spacing w:before="100" w:beforeAutospacing="1" w:after="100" w:afterAutospacing="1"/>
+              <w:spacing w:before="100" w:beforeAutospacing="1" w:after="100" w:afterAutospacing="1" w:line="360" w:lineRule="auto"/>
+              <w:jc w:val="both"/>
               <w:rPr>
                 <w:rFonts w:ascii="Arial" w:eastAsia="Times New Roman" w:hAnsi="Arial" w:cs="Arial"/>
                 <w:kern w:val="0"/>
@@ -6474,7 +10667,8 @@
           </w:tcPr>
           <w:p>
             <w:pPr>
-              <w:spacing w:before="100" w:beforeAutospacing="1" w:after="100" w:afterAutospacing="1"/>
+              <w:spacing w:before="100" w:beforeAutospacing="1" w:after="100" w:afterAutospacing="1" w:line="360" w:lineRule="auto"/>
+              <w:jc w:val="both"/>
               <w:rPr>
                 <w:rFonts w:ascii="Arial" w:eastAsia="Times New Roman" w:hAnsi="Arial" w:cs="Arial"/>
                 <w:kern w:val="0"/>
@@ -6503,7 +10697,8 @@
           </w:tcPr>
           <w:p>
             <w:pPr>
-              <w:spacing w:before="100" w:beforeAutospacing="1" w:after="100" w:afterAutospacing="1"/>
+              <w:spacing w:before="100" w:beforeAutospacing="1" w:after="100" w:afterAutospacing="1" w:line="360" w:lineRule="auto"/>
+              <w:jc w:val="both"/>
               <w:rPr>
                 <w:rFonts w:ascii="Arial" w:eastAsia="Times New Roman" w:hAnsi="Arial" w:cs="Arial"/>
                 <w:kern w:val="0"/>
@@ -6554,7 +10749,8 @@
           </w:tcPr>
           <w:p>
             <w:pPr>
-              <w:spacing w:before="100" w:beforeAutospacing="1" w:after="100" w:afterAutospacing="1"/>
+              <w:spacing w:before="100" w:beforeAutospacing="1" w:after="100" w:afterAutospacing="1" w:line="360" w:lineRule="auto"/>
+              <w:jc w:val="both"/>
               <w:rPr>
                 <w:rFonts w:ascii="Arial" w:eastAsia="Times New Roman" w:hAnsi="Arial" w:cs="Arial"/>
                 <w:kern w:val="0"/>
@@ -6585,7 +10781,8 @@
           </w:tcPr>
           <w:p>
             <w:pPr>
-              <w:spacing w:before="100" w:beforeAutospacing="1" w:after="100" w:afterAutospacing="1"/>
+              <w:spacing w:before="100" w:beforeAutospacing="1" w:after="100" w:afterAutospacing="1" w:line="360" w:lineRule="auto"/>
+              <w:jc w:val="both"/>
               <w:rPr>
                 <w:rFonts w:ascii="Arial" w:eastAsia="Times New Roman" w:hAnsi="Arial" w:cs="Arial"/>
                 <w:kern w:val="0"/>
@@ -6616,7 +10813,8 @@
           </w:tcPr>
           <w:p>
             <w:pPr>
-              <w:spacing w:before="100" w:beforeAutospacing="1" w:after="100" w:afterAutospacing="1"/>
+              <w:spacing w:before="100" w:beforeAutospacing="1" w:after="100" w:afterAutospacing="1" w:line="360" w:lineRule="auto"/>
+              <w:jc w:val="both"/>
               <w:rPr>
                 <w:rFonts w:ascii="Arial" w:eastAsia="Times New Roman" w:hAnsi="Arial" w:cs="Arial"/>
                 <w:kern w:val="0"/>
@@ -6645,7 +10843,8 @@
           </w:tcPr>
           <w:p>
             <w:pPr>
-              <w:spacing w:before="100" w:beforeAutospacing="1" w:after="100" w:afterAutospacing="1"/>
+              <w:spacing w:before="100" w:beforeAutospacing="1" w:after="100" w:afterAutospacing="1" w:line="360" w:lineRule="auto"/>
+              <w:jc w:val="both"/>
               <w:rPr>
                 <w:rFonts w:ascii="Arial" w:eastAsia="Times New Roman" w:hAnsi="Arial" w:cs="Arial"/>
                 <w:kern w:val="0"/>
@@ -6676,7 +10875,8 @@
           </w:tcPr>
           <w:p>
             <w:pPr>
-              <w:spacing w:before="100" w:beforeAutospacing="1" w:after="100" w:afterAutospacing="1"/>
+              <w:spacing w:before="100" w:beforeAutospacing="1" w:after="100" w:afterAutospacing="1" w:line="360" w:lineRule="auto"/>
+              <w:jc w:val="both"/>
               <w:rPr>
                 <w:rFonts w:ascii="Arial" w:eastAsia="Times New Roman" w:hAnsi="Arial" w:cs="Arial"/>
                 <w:kern w:val="0"/>
@@ -6707,7 +10907,8 @@
           </w:tcPr>
           <w:p>
             <w:pPr>
-              <w:spacing w:before="100" w:beforeAutospacing="1" w:after="100" w:afterAutospacing="1"/>
+              <w:spacing w:before="100" w:beforeAutospacing="1" w:after="100" w:afterAutospacing="1" w:line="360" w:lineRule="auto"/>
+              <w:jc w:val="both"/>
               <w:rPr>
                 <w:rFonts w:ascii="Arial" w:eastAsia="Times New Roman" w:hAnsi="Arial" w:cs="Arial"/>
                 <w:kern w:val="0"/>
@@ -6736,7 +10937,8 @@
           </w:tcPr>
           <w:p>
             <w:pPr>
-              <w:spacing w:before="100" w:beforeAutospacing="1" w:after="100" w:afterAutospacing="1"/>
+              <w:spacing w:before="100" w:beforeAutospacing="1" w:after="100" w:afterAutospacing="1" w:line="360" w:lineRule="auto"/>
+              <w:jc w:val="both"/>
               <w:rPr>
                 <w:rFonts w:ascii="Arial" w:eastAsia="Times New Roman" w:hAnsi="Arial" w:cs="Arial"/>
                 <w:kern w:val="0"/>
@@ -6763,7 +10965,8 @@
     </w:tbl>
     <w:p>
       <w:pPr>
-        <w:spacing w:before="100" w:beforeAutospacing="1" w:after="100" w:afterAutospacing="1" w:line="240" w:lineRule="auto"/>
+        <w:spacing w:before="100" w:beforeAutospacing="1" w:after="100" w:afterAutospacing="1" w:line="360" w:lineRule="auto"/>
+        <w:jc w:val="both"/>
         <w:rPr>
           <w:rFonts w:ascii="Arial" w:eastAsia="Times New Roman" w:hAnsi="Arial" w:cs="Arial"/>
           <w:b/>
@@ -6866,7 +11069,6 @@
         </w:rPr>
         <w:t xml:space="preserve"> las tareas activas asignadas a cada usuario y detectar las tareas </w:t>
       </w:r>
-      <w:proofErr w:type="gramStart"/>
       <w:r>
         <w:rPr>
           <w:rFonts w:ascii="Arial" w:eastAsia="Times New Roman" w:hAnsi="Arial" w:cs="Arial"/>
@@ -6878,7 +11080,7 @@
           <w:lang w:val="es-CR"/>
           <w14:ligatures w14:val="none"/>
         </w:rPr>
-        <w:t xml:space="preserve">cuyo </w:t>
+        <w:t xml:space="preserve">cuya </w:t>
       </w:r>
       <w:proofErr w:type="spellStart"/>
       <w:r>
@@ -6894,7 +11096,6 @@
         </w:rPr>
         <w:t>fecha</w:t>
       </w:r>
-      <w:proofErr w:type="gramEnd"/>
       <w:r>
         <w:rPr>
           <w:rFonts w:ascii="Arial" w:eastAsia="Times New Roman" w:hAnsi="Arial" w:cs="Arial"/>
@@ -6923,9 +11124,1056 @@
         <w:t xml:space="preserve"> ya venció sin encontrarse completadas o canceladas. </w:t>
       </w:r>
     </w:p>
+    <w:p>
+      <w:pPr>
+        <w:spacing w:before="100" w:beforeAutospacing="1" w:after="100" w:afterAutospacing="1" w:line="360" w:lineRule="auto"/>
+        <w:jc w:val="both"/>
+        <w:rPr>
+          <w:rFonts w:ascii="Arial" w:eastAsia="Times New Roman" w:hAnsi="Arial" w:cs="Arial"/>
+          <w:b/>
+          <w:bCs/>
+          <w:kern w:val="0"/>
+          <w:sz w:val="22"/>
+          <w:szCs w:val="22"/>
+          <w:lang w:val="es-CR"/>
+          <w14:ligatures w14:val="none"/>
+        </w:rPr>
+      </w:pPr>
+    </w:p>
+    <w:p>
+      <w:pPr>
+        <w:pStyle w:val="ListParagraph"/>
+        <w:numPr>
+          <w:ilvl w:val="0"/>
+          <w:numId w:val="1"/>
+        </w:numPr>
+        <w:spacing w:before="100" w:beforeAutospacing="1" w:after="100" w:afterAutospacing="1" w:line="360" w:lineRule="auto"/>
+        <w:jc w:val="both"/>
+        <w:rPr>
+          <w:rFonts w:ascii="Arial" w:eastAsia="Times New Roman" w:hAnsi="Arial" w:cs="Arial"/>
+          <w:b/>
+          <w:bCs/>
+          <w:kern w:val="0"/>
+          <w:sz w:val="22"/>
+          <w:szCs w:val="22"/>
+          <w:lang w:val="es-CR"/>
+          <w14:ligatures w14:val="none"/>
+        </w:rPr>
+      </w:pPr>
+      <w:r>
+        <w:rPr>
+          <w:rFonts w:ascii="Arial" w:eastAsia="Times New Roman" w:hAnsi="Arial" w:cs="Arial"/>
+          <w:b/>
+          <w:bCs/>
+          <w:kern w:val="0"/>
+          <w:sz w:val="22"/>
+          <w:szCs w:val="22"/>
+          <w:lang w:val="es-CR"/>
+          <w14:ligatures w14:val="none"/>
+        </w:rPr>
+        <w:t>Evidencias</w:t>
+      </w:r>
+    </w:p>
+    <w:p>
+      <w:pPr>
+        <w:pStyle w:val="ListParagraph"/>
+        <w:numPr>
+          <w:ilvl w:val="0"/>
+          <w:numId w:val="2"/>
+        </w:numPr>
+        <w:spacing w:before="100" w:beforeAutospacing="1" w:after="100" w:afterAutospacing="1" w:line="360" w:lineRule="auto"/>
+        <w:jc w:val="both"/>
+        <w:rPr>
+          <w:rFonts w:ascii="Arial" w:eastAsia="Times New Roman" w:hAnsi="Arial" w:cs="Arial"/>
+          <w:kern w:val="0"/>
+          <w:sz w:val="22"/>
+          <w:szCs w:val="22"/>
+          <w:lang w:val="es-CR"/>
+          <w14:ligatures w14:val="none"/>
+        </w:rPr>
+      </w:pPr>
+      <w:r>
+        <w:rPr>
+          <w:rFonts w:ascii="Arial" w:eastAsia="Times New Roman" w:hAnsi="Arial" w:cs="Arial"/>
+          <w:kern w:val="0"/>
+          <w:sz w:val="22"/>
+          <w:szCs w:val="22"/>
+          <w:lang w:val="es-CR"/>
+          <w14:ligatures w14:val="none"/>
+        </w:rPr>
+        <w:t>Gestión de ubicaciones</w:t>
+      </w:r>
+    </w:p>
+    <w:p>
+      <w:pPr>
+        <w:spacing w:before="100" w:beforeAutospacing="1" w:after="100" w:afterAutospacing="1" w:line="360" w:lineRule="auto"/>
+        <w:ind w:left="360"/>
+        <w:jc w:val="both"/>
+        <w:rPr>
+          <w:rFonts w:ascii="Arial" w:eastAsia="Times New Roman" w:hAnsi="Arial" w:cs="Arial"/>
+          <w:kern w:val="0"/>
+          <w:sz w:val="22"/>
+          <w:szCs w:val="22"/>
+          <w:lang w:val="es-CR"/>
+          <w14:ligatures w14:val="none"/>
+        </w:rPr>
+      </w:pPr>
+      <w:r>
+        <w:rPr>
+          <w:rFonts w:ascii="Arial" w:eastAsia="Times New Roman" w:hAnsi="Arial" w:cs="Arial"/>
+          <w:kern w:val="0"/>
+          <w:sz w:val="22"/>
+          <w:szCs w:val="22"/>
+          <w:lang w:val="es-CR"/>
+          <w14:ligatures w14:val="none"/>
+        </w:rPr>
+        <w:drawing>
+          <wp:inline distT="0" distB="0" distL="0" distR="0" wp14:anchorId="6AD4561C" wp14:editId="083130C6">
+            <wp:extent cx="5943600" cy="3159760"/>
+            <wp:effectExtent l="0" t="0" r="0" b="2540"/>
+            <wp:docPr id="566235452" name="Picture 1"/>
+            <wp:cNvGraphicFramePr>
+              <a:graphicFrameLocks xmlns:a="http://schemas.openxmlformats.org/drawingml/2006/main" noChangeAspect="1"/>
+            </wp:cNvGraphicFramePr>
+            <a:graphic xmlns:a="http://schemas.openxmlformats.org/drawingml/2006/main">
+              <a:graphicData uri="http://schemas.openxmlformats.org/drawingml/2006/picture">
+                <pic:pic xmlns:pic="http://schemas.openxmlformats.org/drawingml/2006/picture">
+                  <pic:nvPicPr>
+                    <pic:cNvPr id="566235452" name=""/>
+                    <pic:cNvPicPr/>
+                  </pic:nvPicPr>
+                  <pic:blipFill>
+                    <a:blip r:embed="rId13"/>
+                    <a:stretch>
+                      <a:fillRect/>
+                    </a:stretch>
+                  </pic:blipFill>
+                  <pic:spPr>
+                    <a:xfrm>
+                      <a:off x="0" y="0"/>
+                      <a:ext cx="5943600" cy="3159760"/>
+                    </a:xfrm>
+                    <a:prstGeom prst="rect">
+                      <a:avLst/>
+                    </a:prstGeom>
+                  </pic:spPr>
+                </pic:pic>
+              </a:graphicData>
+            </a:graphic>
+          </wp:inline>
+        </w:drawing>
+      </w:r>
+    </w:p>
+    <w:p>
+      <w:pPr>
+        <w:tabs>
+          <w:tab w:val="left" w:pos="930"/>
+        </w:tabs>
+        <w:spacing w:line="360" w:lineRule="auto"/>
+        <w:jc w:val="both"/>
+        <w:rPr>
+          <w:rFonts w:ascii="Arial" w:eastAsia="Times New Roman" w:hAnsi="Arial" w:cs="Arial"/>
+          <w:sz w:val="22"/>
+          <w:szCs w:val="22"/>
+          <w:lang w:val="es-CR"/>
+        </w:rPr>
+      </w:pPr>
+      <w:r>
+        <w:rPr>
+          <w:rFonts w:ascii="Arial" w:eastAsia="Times New Roman" w:hAnsi="Arial" w:cs="Arial"/>
+          <w:sz w:val="22"/>
+          <w:szCs w:val="22"/>
+          <w:lang w:val="es-CR"/>
+        </w:rPr>
+        <w:lastRenderedPageBreak/>
+        <w:tab/>
+      </w:r>
+    </w:p>
+    <w:p>
+      <w:pPr>
+        <w:pStyle w:val="ListParagraph"/>
+        <w:numPr>
+          <w:ilvl w:val="0"/>
+          <w:numId w:val="2"/>
+        </w:numPr>
+        <w:tabs>
+          <w:tab w:val="left" w:pos="930"/>
+        </w:tabs>
+        <w:spacing w:line="360" w:lineRule="auto"/>
+        <w:jc w:val="both"/>
+        <w:rPr>
+          <w:rFonts w:ascii="Arial" w:eastAsia="Times New Roman" w:hAnsi="Arial" w:cs="Arial"/>
+          <w:sz w:val="22"/>
+          <w:szCs w:val="22"/>
+          <w:lang w:val="es-CR"/>
+        </w:rPr>
+      </w:pPr>
+      <w:r>
+        <w:rPr>
+          <w:rFonts w:ascii="Arial" w:eastAsia="Times New Roman" w:hAnsi="Arial" w:cs="Arial"/>
+          <w:sz w:val="22"/>
+          <w:szCs w:val="22"/>
+          <w:lang w:val="es-CR"/>
+        </w:rPr>
+        <w:t>Asociación de ubicación a eventos</w:t>
+      </w:r>
+    </w:p>
+    <w:p>
+      <w:pPr>
+        <w:tabs>
+          <w:tab w:val="left" w:pos="930"/>
+        </w:tabs>
+        <w:spacing w:line="360" w:lineRule="auto"/>
+        <w:ind w:left="360"/>
+        <w:jc w:val="both"/>
+        <w:rPr>
+          <w:rFonts w:ascii="Arial" w:eastAsia="Times New Roman" w:hAnsi="Arial" w:cs="Arial"/>
+          <w:sz w:val="22"/>
+          <w:szCs w:val="22"/>
+          <w:lang w:val="es-CR"/>
+        </w:rPr>
+      </w:pPr>
+      <w:r>
+        <w:rPr>
+          <w:rFonts w:ascii="Arial" w:eastAsia="Times New Roman" w:hAnsi="Arial" w:cs="Arial"/>
+          <w:sz w:val="22"/>
+          <w:szCs w:val="22"/>
+          <w:lang w:val="es-CR"/>
+        </w:rPr>
+        <w:drawing>
+          <wp:inline distT="0" distB="0" distL="0" distR="0" wp14:anchorId="034F47E7" wp14:editId="0A9991C7">
+            <wp:extent cx="5943600" cy="3115945"/>
+            <wp:effectExtent l="0" t="0" r="0" b="8255"/>
+            <wp:docPr id="692538456" name="Picture 1"/>
+            <wp:cNvGraphicFramePr>
+              <a:graphicFrameLocks xmlns:a="http://schemas.openxmlformats.org/drawingml/2006/main" noChangeAspect="1"/>
+            </wp:cNvGraphicFramePr>
+            <a:graphic xmlns:a="http://schemas.openxmlformats.org/drawingml/2006/main">
+              <a:graphicData uri="http://schemas.openxmlformats.org/drawingml/2006/picture">
+                <pic:pic xmlns:pic="http://schemas.openxmlformats.org/drawingml/2006/picture">
+                  <pic:nvPicPr>
+                    <pic:cNvPr id="692538456" name=""/>
+                    <pic:cNvPicPr/>
+                  </pic:nvPicPr>
+                  <pic:blipFill>
+                    <a:blip r:embed="rId14"/>
+                    <a:stretch>
+                      <a:fillRect/>
+                    </a:stretch>
+                  </pic:blipFill>
+                  <pic:spPr>
+                    <a:xfrm>
+                      <a:off x="0" y="0"/>
+                      <a:ext cx="5943600" cy="3115945"/>
+                    </a:xfrm>
+                    <a:prstGeom prst="rect">
+                      <a:avLst/>
+                    </a:prstGeom>
+                  </pic:spPr>
+                </pic:pic>
+              </a:graphicData>
+            </a:graphic>
+          </wp:inline>
+        </w:drawing>
+      </w:r>
+    </w:p>
+    <w:p>
+      <w:pPr>
+        <w:spacing w:line="360" w:lineRule="auto"/>
+        <w:jc w:val="both"/>
+        <w:rPr>
+          <w:rFonts w:ascii="Arial" w:eastAsia="Times New Roman" w:hAnsi="Arial" w:cs="Arial"/>
+          <w:sz w:val="22"/>
+          <w:szCs w:val="22"/>
+          <w:lang w:val="es-CR"/>
+        </w:rPr>
+      </w:pPr>
+    </w:p>
+    <w:p>
+      <w:pPr>
+        <w:pStyle w:val="ListParagraph"/>
+        <w:numPr>
+          <w:ilvl w:val="0"/>
+          <w:numId w:val="2"/>
+        </w:numPr>
+        <w:spacing w:line="360" w:lineRule="auto"/>
+        <w:jc w:val="both"/>
+        <w:rPr>
+          <w:rFonts w:ascii="Arial" w:eastAsia="Times New Roman" w:hAnsi="Arial" w:cs="Arial"/>
+          <w:sz w:val="22"/>
+          <w:szCs w:val="22"/>
+          <w:lang w:val="es-CR"/>
+        </w:rPr>
+      </w:pPr>
+      <w:r>
+        <w:rPr>
+          <w:rFonts w:ascii="Arial" w:eastAsia="Times New Roman" w:hAnsi="Arial" w:cs="Arial"/>
+          <w:sz w:val="22"/>
+          <w:szCs w:val="22"/>
+          <w:lang w:val="es-CR"/>
+        </w:rPr>
+        <w:t>Prevención de conflictos de ubicación</w:t>
+      </w:r>
+    </w:p>
+    <w:p>
+      <w:pPr>
+        <w:spacing w:line="360" w:lineRule="auto"/>
+        <w:ind w:left="360"/>
+        <w:jc w:val="both"/>
+        <w:rPr>
+          <w:rFonts w:ascii="Arial" w:eastAsia="Times New Roman" w:hAnsi="Arial" w:cs="Arial"/>
+          <w:sz w:val="22"/>
+          <w:szCs w:val="22"/>
+          <w:lang w:val="es-CR"/>
+        </w:rPr>
+      </w:pPr>
+      <w:r>
+        <w:rPr>
+          <w:rFonts w:ascii="Arial" w:eastAsia="Times New Roman" w:hAnsi="Arial" w:cs="Arial"/>
+          <w:sz w:val="22"/>
+          <w:szCs w:val="22"/>
+          <w:lang w:val="es-CR"/>
+        </w:rPr>
+        <w:drawing>
+          <wp:inline distT="0" distB="0" distL="0" distR="0" wp14:anchorId="0F52DCF2" wp14:editId="342B139E">
+            <wp:extent cx="5943600" cy="3144520"/>
+            <wp:effectExtent l="0" t="0" r="0" b="0"/>
+            <wp:docPr id="961283087" name="Picture 1"/>
+            <wp:cNvGraphicFramePr>
+              <a:graphicFrameLocks xmlns:a="http://schemas.openxmlformats.org/drawingml/2006/main" noChangeAspect="1"/>
+            </wp:cNvGraphicFramePr>
+            <a:graphic xmlns:a="http://schemas.openxmlformats.org/drawingml/2006/main">
+              <a:graphicData uri="http://schemas.openxmlformats.org/drawingml/2006/picture">
+                <pic:pic xmlns:pic="http://schemas.openxmlformats.org/drawingml/2006/picture">
+                  <pic:nvPicPr>
+                    <pic:cNvPr id="961283087" name=""/>
+                    <pic:cNvPicPr/>
+                  </pic:nvPicPr>
+                  <pic:blipFill>
+                    <a:blip r:embed="rId15"/>
+                    <a:stretch>
+                      <a:fillRect/>
+                    </a:stretch>
+                  </pic:blipFill>
+                  <pic:spPr>
+                    <a:xfrm>
+                      <a:off x="0" y="0"/>
+                      <a:ext cx="5943600" cy="3144520"/>
+                    </a:xfrm>
+                    <a:prstGeom prst="rect">
+                      <a:avLst/>
+                    </a:prstGeom>
+                  </pic:spPr>
+                </pic:pic>
+              </a:graphicData>
+            </a:graphic>
+          </wp:inline>
+        </w:drawing>
+      </w:r>
+    </w:p>
+    <w:p>
+      <w:pPr>
+        <w:spacing w:line="360" w:lineRule="auto"/>
+        <w:jc w:val="both"/>
+        <w:rPr>
+          <w:rFonts w:ascii="Arial" w:eastAsia="Times New Roman" w:hAnsi="Arial" w:cs="Arial"/>
+          <w:sz w:val="22"/>
+          <w:szCs w:val="22"/>
+          <w:lang w:val="es-CR"/>
+        </w:rPr>
+      </w:pPr>
+    </w:p>
+    <w:p>
+      <w:pPr>
+        <w:spacing w:line="360" w:lineRule="auto"/>
+        <w:jc w:val="both"/>
+        <w:rPr>
+          <w:rFonts w:ascii="Arial" w:eastAsia="Times New Roman" w:hAnsi="Arial" w:cs="Arial"/>
+          <w:sz w:val="22"/>
+          <w:szCs w:val="22"/>
+          <w:lang w:val="es-CR"/>
+        </w:rPr>
+      </w:pPr>
+    </w:p>
+    <w:p>
+      <w:pPr>
+        <w:spacing w:line="360" w:lineRule="auto"/>
+        <w:jc w:val="both"/>
+        <w:rPr>
+          <w:rFonts w:ascii="Arial" w:eastAsia="Times New Roman" w:hAnsi="Arial" w:cs="Arial"/>
+          <w:sz w:val="22"/>
+          <w:szCs w:val="22"/>
+          <w:lang w:val="es-CR"/>
+        </w:rPr>
+      </w:pPr>
+    </w:p>
+    <w:p>
+      <w:pPr>
+        <w:spacing w:line="360" w:lineRule="auto"/>
+        <w:jc w:val="both"/>
+        <w:rPr>
+          <w:rFonts w:ascii="Arial" w:eastAsia="Times New Roman" w:hAnsi="Arial" w:cs="Arial"/>
+          <w:sz w:val="22"/>
+          <w:szCs w:val="22"/>
+          <w:lang w:val="es-CR"/>
+        </w:rPr>
+      </w:pPr>
+    </w:p>
+    <w:p>
+      <w:pPr>
+        <w:spacing w:line="360" w:lineRule="auto"/>
+        <w:jc w:val="both"/>
+        <w:rPr>
+          <w:rFonts w:ascii="Arial" w:eastAsia="Times New Roman" w:hAnsi="Arial" w:cs="Arial"/>
+          <w:sz w:val="22"/>
+          <w:szCs w:val="22"/>
+          <w:lang w:val="es-CR"/>
+        </w:rPr>
+      </w:pPr>
+    </w:p>
+    <w:p>
+      <w:pPr>
+        <w:pStyle w:val="ListParagraph"/>
+        <w:numPr>
+          <w:ilvl w:val="0"/>
+          <w:numId w:val="2"/>
+        </w:numPr>
+        <w:spacing w:line="360" w:lineRule="auto"/>
+        <w:jc w:val="both"/>
+        <w:rPr>
+          <w:rFonts w:ascii="Arial" w:eastAsia="Times New Roman" w:hAnsi="Arial" w:cs="Arial"/>
+          <w:sz w:val="22"/>
+          <w:szCs w:val="22"/>
+          <w:lang w:val="es-CR"/>
+        </w:rPr>
+      </w:pPr>
+      <w:r>
+        <w:rPr>
+          <w:rFonts w:ascii="Arial" w:eastAsia="Times New Roman" w:hAnsi="Arial" w:cs="Arial"/>
+          <w:sz w:val="22"/>
+          <w:szCs w:val="22"/>
+          <w:lang w:val="es-CR"/>
+        </w:rPr>
+        <w:t>Ranking de uso de ubicaciones</w:t>
+      </w:r>
+    </w:p>
+    <w:p>
+      <w:pPr>
+        <w:spacing w:line="360" w:lineRule="auto"/>
+        <w:ind w:left="360"/>
+        <w:jc w:val="both"/>
+        <w:rPr>
+          <w:rFonts w:ascii="Arial" w:eastAsia="Times New Roman" w:hAnsi="Arial" w:cs="Arial"/>
+          <w:sz w:val="22"/>
+          <w:szCs w:val="22"/>
+          <w:lang w:val="es-CR"/>
+        </w:rPr>
+      </w:pPr>
+      <w:r>
+        <w:rPr>
+          <w:rFonts w:ascii="Arial" w:eastAsia="Times New Roman" w:hAnsi="Arial" w:cs="Arial"/>
+          <w:sz w:val="22"/>
+          <w:szCs w:val="22"/>
+          <w:lang w:val="es-CR"/>
+        </w:rPr>
+        <w:drawing>
+          <wp:inline distT="0" distB="0" distL="0" distR="0" wp14:anchorId="7ADA163F" wp14:editId="0E1067FE">
+            <wp:extent cx="5943600" cy="3194050"/>
+            <wp:effectExtent l="0" t="0" r="0" b="6350"/>
+            <wp:docPr id="1095016787" name="Picture 1"/>
+            <wp:cNvGraphicFramePr>
+              <a:graphicFrameLocks xmlns:a="http://schemas.openxmlformats.org/drawingml/2006/main" noChangeAspect="1"/>
+            </wp:cNvGraphicFramePr>
+            <a:graphic xmlns:a="http://schemas.openxmlformats.org/drawingml/2006/main">
+              <a:graphicData uri="http://schemas.openxmlformats.org/drawingml/2006/picture">
+                <pic:pic xmlns:pic="http://schemas.openxmlformats.org/drawingml/2006/picture">
+                  <pic:nvPicPr>
+                    <pic:cNvPr id="1095016787" name=""/>
+                    <pic:cNvPicPr/>
+                  </pic:nvPicPr>
+                  <pic:blipFill>
+                    <a:blip r:embed="rId16"/>
+                    <a:stretch>
+                      <a:fillRect/>
+                    </a:stretch>
+                  </pic:blipFill>
+                  <pic:spPr>
+                    <a:xfrm>
+                      <a:off x="0" y="0"/>
+                      <a:ext cx="5943600" cy="3194050"/>
+                    </a:xfrm>
+                    <a:prstGeom prst="rect">
+                      <a:avLst/>
+                    </a:prstGeom>
+                  </pic:spPr>
+                </pic:pic>
+              </a:graphicData>
+            </a:graphic>
+          </wp:inline>
+        </w:drawing>
+      </w:r>
+    </w:p>
+    <w:p>
+      <w:pPr>
+        <w:pStyle w:val="ListParagraph"/>
+        <w:spacing w:line="360" w:lineRule="auto"/>
+        <w:jc w:val="both"/>
+        <w:rPr>
+          <w:rFonts w:ascii="Arial" w:eastAsia="Times New Roman" w:hAnsi="Arial" w:cs="Arial"/>
+          <w:sz w:val="22"/>
+          <w:szCs w:val="22"/>
+          <w:lang w:val="es-CR"/>
+        </w:rPr>
+      </w:pPr>
+    </w:p>
+    <w:p>
+      <w:pPr>
+        <w:pStyle w:val="ListParagraph"/>
+        <w:spacing w:line="360" w:lineRule="auto"/>
+        <w:jc w:val="both"/>
+        <w:rPr>
+          <w:rFonts w:ascii="Arial" w:eastAsia="Times New Roman" w:hAnsi="Arial" w:cs="Arial"/>
+          <w:sz w:val="22"/>
+          <w:szCs w:val="22"/>
+          <w:lang w:val="es-CR"/>
+        </w:rPr>
+      </w:pPr>
+    </w:p>
+    <w:p>
+      <w:pPr>
+        <w:pStyle w:val="ListParagraph"/>
+        <w:spacing w:line="360" w:lineRule="auto"/>
+        <w:jc w:val="both"/>
+        <w:rPr>
+          <w:rFonts w:ascii="Arial" w:eastAsia="Times New Roman" w:hAnsi="Arial" w:cs="Arial"/>
+          <w:sz w:val="22"/>
+          <w:szCs w:val="22"/>
+          <w:lang w:val="es-CR"/>
+        </w:rPr>
+      </w:pPr>
+    </w:p>
+    <w:p>
+      <w:pPr>
+        <w:pStyle w:val="ListParagraph"/>
+        <w:spacing w:line="360" w:lineRule="auto"/>
+        <w:jc w:val="both"/>
+        <w:rPr>
+          <w:rFonts w:ascii="Arial" w:eastAsia="Times New Roman" w:hAnsi="Arial" w:cs="Arial"/>
+          <w:sz w:val="22"/>
+          <w:szCs w:val="22"/>
+          <w:lang w:val="es-CR"/>
+        </w:rPr>
+      </w:pPr>
+    </w:p>
+    <w:p>
+      <w:pPr>
+        <w:pStyle w:val="ListParagraph"/>
+        <w:numPr>
+          <w:ilvl w:val="0"/>
+          <w:numId w:val="2"/>
+        </w:numPr>
+        <w:spacing w:line="360" w:lineRule="auto"/>
+        <w:jc w:val="both"/>
+        <w:rPr>
+          <w:rFonts w:ascii="Arial" w:eastAsia="Times New Roman" w:hAnsi="Arial" w:cs="Arial"/>
+          <w:sz w:val="22"/>
+          <w:szCs w:val="22"/>
+          <w:lang w:val="es-CR"/>
+        </w:rPr>
+      </w:pPr>
+      <w:r>
+        <w:rPr>
+          <w:rFonts w:ascii="Arial" w:eastAsia="Times New Roman" w:hAnsi="Arial" w:cs="Arial"/>
+          <w:sz w:val="22"/>
+          <w:szCs w:val="22"/>
+          <w:lang w:val="es-CR"/>
+        </w:rPr>
+        <w:t>Gestión de disponibilidad</w:t>
+      </w:r>
+    </w:p>
+    <w:p>
+      <w:pPr>
+        <w:spacing w:line="360" w:lineRule="auto"/>
+        <w:ind w:left="360"/>
+        <w:jc w:val="both"/>
+        <w:rPr>
+          <w:rFonts w:ascii="Arial" w:eastAsia="Times New Roman" w:hAnsi="Arial" w:cs="Arial"/>
+          <w:sz w:val="22"/>
+          <w:szCs w:val="22"/>
+          <w:lang w:val="es-CR"/>
+        </w:rPr>
+      </w:pPr>
+      <w:r>
+        <w:rPr>
+          <w:rFonts w:ascii="Arial" w:eastAsia="Times New Roman" w:hAnsi="Arial" w:cs="Arial"/>
+          <w:sz w:val="22"/>
+          <w:szCs w:val="22"/>
+          <w:lang w:val="es-CR"/>
+        </w:rPr>
+        <w:drawing>
+          <wp:inline distT="0" distB="0" distL="0" distR="0" wp14:anchorId="0DB4570A" wp14:editId="6957858E">
+            <wp:extent cx="5943600" cy="3090545"/>
+            <wp:effectExtent l="0" t="0" r="0" b="0"/>
+            <wp:docPr id="405075520" name="Picture 1"/>
+            <wp:cNvGraphicFramePr>
+              <a:graphicFrameLocks xmlns:a="http://schemas.openxmlformats.org/drawingml/2006/main" noChangeAspect="1"/>
+            </wp:cNvGraphicFramePr>
+            <a:graphic xmlns:a="http://schemas.openxmlformats.org/drawingml/2006/main">
+              <a:graphicData uri="http://schemas.openxmlformats.org/drawingml/2006/picture">
+                <pic:pic xmlns:pic="http://schemas.openxmlformats.org/drawingml/2006/picture">
+                  <pic:nvPicPr>
+                    <pic:cNvPr id="405075520" name=""/>
+                    <pic:cNvPicPr/>
+                  </pic:nvPicPr>
+                  <pic:blipFill>
+                    <a:blip r:embed="rId17"/>
+                    <a:stretch>
+                      <a:fillRect/>
+                    </a:stretch>
+                  </pic:blipFill>
+                  <pic:spPr>
+                    <a:xfrm>
+                      <a:off x="0" y="0"/>
+                      <a:ext cx="5943600" cy="3090545"/>
+                    </a:xfrm>
+                    <a:prstGeom prst="rect">
+                      <a:avLst/>
+                    </a:prstGeom>
+                  </pic:spPr>
+                </pic:pic>
+              </a:graphicData>
+            </a:graphic>
+          </wp:inline>
+        </w:drawing>
+      </w:r>
+    </w:p>
+    <w:p>
+      <w:pPr>
+        <w:spacing w:line="360" w:lineRule="auto"/>
+        <w:jc w:val="both"/>
+        <w:rPr>
+          <w:rFonts w:ascii="Arial" w:eastAsia="Times New Roman" w:hAnsi="Arial" w:cs="Arial"/>
+          <w:sz w:val="22"/>
+          <w:szCs w:val="22"/>
+          <w:lang w:val="es-CR"/>
+        </w:rPr>
+      </w:pPr>
+    </w:p>
+    <w:p>
+      <w:pPr>
+        <w:spacing w:line="360" w:lineRule="auto"/>
+        <w:jc w:val="both"/>
+        <w:rPr>
+          <w:rFonts w:ascii="Arial" w:eastAsia="Times New Roman" w:hAnsi="Arial" w:cs="Arial"/>
+          <w:sz w:val="22"/>
+          <w:szCs w:val="22"/>
+          <w:lang w:val="es-CR"/>
+        </w:rPr>
+      </w:pPr>
+    </w:p>
+    <w:p>
+      <w:pPr>
+        <w:spacing w:line="360" w:lineRule="auto"/>
+        <w:jc w:val="both"/>
+        <w:rPr>
+          <w:rFonts w:ascii="Arial" w:eastAsia="Times New Roman" w:hAnsi="Arial" w:cs="Arial"/>
+          <w:sz w:val="22"/>
+          <w:szCs w:val="22"/>
+          <w:lang w:val="es-CR"/>
+        </w:rPr>
+      </w:pPr>
+    </w:p>
+    <w:p>
+      <w:pPr>
+        <w:pStyle w:val="ListParagraph"/>
+        <w:numPr>
+          <w:ilvl w:val="0"/>
+          <w:numId w:val="2"/>
+        </w:numPr>
+        <w:spacing w:line="360" w:lineRule="auto"/>
+        <w:jc w:val="both"/>
+        <w:rPr>
+          <w:rFonts w:ascii="Arial" w:eastAsia="Times New Roman" w:hAnsi="Arial" w:cs="Arial"/>
+          <w:sz w:val="22"/>
+          <w:szCs w:val="22"/>
+          <w:lang w:val="es-CR"/>
+        </w:rPr>
+      </w:pPr>
+      <w:r>
+        <w:rPr>
+          <w:rFonts w:ascii="Arial" w:eastAsia="Times New Roman" w:hAnsi="Arial" w:cs="Arial"/>
+          <w:sz w:val="22"/>
+          <w:szCs w:val="22"/>
+        </w:rPr>
+        <w:t xml:space="preserve">Consulta de </w:t>
+      </w:r>
+      <w:proofErr w:type="spellStart"/>
+      <w:r>
+        <w:rPr>
+          <w:rFonts w:ascii="Arial" w:eastAsia="Times New Roman" w:hAnsi="Arial" w:cs="Arial"/>
+          <w:sz w:val="22"/>
+          <w:szCs w:val="22"/>
+        </w:rPr>
+        <w:t>usuarios</w:t>
+      </w:r>
+      <w:proofErr w:type="spellEnd"/>
+      <w:r>
+        <w:rPr>
+          <w:rFonts w:ascii="Arial" w:eastAsia="Times New Roman" w:hAnsi="Arial" w:cs="Arial"/>
+          <w:sz w:val="22"/>
+          <w:szCs w:val="22"/>
+        </w:rPr>
+        <w:t xml:space="preserve"> </w:t>
+      </w:r>
+      <w:proofErr w:type="spellStart"/>
+      <w:r>
+        <w:rPr>
+          <w:rFonts w:ascii="Arial" w:eastAsia="Times New Roman" w:hAnsi="Arial" w:cs="Arial"/>
+          <w:sz w:val="22"/>
+          <w:szCs w:val="22"/>
+        </w:rPr>
+        <w:t>disponibles</w:t>
+      </w:r>
+      <w:proofErr w:type="spellEnd"/>
+    </w:p>
+    <w:p>
+      <w:pPr>
+        <w:spacing w:line="360" w:lineRule="auto"/>
+        <w:ind w:left="360"/>
+        <w:jc w:val="both"/>
+        <w:rPr>
+          <w:rFonts w:ascii="Arial" w:eastAsia="Times New Roman" w:hAnsi="Arial" w:cs="Arial"/>
+          <w:sz w:val="22"/>
+          <w:szCs w:val="22"/>
+          <w:lang w:val="es-CR"/>
+        </w:rPr>
+      </w:pPr>
+      <w:r>
+        <w:rPr>
+          <w:rFonts w:ascii="Arial" w:eastAsia="Times New Roman" w:hAnsi="Arial" w:cs="Arial"/>
+          <w:sz w:val="22"/>
+          <w:szCs w:val="22"/>
+          <w:lang w:val="es-CR"/>
+        </w:rPr>
+        <w:drawing>
+          <wp:inline distT="0" distB="0" distL="0" distR="0" wp14:anchorId="4499A0DF" wp14:editId="1DAEBD21">
+            <wp:extent cx="5943600" cy="3112770"/>
+            <wp:effectExtent l="0" t="0" r="0" b="0"/>
+            <wp:docPr id="49782485" name="Picture 1"/>
+            <wp:cNvGraphicFramePr>
+              <a:graphicFrameLocks xmlns:a="http://schemas.openxmlformats.org/drawingml/2006/main" noChangeAspect="1"/>
+            </wp:cNvGraphicFramePr>
+            <a:graphic xmlns:a="http://schemas.openxmlformats.org/drawingml/2006/main">
+              <a:graphicData uri="http://schemas.openxmlformats.org/drawingml/2006/picture">
+                <pic:pic xmlns:pic="http://schemas.openxmlformats.org/drawingml/2006/picture">
+                  <pic:nvPicPr>
+                    <pic:cNvPr id="49782485" name=""/>
+                    <pic:cNvPicPr/>
+                  </pic:nvPicPr>
+                  <pic:blipFill>
+                    <a:blip r:embed="rId18"/>
+                    <a:stretch>
+                      <a:fillRect/>
+                    </a:stretch>
+                  </pic:blipFill>
+                  <pic:spPr>
+                    <a:xfrm>
+                      <a:off x="0" y="0"/>
+                      <a:ext cx="5943600" cy="3112770"/>
+                    </a:xfrm>
+                    <a:prstGeom prst="rect">
+                      <a:avLst/>
+                    </a:prstGeom>
+                  </pic:spPr>
+                </pic:pic>
+              </a:graphicData>
+            </a:graphic>
+          </wp:inline>
+        </w:drawing>
+      </w:r>
+    </w:p>
+    <w:p>
+      <w:pPr>
+        <w:spacing w:line="360" w:lineRule="auto"/>
+        <w:ind w:left="360"/>
+        <w:jc w:val="both"/>
+        <w:rPr>
+          <w:rFonts w:ascii="Arial" w:eastAsia="Times New Roman" w:hAnsi="Arial" w:cs="Arial"/>
+          <w:sz w:val="22"/>
+          <w:szCs w:val="22"/>
+          <w:lang w:val="es-CR"/>
+        </w:rPr>
+      </w:pPr>
+    </w:p>
+    <w:p>
+      <w:pPr>
+        <w:pStyle w:val="ListParagraph"/>
+        <w:numPr>
+          <w:ilvl w:val="0"/>
+          <w:numId w:val="2"/>
+        </w:numPr>
+        <w:spacing w:line="360" w:lineRule="auto"/>
+        <w:jc w:val="both"/>
+        <w:rPr>
+          <w:rFonts w:ascii="Arial" w:eastAsia="Times New Roman" w:hAnsi="Arial" w:cs="Arial"/>
+          <w:sz w:val="22"/>
+          <w:szCs w:val="22"/>
+          <w:lang w:val="es-CR"/>
+        </w:rPr>
+      </w:pPr>
+      <w:r>
+        <w:rPr>
+          <w:rFonts w:ascii="Arial" w:eastAsia="Times New Roman" w:hAnsi="Arial" w:cs="Arial"/>
+          <w:sz w:val="22"/>
+          <w:szCs w:val="22"/>
+          <w:lang w:val="es-CR"/>
+        </w:rPr>
+        <w:t>Gestión de tareas</w:t>
+      </w:r>
+    </w:p>
+    <w:p>
+      <w:pPr>
+        <w:spacing w:line="360" w:lineRule="auto"/>
+        <w:jc w:val="both"/>
+        <w:rPr>
+          <w:rFonts w:ascii="Arial" w:eastAsia="Times New Roman" w:hAnsi="Arial" w:cs="Arial"/>
+          <w:sz w:val="22"/>
+          <w:szCs w:val="22"/>
+          <w:lang w:val="es-CR"/>
+        </w:rPr>
+      </w:pPr>
+      <w:r>
+        <w:rPr>
+          <w:rFonts w:ascii="Arial" w:eastAsia="Times New Roman" w:hAnsi="Arial" w:cs="Arial"/>
+          <w:sz w:val="22"/>
+          <w:szCs w:val="22"/>
+          <w:lang w:val="es-CR"/>
+        </w:rPr>
+        <w:drawing>
+          <wp:inline distT="0" distB="0" distL="0" distR="0" wp14:anchorId="15880FE1" wp14:editId="40DE954F">
+            <wp:extent cx="5848350" cy="3143885"/>
+            <wp:effectExtent l="0" t="0" r="0" b="0"/>
+            <wp:docPr id="1094876169" name="Picture 1"/>
+            <wp:cNvGraphicFramePr>
+              <a:graphicFrameLocks xmlns:a="http://schemas.openxmlformats.org/drawingml/2006/main" noChangeAspect="1"/>
+            </wp:cNvGraphicFramePr>
+            <a:graphic xmlns:a="http://schemas.openxmlformats.org/drawingml/2006/main">
+              <a:graphicData uri="http://schemas.openxmlformats.org/drawingml/2006/picture">
+                <pic:pic xmlns:pic="http://schemas.openxmlformats.org/drawingml/2006/picture">
+                  <pic:nvPicPr>
+                    <pic:cNvPr id="1094876169" name=""/>
+                    <pic:cNvPicPr/>
+                  </pic:nvPicPr>
+                  <pic:blipFill>
+                    <a:blip r:embed="rId19"/>
+                    <a:stretch>
+                      <a:fillRect/>
+                    </a:stretch>
+                  </pic:blipFill>
+                  <pic:spPr>
+                    <a:xfrm>
+                      <a:off x="0" y="0"/>
+                      <a:ext cx="5848350" cy="3143885"/>
+                    </a:xfrm>
+                    <a:prstGeom prst="rect">
+                      <a:avLst/>
+                    </a:prstGeom>
+                  </pic:spPr>
+                </pic:pic>
+              </a:graphicData>
+            </a:graphic>
+          </wp:inline>
+        </w:drawing>
+      </w:r>
+    </w:p>
+    <w:p>
+      <w:pPr>
+        <w:spacing w:line="360" w:lineRule="auto"/>
+        <w:jc w:val="both"/>
+        <w:rPr>
+          <w:rFonts w:ascii="Arial" w:eastAsia="Times New Roman" w:hAnsi="Arial" w:cs="Arial"/>
+          <w:sz w:val="22"/>
+          <w:szCs w:val="22"/>
+          <w:lang w:val="es-CR"/>
+        </w:rPr>
+      </w:pPr>
+    </w:p>
+    <w:p>
+      <w:pPr>
+        <w:spacing w:line="360" w:lineRule="auto"/>
+        <w:jc w:val="both"/>
+        <w:rPr>
+          <w:rFonts w:ascii="Arial" w:eastAsia="Times New Roman" w:hAnsi="Arial" w:cs="Arial"/>
+          <w:sz w:val="22"/>
+          <w:szCs w:val="22"/>
+          <w:lang w:val="es-CR"/>
+        </w:rPr>
+      </w:pPr>
+    </w:p>
+    <w:p>
+      <w:pPr>
+        <w:spacing w:line="360" w:lineRule="auto"/>
+        <w:jc w:val="both"/>
+        <w:rPr>
+          <w:rFonts w:ascii="Arial" w:eastAsia="Times New Roman" w:hAnsi="Arial" w:cs="Arial"/>
+          <w:sz w:val="22"/>
+          <w:szCs w:val="22"/>
+          <w:lang w:val="es-CR"/>
+        </w:rPr>
+      </w:pPr>
+    </w:p>
+    <w:p>
+      <w:pPr>
+        <w:spacing w:line="360" w:lineRule="auto"/>
+        <w:jc w:val="both"/>
+        <w:rPr>
+          <w:rFonts w:ascii="Arial" w:eastAsia="Times New Roman" w:hAnsi="Arial" w:cs="Arial"/>
+          <w:sz w:val="22"/>
+          <w:szCs w:val="22"/>
+          <w:lang w:val="es-CR"/>
+        </w:rPr>
+      </w:pPr>
+    </w:p>
+    <w:p>
+      <w:pPr>
+        <w:pStyle w:val="ListParagraph"/>
+        <w:numPr>
+          <w:ilvl w:val="0"/>
+          <w:numId w:val="2"/>
+        </w:numPr>
+        <w:spacing w:line="360" w:lineRule="auto"/>
+        <w:jc w:val="both"/>
+        <w:rPr>
+          <w:rFonts w:ascii="Arial" w:eastAsia="Times New Roman" w:hAnsi="Arial" w:cs="Arial"/>
+          <w:sz w:val="22"/>
+          <w:szCs w:val="22"/>
+          <w:lang w:val="es-CR"/>
+        </w:rPr>
+      </w:pPr>
+      <w:r>
+        <w:rPr>
+          <w:rFonts w:ascii="Arial" w:eastAsia="Times New Roman" w:hAnsi="Arial" w:cs="Arial"/>
+          <w:sz w:val="22"/>
+          <w:szCs w:val="22"/>
+          <w:lang w:val="es-CR"/>
+        </w:rPr>
+        <w:t xml:space="preserve">Reportes de tareas </w:t>
+      </w:r>
+    </w:p>
+    <w:p>
+      <w:pPr>
+        <w:spacing w:line="360" w:lineRule="auto"/>
+        <w:ind w:left="360"/>
+        <w:jc w:val="both"/>
+        <w:rPr>
+          <w:rFonts w:ascii="Arial" w:eastAsia="Times New Roman" w:hAnsi="Arial" w:cs="Arial"/>
+          <w:sz w:val="22"/>
+          <w:szCs w:val="22"/>
+          <w:lang w:val="es-CR"/>
+        </w:rPr>
+      </w:pPr>
+      <w:r>
+        <w:rPr>
+          <w:rFonts w:ascii="Arial" w:eastAsia="Times New Roman" w:hAnsi="Arial" w:cs="Arial"/>
+          <w:sz w:val="22"/>
+          <w:szCs w:val="22"/>
+          <w:lang w:val="es-CR"/>
+        </w:rPr>
+        <w:drawing>
+          <wp:inline distT="0" distB="0" distL="0" distR="0" wp14:anchorId="5B801F92" wp14:editId="22F44B3F">
+            <wp:extent cx="5943600" cy="3100705"/>
+            <wp:effectExtent l="0" t="0" r="0" b="4445"/>
+            <wp:docPr id="1493973269" name="Picture 1"/>
+            <wp:cNvGraphicFramePr>
+              <a:graphicFrameLocks xmlns:a="http://schemas.openxmlformats.org/drawingml/2006/main" noChangeAspect="1"/>
+            </wp:cNvGraphicFramePr>
+            <a:graphic xmlns:a="http://schemas.openxmlformats.org/drawingml/2006/main">
+              <a:graphicData uri="http://schemas.openxmlformats.org/drawingml/2006/picture">
+                <pic:pic xmlns:pic="http://schemas.openxmlformats.org/drawingml/2006/picture">
+                  <pic:nvPicPr>
+                    <pic:cNvPr id="1493973269" name=""/>
+                    <pic:cNvPicPr/>
+                  </pic:nvPicPr>
+                  <pic:blipFill>
+                    <a:blip r:embed="rId20"/>
+                    <a:stretch>
+                      <a:fillRect/>
+                    </a:stretch>
+                  </pic:blipFill>
+                  <pic:spPr>
+                    <a:xfrm>
+                      <a:off x="0" y="0"/>
+                      <a:ext cx="5943600" cy="3100705"/>
+                    </a:xfrm>
+                    <a:prstGeom prst="rect">
+                      <a:avLst/>
+                    </a:prstGeom>
+                  </pic:spPr>
+                </pic:pic>
+              </a:graphicData>
+            </a:graphic>
+          </wp:inline>
+        </w:drawing>
+      </w:r>
+    </w:p>
+    <w:p>
+      <w:pPr>
+        <w:spacing w:line="360" w:lineRule="auto"/>
+        <w:jc w:val="both"/>
+        <w:rPr>
+          <w:rFonts w:ascii="Arial" w:eastAsia="Times New Roman" w:hAnsi="Arial" w:cs="Arial"/>
+          <w:sz w:val="22"/>
+          <w:szCs w:val="22"/>
+          <w:lang w:val="es-CR"/>
+        </w:rPr>
+      </w:pPr>
+      <w:r>
+        <w:rPr>
+          <w:rFonts w:ascii="Arial" w:eastAsia="Times New Roman" w:hAnsi="Arial" w:cs="Arial"/>
+          <w:sz w:val="22"/>
+          <w:szCs w:val="22"/>
+          <w:lang w:val="es-CR"/>
+        </w:rPr>
+        <w:drawing>
+          <wp:inline distT="0" distB="0" distL="0" distR="0" wp14:anchorId="753F1721" wp14:editId="42C046B6">
+            <wp:extent cx="5943600" cy="3100705"/>
+            <wp:effectExtent l="0" t="0" r="0" b="4445"/>
+            <wp:docPr id="1782644464" name="Picture 1"/>
+            <wp:cNvGraphicFramePr>
+              <a:graphicFrameLocks xmlns:a="http://schemas.openxmlformats.org/drawingml/2006/main" noChangeAspect="1"/>
+            </wp:cNvGraphicFramePr>
+            <a:graphic xmlns:a="http://schemas.openxmlformats.org/drawingml/2006/main">
+              <a:graphicData uri="http://schemas.openxmlformats.org/drawingml/2006/picture">
+                <pic:pic xmlns:pic="http://schemas.openxmlformats.org/drawingml/2006/picture">
+                  <pic:nvPicPr>
+                    <pic:cNvPr id="1782644464" name=""/>
+                    <pic:cNvPicPr/>
+                  </pic:nvPicPr>
+                  <pic:blipFill>
+                    <a:blip r:embed="rId21"/>
+                    <a:stretch>
+                      <a:fillRect/>
+                    </a:stretch>
+                  </pic:blipFill>
+                  <pic:spPr>
+                    <a:xfrm>
+                      <a:off x="0" y="0"/>
+                      <a:ext cx="5943600" cy="3100705"/>
+                    </a:xfrm>
+                    <a:prstGeom prst="rect">
+                      <a:avLst/>
+                    </a:prstGeom>
+                  </pic:spPr>
+                </pic:pic>
+              </a:graphicData>
+            </a:graphic>
+          </wp:inline>
+        </w:drawing>
+      </w:r>
+    </w:p>
     <w:sectPr>
       <w:pgSz w:w="12240" w:h="15840"/>
-      <w:pgMar w:top="1440" w:right="1440" w:bottom="1440" w:left="1440" w:header="720" w:footer="720" w:gutter="0"/>
+      <w:pgMar w:top="720" w:right="720" w:bottom="720" w:left="720" w:header="720" w:footer="720" w:gutter="0"/>
       <w:cols w:space="720"/>
       <w:docGrid w:linePitch="360"/>
     </w:sectPr>
@@ -6986,6 +12234,95 @@
 <file path=word/numbering.xml><?xml version="1.0" encoding="utf-8"?>
 <w:numbering xmlns:wpc="http://schemas.microsoft.com/office/word/2010/wordprocessingCanvas" xmlns:cx="http://schemas.microsoft.com/office/drawing/2014/chartex" xmlns:cx1="http://schemas.microsoft.com/office/drawing/2015/9/8/chartex" xmlns:cx2="http://schemas.microsoft.com/office/drawing/2015/10/21/chartex" xmlns:cx3="http://schemas.microsoft.com/office/drawing/2016/5/9/chartex" xmlns:cx4="http://schemas.microsoft.com/office/drawing/2016/5/10/chartex" xmlns:cx5="http://schemas.microsoft.com/office/drawing/2016/5/11/chartex" xmlns:cx6="http://schemas.microsoft.com/office/drawing/2016/5/12/chartex" xmlns:cx7="http://schemas.microsoft.com/office/drawing/2016/5/13/chartex" xmlns:cx8="http://schemas.microsoft.com/office/drawing/2016/5/14/chartex" xmlns:mc="http://schemas.openxmlformats.org/markup-compatibility/2006" xmlns:aink="http://schemas.microsoft.com/office/drawing/2016/ink" xmlns:am3d="http://schemas.microsoft.com/office/drawing/2017/model3d" xmlns:o="urn:schemas-microsoft-com:office:office" xmlns:oel="http://schemas.microsoft.com/office/2019/extlst" xmlns:r="http://schemas.openxmlformats.org/officeDocument/2006/relationships" xmlns:m="http://schemas.openxmlformats.org/officeDocument/2006/math" xmlns:v="urn:schemas-microsoft-com:vml" xmlns:wp14="http://schemas.microsoft.com/office/word/2010/wordprocessingDrawing" xmlns:wp="http://schemas.openxmlformats.org/drawingml/2006/wordprocessingDrawing" xmlns:w10="urn:schemas-microsoft-com:office:word" xmlns:w="http://schemas.openxmlformats.org/wordprocessingml/2006/main" xmlns:w14="http://schemas.microsoft.com/office/word/2010/wordml" xmlns:w15="http://schemas.microsoft.com/office/word/2012/wordml" xmlns:w16cex="http://schemas.microsoft.com/office/word/2018/wordml/cex" xmlns:w16cid="http://schemas.microsoft.com/office/word/2016/wordml/cid" xmlns:w16="http://schemas.microsoft.com/office/word/2018/wordml" xmlns:w16du="http://schemas.microsoft.com/office/word/2023/wordml/word16du" xmlns:w16sdtdh="http://schemas.microsoft.com/office/word/2020/wordml/sdtdatahash" xmlns:w16sdtfl="http://schemas.microsoft.com/office/word/2024/wordml/sdtformatlock" xmlns:w16se="http://schemas.microsoft.com/office/word/2015/wordml/symex" xmlns:wpg="http://schemas.microsoft.com/office/word/2010/wordprocessingGroup" xmlns:wpi="http://schemas.microsoft.com/office/word/2010/wordprocessingInk" xmlns:wne="http://schemas.microsoft.com/office/word/2006/wordml" xmlns:wps="http://schemas.microsoft.com/office/word/2010/wordprocessingShape" mc:Ignorable="w14 w15 w16se w16cid w16 w16cex w16sdtdh w16sdtfl w16du wp14">
   <w:abstractNum w:abstractNumId="0" w15:restartNumberingAfterBreak="0">
+    <w:nsid w:val="199B7330"/>
+    <w:multiLevelType w:val="hybridMultilevel"/>
+    <w:tmpl w:val="E746EB26"/>
+    <w:lvl w:ilvl="0" w:tplc="0409000F">
+      <w:start w:val="1"/>
+      <w:numFmt w:val="decimal"/>
+      <w:lvlText w:val="%1."/>
+      <w:lvlJc w:val="left"/>
+      <w:pPr>
+        <w:ind w:left="720" w:hanging="360"/>
+      </w:pPr>
+      <w:rPr>
+        <w:rFonts w:hint="default"/>
+      </w:rPr>
+    </w:lvl>
+    <w:lvl w:ilvl="1" w:tplc="04090019" w:tentative="1">
+      <w:start w:val="1"/>
+      <w:numFmt w:val="lowerLetter"/>
+      <w:lvlText w:val="%2."/>
+      <w:lvlJc w:val="left"/>
+      <w:pPr>
+        <w:ind w:left="1440" w:hanging="360"/>
+      </w:pPr>
+    </w:lvl>
+    <w:lvl w:ilvl="2" w:tplc="0409001B" w:tentative="1">
+      <w:start w:val="1"/>
+      <w:numFmt w:val="lowerRoman"/>
+      <w:lvlText w:val="%3."/>
+      <w:lvlJc w:val="right"/>
+      <w:pPr>
+        <w:ind w:left="2160" w:hanging="180"/>
+      </w:pPr>
+    </w:lvl>
+    <w:lvl w:ilvl="3" w:tplc="0409000F" w:tentative="1">
+      <w:start w:val="1"/>
+      <w:numFmt w:val="decimal"/>
+      <w:lvlText w:val="%4."/>
+      <w:lvlJc w:val="left"/>
+      <w:pPr>
+        <w:ind w:left="2880" w:hanging="360"/>
+      </w:pPr>
+    </w:lvl>
+    <w:lvl w:ilvl="4" w:tplc="04090019" w:tentative="1">
+      <w:start w:val="1"/>
+      <w:numFmt w:val="lowerLetter"/>
+      <w:lvlText w:val="%5."/>
+      <w:lvlJc w:val="left"/>
+      <w:pPr>
+        <w:ind w:left="3600" w:hanging="360"/>
+      </w:pPr>
+    </w:lvl>
+    <w:lvl w:ilvl="5" w:tplc="0409001B" w:tentative="1">
+      <w:start w:val="1"/>
+      <w:numFmt w:val="lowerRoman"/>
+      <w:lvlText w:val="%6."/>
+      <w:lvlJc w:val="right"/>
+      <w:pPr>
+        <w:ind w:left="4320" w:hanging="180"/>
+      </w:pPr>
+    </w:lvl>
+    <w:lvl w:ilvl="6" w:tplc="0409000F" w:tentative="1">
+      <w:start w:val="1"/>
+      <w:numFmt w:val="decimal"/>
+      <w:lvlText w:val="%7."/>
+      <w:lvlJc w:val="left"/>
+      <w:pPr>
+        <w:ind w:left="5040" w:hanging="360"/>
+      </w:pPr>
+    </w:lvl>
+    <w:lvl w:ilvl="7" w:tplc="04090019" w:tentative="1">
+      <w:start w:val="1"/>
+      <w:numFmt w:val="lowerLetter"/>
+      <w:lvlText w:val="%8."/>
+      <w:lvlJc w:val="left"/>
+      <w:pPr>
+        <w:ind w:left="5760" w:hanging="360"/>
+      </w:pPr>
+    </w:lvl>
+    <w:lvl w:ilvl="8" w:tplc="0409001B" w:tentative="1">
+      <w:start w:val="1"/>
+      <w:numFmt w:val="lowerRoman"/>
+      <w:lvlText w:val="%9."/>
+      <w:lvlJc w:val="right"/>
+      <w:pPr>
+        <w:ind w:left="6480" w:hanging="180"/>
+      </w:pPr>
+    </w:lvl>
+  </w:abstractNum>
+  <w:abstractNum w:abstractNumId="1" w15:restartNumberingAfterBreak="0">
     <w:nsid w:val="26B34DDE"/>
     <w:multiLevelType w:val="multilevel"/>
     <w:tmpl w:val="C3505030"/>
@@ -7107,6 +12444,9 @@
     </w:lvl>
   </w:abstractNum>
   <w:num w:numId="1" w16cid:durableId="1218787101">
+    <w:abstractNumId w:val="1"/>
+  </w:num>
+  <w:num w:numId="2" w16cid:durableId="1969973371">
     <w:abstractNumId w:val="0"/>
   </w:num>
 </w:numbering>
@@ -8150,6 +13490,29 @@
       <w:szCs w:val="20"/>
     </w:rPr>
   </w:style>
+  <w:style w:type="character" w:styleId="Hyperlink">
+    <w:name w:val="Hyperlink"/>
+    <w:basedOn w:val="DefaultParagraphFont"/>
+    <w:uiPriority w:val="99"/>
+    <w:unhideWhenUsed/>
+    <w:rsid w:val="00790BEF"/>
+    <w:rPr>
+      <w:color w:val="467886" w:themeColor="hyperlink"/>
+      <w:u w:val="single"/>
+    </w:rPr>
+  </w:style>
+  <w:style w:type="character" w:styleId="UnresolvedMention">
+    <w:name w:val="Unresolved Mention"/>
+    <w:basedOn w:val="DefaultParagraphFont"/>
+    <w:uiPriority w:val="99"/>
+    <w:semiHidden/>
+    <w:unhideWhenUsed/>
+    <w:rsid w:val="00790BEF"/>
+    <w:rPr>
+      <w:color w:val="605E5C"/>
+      <w:shd w:val="clear" w:color="auto" w:fill="E1DFDD"/>
+    </w:rPr>
+  </w:style>
 </w:styles>
 </file>
 
